--- a/_source/tp-doc-aide-correction.docx
+++ b/_source/tp-doc-aide-correction.docx
@@ -977,7 +977,7 @@
 
 <file path=word/comments.xml><?xml version="1.0" encoding="utf-8"?>
 <w:comments xmlns:a="http://schemas.openxmlformats.org/drawingml/2006/main" xmlns:pic="http://schemas.openxmlformats.org/drawingml/2006/picture" xmlns:r="http://schemas.openxmlformats.org/officeDocument/2006/relationships" xmlns:w="http://schemas.openxmlformats.org/wordprocessingml/2006/main" xmlns:wp="http://schemas.openxmlformats.org/drawingml/2006/wordprocessingDrawing" xmlns:mc="http://schemas.openxmlformats.org/markup-compatibility/2006" xmlns:a14="http://schemas.microsoft.com/office/drawing/2010/main" xmlns:w14="http://schemas.microsoft.com/office/word/2010/wordml" xmlns:wpc="http://schemas.microsoft.com/office/word/2010/wordprocessingCanvas">
-  <w:comment w:id="0" w:author="Formation IGPDE" w:initials="IGPDE" w:date="2026-09-27T20:57:33Z">
+  <w:comment w:id="0" w:author="Formation IGPDE" w:initials="IGPDE" w:date="2026-09-29T12:54:16Z">
     <w:p>
       <w:pPr>
         <w:pStyle w:val="CommentText"/>
@@ -993,7 +993,7 @@
       </w:r>
     </w:p>
   </w:comment>
-  <w:comment w:id="1" w:author="Formation IGPDE" w:initials="IGPDE" w:date="2026-09-27T20:57:33Z">
+  <w:comment w:id="1" w:author="Formation IGPDE" w:initials="IGPDE" w:date="2026-09-29T12:54:16Z">
     <w:p>
       <w:pPr>
         <w:pStyle w:val="CommentText"/>
@@ -1009,7 +1009,7 @@
       </w:r>
     </w:p>
   </w:comment>
-  <w:comment w:id="2" w:author="Formation IGPDE" w:initials="IGPDE" w:date="2026-09-27T20:57:33Z">
+  <w:comment w:id="2" w:author="Formation IGPDE" w:initials="IGPDE" w:date="2026-09-29T12:54:16Z">
     <w:p>
       <w:pPr>
         <w:pStyle w:val="CommentText"/>
@@ -1025,7 +1025,7 @@
       </w:r>
     </w:p>
   </w:comment>
-  <w:comment w:id="3" w:author="Formation IGPDE" w:initials="IGPDE" w:date="2026-09-27T20:57:33Z">
+  <w:comment w:id="3" w:author="Formation IGPDE" w:initials="IGPDE" w:date="2026-09-29T12:54:16Z">
     <w:p>
       <w:pPr>
         <w:pStyle w:val="CommentText"/>
@@ -1041,7 +1041,7 @@
       </w:r>
     </w:p>
   </w:comment>
-  <w:comment w:id="4" w:author="Formation IGPDE" w:initials="IGPDE" w:date="2026-09-27T20:57:33Z">
+  <w:comment w:id="4" w:author="Formation IGPDE" w:initials="IGPDE" w:date="2026-09-29T12:54:16Z">
     <w:p>
       <w:pPr>
         <w:pStyle w:val="CommentText"/>
@@ -1057,7 +1057,7 @@
       </w:r>
     </w:p>
   </w:comment>
-  <w:comment w:id="5" w:author="Formation IGPDE" w:initials="IGPDE" w:date="2026-09-27T20:57:33Z">
+  <w:comment w:id="5" w:author="Formation IGPDE" w:initials="IGPDE" w:date="2026-09-29T12:54:16Z">
     <w:p>
       <w:pPr>
         <w:pStyle w:val="CommentText"/>
@@ -1073,7 +1073,7 @@
       </w:r>
     </w:p>
   </w:comment>
-  <w:comment w:id="6" w:author="Formation IGPDE" w:initials="IGPDE" w:date="2026-09-27T20:57:33Z">
+  <w:comment w:id="6" w:author="Formation IGPDE" w:initials="IGPDE" w:date="2026-09-29T12:54:16Z">
     <w:p>
       <w:pPr>
         <w:pStyle w:val="CommentText"/>
@@ -1089,7 +1089,7 @@
       </w:r>
     </w:p>
   </w:comment>
-  <w:comment w:id="7" w:author="Formation IGPDE" w:initials="IGPDE" w:date="2026-09-27T20:57:33Z">
+  <w:comment w:id="7" w:author="Formation IGPDE" w:initials="IGPDE" w:date="2026-09-29T12:54:16Z">
     <w:p>
       <w:pPr>
         <w:pStyle w:val="CommentText"/>
@@ -1105,7 +1105,7 @@
       </w:r>
     </w:p>
   </w:comment>
-  <w:comment w:id="8" w:author="Formation IGPDE" w:initials="IGPDE" w:date="2026-09-27T20:57:33Z">
+  <w:comment w:id="8" w:author="Formation IGPDE" w:initials="IGPDE" w:date="2026-09-29T12:54:16Z">
     <w:p>
       <w:pPr>
         <w:pStyle w:val="CommentText"/>
@@ -1121,7 +1121,7 @@
       </w:r>
     </w:p>
   </w:comment>
-  <w:comment w:id="9" w:author="Formation IGPDE" w:initials="IGPDE" w:date="2026-09-27T20:57:33Z">
+  <w:comment w:id="9" w:author="Formation IGPDE" w:initials="IGPDE" w:date="2026-09-29T12:54:16Z">
     <w:p>
       <w:pPr>
         <w:pStyle w:val="CommentText"/>
@@ -1137,7 +1137,7 @@
       </w:r>
     </w:p>
   </w:comment>
-  <w:comment w:id="10" w:author="Formation IGPDE" w:initials="IGPDE" w:date="2026-09-27T20:57:33Z">
+  <w:comment w:id="10" w:author="Formation IGPDE" w:initials="IGPDE" w:date="2026-09-29T12:54:16Z">
     <w:p>
       <w:pPr>
         <w:pStyle w:val="CommentText"/>
@@ -1153,7 +1153,7 @@
       </w:r>
     </w:p>
   </w:comment>
-  <w:comment w:id="11" w:author="Formation IGPDE" w:initials="IGPDE" w:date="2026-09-27T20:57:33Z">
+  <w:comment w:id="11" w:author="Formation IGPDE" w:initials="IGPDE" w:date="2026-09-29T12:54:16Z">
     <w:p>
       <w:pPr>
         <w:pStyle w:val="CommentText"/>
@@ -1169,7 +1169,7 @@
       </w:r>
     </w:p>
   </w:comment>
-  <w:comment w:id="12" w:author="Formation IGPDE" w:initials="IGPDE" w:date="2026-09-27T20:57:33Z">
+  <w:comment w:id="12" w:author="Formation IGPDE" w:initials="IGPDE" w:date="2026-09-29T12:54:16Z">
     <w:p>
       <w:pPr>
         <w:pStyle w:val="CommentText"/>
@@ -1185,7 +1185,7 @@
       </w:r>
     </w:p>
   </w:comment>
-  <w:comment w:id="13" w:author="Formation IGPDE" w:initials="IGPDE" w:date="2026-09-27T20:57:33Z">
+  <w:comment w:id="13" w:author="Formation IGPDE" w:initials="IGPDE" w:date="2026-09-29T12:54:16Z">
     <w:p>
       <w:pPr>
         <w:pStyle w:val="CommentText"/>
@@ -1201,7 +1201,7 @@
       </w:r>
     </w:p>
   </w:comment>
-  <w:comment w:id="14" w:author="Formation IGPDE" w:initials="IGPDE" w:date="2026-09-27T20:57:33Z">
+  <w:comment w:id="14" w:author="Formation IGPDE" w:initials="IGPDE" w:date="2026-09-29T12:54:16Z">
     <w:p>
       <w:pPr>
         <w:pStyle w:val="CommentText"/>
@@ -1217,7 +1217,7 @@
       </w:r>
     </w:p>
   </w:comment>
-  <w:comment w:id="15" w:author="Formation IGPDE" w:initials="IGPDE" w:date="2026-09-27T20:57:33Z">
+  <w:comment w:id="15" w:author="Formation IGPDE" w:initials="IGPDE" w:date="2026-09-29T12:54:16Z">
     <w:p>
       <w:pPr>
         <w:pStyle w:val="CommentText"/>
@@ -1233,7 +1233,7 @@
       </w:r>
     </w:p>
   </w:comment>
-  <w:comment w:id="16" w:author="Formation IGPDE" w:initials="IGPDE" w:date="2026-09-27T20:57:33Z">
+  <w:comment w:id="16" w:author="Formation IGPDE" w:initials="IGPDE" w:date="2026-09-29T12:54:16Z">
     <w:p>
       <w:pPr>
         <w:pStyle w:val="CommentText"/>
@@ -1249,7 +1249,7 @@
       </w:r>
     </w:p>
   </w:comment>
-  <w:comment w:id="17" w:author="Formation IGPDE" w:initials="IGPDE" w:date="2026-09-27T20:57:33Z">
+  <w:comment w:id="17" w:author="Formation IGPDE" w:initials="IGPDE" w:date="2026-09-29T12:54:16Z">
     <w:p>
       <w:pPr>
         <w:pStyle w:val="CommentText"/>
@@ -1265,7 +1265,7 @@
       </w:r>
     </w:p>
   </w:comment>
-  <w:comment w:id="18" w:author="Formation IGPDE" w:initials="IGPDE" w:date="2026-09-27T20:57:33Z">
+  <w:comment w:id="18" w:author="Formation IGPDE" w:initials="IGPDE" w:date="2026-09-29T12:54:16Z">
     <w:p>
       <w:pPr>
         <w:pStyle w:val="CommentText"/>
@@ -1281,7 +1281,7 @@
       </w:r>
     </w:p>
   </w:comment>
-  <w:comment w:id="19" w:author="Formation IGPDE" w:initials="IGPDE" w:date="2026-09-27T20:57:33Z">
+  <w:comment w:id="19" w:author="Formation IGPDE" w:initials="IGPDE" w:date="2026-09-29T12:54:16Z">
     <w:p>
       <w:pPr>
         <w:pStyle w:val="CommentText"/>
@@ -1297,7 +1297,7 @@
       </w:r>
     </w:p>
   </w:comment>
-  <w:comment w:id="20" w:author="Formation IGPDE" w:initials="IGPDE" w:date="2026-09-27T20:57:33Z">
+  <w:comment w:id="20" w:author="Formation IGPDE" w:initials="IGPDE" w:date="2026-09-29T12:54:16Z">
     <w:p>
       <w:pPr>
         <w:pStyle w:val="CommentText"/>
@@ -1313,7 +1313,7 @@
       </w:r>
     </w:p>
   </w:comment>
-  <w:comment w:id="21" w:author="Formation IGPDE" w:initials="IGPDE" w:date="2026-09-27T20:57:33Z">
+  <w:comment w:id="21" w:author="Formation IGPDE" w:initials="IGPDE" w:date="2026-09-29T12:54:16Z">
     <w:p>
       <w:pPr>
         <w:pStyle w:val="CommentText"/>
@@ -1329,7 +1329,7 @@
       </w:r>
     </w:p>
   </w:comment>
-  <w:comment w:id="22" w:author="Formation IGPDE" w:initials="IGPDE" w:date="2026-09-27T20:57:33Z">
+  <w:comment w:id="22" w:author="Formation IGPDE" w:initials="IGPDE" w:date="2026-09-29T12:54:16Z">
     <w:p>
       <w:pPr>
         <w:pStyle w:val="CommentText"/>
@@ -1345,7 +1345,7 @@
       </w:r>
     </w:p>
   </w:comment>
-  <w:comment w:id="23" w:author="Formation IGPDE" w:initials="IGPDE" w:date="2026-09-27T20:57:33Z">
+  <w:comment w:id="23" w:author="Formation IGPDE" w:initials="IGPDE" w:date="2026-09-29T12:54:16Z">
     <w:p>
       <w:pPr>
         <w:pStyle w:val="CommentText"/>

--- a/_source/tp-doc-aide-correction.docx
+++ b/_source/tp-doc-aide-correction.docx
@@ -4,22 +4,13 @@
   <w:body>
     <w:p>
       <w:commentRangeStart w:id="0"/>
-      <w:commentRangeStart w:id="1"/>
       <w:r>
         <w:rPr>
           <w:rFonts w:ascii="Arial" w:hAnsi="Arial"/>
           <w:b/>
-          <w:color w:val="000091"/>
-          <w:sz w:val="32"/>
+          <w:sz w:val="40"/>
         </w:rPr>
-        <w:t>Introduction</w:t>
-      </w:r>
-      <w:commentRangeEnd w:id="1"/>
-      <w:r>
-        <w:rPr>
-          <w:rStyle w:val="CommentReference"/>
-        </w:rPr>
-        <w:commentReference w:id="1"/>
+        <w:t>Rendre un document Word accessible</w:t>
       </w:r>
       <w:commentRangeEnd w:id="0"/>
       <w:r>
@@ -30,9 +21,126 @@
       </w:r>
     </w:p>
     <w:p>
+      <w:pPr>
+        <w:pStyle w:val="Heading1"/>
+        <w:numPr>
+          <w:ilvl w:val="0"/>
+          <w:numId w:val="10"/>
+        </w:numPr>
+      </w:pPr>
+      <w:r>
+        <w:t>Structurer et naviguer</w:t>
+      </w:r>
+    </w:p>
+    <w:p>
+      <w:pPr>
+        <w:pStyle w:val="Heading2"/>
+        <w:numPr>
+          <w:ilvl w:val="1"/>
+          <w:numId w:val="10"/>
+        </w:numPr>
+      </w:pPr>
+      <w:r>
+        <w:t>P-01 - Distinguer le titre principal des titres hiérarchiques</w:t>
+      </w:r>
+    </w:p>
+    <w:p>
+      <w:r>
+        <w:t>Problème : Le titre principal et des intertitres sont seulement mis en forme visuellement.</w:t>
+      </w:r>
+    </w:p>
+    <w:p>
+      <w:r>
+        <w:t>Pourquoi : Les technologies d'assistance identifient le document et sa structure.</w:t>
+      </w:r>
+    </w:p>
+    <w:p>
+      <w:r>
+        <w:t>Règle : Utiliser le style Titre pour le titre principal et les styles Titre 1, Titre 2 et suivants pour la hiérarchie.</w:t>
+      </w:r>
+    </w:p>
+    <w:p>
+      <w:r>
+        <w:t>Dans Word : Accueil &gt; Styles, puis appliquer Titre au titre principal et les niveaux de titre aux sections.</w:t>
+      </w:r>
+    </w:p>
+    <w:p>
+      <w:r>
+        <w:t>Dans LibreOffice Writer : Styles &gt; Gérer les styles, puis appliquer Titre et Titre 1 à Titre 3 selon le niveau.</w:t>
+      </w:r>
+    </w:p>
+    <w:p>
+      <w:r>
+        <w:t>À faire : Appliquer les styles adaptés sans changer le texte.</w:t>
+      </w:r>
+    </w:p>
+    <w:p>
+      <w:r>
+        <w:t>Preuve : Styles vérifiables dans le DOCX et structure lisible dans le volet de navigation.</w:t>
+      </w:r>
+    </w:p>
+    <w:p>
+      <w:pPr>
+        <w:pStyle w:val="Heading4"/>
+        <w:numPr>
+          <w:ilvl w:val="3"/>
+          <w:numId w:val="10"/>
+        </w:numPr>
+      </w:pPr>
+      <w:commentRangeStart w:id="1"/>
+      <w:r>
+        <w:t>P-02 - Construire une hiérarchie de titres cohérente</w:t>
+      </w:r>
+      <w:commentRangeEnd w:id="1"/>
+      <w:r>
+        <w:rPr>
+          <w:rStyle w:val="CommentReference"/>
+        </w:rPr>
+        <w:commentReference w:id="1"/>
+      </w:r>
+    </w:p>
+    <w:p>
+      <w:r>
+        <w:t>Problème : La hiérarchie saute un niveau et la numérotation visuelle contredit la structure.</w:t>
+      </w:r>
+    </w:p>
+    <w:p>
+      <w:r>
+        <w:t>Pourquoi : Une structure sans saut rend le plan compréhensible et navigable.</w:t>
+      </w:r>
+    </w:p>
+    <w:p>
+      <w:r>
+        <w:t>Règle : Enchaîner les niveaux de titres sans saut et conserver une numérotation cohérente.</w:t>
+      </w:r>
+    </w:p>
+    <w:p>
+      <w:r>
+        <w:t>Dans Word : Affichage &gt; Volet de navigation, puis corriger les styles depuis Accueil &gt; Styles.</w:t>
+      </w:r>
+    </w:p>
+    <w:p>
+      <w:r>
+        <w:t>Dans LibreOffice Writer : Affichage &gt; Navigateur, puis corriger les styles depuis Styles &gt; Gérer les styles.</w:t>
+      </w:r>
+    </w:p>
+    <w:p>
+      <w:r>
+        <w:t>À faire : Réordonner les niveaux de styles et leur numérotation.</w:t>
+      </w:r>
+    </w:p>
+    <w:p>
+      <w:r>
+        <w:t>Preuve : Ordre des niveaux contrôlé dans le XML et confirmé dans le volet de navigation.</w:t>
+      </w:r>
+    </w:p>
+    <w:p>
+      <w:pPr>
+        <w:pStyle w:val="Heading1"/>
+      </w:pPr>
       <w:commentRangeStart w:id="2"/>
       <w:r>
-        <w:t>Ce rapport trimestriel présente les résultats de communication numérique de la Direction des affaires juridiques pour le premier trimestre 2025. Il couvre les principaux indicateurs de performance de nos canaux digitaux.</w:t>
+        <w:t>Introduction</w:t>
       </w:r>
       <w:commentRangeEnd w:id="2"/>
       <w:r>
@@ -45,6 +153,19 @@
     <w:p>
       <w:commentRangeStart w:id="3"/>
       <w:r>
+        <w:t>Ce rapport trimestriel présente les résultats de communication numérique de la Direction des affaires juridiques pour le premier trimestre 2025. Il couvre les principaux indicateurs de performance de nos canaux digitaux.</w:t>
+      </w:r>
+      <w:commentRangeEnd w:id="3"/>
+      <w:r>
+        <w:rPr>
+          <w:rStyle w:val="CommentReference"/>
+        </w:rPr>
+        <w:commentReference w:id="3"/>
+      </w:r>
+    </w:p>
+    <w:p>
+      <w:commentRangeStart w:id="4"/>
+      <w:r>
         <w:rPr>
           <w:rFonts w:ascii="Arial" w:hAnsi="Arial"/>
           <w:b/>
@@ -53,12 +174,12 @@
         </w:rPr>
         <w:t>Sommaire</w:t>
       </w:r>
-      <w:commentRangeEnd w:id="3"/>
+      <w:commentRangeEnd w:id="4"/>
       <w:r>
         <w:rPr>
           <w:rStyle w:val="CommentReference"/>
         </w:rPr>
-        <w:commentReference w:id="3"/>
+        <w:commentReference w:id="4"/>
       </w:r>
     </w:p>
     <w:p>
@@ -86,9 +207,56 @@
         <w:t>Annexes .............. 5</w:t>
       </w:r>
     </w:p>
+    <w:p>
+      <w:pPr>
+        <w:pStyle w:val="Heading2"/>
+        <w:numPr>
+          <w:ilvl w:val="1"/>
+          <w:numId w:val="10"/>
+        </w:numPr>
+      </w:pPr>
+      <w:r>
+        <w:t>P-03 - Naviguer et générer un sommaire automatique</w:t>
+      </w:r>
+    </w:p>
+    <w:p>
+      <w:r>
+        <w:t>Problème : Le document ne propose pas de sommaire automatique actualisable.</w:t>
+      </w:r>
+    </w:p>
+    <w:p>
+      <w:r>
+        <w:t>Pourquoi : Le volet et le sommaire donnent deux accès fiables à la structure.</w:t>
+      </w:r>
+    </w:p>
+    <w:p>
+      <w:r>
+        <w:t>Règle : Vérifier le plan dans le volet de navigation et insérer un sommaire fondé sur les styles de titres.</w:t>
+      </w:r>
+    </w:p>
+    <w:p>
+      <w:r>
+        <w:t>Dans Word : Références &gt; Table des matières &gt; Table automatique, puis clic droit &gt; Mettre à jour les champs.</w:t>
+      </w:r>
+    </w:p>
+    <w:p>
+      <w:r>
+        <w:t>Dans LibreOffice Writer : Insertion &gt; Table des matières et index &gt; Table des matières, index ou bibliographie.</w:t>
+      </w:r>
+    </w:p>
+    <w:p>
+      <w:r>
+        <w:t>À faire : Contrôler le volet, insérer le sommaire et vérifier sa mise à jour.</w:t>
+      </w:r>
+    </w:p>
+    <w:p>
+      <w:r>
+        <w:t>Preuve : Navigation cohérente et sommaire actualisable après modification d'un titre.</w:t>
+      </w:r>
+    </w:p>
     <w:p/>
     <w:p>
-      <w:commentRangeStart w:id="4"/>
+      <w:commentRangeStart w:id="5"/>
       <w:r>
         <w:rPr>
           <w:rFonts w:ascii="Arial" w:hAnsi="Arial"/>
@@ -97,36 +265,33 @@
         </w:rPr>
         <w:t>Urgent - Retour attendu avant le 30 juin 2025</w:t>
       </w:r>
-      <w:commentRangeEnd w:id="4"/>
-      <w:r>
-        <w:rPr>
-          <w:rStyle w:val="CommentReference"/>
-        </w:rPr>
-        <w:commentReference w:id="4"/>
-      </w:r>
-    </w:p>
-    <w:p>
-      <w:r>
-        <w:t>La direction demande un retour rapide sur les indicateurs.</w:t>
-      </w:r>
-    </w:p>
-    <w:p>
-      <w:commentRangeStart w:id="5"/>
-      <w:r>
-        <w:rPr>
-          <w:rFonts w:ascii="Arial" w:hAnsi="Arial"/>
-          <w:b/>
-          <w:color w:val="000091"/>
-          <w:sz w:val="28"/>
-        </w:rPr>
-        <w:t>Résultats du trimestre</w:t>
-      </w:r>
       <w:commentRangeEnd w:id="5"/>
       <w:r>
         <w:rPr>
           <w:rStyle w:val="CommentReference"/>
         </w:rPr>
         <w:commentReference w:id="5"/>
+      </w:r>
+    </w:p>
+    <w:p>
+      <w:commentRangeStart w:id="19"/>
+      <w:r>
+        <w:t>La direction demande un retour rapide sur les indicateurs.</w:t>
+      </w:r>
+      <w:commentRangeEnd w:id="19"/>
+      <w:r>
+        <w:rPr>
+          <w:rStyle w:val="CommentReference"/>
+        </w:rPr>
+        <w:commentReference w:id="19"/>
+      </w:r>
+    </w:p>
+    <w:p>
+      <w:pPr>
+        <w:pStyle w:val="Heading2"/>
+      </w:pPr>
+      <w:r>
+        <w:t>Résultats du trimestre</w:t>
       </w:r>
     </w:p>
     <w:tbl>
@@ -165,16 +330,8 @@
             <w:tcW w:type="dxa" w:w="2160"/>
           </w:tcPr>
           <w:p>
-            <w:commentRangeStart w:id="7"/>
             <w:r>
               <w:t>T4 2024</w:t>
-            </w:r>
-            <w:commentRangeEnd w:id="7"/>
-            <w:r>
-              <w:rPr>
-                <w:rStyle w:val="CommentReference"/>
-              </w:rPr>
-              <w:commentReference w:id="7"/>
             </w:r>
           </w:p>
         </w:tc>
@@ -326,10 +483,53 @@
         </w:tc>
       </w:tr>
     </w:tbl>
-    <w:p/>
-    <w:p/>
-    <w:p/>
-    <w:p/>
+    <w:p>
+      <w:pPr>
+        <w:pStyle w:val="Heading2"/>
+        <w:numPr>
+          <w:ilvl w:val="1"/>
+          <w:numId w:val="10"/>
+        </w:numPr>
+      </w:pPr>
+      <w:r>
+        <w:t>P-04 - Utiliser des listes natives</w:t>
+      </w:r>
+    </w:p>
+    <w:p>
+      <w:r>
+        <w:t>Problème : Une liste est simulée avec des caractères saisis au début des paragraphes.</w:t>
+      </w:r>
+    </w:p>
+    <w:p>
+      <w:r>
+        <w:t>Pourquoi : Les lecteurs d'écran annoncent la nature et la longueur des listes.</w:t>
+      </w:r>
+    </w:p>
+    <w:p>
+      <w:r>
+        <w:t>Règle : Créer les puces et numéros avec les fonctions de liste du traitement de texte.</w:t>
+      </w:r>
+    </w:p>
+    <w:p>
+      <w:r>
+        <w:t>Dans Word : Sélectionner les paragraphes, puis Accueil &gt; Puces ou Numérotation.</w:t>
+      </w:r>
+    </w:p>
+    <w:p>
+      <w:r>
+        <w:t>Dans LibreOffice Writer : Sélectionner les paragraphes, puis Format &gt; Puces et numérotation.</w:t>
+      </w:r>
+    </w:p>
+    <w:p>
+      <w:r>
+        <w:t>À faire : Remplacer la fausse liste par une liste native.</w:t>
+      </w:r>
+    </w:p>
+    <w:p>
+      <w:r>
+        <w:t>Preuve : Structure de liste présente dans le DOCX et annoncée comme liste.</w:t>
+      </w:r>
+    </w:p>
     <w:p>
       <w:r>
         <w:t>Objectifs du trimestre :</w:t>
@@ -339,7 +539,7 @@
       <w:pPr>
         <w:ind w:left="504" w:hanging="259"/>
       </w:pPr>
-      <w:commentRangeStart w:id="8"/>
+      <w:commentRangeStart w:id="7"/>
       <w:r>
         <w:rPr>
           <w:rFonts w:ascii="Arial" w:hAnsi="Arial"/>
@@ -349,12 +549,12 @@
         <w:tab/>
         <w:t>Augmenter le trafic de 10 %</w:t>
       </w:r>
-      <w:commentRangeEnd w:id="8"/>
+      <w:commentRangeEnd w:id="7"/>
       <w:r>
         <w:rPr>
           <w:rStyle w:val="CommentReference"/>
         </w:rPr>
-        <w:commentReference w:id="8"/>
+        <w:commentReference w:id="7"/>
       </w:r>
     </w:p>
     <w:p>
@@ -394,7 +594,6 @@
       <w:pPr>
         <w:ind w:left="504" w:hanging="259"/>
       </w:pPr>
-      <w:commentRangeStart w:id="9"/>
       <w:r>
         <w:rPr>
           <w:rFonts w:ascii="Arial" w:hAnsi="Arial"/>
@@ -403,13 +602,6 @@
         <w:t>1.</w:t>
         <w:tab/>
         <w:t>Refonte de la page d'accueil</w:t>
-      </w:r>
-      <w:commentRangeEnd w:id="9"/>
-      <w:r>
-        <w:rPr>
-          <w:rStyle w:val="CommentReference"/>
-        </w:rPr>
-        <w:commentReference w:id="9"/>
       </w:r>
     </w:p>
     <w:p>
@@ -440,32 +632,129 @@
         <w:t>Déploiement de la newsletter</w:t>
       </w:r>
     </w:p>
-    <w:p/>
     <w:p>
-      <w:commentRangeStart w:id="10"/>
+      <w:pPr>
+        <w:pStyle w:val="Heading2"/>
+        <w:numPr>
+          <w:ilvl w:val="1"/>
+          <w:numId w:val="10"/>
+        </w:numPr>
+      </w:pPr>
       <w:r>
-        <w:rPr>
-          <w:rFonts w:ascii="Arial" w:hAnsi="Arial"/>
-          <w:b/>
-          <w:color w:val="000091"/>
-          <w:sz w:val="24"/>
-          <w:u w:val="single"/>
-        </w:rPr>
-        <w:t>Détail par canal</w:t>
+        <w:t>P-05 - Employer les fonctions de mise en page adaptées</w:t>
       </w:r>
-      <w:commentRangeEnd w:id="10"/>
+    </w:p>
+    <w:p>
+      <w:r>
+        <w:t>Problème : Une zone cumule paragraphes vides, espaces successifs, tabulations, retours forcés et saut inadapté.</w:t>
+      </w:r>
+    </w:p>
+    <w:p>
+      <w:r>
+        <w:t>Pourquoi : Une mise en page robuste reste compréhensible quand l'affichage ou la restitution change.</w:t>
+      </w:r>
+    </w:p>
+    <w:p>
+      <w:r>
+        <w:t>Règle : Utiliser espacements, retraits, sauts et colonnes plutôt que paragraphes vides, espaces, tabulations ou retours forcés.</w:t>
+      </w:r>
+    </w:p>
+    <w:p>
+      <w:r>
+        <w:t>Dans Word : Accueil &gt; Afficher tout, puis régler Paragraphe, Mise en page &gt; Sauts et Mise en page &gt; Colonnes.</w:t>
+      </w:r>
+    </w:p>
+    <w:p>
+      <w:r>
+        <w:t>Dans LibreOffice Writer : Affichage &gt; Marques de formatage, puis Format &gt; Paragraphe et Format &gt; Style de page.</w:t>
+      </w:r>
+    </w:p>
+    <w:p>
+      <w:r>
+        <w:t>À faire : Afficher les marques puis remplacer chaque artifice par la fonction prévue.</w:t>
+      </w:r>
+    </w:p>
+    <w:p>
+      <w:r>
+        <w:t>Preuve : Absence des artifices ciblés dans le XML et contrôle visuel avec marques affichées.</w:t>
+      </w:r>
+    </w:p>
+    <w:p>
+      <w:pPr>
+        <w:pStyle w:val="Heading3"/>
+      </w:pPr>
+      <w:commentRangeStart w:id="8"/>
+      <w:r>
+        <w:t>Mise en page robuste</w:t>
+      </w:r>
+      <w:commentRangeEnd w:id="8"/>
       <w:r>
         <w:rPr>
           <w:rStyle w:val="CommentReference"/>
         </w:rPr>
-        <w:commentReference w:id="10"/>
+        <w:commentReference w:id="8"/>
+      </w:r>
+    </w:p>
+    <w:p>
+      <w:r>
+        <w:t>Espacement entre les paragraphes</w:t>
+      </w:r>
+    </w:p>
+    <w:p/>
+    <w:p/>
+    <w:p/>
+    <w:p/>
+    <w:p>
+      <w:r>
+        <w:t>Retrait du paragraphe    aligné avec le contenu précédent.</w:t>
+      </w:r>
+    </w:p>
+    <w:p>
+      <w:r>
+        <w:t>Ligne principale</w:t>
+        <w:br/>
+        <w:t>Suite sur un paragraphe distinct</w:t>
+      </w:r>
+    </w:p>
+    <w:p/>
+    <w:p/>
+    <w:p/>
+    <w:p/>
+    <w:p>
+      <w:r>
+        <w:t>Début de la page suivante</w:t>
+      </w:r>
+    </w:p>
+    <w:p>
+      <w:r>
+        <w:t>Colonne gauche : structure</w:t>
+      </w:r>
+      <w:r>
+        <w:tab/>
+      </w:r>
+      <w:r>
+        <w:t>Colonne droite : navigation</w:t>
+      </w:r>
+    </w:p>
+    <w:p>
+      <w:r>
+        <w:t>Fin de la zone Mise en page robuste.</w:t>
+      </w:r>
+    </w:p>
+    <w:p/>
+    <w:p>
+      <w:pPr>
+        <w:pStyle w:val="Heading3"/>
+      </w:pPr>
+      <w:r>
+        <w:t>Détail par canal</w:t>
       </w:r>
     </w:p>
     <w:p>
       <w:pPr>
         <w:jc w:val="center"/>
       </w:pPr>
-      <w:commentRangeStart w:id="11"/>
+      <w:commentRangeStart w:id="9"/>
       <w:r>
         <w:drawing>
           <wp:inline xmlns:a="http://schemas.openxmlformats.org/drawingml/2006/main" xmlns:pic="http://schemas.openxmlformats.org/drawingml/2006/picture">
@@ -500,39 +789,28 @@
           </wp:inline>
         </w:drawing>
       </w:r>
-      <w:commentRangeEnd w:id="11"/>
+      <w:commentRangeEnd w:id="9"/>
       <w:r>
         <w:rPr>
           <w:rStyle w:val="CommentReference"/>
         </w:rPr>
-        <w:commentReference w:id="11"/>
+        <w:commentReference w:id="9"/>
       </w:r>
     </w:p>
     <w:p/>
     <w:p>
-      <w:commentRangeStart w:id="12"/>
+      <w:pPr>
+        <w:pStyle w:val="Heading2"/>
+      </w:pPr>
       <w:r>
-        <w:rPr>
-          <w:rFonts w:ascii="Arial" w:hAnsi="Arial"/>
-          <w:b/>
-          <w:color w:val="000091"/>
-          <w:sz w:val="28"/>
-        </w:rPr>
         <w:t>Organisation du service</w:t>
-      </w:r>
-      <w:commentRangeEnd w:id="12"/>
-      <w:r>
-        <w:rPr>
-          <w:rStyle w:val="CommentReference"/>
-        </w:rPr>
-        <w:commentReference w:id="12"/>
       </w:r>
     </w:p>
     <w:p>
       <w:pPr>
         <w:jc w:val="center"/>
       </w:pPr>
-      <w:commentRangeStart w:id="13"/>
+      <w:commentRangeStart w:id="10"/>
       <w:r>
         <w:drawing>
           <wp:inline xmlns:a="http://schemas.openxmlformats.org/drawingml/2006/main" xmlns:pic="http://schemas.openxmlformats.org/drawingml/2006/picture">
@@ -567,39 +845,28 @@
           </wp:inline>
         </w:drawing>
       </w:r>
-      <w:commentRangeEnd w:id="13"/>
+      <w:commentRangeEnd w:id="10"/>
       <w:r>
         <w:rPr>
           <w:rStyle w:val="CommentReference"/>
         </w:rPr>
-        <w:commentReference w:id="13"/>
+        <w:commentReference w:id="10"/>
       </w:r>
     </w:p>
     <w:p/>
     <w:p>
-      <w:commentRangeStart w:id="14"/>
+      <w:pPr>
+        <w:pStyle w:val="Heading2"/>
+      </w:pPr>
       <w:r>
-        <w:rPr>
-          <w:rFonts w:ascii="Arial" w:hAnsi="Arial"/>
-          <w:b/>
-          <w:color w:val="000091"/>
-          <w:sz w:val="28"/>
-        </w:rPr>
         <w:t>Contact</w:t>
-      </w:r>
-      <w:commentRangeEnd w:id="14"/>
-      <w:r>
-        <w:rPr>
-          <w:rStyle w:val="CommentReference"/>
-        </w:rPr>
-        <w:commentReference w:id="14"/>
       </w:r>
     </w:p>
     <w:p>
       <w:r>
         <w:t xml:space="preserve">Pour toute question, contactez-nous par </w:t>
       </w:r>
-      <w:commentRangeStart w:id="15"/>
+      <w:commentRangeStart w:id="11"/>
       <w:r>
         <w:drawing>
           <wp:inline xmlns:a="http://schemas.openxmlformats.org/drawingml/2006/main" xmlns:pic="http://schemas.openxmlformats.org/drawingml/2006/picture">
@@ -634,28 +901,28 @@
           </wp:inline>
         </w:drawing>
       </w:r>
-      <w:commentRangeEnd w:id="15"/>
+      <w:commentRangeEnd w:id="11"/>
       <w:r>
         <w:rPr>
           <w:rStyle w:val="CommentReference"/>
         </w:rPr>
-        <w:commentReference w:id="15"/>
+        <w:commentReference w:id="11"/>
       </w:r>
       <w:r>
         <w:t xml:space="preserve"> e-mail pour plus d'informations.</w:t>
       </w:r>
     </w:p>
     <w:p>
-      <w:commentRangeStart w:id="16"/>
+      <w:commentRangeStart w:id="12"/>
       <w:r>
         <w:t>The quarterly report is available upon request. Please contact the communication department for further details.</w:t>
       </w:r>
-      <w:commentRangeEnd w:id="16"/>
+      <w:commentRangeEnd w:id="12"/>
       <w:r>
         <w:rPr>
           <w:rStyle w:val="CommentReference"/>
         </w:rPr>
-        <w:commentReference w:id="16"/>
+        <w:commentReference w:id="12"/>
       </w:r>
     </w:p>
     <w:p/>
@@ -663,7 +930,7 @@
       <w:pPr>
         <w:jc w:val="center"/>
       </w:pPr>
-      <w:commentRangeStart w:id="17"/>
+      <w:commentRangeStart w:id="13"/>
       <w:r>
         <w:drawing>
           <wp:inline xmlns:a="http://schemas.openxmlformats.org/drawingml/2006/main" xmlns:pic="http://schemas.openxmlformats.org/drawingml/2006/picture">
@@ -698,32 +965,29 @@
           </wp:inline>
         </w:drawing>
       </w:r>
-      <w:commentRangeEnd w:id="17"/>
+      <w:commentRangeEnd w:id="13"/>
       <w:r>
         <w:rPr>
           <w:rStyle w:val="CommentReference"/>
         </w:rPr>
-        <w:commentReference w:id="17"/>
+        <w:commentReference w:id="13"/>
       </w:r>
     </w:p>
     <w:p/>
     <w:p>
-      <w:commentRangeStart w:id="18"/>
+      <w:pPr>
+        <w:pStyle w:val="Heading3"/>
+      </w:pPr>
+      <w:commentRangeStart w:id="14"/>
       <w:r>
-        <w:rPr>
-          <w:rFonts w:ascii="Arial" w:hAnsi="Arial"/>
-          <w:b/>
-          <w:color w:val="000091"/>
-          <w:sz w:val="24"/>
-        </w:rPr>
         <w:t>Répartition par service</w:t>
       </w:r>
-      <w:commentRangeEnd w:id="18"/>
+      <w:commentRangeEnd w:id="14"/>
       <w:r>
         <w:rPr>
           <w:rStyle w:val="CommentReference"/>
         </w:rPr>
-        <w:commentReference w:id="18"/>
+        <w:commentReference w:id="14"/>
       </w:r>
     </w:p>
     <w:tbl>
@@ -762,7 +1026,7 @@
             <w:tcW w:type="dxa" w:w="2880"/>
           </w:tcPr>
           <w:p>
-            <w:commentRangeStart w:id="19"/>
+            <w:commentRangeStart w:id="15"/>
             <w:r>
               <w:rPr>
                 <w:rFonts w:ascii="Arial" w:hAnsi="Arial"/>
@@ -771,12 +1035,12 @@
               </w:rPr>
               <w:t>Service</w:t>
             </w:r>
-            <w:commentRangeEnd w:id="19"/>
+            <w:commentRangeEnd w:id="15"/>
             <w:r>
               <w:rPr>
                 <w:rStyle w:val="CommentReference"/>
               </w:rPr>
-              <w:commentReference w:id="19"/>
+              <w:commentReference w:id="15"/>
             </w:r>
           </w:p>
         </w:tc>
@@ -902,26 +1166,23 @@
     </w:tbl>
     <w:p/>
     <w:p>
-      <w:commentRangeStart w:id="20"/>
+      <w:pPr>
+        <w:pStyle w:val="Heading2"/>
+      </w:pPr>
+      <w:commentRangeStart w:id="16"/>
       <w:r>
-        <w:rPr>
-          <w:rFonts w:ascii="Arial" w:hAnsi="Arial"/>
-          <w:b/>
-          <w:color w:val="000091"/>
-          <w:sz w:val="28"/>
-        </w:rPr>
         <w:t>ANNEXES</w:t>
       </w:r>
-      <w:commentRangeEnd w:id="20"/>
+      <w:commentRangeEnd w:id="16"/>
       <w:r>
         <w:rPr>
           <w:rStyle w:val="CommentReference"/>
         </w:rPr>
-        <w:commentReference w:id="20"/>
+        <w:commentReference w:id="16"/>
       </w:r>
     </w:p>
     <w:p>
-      <w:commentRangeStart w:id="21"/>
+      <w:commentRangeStart w:id="17"/>
       <w:r>
         <w:t xml:space="preserve">Pour accéder aux annexes, </w:t>
       </w:r>
@@ -937,16 +1198,16 @@
       <w:r>
         <w:t>.</w:t>
       </w:r>
-      <w:commentRangeEnd w:id="21"/>
+      <w:commentRangeEnd w:id="17"/>
       <w:r>
         <w:rPr>
           <w:rStyle w:val="CommentReference"/>
         </w:rPr>
-        <w:commentReference w:id="21"/>
+        <w:commentReference w:id="17"/>
       </w:r>
     </w:p>
     <w:p>
-      <w:commentRangeStart w:id="22"/>
+      <w:commentRangeStart w:id="18"/>
       <w:r>
         <w:rPr>
           <w:rFonts w:ascii="Arial" w:hAnsi="Arial"/>
@@ -955,12 +1216,12 @@
         </w:rPr>
         <w:t>Note : les données sont provisoires et susceptibles d’ajustements lors de la consolidation finale.</w:t>
       </w:r>
-      <w:commentRangeEnd w:id="22"/>
+      <w:commentRangeEnd w:id="18"/>
       <w:r>
         <w:rPr>
           <w:rStyle w:val="CommentReference"/>
         </w:rPr>
-        <w:commentReference w:id="22"/>
+        <w:commentReference w:id="18"/>
       </w:r>
     </w:p>
     <w:sectPr>
@@ -977,7 +1238,7 @@
 
 <file path=word/comments.xml><?xml version="1.0" encoding="utf-8"?>
 <w:comments xmlns:a="http://schemas.openxmlformats.org/drawingml/2006/main" xmlns:pic="http://schemas.openxmlformats.org/drawingml/2006/picture" xmlns:r="http://schemas.openxmlformats.org/officeDocument/2006/relationships" xmlns:w="http://schemas.openxmlformats.org/wordprocessingml/2006/main" xmlns:wp="http://schemas.openxmlformats.org/drawingml/2006/wordprocessingDrawing" xmlns:mc="http://schemas.openxmlformats.org/markup-compatibility/2006" xmlns:a14="http://schemas.microsoft.com/office/drawing/2010/main" xmlns:w14="http://schemas.microsoft.com/office/word/2010/wordml" xmlns:wpc="http://schemas.microsoft.com/office/word/2010/wordprocessingCanvas">
-  <w:comment w:id="0" w:author="Formation IGPDE" w:initials="IGPDE" w:date="2026-09-29T12:54:16Z">
+  <w:comment w:id="0" w:author="Formation IGPDE" w:initials="IGPDE" w:date="2026-10-01T19:14:21Z">
     <w:p>
       <w:pPr>
         <w:pStyle w:val="CommentText"/>
@@ -989,11 +1250,11 @@
         <w:annotationRef/>
       </w:r>
       <w:r>
-        <w:t>Critère 1 - Problème : ce titre est seulement mis en forme en gras/couleur, il n'est pas reconnu comme titre par Word. Impact : la navigation au lecteur d'écran reste plate. Méthode : appliquer Accueil &gt; Styles &gt; Titre 1.</w:t>
+        <w:t>P-01 - Distinguer le titre principal des titres hiérarchiques. Problème : Le titre principal et des intertitres sont seulement mis en forme visuellement. Impact : Les technologies d'assistance identifient le document et sa structure. Règle : Utiliser le style Titre pour le titre principal et les styles Titre 1, Titre 2 et suivants pour la hiérarchie. Piste : Identifier le rôle du texte avant de choisir le style correspondant. Première action : Appliquer les styles adaptés sans changer le texte. Procédure Word : Accueil &gt; Styles, puis appliquer Titre au titre principal et les niveaux de titre aux sections.</w:t>
       </w:r>
     </w:p>
   </w:comment>
-  <w:comment w:id="1" w:author="Formation IGPDE" w:initials="IGPDE" w:date="2026-09-29T12:54:16Z">
+  <w:comment w:id="1" w:author="Formation IGPDE" w:initials="IGPDE" w:date="2026-10-01T19:14:21Z">
     <w:p>
       <w:pPr>
         <w:pStyle w:val="CommentText"/>
@@ -1005,11 +1266,27 @@
         <w:annotationRef/>
       </w:r>
       <w:r>
-        <w:t>Critère 14 - Problème : les propriétés du document sont vides. Impact : le fichier est moins identifiable pour les aides techniques et la recherche documentaire. Méthode : Fichier &gt; Informations &gt; Propriétés. Titre attendu : Rapport trimestriel - Bilan T1 2025 ; auteur : Sami Dupont.</w:t>
+        <w:t>P-02 - Construire une hiérarchie de titres cohérente. Problème : La hiérarchie saute un niveau et la numérotation visuelle contredit la structure. Impact : Une structure sans saut rend le plan compréhensible et navigable. Règle : Enchaîner les niveaux de titres sans saut et conserver une numérotation cohérente. Piste : Comparer le niveau du titre avec son parent logique. Première action : Réordonner les niveaux de styles et leur numérotation. Procédure Word : Affichage &gt; Volet de navigation, puis corriger les styles depuis Accueil &gt; Styles.</w:t>
       </w:r>
     </w:p>
   </w:comment>
-  <w:comment w:id="2" w:author="Formation IGPDE" w:initials="IGPDE" w:date="2026-09-29T12:54:16Z">
+  <w:comment w:id="2" w:author="Formation IGPDE" w:initials="IGPDE" w:date="2026-10-01T19:14:21Z">
+    <w:p>
+      <w:pPr>
+        <w:pStyle w:val="CommentText"/>
+      </w:pPr>
+      <w:r>
+        <w:rPr>
+          <w:rStyle w:val="CommentReference"/>
+        </w:rPr>
+        <w:annotationRef/>
+      </w:r>
+      <w:r>
+        <w:t>Document — Critère 14 - Problème : les propriétés du document sont vides. Impact : le fichier est moins identifiable pour les aides techniques et la recherche documentaire. Méthode : Fichier &gt; Informations &gt; Propriétés. Titre attendu : Rapport trimestriel - Bilan T1 2025 ; auteur : Sami Dupont.</w:t>
+      </w:r>
+    </w:p>
+  </w:comment>
+  <w:comment w:id="3" w:author="Formation IGPDE" w:initials="IGPDE" w:date="2026-10-01T19:14:21Z">
     <w:p>
       <w:pPr>
         <w:pStyle w:val="CommentText"/>
@@ -1025,7 +1302,7 @@
       </w:r>
     </w:p>
   </w:comment>
-  <w:comment w:id="3" w:author="Formation IGPDE" w:initials="IGPDE" w:date="2026-09-29T12:54:16Z">
+  <w:comment w:id="4" w:author="Formation IGPDE" w:initials="IGPDE" w:date="2026-10-01T19:14:21Z">
     <w:p>
       <w:pPr>
         <w:pStyle w:val="CommentText"/>
@@ -1037,11 +1314,11 @@
         <w:annotationRef/>
       </w:r>
       <w:r>
-        <w:t>Critère 19 - Problème : ce sommaire est tapé à la main. Impact : il n'est ni navigable ni mis à jour automatiquement. Méthode : appliquer les styles de titres, puis Références &gt; Table des matières.</w:t>
+        <w:t>Document — P-03 - Naviguer et générer un sommaire automatique. Problème : Le document ne propose pas de sommaire automatique actualisable. Impact : Le volet et le sommaire donnent deux accès fiables à la structure. Règle : Vérifier le plan dans le volet de navigation et insérer un sommaire fondé sur les styles de titres. Piste : Le sommaire doit être produit à partir des styles, jamais saisi à la main. Première action : Contrôler le volet, insérer le sommaire et vérifier sa mise à jour. Procédure Word : Références &gt; Table des matières &gt; Table automatique, puis clic droit &gt; Mettre à jour les champs.</w:t>
       </w:r>
     </w:p>
   </w:comment>
-  <w:comment w:id="4" w:author="Formation IGPDE" w:initials="IGPDE" w:date="2026-09-29T12:54:16Z">
+  <w:comment w:id="5" w:author="Formation IGPDE" w:initials="IGPDE" w:date="2026-10-01T19:14:21Z">
     <w:p>
       <w:pPr>
         <w:pStyle w:val="CommentText"/>
@@ -1057,23 +1334,7 @@
       </w:r>
     </w:p>
   </w:comment>
-  <w:comment w:id="5" w:author="Formation IGPDE" w:initials="IGPDE" w:date="2026-09-29T12:54:16Z">
-    <w:p>
-      <w:pPr>
-        <w:pStyle w:val="CommentText"/>
-      </w:pPr>
-      <w:r>
-        <w:rPr>
-          <w:rStyle w:val="CommentReference"/>
-        </w:rPr>
-        <w:annotationRef/>
-      </w:r>
-      <w:r>
-        <w:t>Critère 2 - Problème : ce sous-titre est seulement visuel. Impact : il ne structure pas le document pour la navigation. Méthode : appliquer Accueil &gt; Styles &gt; Titre 2.</w:t>
-      </w:r>
-    </w:p>
-  </w:comment>
-  <w:comment w:id="6" w:author="Formation IGPDE" w:initials="IGPDE" w:date="2026-09-29T12:54:16Z">
+  <w:comment w:id="6" w:author="Formation IGPDE" w:initials="IGPDE" w:date="2026-10-01T19:14:21Z">
     <w:p>
       <w:pPr>
         <w:pStyle w:val="CommentText"/>
@@ -1089,7 +1350,7 @@
       </w:r>
     </w:p>
   </w:comment>
-  <w:comment w:id="7" w:author="Formation IGPDE" w:initials="IGPDE" w:date="2026-09-29T12:54:16Z">
+  <w:comment w:id="7" w:author="Formation IGPDE" w:initials="IGPDE" w:date="2026-10-01T19:14:21Z">
     <w:p>
       <w:pPr>
         <w:pStyle w:val="CommentText"/>
@@ -1101,11 +1362,11 @@
         <w:annotationRef/>
       </w:r>
       <w:r>
-        <w:t>Critère 16 - Problème : l'espacement est créé avec des paragraphes vides. Impact : un lecteur d'écran peut annoncer des vides inutiles. Méthode : supprimer ces paragraphes et régler l'espacement avec Mise en page &gt; Paragraphe &gt; Espacement avant/après ou via les styles.</w:t>
+        <w:t>P-04 - Utiliser des listes natives. Problème : Une liste est simulée avec des caractères saisis au début des paragraphes. Impact : Les lecteurs d'écran annoncent la nature et la longueur des listes. Règle : Créer les puces et numéros avec les fonctions de liste du traitement de texte. Piste : Sélectionner les éléments puis appliquer la commande de liste appropriée. Première action : Remplacer la fausse liste par une liste native. Procédure Word : Sélectionner les paragraphes, puis Accueil &gt; Puces ou Numérotation.</w:t>
       </w:r>
     </w:p>
   </w:comment>
-  <w:comment w:id="8" w:author="Formation IGPDE" w:initials="IGPDE" w:date="2026-09-29T12:54:16Z">
+  <w:comment w:id="8" w:author="Formation IGPDE" w:initials="IGPDE" w:date="2026-10-01T19:14:21Z">
     <w:p>
       <w:pPr>
         <w:pStyle w:val="CommentText"/>
@@ -1117,43 +1378,11 @@
         <w:annotationRef/>
       </w:r>
       <w:r>
-        <w:t>Critère 11 - Problème : les puces sont tapées au clavier. Impact : Word ne les expose pas comme une liste structurée. Méthode : sélectionner les éléments de liste &gt; Accueil &gt; Puces.</w:t>
+        <w:t>P-05 - Employer les fonctions de mise en page adaptées. Problème : Une zone cumule paragraphes vides, espaces successifs, tabulations, retours forcés et saut inadapté. Impact : Une mise en page robuste reste compréhensible quand l'affichage ou la restitution change. Règle : Utiliser espacements, retraits, sauts et colonnes plutôt que paragraphes vides, espaces, tabulations ou retours forcés. Piste : Activer les marques de mise en forme avant de corriger ce qui sert seulement à positionner. Première action : Afficher les marques puis remplacer chaque artifice par la fonction prévue. Procédure Word : Accueil &gt; Afficher tout, puis régler Paragraphe, Mise en page &gt; Sauts et Mise en page &gt; Colonnes.</w:t>
       </w:r>
     </w:p>
   </w:comment>
-  <w:comment w:id="9" w:author="Formation IGPDE" w:initials="IGPDE" w:date="2026-09-29T12:54:16Z">
-    <w:p>
-      <w:pPr>
-        <w:pStyle w:val="CommentText"/>
-      </w:pPr>
-      <w:r>
-        <w:rPr>
-          <w:rStyle w:val="CommentReference"/>
-        </w:rPr>
-        <w:annotationRef/>
-      </w:r>
-      <w:r>
-        <w:t>Critère 12 - Problème : les numéros sont tapés à la main. Impact : la numérotation n'est pas reconnue comme liste. Méthode : sélectionner les éléments de liste &gt; Accueil &gt; Numérotation.</w:t>
-      </w:r>
-    </w:p>
-  </w:comment>
-  <w:comment w:id="10" w:author="Formation IGPDE" w:initials="IGPDE" w:date="2026-09-29T12:54:16Z">
-    <w:p>
-      <w:pPr>
-        <w:pStyle w:val="CommentText"/>
-      </w:pPr>
-      <w:r>
-        <w:rPr>
-          <w:rStyle w:val="CommentReference"/>
-        </w:rPr>
-        <w:annotationRef/>
-      </w:r>
-      <w:r>
-        <w:t>Critère 3 - Problème : le soulignement et le gras créent seulement une apparence de titre. Impact : le niveau de titre est absent de la structure. Méthode : Accueil &gt; Styles &gt; Titre 3.</w:t>
-      </w:r>
-    </w:p>
-  </w:comment>
-  <w:comment w:id="11" w:author="Formation IGPDE" w:initials="IGPDE" w:date="2026-09-29T12:54:16Z">
+  <w:comment w:id="9" w:author="Formation IGPDE" w:initials="IGPDE" w:date="2026-10-01T19:14:21Z">
     <w:p>
       <w:pPr>
         <w:pStyle w:val="CommentText"/>
@@ -1169,23 +1398,7 @@
       </w:r>
     </w:p>
   </w:comment>
-  <w:comment w:id="12" w:author="Formation IGPDE" w:initials="IGPDE" w:date="2026-09-29T12:54:16Z">
-    <w:p>
-      <w:pPr>
-        <w:pStyle w:val="CommentText"/>
-      </w:pPr>
-      <w:r>
-        <w:rPr>
-          <w:rStyle w:val="CommentReference"/>
-        </w:rPr>
-        <w:annotationRef/>
-      </w:r>
-      <w:r>
-        <w:t>Titre visuel supplémentaire - Problème : ce titre est formaté directement. Impact : il n'apparaît pas dans la navigation. Méthode : appliquer le style Titre 2.</w:t>
-      </w:r>
-    </w:p>
-  </w:comment>
-  <w:comment w:id="13" w:author="Formation IGPDE" w:initials="IGPDE" w:date="2026-09-29T12:54:16Z">
+  <w:comment w:id="10" w:author="Formation IGPDE" w:initials="IGPDE" w:date="2026-10-01T19:14:21Z">
     <w:p>
       <w:pPr>
         <w:pStyle w:val="CommentText"/>
@@ -1201,23 +1414,7 @@
       </w:r>
     </w:p>
   </w:comment>
-  <w:comment w:id="14" w:author="Formation IGPDE" w:initials="IGPDE" w:date="2026-09-29T12:54:16Z">
-    <w:p>
-      <w:pPr>
-        <w:pStyle w:val="CommentText"/>
-      </w:pPr>
-      <w:r>
-        <w:rPr>
-          <w:rStyle w:val="CommentReference"/>
-        </w:rPr>
-        <w:annotationRef/>
-      </w:r>
-      <w:r>
-        <w:t>Titre visuel supplémentaire - Problème : ce titre est seulement visuel. Impact : rupture de navigation. Méthode : appliquer le style Titre 2.</w:t>
-      </w:r>
-    </w:p>
-  </w:comment>
-  <w:comment w:id="15" w:author="Formation IGPDE" w:initials="IGPDE" w:date="2026-09-29T12:54:16Z">
+  <w:comment w:id="11" w:author="Formation IGPDE" w:initials="IGPDE" w:date="2026-10-01T19:14:21Z">
     <w:p>
       <w:pPr>
         <w:pStyle w:val="CommentText"/>
@@ -1233,7 +1430,7 @@
       </w:r>
     </w:p>
   </w:comment>
-  <w:comment w:id="16" w:author="Formation IGPDE" w:initials="IGPDE" w:date="2026-09-29T12:54:16Z">
+  <w:comment w:id="12" w:author="Formation IGPDE" w:initials="IGPDE" w:date="2026-10-01T19:14:21Z">
     <w:p>
       <w:pPr>
         <w:pStyle w:val="CommentText"/>
@@ -1249,7 +1446,7 @@
       </w:r>
     </w:p>
   </w:comment>
-  <w:comment w:id="17" w:author="Formation IGPDE" w:initials="IGPDE" w:date="2026-09-29T12:54:16Z">
+  <w:comment w:id="13" w:author="Formation IGPDE" w:initials="IGPDE" w:date="2026-10-01T19:14:21Z">
     <w:p>
       <w:pPr>
         <w:pStyle w:val="CommentText"/>
@@ -1265,7 +1462,7 @@
       </w:r>
     </w:p>
   </w:comment>
-  <w:comment w:id="18" w:author="Formation IGPDE" w:initials="IGPDE" w:date="2026-09-29T12:54:16Z">
+  <w:comment w:id="14" w:author="Formation IGPDE" w:initials="IGPDE" w:date="2026-10-01T19:14:21Z">
     <w:p>
       <w:pPr>
         <w:pStyle w:val="CommentText"/>
@@ -1281,7 +1478,7 @@
       </w:r>
     </w:p>
   </w:comment>
-  <w:comment w:id="19" w:author="Formation IGPDE" w:initials="IGPDE" w:date="2026-09-29T12:54:16Z">
+  <w:comment w:id="15" w:author="Formation IGPDE" w:initials="IGPDE" w:date="2026-10-01T19:14:21Z">
     <w:p>
       <w:pPr>
         <w:pStyle w:val="CommentText"/>
@@ -1297,7 +1494,7 @@
       </w:r>
     </w:p>
   </w:comment>
-  <w:comment w:id="20" w:author="Formation IGPDE" w:initials="IGPDE" w:date="2026-09-29T12:54:16Z">
+  <w:comment w:id="16" w:author="Formation IGPDE" w:initials="IGPDE" w:date="2026-10-01T19:14:21Z">
     <w:p>
       <w:pPr>
         <w:pStyle w:val="CommentText"/>
@@ -1313,7 +1510,7 @@
       </w:r>
     </w:p>
   </w:comment>
-  <w:comment w:id="21" w:author="Formation IGPDE" w:initials="IGPDE" w:date="2026-09-29T12:54:16Z">
+  <w:comment w:id="17" w:author="Formation IGPDE" w:initials="IGPDE" w:date="2026-10-01T19:14:21Z">
     <w:p>
       <w:pPr>
         <w:pStyle w:val="CommentText"/>
@@ -1329,7 +1526,7 @@
       </w:r>
     </w:p>
   </w:comment>
-  <w:comment w:id="22" w:author="Formation IGPDE" w:initials="IGPDE" w:date="2026-09-29T12:54:16Z">
+  <w:comment w:id="18" w:author="Formation IGPDE" w:initials="IGPDE" w:date="2026-10-01T19:14:21Z">
     <w:p>
       <w:pPr>
         <w:pStyle w:val="CommentText"/>
@@ -1345,7 +1542,7 @@
       </w:r>
     </w:p>
   </w:comment>
-  <w:comment w:id="23" w:author="Formation IGPDE" w:initials="IGPDE" w:date="2026-09-29T12:54:16Z">
+  <w:comment w:id="19" w:author="Formation IGPDE" w:initials="IGPDE" w:date="2026-10-01T19:14:21Z">
     <w:p>
       <w:pPr>
         <w:pStyle w:val="CommentText"/>
@@ -1357,7 +1554,7 @@
         <w:annotationRef/>
       </w:r>
       <w:r>
-        <w:t>Critère 18 - Problème : le filigrane CONFIDENTIEL est un objet graphique dans l'en-tête. Impact : il peut être invisible pour les lecteurs d'écran. Méthode : ajouter 'Document confidentiel' en vrai texte dans le corps du document.</w:t>
+        <w:t>Document — Critère 18 - Problème : le filigrane CONFIDENTIEL est un objet graphique dans l'en-tête. Impact : il peut être invisible pour les lecteurs d'écran. Méthode : ajouter 'Document confidentiel' en vrai texte dans le corps du document.</w:t>
       </w:r>
     </w:p>
   </w:comment>
@@ -1494,7 +1691,6 @@
       <w:pStyle w:val="Header"/>
       <w:jc w:val="right"/>
     </w:pPr>
-    <w:commentRangeStart w:id="23"/>
     <w:r>
       <w:rPr>
         <w:rFonts w:ascii="Arial" w:hAnsi="Arial"/>
@@ -1521,13 +1717,6 @@
           <v:textpath style="font-family:&quot;Arial&quot;;font-size:1pt" string="CONFIDENTIEL"/>
         </v:shape>
       </w:pict>
-    </w:r>
-    <w:commentRangeEnd w:id="23"/>
-    <w:r>
-      <w:rPr>
-        <w:rStyle w:val="CommentReference"/>
-      </w:rPr>
-      <w:commentReference w:id="23"/>
     </w:r>
   </w:p>
 </w:hdr>
@@ -1732,6 +1921,36 @@
   </w:num>
   <w:num w:numId="9">
     <w:abstractNumId w:val="0"/>
+  </w:num>
+  <w:abstractNum w:abstractNumId="9">
+    <w:multiLevelType w:val="multilevel"/>
+    <w:lvl w:ilvl="0">
+      <w:start w:val="1"/>
+      <w:numFmt w:val="decimal"/>
+      <w:lvlText w:val="%1."/>
+      <w:suff w:val="space"/>
+    </w:lvl>
+    <w:lvl w:ilvl="1">
+      <w:start w:val="1"/>
+      <w:numFmt w:val="decimal"/>
+      <w:lvlText w:val="%1.%2."/>
+      <w:suff w:val="space"/>
+    </w:lvl>
+    <w:lvl w:ilvl="2">
+      <w:start w:val="1"/>
+      <w:numFmt w:val="decimal"/>
+      <w:lvlText w:val="%1.%2.%3."/>
+      <w:suff w:val="space"/>
+    </w:lvl>
+    <w:lvl w:ilvl="3">
+      <w:start w:val="1"/>
+      <w:numFmt w:val="decimal"/>
+      <w:lvlText w:val="%1.%2.%3.%4."/>
+      <w:suff w:val="space"/>
+    </w:lvl>
+  </w:abstractNum>
+  <w:num w:numId="10">
+    <w:abstractNumId w:val="9"/>
   </w:num>
 </w:numbering>
 </file>

--- a/_source/tp-doc-aide-correction.docx
+++ b/_source/tp-doc-aide-correction.docx
@@ -152,6 +152,7 @@
     </w:p>
     <w:p>
       <w:commentRangeStart w:id="3"/>
+      <w:commentRangeStart w:id="14"/>
       <w:r>
         <w:t>Ce rapport trimestriel présente les résultats de communication numérique de la Direction des affaires juridiques pour le premier trimestre 2025. Il couvre les principaux indicateurs de performance de nos canaux digitaux.</w:t>
       </w:r>
@@ -161,6 +162,13 @@
           <w:rStyle w:val="CommentReference"/>
         </w:rPr>
         <w:commentReference w:id="3"/>
+      </w:r>
+      <w:commentRangeEnd w:id="14"/>
+      <w:r>
+        <w:rPr>
+          <w:rStyle w:val="CommentReference"/>
+        </w:rPr>
+        <w:commentReference w:id="14"/>
       </w:r>
     </w:p>
     <w:p>
@@ -189,17 +197,12 @@
     </w:p>
     <w:p>
       <w:r>
-        <w:t>Détail par canal .............. 3</w:t>
+        <w:t>Rendre les contenus et les liens compréhensibles .............. 3</w:t>
       </w:r>
     </w:p>
     <w:p>
       <w:r>
-        <w:t>Organisation du service .............. 4</w:t>
-      </w:r>
-    </w:p>
-    <w:p>
-      <w:r>
-        <w:t>Contact .............. 5</w:t>
+        <w:t>Détail par canal .............. 4</w:t>
       </w:r>
     </w:p>
     <w:p>
@@ -274,16 +277,8 @@
       </w:r>
     </w:p>
     <w:p>
-      <w:commentRangeStart w:id="19"/>
       <w:r>
         <w:t>La direction demande un retour rapide sur les indicateurs.</w:t>
-      </w:r>
-      <w:commentRangeEnd w:id="19"/>
-      <w:r>
-        <w:rPr>
-          <w:rStyle w:val="CommentReference"/>
-        </w:rPr>
-        <w:commentReference w:id="19"/>
       </w:r>
     </w:p>
     <w:p>
@@ -741,13 +736,63 @@
         <w:t>Fin de la zone Mise en page robuste.</w:t>
       </w:r>
     </w:p>
-    <w:p/>
     <w:p>
       <w:pPr>
-        <w:pStyle w:val="Heading3"/>
+        <w:pStyle w:val="Heading1"/>
+        <w:numPr>
+          <w:ilvl w:val="0"/>
+          <w:numId w:val="10"/>
+        </w:numPr>
       </w:pPr>
       <w:r>
-        <w:t>Détail par canal</w:t>
+        <w:t>Rendre les contenus et les liens compréhensibles</w:t>
+      </w:r>
+    </w:p>
+    <w:p>
+      <w:pPr>
+        <w:pStyle w:val="Heading2"/>
+        <w:numPr>
+          <w:ilvl w:val="1"/>
+          <w:numId w:val="10"/>
+        </w:numPr>
+      </w:pPr>
+      <w:r>
+        <w:t>P-06 - Rédiger l'alternative d'une image informative simple</w:t>
+      </w:r>
+    </w:p>
+    <w:p>
+      <w:r>
+        <w:t>Problème : Une image informative possède une alternative absente ou inadéquate.</w:t>
+      </w:r>
+    </w:p>
+    <w:p>
+      <w:r>
+        <w:t>Pourquoi : Une personne qui ne voit pas l'image reçoit son information utile.</w:t>
+      </w:r>
+    </w:p>
+    <w:p>
+      <w:r>
+        <w:t>Règle : Rédiger une alternative concise liée au contexte, sans reprendre automatiquement une description générée.</w:t>
+      </w:r>
+    </w:p>
+    <w:p>
+      <w:r>
+        <w:t>Dans Word : Clic droit sur l'image &gt; Afficher le texte de remplacement, puis renseigner la description.</w:t>
+      </w:r>
+    </w:p>
+    <w:p>
+      <w:r>
+        <w:t>Dans LibreOffice Writer : Clic droit sur l'image &gt; Propriétés &gt; Options, puis renseigner le texte alternatif.</w:t>
+      </w:r>
+    </w:p>
+    <w:p>
+      <w:r>
+        <w:t>À faire : Observer le rôle de l'image et rédiger soi-même son alternative.</w:t>
+      </w:r>
+    </w:p>
+    <w:p>
+      <w:r>
+        <w:t>Preuve : Alternative présente dans le DOCX et jugée pertinente par lecture humaine.</w:t>
       </w:r>
     </w:p>
     <w:p>
@@ -758,8 +803,8 @@
       <w:r>
         <w:drawing>
           <wp:inline xmlns:a="http://schemas.openxmlformats.org/drawingml/2006/main" xmlns:pic="http://schemas.openxmlformats.org/drawingml/2006/picture">
-            <wp:extent cx="4114800" cy="2468880"/>
-            <wp:docPr id="1" name="Picture 1"/>
+            <wp:extent cx="457200" cy="457200"/>
+            <wp:docPr id="1" name="Picture 1" descr=""/>
             <wp:cNvGraphicFramePr>
               <a:graphicFrameLocks noChangeAspect="1"/>
             </wp:cNvGraphicFramePr>
@@ -767,7 +812,7 @@
               <a:graphicData uri="http://schemas.openxmlformats.org/drawingml/2006/picture">
                 <pic:pic>
                   <pic:nvPicPr>
-                    <pic:cNvPr id="0" name="graphique-inaccessible.png"/>
+                    <pic:cNvPr id="0" name="icone-enveloppe.png"/>
                     <pic:cNvPicPr/>
                   </pic:nvPicPr>
                   <pic:blipFill>
@@ -779,7 +824,7 @@
                   <pic:spPr>
                     <a:xfrm>
                       <a:off x="0" y="0"/>
-                      <a:ext cx="4114800" cy="2468880"/>
+                      <a:ext cx="457200" cy="457200"/>
                     </a:xfrm>
                     <a:prstGeom prst="rect"/>
                   </pic:spPr>
@@ -797,13 +842,51 @@
         <w:commentReference w:id="9"/>
       </w:r>
     </w:p>
-    <w:p/>
     <w:p>
       <w:pPr>
         <w:pStyle w:val="Heading2"/>
+        <w:numPr>
+          <w:ilvl w:val="1"/>
+          <w:numId w:val="10"/>
+        </w:numPr>
       </w:pPr>
       <w:r>
-        <w:t>Organisation du service</w:t>
+        <w:t>P-07 - Décrire une image complexe</w:t>
+      </w:r>
+    </w:p>
+    <w:p>
+      <w:r>
+        <w:t>Problème : Une image complexe n'offre ni résumé utile ni description détaillée équivalente.</w:t>
+      </w:r>
+    </w:p>
+    <w:p>
+      <w:r>
+        <w:t>Pourquoi : Les données ou relations complexes restent disponibles sous forme textuelle.</w:t>
+      </w:r>
+    </w:p>
+    <w:p>
+      <w:r>
+        <w:t>Règle : Associer une alternative courte à une description détaillée adjacente dans le corps.</w:t>
+      </w:r>
+    </w:p>
+    <w:p>
+      <w:r>
+        <w:t>Dans Word : Ajouter le texte de remplacement, puis saisir la description détaillée dans un paragraphe voisin.</w:t>
+      </w:r>
+    </w:p>
+    <w:p>
+      <w:r>
+        <w:t>Dans LibreOffice Writer : Renseigner le texte alternatif dans les propriétés, puis ajouter la description dans le corps.</w:t>
+      </w:r>
+    </w:p>
+    <w:p>
+      <w:r>
+        <w:t>À faire : Ajouter une alternative courte et une description structurée à proximité.</w:t>
+      </w:r>
+    </w:p>
+    <w:p>
+      <w:r>
+        <w:t>Preuve : Équivalence d'information vérifiée sans consulter l'image.</w:t>
       </w:r>
     </w:p>
     <w:p>
@@ -853,13 +936,51 @@
         <w:commentReference w:id="10"/>
       </w:r>
     </w:p>
-    <w:p/>
     <w:p>
       <w:pPr>
         <w:pStyle w:val="Heading2"/>
+        <w:numPr>
+          <w:ilvl w:val="1"/>
+          <w:numId w:val="10"/>
+        </w:numPr>
       </w:pPr>
       <w:r>
-        <w:t>Contact</w:t>
+        <w:t>P-08 - Marquer une image redondante comme décorative</w:t>
+      </w:r>
+    </w:p>
+    <w:p>
+      <w:r>
+        <w:t>Problème : Une image purement redondante est annoncée comme si elle apportait une information.</w:t>
+      </w:r>
+    </w:p>
+    <w:p>
+      <w:r>
+        <w:t>Pourquoi : Les images sans information n'alourdissent pas la restitution.</w:t>
+      </w:r>
+    </w:p>
+    <w:p>
+      <w:r>
+        <w:t>Règle : Déclarer décorative uniquement une image dont l'information est déjà entièrement donnée par le texte voisin.</w:t>
+      </w:r>
+    </w:p>
+    <w:p>
+      <w:r>
+        <w:t>Dans Word : Afficher le texte de remplacement puis cocher Marquer comme décoratif.</w:t>
+      </w:r>
+    </w:p>
+    <w:p>
+      <w:r>
+        <w:t>Dans LibreOffice Writer : Si l'option Décoratif existe, l'activer ; sinon laisser titre et description vides seulement après vérification de la redondance.</w:t>
+      </w:r>
+    </w:p>
+    <w:p>
+      <w:r>
+        <w:t>À faire : Vérifier la redondance puis appliquer le traitement décoratif adapté au logiciel.</w:t>
+      </w:r>
+    </w:p>
+    <w:p>
+      <w:r>
+        <w:t>Preuve : Marqueur décoratif ou équivalent vérifié et absence de perte d'information confirmée.</w:t>
       </w:r>
     </w:p>
     <w:p>
@@ -883,7 +1004,7 @@
                     <pic:cNvPicPr/>
                   </pic:nvPicPr>
                   <pic:blipFill>
-                    <a:blip r:embed="rId14"/>
+                    <a:blip r:embed="rId12"/>
                     <a:stretch>
                       <a:fillRect/>
                     </a:stretch>
@@ -913,24 +1034,57 @@
       </w:r>
     </w:p>
     <w:p>
-      <w:commentRangeStart w:id="12"/>
+      <w:pPr>
+        <w:pStyle w:val="Heading2"/>
+        <w:numPr>
+          <w:ilvl w:val="1"/>
+          <w:numId w:val="10"/>
+        </w:numPr>
+      </w:pPr>
       <w:r>
-        <w:t>The quarterly report is available upon request. Please contact the communication department for further details.</w:t>
-      </w:r>
-      <w:commentRangeEnd w:id="12"/>
-      <w:r>
-        <w:rPr>
-          <w:rStyle w:val="CommentReference"/>
-        </w:rPr>
-        <w:commentReference w:id="12"/>
+        <w:t>P-09 - Remplacer une image de texte par du vrai texte</w:t>
       </w:r>
     </w:p>
-    <w:p/>
+    <w:p>
+      <w:r>
+        <w:t>Problème : Une consigne utile est uniquement présente dans une image de texte.</w:t>
+      </w:r>
+    </w:p>
+    <w:p>
+      <w:r>
+        <w:t>Pourquoi : Le contenu peut être sélectionné, agrandi, recherché et restitué correctement.</w:t>
+      </w:r>
+    </w:p>
+    <w:p>
+      <w:r>
+        <w:t>Règle : Saisir en texte réel toute information textuelle qui n'a pas besoin d'être une image.</w:t>
+      </w:r>
+    </w:p>
+    <w:p>
+      <w:r>
+        <w:t>Dans Word : Insérer le texte dans un paragraphe structuré, appliquer les styles utiles puis supprimer l'image de texte.</w:t>
+      </w:r>
+    </w:p>
+    <w:p>
+      <w:r>
+        <w:t>Dans LibreOffice Writer : Saisir le texte dans le corps, appliquer les styles utiles puis supprimer l'image de texte.</w:t>
+      </w:r>
+    </w:p>
+    <w:p>
+      <w:r>
+        <w:t>À faire : Reproduire fidèlement le texte dans le corps puis retirer l'image devenue inutile.</w:t>
+      </w:r>
+    </w:p>
+    <w:p>
+      <w:r>
+        <w:t>Preuve : Texte sélectionnable présent dans le DOCX et image de texte absente.</w:t>
+      </w:r>
+    </w:p>
     <w:p>
       <w:pPr>
         <w:jc w:val="center"/>
       </w:pPr>
-      <w:commentRangeStart w:id="13"/>
+      <w:commentRangeStart w:id="12"/>
       <w:r>
         <w:drawing>
           <wp:inline xmlns:a="http://schemas.openxmlformats.org/drawingml/2006/main" xmlns:pic="http://schemas.openxmlformats.org/drawingml/2006/picture">
@@ -947,7 +1101,7 @@
                     <pic:cNvPicPr/>
                   </pic:nvPicPr>
                   <pic:blipFill>
-                    <a:blip r:embed="rId15"/>
+                    <a:blip r:embed="rId14"/>
                     <a:stretch>
                       <a:fillRect/>
                     </a:stretch>
@@ -965,6 +1119,78 @@
           </wp:inline>
         </w:drawing>
       </w:r>
+      <w:commentRangeEnd w:id="12"/>
+      <w:r>
+        <w:rPr>
+          <w:rStyle w:val="CommentReference"/>
+        </w:rPr>
+        <w:commentReference w:id="12"/>
+      </w:r>
+    </w:p>
+    <w:p>
+      <w:pPr>
+        <w:pStyle w:val="Heading2"/>
+        <w:numPr>
+          <w:ilvl w:val="1"/>
+          <w:numId w:val="10"/>
+        </w:numPr>
+      </w:pPr>
+      <w:r>
+        <w:t>P-10 - Rendre les liens autonomes et identifiables</w:t>
+      </w:r>
+    </w:p>
+    <w:p>
+      <w:r>
+        <w:t>Problème : Un lien générique ne décrit pas sa destination et un téléchargement manque d'informations utiles.</w:t>
+      </w:r>
+    </w:p>
+    <w:p>
+      <w:r>
+        <w:t>Pourquoi : La destination reste compréhensible hors contexte et repérable visuellement.</w:t>
+      </w:r>
+    </w:p>
+    <w:p>
+      <w:r>
+        <w:t>Règle : Employer un libellé explicite et ajouter format, poids et langue d'un téléchargement lorsque ces informations sont connues.</w:t>
+      </w:r>
+    </w:p>
+    <w:p>
+      <w:r>
+        <w:t>Dans Word : Modifier le texte affiché du lien via clic droit &gt; Modifier le lien, puis compléter le libellé dans le corps.</w:t>
+      </w:r>
+    </w:p>
+    <w:p>
+      <w:r>
+        <w:t>Dans LibreOffice Writer : Clic droit &gt; Modifier l'hyperlien, puis compléter le libellé dans le corps.</w:t>
+      </w:r>
+    </w:p>
+    <w:p>
+      <w:r>
+        <w:t>À faire : Réécrire le libellé sans changer la destination puis compléter les informations disponibles.</w:t>
+      </w:r>
+    </w:p>
+    <w:p>
+      <w:r>
+        <w:t>Preuve : Destination inchangée, libellé explicite et identification visuelle vérifiées.</w:t>
+      </w:r>
+    </w:p>
+    <w:p>
+      <w:commentRangeStart w:id="13"/>
+      <w:r>
+        <w:t xml:space="preserve">Pour accéder aux annexes, </w:t>
+      </w:r>
+      <w:hyperlink r:id="rId15">
+        <w:r>
+          <w:rPr>
+            <w:color w:val="0000FF"/>
+            <w:u w:val="single"/>
+          </w:rPr>
+          <w:t>cliquez ici</w:t>
+        </w:r>
+      </w:hyperlink>
+      <w:r>
+        <w:t>.</w:t>
+      </w:r>
       <w:commentRangeEnd w:id="13"/>
       <w:r>
         <w:rPr>
@@ -973,21 +1199,138 @@
         <w:commentReference w:id="13"/>
       </w:r>
     </w:p>
+    <w:p>
+      <w:pPr>
+        <w:pStyle w:val="Heading2"/>
+        <w:numPr>
+          <w:ilvl w:val="1"/>
+          <w:numId w:val="10"/>
+        </w:numPr>
+      </w:pPr>
+      <w:r>
+        <w:t>P-11 - Reprendre dans le corps l'information d'un filigrane</w:t>
+      </w:r>
+    </w:p>
+    <w:p>
+      <w:r>
+        <w:t>Problème : Le statut du document apparaît seulement dans un filigrane.</w:t>
+      </w:r>
+    </w:p>
+    <w:p>
+      <w:r>
+        <w:t>Pourquoi : Une information essentielle reste disponible même si le filigrane n'est pas restitué.</w:t>
+      </w:r>
+    </w:p>
+    <w:p>
+      <w:r>
+        <w:t>Règle : Ne jamais faire porter une information essentielle uniquement par un filigrane, un en-tête ou un arrière-plan.</w:t>
+      </w:r>
+    </w:p>
+    <w:p>
+      <w:r>
+        <w:t>Dans Word : Ajouter le statut dans le corps avec un style adapté ; conserver ou retirer le filigrane selon son utilité visuelle.</w:t>
+      </w:r>
+    </w:p>
+    <w:p>
+      <w:r>
+        <w:t>Dans LibreOffice Writer : Ajouter le statut dans le corps avec un style adapté ; traiter l'arrière-plan séparément.</w:t>
+      </w:r>
+    </w:p>
+    <w:p>
+      <w:r>
+        <w:t>À faire : Reprendre le même statut à un emplacement logique du corps.</w:t>
+      </w:r>
+    </w:p>
+    <w:p>
+      <w:r>
+        <w:t>Preuve : Statut compréhensible dans le texte linéarisé sans en-tête ni arrière-plan.</w:t>
+      </w:r>
+    </w:p>
     <w:p/>
     <w:p>
       <w:pPr>
         <w:pStyle w:val="Heading3"/>
       </w:pPr>
-      <w:commentRangeStart w:id="14"/>
       <w:r>
-        <w:t>Répartition par service</w:t>
+        <w:t>Détail par canal</w:t>
       </w:r>
-      <w:commentRangeEnd w:id="14"/>
+    </w:p>
+    <w:p>
+      <w:pPr>
+        <w:jc w:val="center"/>
+      </w:pPr>
+      <w:commentRangeStart w:id="15"/>
+      <w:r>
+        <w:drawing>
+          <wp:inline xmlns:a="http://schemas.openxmlformats.org/drawingml/2006/main" xmlns:pic="http://schemas.openxmlformats.org/drawingml/2006/picture">
+            <wp:extent cx="4114800" cy="2468880"/>
+            <wp:docPr id="5" name="Picture 5"/>
+            <wp:cNvGraphicFramePr>
+              <a:graphicFrameLocks noChangeAspect="1"/>
+            </wp:cNvGraphicFramePr>
+            <a:graphic>
+              <a:graphicData uri="http://schemas.openxmlformats.org/drawingml/2006/picture">
+                <pic:pic>
+                  <pic:nvPicPr>
+                    <pic:cNvPr id="0" name="graphique-inaccessible.png"/>
+                    <pic:cNvPicPr/>
+                  </pic:nvPicPr>
+                  <pic:blipFill>
+                    <a:blip r:embed="rId16"/>
+                    <a:stretch>
+                      <a:fillRect/>
+                    </a:stretch>
+                  </pic:blipFill>
+                  <pic:spPr>
+                    <a:xfrm>
+                      <a:off x="0" y="0"/>
+                      <a:ext cx="4114800" cy="2468880"/>
+                    </a:xfrm>
+                    <a:prstGeom prst="rect"/>
+                  </pic:spPr>
+                </pic:pic>
+              </a:graphicData>
+            </a:graphic>
+          </wp:inline>
+        </w:drawing>
+      </w:r>
+      <w:commentRangeEnd w:id="15"/>
       <w:r>
         <w:rPr>
           <w:rStyle w:val="CommentReference"/>
         </w:rPr>
-        <w:commentReference w:id="14"/>
+        <w:commentReference w:id="15"/>
+      </w:r>
+    </w:p>
+    <w:p/>
+    <w:p>
+      <w:commentRangeStart w:id="16"/>
+      <w:r>
+        <w:t>The quarterly report is available upon request. Please contact the communication department for further details.</w:t>
+      </w:r>
+      <w:commentRangeEnd w:id="16"/>
+      <w:r>
+        <w:rPr>
+          <w:rStyle w:val="CommentReference"/>
+        </w:rPr>
+        <w:commentReference w:id="16"/>
+      </w:r>
+    </w:p>
+    <w:p/>
+    <w:p>
+      <w:pPr>
+        <w:pStyle w:val="Heading3"/>
+      </w:pPr>
+      <w:commentRangeStart w:id="17"/>
+      <w:r>
+        <w:t>Répartition par service</w:t>
+      </w:r>
+      <w:commentRangeEnd w:id="17"/>
+      <w:r>
+        <w:rPr>
+          <w:rStyle w:val="CommentReference"/>
+        </w:rPr>
+        <w:commentReference w:id="17"/>
       </w:r>
     </w:p>
     <w:tbl>
@@ -1026,7 +1369,7 @@
             <w:tcW w:type="dxa" w:w="2880"/>
           </w:tcPr>
           <w:p>
-            <w:commentRangeStart w:id="15"/>
+            <w:commentRangeStart w:id="18"/>
             <w:r>
               <w:rPr>
                 <w:rFonts w:ascii="Arial" w:hAnsi="Arial"/>
@@ -1035,12 +1378,12 @@
               </w:rPr>
               <w:t>Service</w:t>
             </w:r>
-            <w:commentRangeEnd w:id="15"/>
+            <w:commentRangeEnd w:id="18"/>
             <w:r>
               <w:rPr>
                 <w:rStyle w:val="CommentReference"/>
               </w:rPr>
-              <w:commentReference w:id="15"/>
+              <w:commentReference w:id="18"/>
             </w:r>
           </w:p>
         </w:tc>
@@ -1169,45 +1512,20 @@
       <w:pPr>
         <w:pStyle w:val="Heading2"/>
       </w:pPr>
-      <w:commentRangeStart w:id="16"/>
+      <w:commentRangeStart w:id="19"/>
       <w:r>
         <w:t>ANNEXES</w:t>
       </w:r>
-      <w:commentRangeEnd w:id="16"/>
+      <w:commentRangeEnd w:id="19"/>
       <w:r>
         <w:rPr>
           <w:rStyle w:val="CommentReference"/>
         </w:rPr>
-        <w:commentReference w:id="16"/>
+        <w:commentReference w:id="19"/>
       </w:r>
     </w:p>
     <w:p>
-      <w:commentRangeStart w:id="17"/>
-      <w:r>
-        <w:t xml:space="preserve">Pour accéder aux annexes, </w:t>
-      </w:r>
-      <w:hyperlink r:id="rId16">
-        <w:r>
-          <w:rPr>
-            <w:color w:val="0000FF"/>
-            <w:u w:val="single"/>
-          </w:rPr>
-          <w:t>cliquez ici</w:t>
-        </w:r>
-      </w:hyperlink>
-      <w:r>
-        <w:t>.</w:t>
-      </w:r>
-      <w:commentRangeEnd w:id="17"/>
-      <w:r>
-        <w:rPr>
-          <w:rStyle w:val="CommentReference"/>
-        </w:rPr>
-        <w:commentReference w:id="17"/>
-      </w:r>
-    </w:p>
-    <w:p>
-      <w:commentRangeStart w:id="18"/>
+      <w:commentRangeStart w:id="20"/>
       <w:r>
         <w:rPr>
           <w:rFonts w:ascii="Arial" w:hAnsi="Arial"/>
@@ -1216,12 +1534,12 @@
         </w:rPr>
         <w:t>Note : les données sont provisoires et susceptibles d’ajustements lors de la consolidation finale.</w:t>
       </w:r>
-      <w:commentRangeEnd w:id="18"/>
+      <w:commentRangeEnd w:id="20"/>
       <w:r>
         <w:rPr>
           <w:rStyle w:val="CommentReference"/>
         </w:rPr>
-        <w:commentReference w:id="18"/>
+        <w:commentReference w:id="20"/>
       </w:r>
     </w:p>
     <w:sectPr>
@@ -1238,7 +1556,7 @@
 
 <file path=word/comments.xml><?xml version="1.0" encoding="utf-8"?>
 <w:comments xmlns:a="http://schemas.openxmlformats.org/drawingml/2006/main" xmlns:pic="http://schemas.openxmlformats.org/drawingml/2006/picture" xmlns:r="http://schemas.openxmlformats.org/officeDocument/2006/relationships" xmlns:w="http://schemas.openxmlformats.org/wordprocessingml/2006/main" xmlns:wp="http://schemas.openxmlformats.org/drawingml/2006/wordprocessingDrawing" xmlns:mc="http://schemas.openxmlformats.org/markup-compatibility/2006" xmlns:a14="http://schemas.microsoft.com/office/drawing/2010/main" xmlns:w14="http://schemas.microsoft.com/office/word/2010/wordml" xmlns:wpc="http://schemas.microsoft.com/office/word/2010/wordprocessingCanvas">
-  <w:comment w:id="0" w:author="Formation IGPDE" w:initials="IGPDE" w:date="2026-10-01T19:14:21Z">
+  <w:comment w:id="0" w:author="Formation IGPDE" w:initials="IGPDE" w:date="2026-10-01T20:10:12Z">
     <w:p>
       <w:pPr>
         <w:pStyle w:val="CommentText"/>
@@ -1254,7 +1572,7 @@
       </w:r>
     </w:p>
   </w:comment>
-  <w:comment w:id="1" w:author="Formation IGPDE" w:initials="IGPDE" w:date="2026-10-01T19:14:21Z">
+  <w:comment w:id="1" w:author="Formation IGPDE" w:initials="IGPDE" w:date="2026-10-01T20:10:12Z">
     <w:p>
       <w:pPr>
         <w:pStyle w:val="CommentText"/>
@@ -1270,7 +1588,7 @@
       </w:r>
     </w:p>
   </w:comment>
-  <w:comment w:id="2" w:author="Formation IGPDE" w:initials="IGPDE" w:date="2026-10-01T19:14:21Z">
+  <w:comment w:id="2" w:author="Formation IGPDE" w:initials="IGPDE" w:date="2026-10-01T20:10:12Z">
     <w:p>
       <w:pPr>
         <w:pStyle w:val="CommentText"/>
@@ -1286,7 +1604,7 @@
       </w:r>
     </w:p>
   </w:comment>
-  <w:comment w:id="3" w:author="Formation IGPDE" w:initials="IGPDE" w:date="2026-10-01T19:14:21Z">
+  <w:comment w:id="3" w:author="Formation IGPDE" w:initials="IGPDE" w:date="2026-10-01T20:10:12Z">
     <w:p>
       <w:pPr>
         <w:pStyle w:val="CommentText"/>
@@ -1302,7 +1620,7 @@
       </w:r>
     </w:p>
   </w:comment>
-  <w:comment w:id="4" w:author="Formation IGPDE" w:initials="IGPDE" w:date="2026-10-01T19:14:21Z">
+  <w:comment w:id="4" w:author="Formation IGPDE" w:initials="IGPDE" w:date="2026-10-01T20:10:12Z">
     <w:p>
       <w:pPr>
         <w:pStyle w:val="CommentText"/>
@@ -1318,7 +1636,7 @@
       </w:r>
     </w:p>
   </w:comment>
-  <w:comment w:id="5" w:author="Formation IGPDE" w:initials="IGPDE" w:date="2026-10-01T19:14:21Z">
+  <w:comment w:id="5" w:author="Formation IGPDE" w:initials="IGPDE" w:date="2026-10-01T20:10:13Z">
     <w:p>
       <w:pPr>
         <w:pStyle w:val="CommentText"/>
@@ -1334,7 +1652,7 @@
       </w:r>
     </w:p>
   </w:comment>
-  <w:comment w:id="6" w:author="Formation IGPDE" w:initials="IGPDE" w:date="2026-10-01T19:14:21Z">
+  <w:comment w:id="6" w:author="Formation IGPDE" w:initials="IGPDE" w:date="2026-10-01T20:10:13Z">
     <w:p>
       <w:pPr>
         <w:pStyle w:val="CommentText"/>
@@ -1350,7 +1668,7 @@
       </w:r>
     </w:p>
   </w:comment>
-  <w:comment w:id="7" w:author="Formation IGPDE" w:initials="IGPDE" w:date="2026-10-01T19:14:21Z">
+  <w:comment w:id="7" w:author="Formation IGPDE" w:initials="IGPDE" w:date="2026-10-01T20:10:13Z">
     <w:p>
       <w:pPr>
         <w:pStyle w:val="CommentText"/>
@@ -1366,7 +1684,7 @@
       </w:r>
     </w:p>
   </w:comment>
-  <w:comment w:id="8" w:author="Formation IGPDE" w:initials="IGPDE" w:date="2026-10-01T19:14:21Z">
+  <w:comment w:id="8" w:author="Formation IGPDE" w:initials="IGPDE" w:date="2026-10-01T20:10:13Z">
     <w:p>
       <w:pPr>
         <w:pStyle w:val="CommentText"/>
@@ -1382,7 +1700,103 @@
       </w:r>
     </w:p>
   </w:comment>
-  <w:comment w:id="9" w:author="Formation IGPDE" w:initials="IGPDE" w:date="2026-10-01T19:14:21Z">
+  <w:comment w:id="9" w:author="Formation IGPDE" w:initials="IGPDE" w:date="2026-10-01T20:10:13Z">
+    <w:p>
+      <w:pPr>
+        <w:pStyle w:val="CommentText"/>
+      </w:pPr>
+      <w:r>
+        <w:rPr>
+          <w:rStyle w:val="CommentReference"/>
+        </w:rPr>
+        <w:annotationRef/>
+      </w:r>
+      <w:r>
+        <w:t>P-06 - Rédiger l'alternative d'une image informative simple. Problème : Une image informative possède une alternative absente ou inadéquate. Impact : Une personne qui ne voit pas l'image reçoit son information utile. Règle : Rédiger une alternative concise liée au contexte, sans reprendre automatiquement une description générée. Piste : Décrire l'information nécessaire ici, pas l'apparence exhaustive de l'image. Première action : Observer le rôle de l'image et rédiger soi-même son alternative. Procédure Word : Clic droit sur l'image &gt; Afficher le texte de remplacement, puis renseigner la description.</w:t>
+      </w:r>
+    </w:p>
+  </w:comment>
+  <w:comment w:id="10" w:author="Formation IGPDE" w:initials="IGPDE" w:date="2026-10-01T20:10:13Z">
+    <w:p>
+      <w:pPr>
+        <w:pStyle w:val="CommentText"/>
+      </w:pPr>
+      <w:r>
+        <w:rPr>
+          <w:rStyle w:val="CommentReference"/>
+        </w:rPr>
+        <w:annotationRef/>
+      </w:r>
+      <w:r>
+        <w:t>P-07 - Décrire une image complexe. Problème : Une image complexe n'offre ni résumé utile ni description détaillée équivalente. Impact : Les données ou relations complexes restent disponibles sous forme textuelle. Règle : Associer une alternative courte à une description détaillée adjacente dans le corps. Piste : Résumer la fonction dans l'alternative et placer les données ou conclusions dans le texte voisin. Première action : Ajouter une alternative courte et une description structurée à proximité. Procédure Word : Ajouter le texte de remplacement, puis saisir la description détaillée dans un paragraphe voisin.</w:t>
+      </w:r>
+    </w:p>
+  </w:comment>
+  <w:comment w:id="11" w:author="Formation IGPDE" w:initials="IGPDE" w:date="2026-10-01T20:10:13Z">
+    <w:p>
+      <w:pPr>
+        <w:pStyle w:val="CommentText"/>
+      </w:pPr>
+      <w:r>
+        <w:rPr>
+          <w:rStyle w:val="CommentReference"/>
+        </w:rPr>
+        <w:annotationRef/>
+      </w:r>
+      <w:r>
+        <w:t>P-08 - Marquer une image redondante comme décorative. Problème : Une image purement redondante est annoncée comme si elle apportait une information. Impact : Les images sans information n'alourdissent pas la restitution. Règle : Déclarer décorative uniquement une image dont l'information est déjà entièrement donnée par le texte voisin. Piste : Supprimer mentalement l'image ; si aucune information ne disparaît, elle peut être décorative. Première action : Vérifier la redondance puis appliquer le traitement décoratif adapté au logiciel. Procédure Word : Afficher le texte de remplacement puis cocher Marquer comme décoratif.</w:t>
+      </w:r>
+    </w:p>
+  </w:comment>
+  <w:comment w:id="12" w:author="Formation IGPDE" w:initials="IGPDE" w:date="2026-10-01T20:10:13Z">
+    <w:p>
+      <w:pPr>
+        <w:pStyle w:val="CommentText"/>
+      </w:pPr>
+      <w:r>
+        <w:rPr>
+          <w:rStyle w:val="CommentReference"/>
+        </w:rPr>
+        <w:annotationRef/>
+      </w:r>
+      <w:r>
+        <w:t>P-09 - Remplacer une image de texte par du vrai texte. Problème : Une consigne utile est uniquement présente dans une image de texte. Impact : Le contenu peut être sélectionné, agrandi, recherché et restitué correctement. Règle : Saisir en texte réel toute information textuelle qui n'a pas besoin d'être une image. Piste : Vérifier que chaque mot peut être sélectionné et modifié. Première action : Reproduire fidèlement le texte dans le corps puis retirer l'image devenue inutile. Procédure Word : Insérer le texte dans un paragraphe structuré, appliquer les styles utiles puis supprimer l'image de texte.</w:t>
+      </w:r>
+    </w:p>
+  </w:comment>
+  <w:comment w:id="13" w:author="Formation IGPDE" w:initials="IGPDE" w:date="2026-10-01T20:10:13Z">
+    <w:p>
+      <w:pPr>
+        <w:pStyle w:val="CommentText"/>
+      </w:pPr>
+      <w:r>
+        <w:rPr>
+          <w:rStyle w:val="CommentReference"/>
+        </w:rPr>
+        <w:annotationRef/>
+      </w:r>
+      <w:r>
+        <w:t>P-10 - Rendre les liens autonomes et identifiables. Problème : Un lien générique ne décrit pas sa destination et un téléchargement manque d'informations utiles. Impact : La destination reste compréhensible hors contexte et repérable visuellement. Règle : Employer un libellé explicite et ajouter format, poids et langue d'un téléchargement lorsque ces informations sont connues. Piste : Lire le lien isolément et vérifier qu'il annonce sa destination. Première action : Réécrire le libellé sans changer la destination puis compléter les informations disponibles. Procédure Word : Modifier le texte affiché du lien via clic droit &gt; Modifier le lien, puis compléter le libellé dans le corps.</w:t>
+      </w:r>
+    </w:p>
+  </w:comment>
+  <w:comment w:id="14" w:author="Formation IGPDE" w:initials="IGPDE" w:date="2026-10-01T20:10:13Z">
+    <w:p>
+      <w:pPr>
+        <w:pStyle w:val="CommentText"/>
+      </w:pPr>
+      <w:r>
+        <w:rPr>
+          <w:rStyle w:val="CommentReference"/>
+        </w:rPr>
+        <w:annotationRef/>
+      </w:r>
+      <w:r>
+        <w:t>Document — P-11 - Reprendre dans le corps l'information d'un filigrane. Problème : Le statut du document apparaît seulement dans un filigrane. Impact : Une information essentielle reste disponible même si le filigrane n'est pas restitué. Règle : Ne jamais faire porter une information essentielle uniquement par un filigrane, un en-tête ou un arrière-plan. Piste : Identifier l'information qui disparaîtrait si l'arrière-plan était ignoré. Première action : Reprendre le même statut à un emplacement logique du corps. Procédure Word : Ajouter le statut dans le corps avec un style adapté ; conserver ou retirer le filigrane selon son utilité visuelle.</w:t>
+      </w:r>
+    </w:p>
+  </w:comment>
+  <w:comment w:id="15" w:author="Formation IGPDE" w:initials="IGPDE" w:date="2026-10-01T20:10:13Z">
     <w:p>
       <w:pPr>
         <w:pStyle w:val="CommentText"/>
@@ -1398,39 +1812,7 @@
       </w:r>
     </w:p>
   </w:comment>
-  <w:comment w:id="10" w:author="Formation IGPDE" w:initials="IGPDE" w:date="2026-10-01T19:14:21Z">
-    <w:p>
-      <w:pPr>
-        <w:pStyle w:val="CommentText"/>
-      </w:pPr>
-      <w:r>
-        <w:rPr>
-          <w:rStyle w:val="CommentReference"/>
-        </w:rPr>
-        <w:annotationRef/>
-      </w:r>
-      <w:r>
-        <w:t>Critère 9 - Problème : l'alternative 'image.png' ne décrit pas l'organigramme. Impact : l'information est perdue. Méthode : mettre une alternative courte qui renvoie vers une description détaillée dans le corps.</w:t>
-      </w:r>
-    </w:p>
-  </w:comment>
-  <w:comment w:id="11" w:author="Formation IGPDE" w:initials="IGPDE" w:date="2026-10-01T19:14:21Z">
-    <w:p>
-      <w:pPr>
-        <w:pStyle w:val="CommentText"/>
-      </w:pPr>
-      <w:r>
-        <w:rPr>
-          <w:rStyle w:val="CommentReference"/>
-        </w:rPr>
-        <w:annotationRef/>
-      </w:r>
-      <w:r>
-        <w:t>Critère 10 - Problème : l'icône répète le mot e-mail déjà présent dans le texte. Impact : redondance à la lecture vocale. Méthode : clic droit sur l'image &gt; Afficher le texte de remplacement &gt; Marquer comme décoratif.</w:t>
-      </w:r>
-    </w:p>
-  </w:comment>
-  <w:comment w:id="12" w:author="Formation IGPDE" w:initials="IGPDE" w:date="2026-10-01T19:14:21Z">
+  <w:comment w:id="16" w:author="Formation IGPDE" w:initials="IGPDE" w:date="2026-10-01T20:10:13Z">
     <w:p>
       <w:pPr>
         <w:pStyle w:val="CommentText"/>
@@ -1446,23 +1828,7 @@
       </w:r>
     </w:p>
   </w:comment>
-  <w:comment w:id="13" w:author="Formation IGPDE" w:initials="IGPDE" w:date="2026-10-01T19:14:21Z">
-    <w:p>
-      <w:pPr>
-        <w:pStyle w:val="CommentText"/>
-      </w:pPr>
-      <w:r>
-        <w:rPr>
-          <w:rStyle w:val="CommentReference"/>
-        </w:rPr>
-        <w:annotationRef/>
-      </w:r>
-      <w:r>
-        <w:t>Critère 20 - Problème : ce texte est une image. Impact : il n'est ni sélectionnable, ni recherchable, ni fiable en synthèse vocale. Méthode : le ressaisir en vrai texte Word.</w:t>
-      </w:r>
-    </w:p>
-  </w:comment>
-  <w:comment w:id="14" w:author="Formation IGPDE" w:initials="IGPDE" w:date="2026-10-01T19:14:21Z">
+  <w:comment w:id="17" w:author="Formation IGPDE" w:initials="IGPDE" w:date="2026-10-01T20:10:13Z">
     <w:p>
       <w:pPr>
         <w:pStyle w:val="CommentText"/>
@@ -1478,7 +1844,7 @@
       </w:r>
     </w:p>
   </w:comment>
-  <w:comment w:id="15" w:author="Formation IGPDE" w:initials="IGPDE" w:date="2026-10-01T19:14:21Z">
+  <w:comment w:id="18" w:author="Formation IGPDE" w:initials="IGPDE" w:date="2026-10-01T20:10:13Z">
     <w:p>
       <w:pPr>
         <w:pStyle w:val="CommentText"/>
@@ -1494,7 +1860,7 @@
       </w:r>
     </w:p>
   </w:comment>
-  <w:comment w:id="16" w:author="Formation IGPDE" w:initials="IGPDE" w:date="2026-10-01T19:14:21Z">
+  <w:comment w:id="19" w:author="Formation IGPDE" w:initials="IGPDE" w:date="2026-10-01T20:10:13Z">
     <w:p>
       <w:pPr>
         <w:pStyle w:val="CommentText"/>
@@ -1510,23 +1876,7 @@
       </w:r>
     </w:p>
   </w:comment>
-  <w:comment w:id="17" w:author="Formation IGPDE" w:initials="IGPDE" w:date="2026-10-01T19:14:21Z">
-    <w:p>
-      <w:pPr>
-        <w:pStyle w:val="CommentText"/>
-      </w:pPr>
-      <w:r>
-        <w:rPr>
-          <w:rStyle w:val="CommentReference"/>
-        </w:rPr>
-        <w:annotationRef/>
-      </w:r>
-      <w:r>
-        <w:t>Critère 8 - Problème : 'cliquez ici' n'est pas descriptif. Impact : hors contexte, le lien ne dit pas où il mène. Méthode : remplacer par 'Consulter les annexes du rapport T1 2025 (PDF, 1,2 Mo)'.</w:t>
-      </w:r>
-    </w:p>
-  </w:comment>
-  <w:comment w:id="18" w:author="Formation IGPDE" w:initials="IGPDE" w:date="2026-10-01T19:14:21Z">
+  <w:comment w:id="20" w:author="Formation IGPDE" w:initials="IGPDE" w:date="2026-10-01T20:10:13Z">
     <w:p>
       <w:pPr>
         <w:pStyle w:val="CommentText"/>
@@ -1539,22 +1889,6 @@
       </w:r>
       <w:r>
         <w:t>Critère 6 - Problème : le gris #767676 sur blanc est trop juste pour du petit texte. Impact : la note peut être difficile à lire. Méthode : mesurer le contraste, puis utiliser #595959 ou du noir.</w:t>
-      </w:r>
-    </w:p>
-  </w:comment>
-  <w:comment w:id="19" w:author="Formation IGPDE" w:initials="IGPDE" w:date="2026-10-01T19:14:21Z">
-    <w:p>
-      <w:pPr>
-        <w:pStyle w:val="CommentText"/>
-      </w:pPr>
-      <w:r>
-        <w:rPr>
-          <w:rStyle w:val="CommentReference"/>
-        </w:rPr>
-        <w:annotationRef/>
-      </w:r>
-      <w:r>
-        <w:t>Document — Critère 18 - Problème : le filigrane CONFIDENTIEL est un objet graphique dans l'en-tête. Impact : il peut être invisible pour les lecteurs d'écran. Méthode : ajouter 'Document confidentiel' en vrai texte dans le corps du document.</w:t>
       </w:r>
     </w:p>
   </w:comment>

--- a/_source/tp-doc-aide-correction.docx
+++ b/_source/tp-doc-aide-correction.docx
@@ -152,7 +152,7 @@
     </w:p>
     <w:p>
       <w:commentRangeStart w:id="3"/>
-      <w:commentRangeStart w:id="14"/>
+      <w:commentRangeStart w:id="12"/>
       <w:r>
         <w:t>Ce rapport trimestriel présente les résultats de communication numérique de la Direction des affaires juridiques pour le premier trimestre 2025. Il couvre les principaux indicateurs de performance de nos canaux digitaux.</w:t>
       </w:r>
@@ -163,12 +163,12 @@
         </w:rPr>
         <w:commentReference w:id="3"/>
       </w:r>
-      <w:commentRangeEnd w:id="14"/>
+      <w:commentRangeEnd w:id="12"/>
       <w:r>
         <w:rPr>
           <w:rStyle w:val="CommentReference"/>
         </w:rPr>
-        <w:commentReference w:id="14"/>
+        <w:commentReference w:id="12"/>
       </w:r>
     </w:p>
     <w:p>
@@ -259,21 +259,14 @@
     </w:p>
     <w:p/>
     <w:p>
-      <w:commentRangeStart w:id="5"/>
       <w:r>
         <w:rPr>
           <w:rFonts w:ascii="Arial" w:hAnsi="Arial"/>
-          <w:color w:val="FF0000"/>
+          <w:b/>
+          <w:color w:val="C00000"/>
           <w:sz w:val="22"/>
         </w:rPr>
         <w:t>Urgent - Retour attendu avant le 30 juin 2025</w:t>
-      </w:r>
-      <w:commentRangeEnd w:id="5"/>
-      <w:r>
-        <w:rPr>
-          <w:rStyle w:val="CommentReference"/>
-        </w:rPr>
-        <w:commentReference w:id="5"/>
       </w:r>
     </w:p>
     <w:p>
@@ -302,21 +295,17 @@
         <w:gridCol w:w="2160"/>
       </w:tblGrid>
       <w:tr>
+        <w:trPr>
+          <w:tblHeader w:val="true"/>
+          <w:cantSplit w:val="true"/>
+        </w:trPr>
         <w:tc>
           <w:tcPr>
             <w:tcW w:type="dxa" w:w="2160"/>
           </w:tcPr>
           <w:p>
-            <w:commentRangeStart w:id="6"/>
             <w:r>
               <w:t>Indicateur</w:t>
-            </w:r>
-            <w:commentRangeEnd w:id="6"/>
-            <w:r>
-              <w:rPr>
-                <w:rStyle w:val="CommentReference"/>
-              </w:rPr>
-              <w:commentReference w:id="6"/>
             </w:r>
           </w:p>
         </w:tc>
@@ -352,6 +341,9 @@
         </w:tc>
       </w:tr>
       <w:tr>
+        <w:trPr>
+          <w:cantSplit w:val="true"/>
+        </w:trPr>
         <w:tc>
           <w:tcPr>
             <w:tcW w:type="dxa" w:w="2160"/>
@@ -394,6 +386,9 @@
         </w:tc>
       </w:tr>
       <w:tr>
+        <w:trPr>
+          <w:cantSplit w:val="true"/>
+        </w:trPr>
         <w:tc>
           <w:tcPr>
             <w:tcW w:type="dxa" w:w="2160"/>
@@ -436,6 +431,9 @@
         </w:tc>
       </w:tr>
       <w:tr>
+        <w:trPr>
+          <w:cantSplit w:val="true"/>
+        </w:trPr>
         <w:tc>
           <w:tcPr>
             <w:tcW w:type="dxa" w:w="2160"/>
@@ -534,7 +532,7 @@
       <w:pPr>
         <w:ind w:left="504" w:hanging="259"/>
       </w:pPr>
-      <w:commentRangeStart w:id="7"/>
+      <w:commentRangeStart w:id="5"/>
       <w:r>
         <w:rPr>
           <w:rFonts w:ascii="Arial" w:hAnsi="Arial"/>
@@ -544,12 +542,12 @@
         <w:tab/>
         <w:t>Augmenter le trafic de 10 %</w:t>
       </w:r>
-      <w:commentRangeEnd w:id="7"/>
+      <w:commentRangeEnd w:id="5"/>
       <w:r>
         <w:rPr>
           <w:rStyle w:val="CommentReference"/>
         </w:rPr>
-        <w:commentReference w:id="7"/>
+        <w:commentReference w:id="5"/>
       </w:r>
     </w:p>
     <w:p>
@@ -678,16 +676,16 @@
       <w:pPr>
         <w:pStyle w:val="Heading3"/>
       </w:pPr>
-      <w:commentRangeStart w:id="8"/>
+      <w:commentRangeStart w:id="6"/>
       <w:r>
         <w:t>Mise en page robuste</w:t>
       </w:r>
-      <w:commentRangeEnd w:id="8"/>
+      <w:commentRangeEnd w:id="6"/>
       <w:r>
         <w:rPr>
           <w:rStyle w:val="CommentReference"/>
         </w:rPr>
-        <w:commentReference w:id="8"/>
+        <w:commentReference w:id="6"/>
       </w:r>
     </w:p>
     <w:p>
@@ -799,7 +797,7 @@
       <w:pPr>
         <w:jc w:val="center"/>
       </w:pPr>
-      <w:commentRangeStart w:id="9"/>
+      <w:commentRangeStart w:id="7"/>
       <w:r>
         <w:drawing>
           <wp:inline xmlns:a="http://schemas.openxmlformats.org/drawingml/2006/main" xmlns:pic="http://schemas.openxmlformats.org/drawingml/2006/picture">
@@ -834,12 +832,12 @@
           </wp:inline>
         </w:drawing>
       </w:r>
-      <w:commentRangeEnd w:id="9"/>
+      <w:commentRangeEnd w:id="7"/>
       <w:r>
         <w:rPr>
           <w:rStyle w:val="CommentReference"/>
         </w:rPr>
-        <w:commentReference w:id="9"/>
+        <w:commentReference w:id="7"/>
       </w:r>
     </w:p>
     <w:p>
@@ -893,7 +891,7 @@
       <w:pPr>
         <w:jc w:val="center"/>
       </w:pPr>
-      <w:commentRangeStart w:id="10"/>
+      <w:commentRangeStart w:id="8"/>
       <w:r>
         <w:drawing>
           <wp:inline xmlns:a="http://schemas.openxmlformats.org/drawingml/2006/main" xmlns:pic="http://schemas.openxmlformats.org/drawingml/2006/picture">
@@ -928,12 +926,12 @@
           </wp:inline>
         </w:drawing>
       </w:r>
-      <w:commentRangeEnd w:id="10"/>
+      <w:commentRangeEnd w:id="8"/>
       <w:r>
         <w:rPr>
           <w:rStyle w:val="CommentReference"/>
         </w:rPr>
-        <w:commentReference w:id="10"/>
+        <w:commentReference w:id="8"/>
       </w:r>
     </w:p>
     <w:p>
@@ -987,7 +985,7 @@
       <w:r>
         <w:t xml:space="preserve">Pour toute question, contactez-nous par </w:t>
       </w:r>
-      <w:commentRangeStart w:id="11"/>
+      <w:commentRangeStart w:id="9"/>
       <w:r>
         <w:drawing>
           <wp:inline xmlns:a="http://schemas.openxmlformats.org/drawingml/2006/main" xmlns:pic="http://schemas.openxmlformats.org/drawingml/2006/picture">
@@ -1022,12 +1020,12 @@
           </wp:inline>
         </w:drawing>
       </w:r>
-      <w:commentRangeEnd w:id="11"/>
+      <w:commentRangeEnd w:id="9"/>
       <w:r>
         <w:rPr>
           <w:rStyle w:val="CommentReference"/>
         </w:rPr>
-        <w:commentReference w:id="11"/>
+        <w:commentReference w:id="9"/>
       </w:r>
       <w:r>
         <w:t xml:space="preserve"> e-mail pour plus d'informations.</w:t>
@@ -1084,7 +1082,7 @@
       <w:pPr>
         <w:jc w:val="center"/>
       </w:pPr>
-      <w:commentRangeStart w:id="12"/>
+      <w:commentRangeStart w:id="10"/>
       <w:r>
         <w:drawing>
           <wp:inline xmlns:a="http://schemas.openxmlformats.org/drawingml/2006/main" xmlns:pic="http://schemas.openxmlformats.org/drawingml/2006/picture">
@@ -1119,12 +1117,12 @@
           </wp:inline>
         </w:drawing>
       </w:r>
-      <w:commentRangeEnd w:id="12"/>
+      <w:commentRangeEnd w:id="10"/>
       <w:r>
         <w:rPr>
           <w:rStyle w:val="CommentReference"/>
         </w:rPr>
-        <w:commentReference w:id="12"/>
+        <w:commentReference w:id="10"/>
       </w:r>
     </w:p>
     <w:p>
@@ -1175,7 +1173,7 @@
       </w:r>
     </w:p>
     <w:p>
-      <w:commentRangeStart w:id="13"/>
+      <w:commentRangeStart w:id="11"/>
       <w:r>
         <w:t xml:space="preserve">Pour accéder aux annexes, </w:t>
       </w:r>
@@ -1191,12 +1189,12 @@
       <w:r>
         <w:t>.</w:t>
       </w:r>
-      <w:commentRangeEnd w:id="13"/>
+      <w:commentRangeEnd w:id="11"/>
       <w:r>
         <w:rPr>
           <w:rStyle w:val="CommentReference"/>
         </w:rPr>
-        <w:commentReference w:id="13"/>
+        <w:commentReference w:id="11"/>
       </w:r>
     </w:p>
     <w:p>
@@ -1246,7 +1244,130 @@
         <w:t>Preuve : Statut compréhensible dans le texte linéarisé sans en-tête ni arrière-plan.</w:t>
       </w:r>
     </w:p>
-    <w:p/>
+    <w:p>
+      <w:pPr>
+        <w:pStyle w:val="Heading1"/>
+        <w:numPr>
+          <w:ilvl w:val="0"/>
+          <w:numId w:val="10"/>
+        </w:numPr>
+      </w:pPr>
+      <w:r>
+        <w:t>Sécuriser couleurs, graphiques et tableaux</w:t>
+      </w:r>
+    </w:p>
+    <w:p>
+      <w:pPr>
+        <w:pStyle w:val="Heading2"/>
+        <w:numPr>
+          <w:ilvl w:val="1"/>
+          <w:numId w:val="10"/>
+        </w:numPr>
+      </w:pPr>
+      <w:r>
+        <w:t>P-12 - Mesurer les contrastes utiles</w:t>
+      </w:r>
+    </w:p>
+    <w:p>
+      <w:r>
+        <w:t>Problème : Une couleur volontairement insuffisante est utilisée sans mesure.</w:t>
+      </w:r>
+    </w:p>
+    <w:p>
+      <w:r>
+        <w:t>Pourquoi : Les textes et éléments graphiques restent perceptibles avec une vision réduite ou altérée.</w:t>
+      </w:r>
+    </w:p>
+    <w:p>
+      <w:r>
+        <w:t>Règle : Mesurer au moins 4,5 pour 1 pour le texte normal et 3 pour 1 pour le grand texte ou les éléments graphiques pertinents.</w:t>
+      </w:r>
+    </w:p>
+    <w:p>
+      <w:r>
+        <w:t>Dans Word : Relever les couleurs de police et de fond, mesurer avec l'outil de contraste, puis modifier la couleur de police.</w:t>
+      </w:r>
+    </w:p>
+    <w:p>
+      <w:r>
+        <w:t>Dans LibreOffice Writer : Relever les couleurs de caractère et d'arrière-plan, mesurer, puis modifier la couleur de caractère.</w:t>
+      </w:r>
+    </w:p>
+    <w:p>
+      <w:r>
+        <w:t>À faire : Mesurer la combinaison puis choisir une couleur qui atteint le seuil applicable.</w:t>
+      </w:r>
+    </w:p>
+    <w:p>
+      <w:r>
+        <w:t>Preuve : Ratio calculé conservé et couleurs finales vérifiées dans le document.</w:t>
+      </w:r>
+    </w:p>
+    <w:p>
+      <w:commentRangeStart w:id="13"/>
+      <w:r>
+        <w:rPr>
+          <w:rFonts w:ascii="Arial" w:hAnsi="Arial"/>
+          <w:color w:val="9A9A9A"/>
+          <w:sz w:val="22"/>
+        </w:rPr>
+        <w:t>Information complémentaire : résultats provisoires.</w:t>
+      </w:r>
+      <w:commentRangeEnd w:id="13"/>
+      <w:r>
+        <w:rPr>
+          <w:rStyle w:val="CommentReference"/>
+        </w:rPr>
+        <w:commentReference w:id="13"/>
+      </w:r>
+    </w:p>
+    <w:p>
+      <w:pPr>
+        <w:pStyle w:val="Heading2"/>
+        <w:numPr>
+          <w:ilvl w:val="1"/>
+          <w:numId w:val="10"/>
+        </w:numPr>
+      </w:pPr>
+      <w:r>
+        <w:t>P-13 - Ne pas transmettre une information par la couleur seule</w:t>
+      </w:r>
+    </w:p>
+    <w:p>
+      <w:r>
+        <w:t>Problème : Un graphique distingue ses séries uniquement par la couleur.</w:t>
+      </w:r>
+    </w:p>
+    <w:p>
+      <w:r>
+        <w:t>Pourquoi : L'information reste disponible sans perception fiable des couleurs.</w:t>
+      </w:r>
+    </w:p>
+    <w:p>
+      <w:r>
+        <w:t>Règle : Ajouter étiquettes, motifs ou un équivalent textuel complet à tout code couleur porteur d'information.</w:t>
+      </w:r>
+    </w:p>
+    <w:p>
+      <w:r>
+        <w:t>Dans Word : Insertion &gt; Graphique &gt; Histogramme groupé, reporter les valeurs affichées dans l'image, puis afficher les étiquettes et appliquer des motifs distincts.</w:t>
+      </w:r>
+    </w:p>
+    <w:p>
+      <w:r>
+        <w:t>Dans LibreOffice Writer : Insertion &gt; Diagramme, reporter les valeurs affichées dans l'image, puis afficher les étiquettes et choisir des remplissages distincts.</w:t>
+      </w:r>
+    </w:p>
+    <w:p>
+      <w:r>
+        <w:t>À faire : Reconstruire dans Word le graphique à partir des valeurs affichées dans l'image, puis ajouter des étiquettes et des motifs ou conserver un équivalent textuel complet.</w:t>
+      </w:r>
+    </w:p>
+    <w:p>
+      <w:r>
+        <w:t>Preuve : Séries et conclusions identifiables en niveaux de gris et dans l'équivalent textuel.</w:t>
+      </w:r>
+    </w:p>
     <w:p>
       <w:pPr>
         <w:pStyle w:val="Heading3"/>
@@ -1259,12 +1380,12 @@
       <w:pPr>
         <w:jc w:val="center"/>
       </w:pPr>
-      <w:commentRangeStart w:id="15"/>
+      <w:commentRangeStart w:id="14"/>
       <w:r>
         <w:drawing>
           <wp:inline xmlns:a="http://schemas.openxmlformats.org/drawingml/2006/main" xmlns:pic="http://schemas.openxmlformats.org/drawingml/2006/picture">
             <wp:extent cx="4114800" cy="2468880"/>
-            <wp:docPr id="5" name="Picture 5"/>
+            <wp:docPr id="5" name="Picture 5" descr="Graphique : évolution du trafic web entre T4 2024 et T1 2025." title="Trafic web T1 2025"/>
             <wp:cNvGraphicFramePr>
               <a:graphicFrameLocks noChangeAspect="1"/>
             </wp:cNvGraphicFramePr>
@@ -1294,43 +1415,72 @@
           </wp:inline>
         </w:drawing>
       </w:r>
-      <w:commentRangeEnd w:id="15"/>
+      <w:commentRangeEnd w:id="14"/>
       <w:r>
         <w:rPr>
           <w:rStyle w:val="CommentReference"/>
         </w:rPr>
-        <w:commentReference w:id="15"/>
+        <w:commentReference w:id="14"/>
       </w:r>
     </w:p>
-    <w:p/>
     <w:p>
-      <w:commentRangeStart w:id="16"/>
+      <w:pPr>
+        <w:pStyle w:val="Heading2"/>
+        <w:numPr>
+          <w:ilvl w:val="1"/>
+          <w:numId w:val="10"/>
+        </w:numPr>
+      </w:pPr>
       <w:r>
-        <w:t>The quarterly report is available upon request. Please contact the communication department for further details.</w:t>
-      </w:r>
-      <w:commentRangeEnd w:id="16"/>
-      <w:r>
-        <w:rPr>
-          <w:rStyle w:val="CommentReference"/>
-        </w:rPr>
-        <w:commentReference w:id="16"/>
+        <w:t>P-14 - Structurer un tableau de données simple</w:t>
       </w:r>
     </w:p>
-    <w:p/>
+    <w:p>
+      <w:r>
+        <w:t>Problème : Un tableau de données cumule en-tête non identifié, fusion et ligne fractionnable.</w:t>
+      </w:r>
+    </w:p>
+    <w:p>
+      <w:r>
+        <w:t>Pourquoi : Les relations entre en-têtes et cellules restent compréhensibles et navigables.</w:t>
+      </w:r>
+    </w:p>
+    <w:p>
+      <w:r>
+        <w:t>Règle : Utiliser un tableau de données titré, sans fusion, imbrication, fractionnement de ligne ni usage de mise en page, avec en-tête identifié et répété.</w:t>
+      </w:r>
+    </w:p>
+    <w:p>
+      <w:r>
+        <w:t>Dans Word : Outils de tableau &gt; Disposition pour défusionner ; Propriétés du tableau pour répéter l'en-tête et interdire le fractionnement des lignes.</w:t>
+      </w:r>
+    </w:p>
+    <w:p>
+      <w:r>
+        <w:t>Dans LibreOffice Writer : Tableau &gt; Propriétés pour simplifier la grille, répéter les premières lignes et éviter le fractionnement.</w:t>
+      </w:r>
+    </w:p>
+    <w:p>
+      <w:r>
+        <w:t>À faire : Simplifier la structure, identifier l'en-tête et régler sa répétition ainsi que les lignes.</w:t>
+      </w:r>
+    </w:p>
+    <w:p>
+      <w:r>
+        <w:t>Preuve : XML sans fusion ni imbrication et relations de cellules vérifiées à la lecture.</w:t>
+      </w:r>
+    </w:p>
     <w:p>
       <w:pPr>
         <w:pStyle w:val="Heading3"/>
       </w:pPr>
-      <w:commentRangeStart w:id="17"/>
       <w:r>
         <w:t>Répartition par service</w:t>
       </w:r>
-      <w:commentRangeEnd w:id="17"/>
+    </w:p>
+    <w:p>
       <w:r>
-        <w:rPr>
-          <w:rStyle w:val="CommentReference"/>
-        </w:rPr>
-        <w:commentReference w:id="17"/>
+        <w:t>Périmètre : Direction des affaires juridiques.</w:t>
       </w:r>
     </w:p>
     <w:tbl>
@@ -1348,47 +1498,6 @@
       <w:tr>
         <w:tc>
           <w:tcPr>
-            <w:tcW w:type="dxa" w:w="8640"/>
-            <w:gridSpan w:val="3"/>
-          </w:tcPr>
-          <w:p>
-            <w:r>
-              <w:rPr>
-                <w:rFonts w:ascii="Arial" w:hAnsi="Arial"/>
-                <w:b/>
-                <w:sz w:val="20"/>
-              </w:rPr>
-              <w:t>Direction des affaires juridiques</w:t>
-            </w:r>
-          </w:p>
-        </w:tc>
-      </w:tr>
-      <w:tr>
-        <w:tc>
-          <w:tcPr>
-            <w:tcW w:type="dxa" w:w="2880"/>
-          </w:tcPr>
-          <w:p>
-            <w:commentRangeStart w:id="18"/>
-            <w:r>
-              <w:rPr>
-                <w:rFonts w:ascii="Arial" w:hAnsi="Arial"/>
-                <w:b/>
-                <w:sz w:val="20"/>
-              </w:rPr>
-              <w:t>Service</w:t>
-            </w:r>
-            <w:commentRangeEnd w:id="18"/>
-            <w:r>
-              <w:rPr>
-                <w:rStyle w:val="CommentReference"/>
-              </w:rPr>
-              <w:commentReference w:id="18"/>
-            </w:r>
-          </w:p>
-        </w:tc>
-        <w:tc>
-          <w:tcPr>
             <w:tcW w:type="dxa" w:w="2880"/>
           </w:tcPr>
           <w:p>
@@ -1398,22 +1507,33 @@
                 <w:b/>
                 <w:sz w:val="20"/>
               </w:rPr>
-              <w:t>Effectif</w:t>
+              <w:t>Service</w:t>
             </w:r>
           </w:p>
         </w:tc>
         <w:tc>
           <w:tcPr>
-            <w:tcW w:type="dxa" w:w="2880"/>
+            <w:tcW w:type="dxa" w:w="5760"/>
+            <w:gridSpan w:val="2"/>
           </w:tcPr>
           <w:p>
+            <w:commentRangeStart w:id="15"/>
             <w:r>
               <w:rPr>
                 <w:rFonts w:ascii="Arial" w:hAnsi="Arial"/>
                 <w:b/>
                 <w:sz w:val="20"/>
               </w:rPr>
+              <w:t>Effectif</w:t>
+              <w:br/>
               <w:t>Budget</w:t>
+            </w:r>
+            <w:commentRangeEnd w:id="15"/>
+            <w:r>
+              <w:rPr>
+                <w:rStyle w:val="CommentReference"/>
+              </w:rPr>
+              <w:commentReference w:id="15"/>
             </w:r>
           </w:p>
         </w:tc>
@@ -1507,39 +1627,33 @@
         </w:tc>
       </w:tr>
     </w:tbl>
-    <w:p/>
+    <w:p>
+      <w:commentRangeStart w:id="16"/>
+      <w:r>
+        <w:t>The quarterly report is available upon request. Please contact the communication department for further details.</w:t>
+      </w:r>
+      <w:commentRangeEnd w:id="16"/>
+      <w:r>
+        <w:rPr>
+          <w:rStyle w:val="CommentReference"/>
+        </w:rPr>
+        <w:commentReference w:id="16"/>
+      </w:r>
+    </w:p>
     <w:p>
       <w:pPr>
         <w:pStyle w:val="Heading2"/>
       </w:pPr>
-      <w:commentRangeStart w:id="19"/>
+      <w:commentRangeStart w:id="17"/>
       <w:r>
         <w:t>ANNEXES</w:t>
       </w:r>
-      <w:commentRangeEnd w:id="19"/>
+      <w:commentRangeEnd w:id="17"/>
       <w:r>
         <w:rPr>
           <w:rStyle w:val="CommentReference"/>
         </w:rPr>
-        <w:commentReference w:id="19"/>
-      </w:r>
-    </w:p>
-    <w:p>
-      <w:commentRangeStart w:id="20"/>
-      <w:r>
-        <w:rPr>
-          <w:rFonts w:ascii="Arial" w:hAnsi="Arial"/>
-          <w:color w:val="767676"/>
-          <w:sz w:val="18"/>
-        </w:rPr>
-        <w:t>Note : les données sont provisoires et susceptibles d’ajustements lors de la consolidation finale.</w:t>
-      </w:r>
-      <w:commentRangeEnd w:id="20"/>
-      <w:r>
-        <w:rPr>
-          <w:rStyle w:val="CommentReference"/>
-        </w:rPr>
-        <w:commentReference w:id="20"/>
+        <w:commentReference w:id="17"/>
       </w:r>
     </w:p>
     <w:sectPr>
@@ -1556,7 +1670,7 @@
 
 <file path=word/comments.xml><?xml version="1.0" encoding="utf-8"?>
 <w:comments xmlns:a="http://schemas.openxmlformats.org/drawingml/2006/main" xmlns:pic="http://schemas.openxmlformats.org/drawingml/2006/picture" xmlns:r="http://schemas.openxmlformats.org/officeDocument/2006/relationships" xmlns:w="http://schemas.openxmlformats.org/wordprocessingml/2006/main" xmlns:wp="http://schemas.openxmlformats.org/drawingml/2006/wordprocessingDrawing" xmlns:mc="http://schemas.openxmlformats.org/markup-compatibility/2006" xmlns:a14="http://schemas.microsoft.com/office/drawing/2010/main" xmlns:w14="http://schemas.microsoft.com/office/word/2010/wordml" xmlns:wpc="http://schemas.microsoft.com/office/word/2010/wordprocessingCanvas">
-  <w:comment w:id="0" w:author="Formation IGPDE" w:initials="IGPDE" w:date="2026-10-01T20:10:12Z">
+  <w:comment w:id="0" w:author="Formation IGPDE" w:initials="IGPDE" w:date="2026-10-01T20:37:50Z">
     <w:p>
       <w:pPr>
         <w:pStyle w:val="CommentText"/>
@@ -1572,7 +1686,7 @@
       </w:r>
     </w:p>
   </w:comment>
-  <w:comment w:id="1" w:author="Formation IGPDE" w:initials="IGPDE" w:date="2026-10-01T20:10:12Z">
+  <w:comment w:id="1" w:author="Formation IGPDE" w:initials="IGPDE" w:date="2026-10-01T20:37:50Z">
     <w:p>
       <w:pPr>
         <w:pStyle w:val="CommentText"/>
@@ -1588,7 +1702,7 @@
       </w:r>
     </w:p>
   </w:comment>
-  <w:comment w:id="2" w:author="Formation IGPDE" w:initials="IGPDE" w:date="2026-10-01T20:10:12Z">
+  <w:comment w:id="2" w:author="Formation IGPDE" w:initials="IGPDE" w:date="2026-10-01T20:37:50Z">
     <w:p>
       <w:pPr>
         <w:pStyle w:val="CommentText"/>
@@ -1604,7 +1718,7 @@
       </w:r>
     </w:p>
   </w:comment>
-  <w:comment w:id="3" w:author="Formation IGPDE" w:initials="IGPDE" w:date="2026-10-01T20:10:12Z">
+  <w:comment w:id="3" w:author="Formation IGPDE" w:initials="IGPDE" w:date="2026-10-01T20:37:50Z">
     <w:p>
       <w:pPr>
         <w:pStyle w:val="CommentText"/>
@@ -1620,7 +1734,7 @@
       </w:r>
     </w:p>
   </w:comment>
-  <w:comment w:id="4" w:author="Formation IGPDE" w:initials="IGPDE" w:date="2026-10-01T20:10:12Z">
+  <w:comment w:id="4" w:author="Formation IGPDE" w:initials="IGPDE" w:date="2026-10-01T20:37:50Z">
     <w:p>
       <w:pPr>
         <w:pStyle w:val="CommentText"/>
@@ -1636,39 +1750,7 @@
       </w:r>
     </w:p>
   </w:comment>
-  <w:comment w:id="5" w:author="Formation IGPDE" w:initials="IGPDE" w:date="2026-10-01T20:10:13Z">
-    <w:p>
-      <w:pPr>
-        <w:pStyle w:val="CommentText"/>
-      </w:pPr>
-      <w:r>
-        <w:rPr>
-          <w:rStyle w:val="CommentReference"/>
-        </w:rPr>
-        <w:annotationRef/>
-      </w:r>
-      <w:r>
-        <w:t>Critère 5 - Problème : l'urgence repose surtout sur le rouge. Impact : l'information peut être perdue sans perception de la couleur. Méthode : ajouter une emphase non colorée, par exemple le gras, et conserver un libellé explicite.</w:t>
-      </w:r>
-    </w:p>
-  </w:comment>
-  <w:comment w:id="6" w:author="Formation IGPDE" w:initials="IGPDE" w:date="2026-10-01T20:10:13Z">
-    <w:p>
-      <w:pPr>
-        <w:pStyle w:val="CommentText"/>
-      </w:pPr>
-      <w:r>
-        <w:rPr>
-          <w:rStyle w:val="CommentReference"/>
-        </w:rPr>
-        <w:annotationRef/>
-      </w:r>
-      <w:r>
-        <w:t>Critère 4 - Problème : la première ligne du tableau n'est pas déclarée comme en-tête. Impact : les cellules ne sont pas associées à leurs colonnes. Méthode : sélectionner le tableau &gt; Création de tableau &gt; Options de style de tableau &gt; Ligne d'en-tête.</w:t>
-      </w:r>
-    </w:p>
-  </w:comment>
-  <w:comment w:id="7" w:author="Formation IGPDE" w:initials="IGPDE" w:date="2026-10-01T20:10:13Z">
+  <w:comment w:id="5" w:author="Formation IGPDE" w:initials="IGPDE" w:date="2026-10-01T20:37:50Z">
     <w:p>
       <w:pPr>
         <w:pStyle w:val="CommentText"/>
@@ -1684,7 +1766,7 @@
       </w:r>
     </w:p>
   </w:comment>
-  <w:comment w:id="8" w:author="Formation IGPDE" w:initials="IGPDE" w:date="2026-10-01T20:10:13Z">
+  <w:comment w:id="6" w:author="Formation IGPDE" w:initials="IGPDE" w:date="2026-10-01T20:37:50Z">
     <w:p>
       <w:pPr>
         <w:pStyle w:val="CommentText"/>
@@ -1700,7 +1782,7 @@
       </w:r>
     </w:p>
   </w:comment>
-  <w:comment w:id="9" w:author="Formation IGPDE" w:initials="IGPDE" w:date="2026-10-01T20:10:13Z">
+  <w:comment w:id="7" w:author="Formation IGPDE" w:initials="IGPDE" w:date="2026-10-01T20:37:50Z">
     <w:p>
       <w:pPr>
         <w:pStyle w:val="CommentText"/>
@@ -1716,7 +1798,7 @@
       </w:r>
     </w:p>
   </w:comment>
-  <w:comment w:id="10" w:author="Formation IGPDE" w:initials="IGPDE" w:date="2026-10-01T20:10:13Z">
+  <w:comment w:id="8" w:author="Formation IGPDE" w:initials="IGPDE" w:date="2026-10-01T20:37:50Z">
     <w:p>
       <w:pPr>
         <w:pStyle w:val="CommentText"/>
@@ -1732,7 +1814,7 @@
       </w:r>
     </w:p>
   </w:comment>
-  <w:comment w:id="11" w:author="Formation IGPDE" w:initials="IGPDE" w:date="2026-10-01T20:10:13Z">
+  <w:comment w:id="9" w:author="Formation IGPDE" w:initials="IGPDE" w:date="2026-10-01T20:37:50Z">
     <w:p>
       <w:pPr>
         <w:pStyle w:val="CommentText"/>
@@ -1748,7 +1830,7 @@
       </w:r>
     </w:p>
   </w:comment>
-  <w:comment w:id="12" w:author="Formation IGPDE" w:initials="IGPDE" w:date="2026-10-01T20:10:13Z">
+  <w:comment w:id="10" w:author="Formation IGPDE" w:initials="IGPDE" w:date="2026-10-01T20:37:50Z">
     <w:p>
       <w:pPr>
         <w:pStyle w:val="CommentText"/>
@@ -1764,7 +1846,7 @@
       </w:r>
     </w:p>
   </w:comment>
-  <w:comment w:id="13" w:author="Formation IGPDE" w:initials="IGPDE" w:date="2026-10-01T20:10:13Z">
+  <w:comment w:id="11" w:author="Formation IGPDE" w:initials="IGPDE" w:date="2026-10-01T20:37:50Z">
     <w:p>
       <w:pPr>
         <w:pStyle w:val="CommentText"/>
@@ -1780,7 +1862,7 @@
       </w:r>
     </w:p>
   </w:comment>
-  <w:comment w:id="14" w:author="Formation IGPDE" w:initials="IGPDE" w:date="2026-10-01T20:10:13Z">
+  <w:comment w:id="12" w:author="Formation IGPDE" w:initials="IGPDE" w:date="2026-10-01T20:37:50Z">
     <w:p>
       <w:pPr>
         <w:pStyle w:val="CommentText"/>
@@ -1796,7 +1878,7 @@
       </w:r>
     </w:p>
   </w:comment>
-  <w:comment w:id="15" w:author="Formation IGPDE" w:initials="IGPDE" w:date="2026-10-01T20:10:13Z">
+  <w:comment w:id="13" w:author="Formation IGPDE" w:initials="IGPDE" w:date="2026-10-01T20:37:50Z">
     <w:p>
       <w:pPr>
         <w:pStyle w:val="CommentText"/>
@@ -1808,11 +1890,43 @@
         <w:annotationRef/>
       </w:r>
       <w:r>
-        <w:t>Critère 7 - Problème : le graphique n'a pas d'alternative et s'appuie sur la couleur seule. Impact : il est inaccessible au lecteur d'écran et difficile pour certains daltonismes. Méthode : ajouter un texte alternatif descriptif, puis utiliser motifs, étiquettes et légende textuelle.</w:t>
+        <w:t>P-12 - Mesurer les contrastes utiles. Problème : Une couleur volontairement insuffisante est utilisée sans mesure. Impact : Les textes et éléments graphiques restent perceptibles avec une vision réduite ou altérée. Règle : Mesurer au moins 4,5 pour 1 pour le texte normal et 3 pour 1 pour le grand texte ou les éléments graphiques pertinents. Piste : Relever les deux couleurs et vérifier le ratio avec l'outil fourni avant de corriger. Première action : Mesurer la combinaison puis choisir une couleur qui atteint le seuil applicable. Procédure Word : Relever les couleurs de police et de fond, mesurer avec l'outil de contraste, puis modifier la couleur de police.</w:t>
       </w:r>
     </w:p>
   </w:comment>
-  <w:comment w:id="16" w:author="Formation IGPDE" w:initials="IGPDE" w:date="2026-10-01T20:10:13Z">
+  <w:comment w:id="14" w:author="Formation IGPDE" w:initials="IGPDE" w:date="2026-10-01T20:37:50Z">
+    <w:p>
+      <w:pPr>
+        <w:pStyle w:val="CommentText"/>
+      </w:pPr>
+      <w:r>
+        <w:rPr>
+          <w:rStyle w:val="CommentReference"/>
+        </w:rPr>
+        <w:annotationRef/>
+      </w:r>
+      <w:r>
+        <w:t>P-13 - Ne pas transmettre une information par la couleur seule. Problème : Un graphique distingue ses séries uniquement par la couleur. Impact : L'information reste disponible sans perception fiable des couleurs. Règle : Ajouter étiquettes, motifs ou un équivalent textuel complet à tout code couleur porteur d'information. Piste : Imaginer le graphique en niveaux de gris et repérer ce qui devient ambigu. Première action : Reconstruire dans Word le graphique à partir des valeurs affichées dans l'image, puis ajouter des étiquettes et des motifs ou conserver un équivalent textuel complet. Procédure Word : Insertion &gt; Graphique &gt; Histogramme groupé, reporter les valeurs affichées dans l'image, puis afficher les étiquettes et appliquer des motifs distincts.</w:t>
+      </w:r>
+    </w:p>
+  </w:comment>
+  <w:comment w:id="15" w:author="Formation IGPDE" w:initials="IGPDE" w:date="2026-10-01T20:37:50Z">
+    <w:p>
+      <w:pPr>
+        <w:pStyle w:val="CommentText"/>
+      </w:pPr>
+      <w:r>
+        <w:rPr>
+          <w:rStyle w:val="CommentReference"/>
+        </w:rPr>
+        <w:annotationRef/>
+      </w:r>
+      <w:r>
+        <w:t>P-14 - Structurer un tableau de données simple. Problème : Un tableau de données cumule en-tête non identifié, fusion et ligne fractionnable. Impact : Les relations entre en-têtes et cellules restent compréhensibles et navigables. Règle : Utiliser un tableau de données titré, sans fusion, imbrication, fractionnement de ligne ni usage de mise en page, avec en-tête identifié et répété. Piste : Vérifier d'abord que chaque cellule appartient à une grille simple. Première action : Simplifier la structure, identifier l'en-tête et régler sa répétition ainsi que les lignes. Procédure Word : Outils de tableau &gt; Disposition pour défusionner ; Propriétés du tableau pour répéter l'en-tête et interdire le fractionnement des lignes.</w:t>
+      </w:r>
+    </w:p>
+  </w:comment>
+  <w:comment w:id="16" w:author="Formation IGPDE" w:initials="IGPDE" w:date="2026-10-01T20:37:50Z">
     <w:p>
       <w:pPr>
         <w:pStyle w:val="CommentText"/>
@@ -1828,39 +1942,7 @@
       </w:r>
     </w:p>
   </w:comment>
-  <w:comment w:id="17" w:author="Formation IGPDE" w:initials="IGPDE" w:date="2026-10-01T20:10:13Z">
-    <w:p>
-      <w:pPr>
-        <w:pStyle w:val="CommentText"/>
-      </w:pPr>
-      <w:r>
-        <w:rPr>
-          <w:rStyle w:val="CommentReference"/>
-        </w:rPr>
-        <w:annotationRef/>
-      </w:r>
-      <w:r>
-        <w:t>Critère 21 - Problème : la première ligne fusionnée complexifie la structure du tableau. Impact : les associations cellules/en-têtes deviennent fragiles. Méthode : refaire un tableau simple sans fusion et cocher Ligne d'en-tête.</w:t>
-      </w:r>
-    </w:p>
-  </w:comment>
-  <w:comment w:id="18" w:author="Formation IGPDE" w:initials="IGPDE" w:date="2026-10-01T20:10:13Z">
-    <w:p>
-      <w:pPr>
-        <w:pStyle w:val="CommentText"/>
-      </w:pPr>
-      <w:r>
-        <w:rPr>
-          <w:rStyle w:val="CommentReference"/>
-        </w:rPr>
-        <w:annotationRef/>
-      </w:r>
-      <w:r>
-        <w:t>Critère 21 - Problème : les libellés en gras sont seulement visuels. Impact : ils ne sont pas annoncés comme en-têtes. Méthode : déclarer la ligne d'en-tête avec l'option Word et supprimer la ligne fusionnée.</w:t>
-      </w:r>
-    </w:p>
-  </w:comment>
-  <w:comment w:id="19" w:author="Formation IGPDE" w:initials="IGPDE" w:date="2026-10-01T20:10:13Z">
+  <w:comment w:id="17" w:author="Formation IGPDE" w:initials="IGPDE" w:date="2026-10-01T20:37:50Z">
     <w:p>
       <w:pPr>
         <w:pStyle w:val="CommentText"/>
@@ -1873,22 +1955,6 @@
       </w:r>
       <w:r>
         <w:t>Critère 17 - Problème : le mot est tapé entièrement en capitales. Impact : certaines aides peuvent l'épeler ou le prononcer moins naturellement. Méthode : saisir 'Annexes' en minuscules puis appliquer Police &gt; Tout en majuscules si l'effet visuel est voulu.</w:t>
-      </w:r>
-    </w:p>
-  </w:comment>
-  <w:comment w:id="20" w:author="Formation IGPDE" w:initials="IGPDE" w:date="2026-10-01T20:10:13Z">
-    <w:p>
-      <w:pPr>
-        <w:pStyle w:val="CommentText"/>
-      </w:pPr>
-      <w:r>
-        <w:rPr>
-          <w:rStyle w:val="CommentReference"/>
-        </w:rPr>
-        <w:annotationRef/>
-      </w:r>
-      <w:r>
-        <w:t>Critère 6 - Problème : le gris #767676 sur blanc est trop juste pour du petit texte. Impact : la note peut être difficile à lire. Méthode : mesurer le contraste, puis utiliser #595959 ou du noir.</w:t>
       </w:r>
     </w:p>
   </w:comment>

--- a/_source/tp-doc-aide-correction.docx
+++ b/_source/tp-doc-aide-correction.docx
@@ -151,28 +151,20 @@
       </w:r>
     </w:p>
     <w:p>
-      <w:commentRangeStart w:id="3"/>
-      <w:commentRangeStart w:id="12"/>
+      <w:commentRangeStart w:id="11"/>
       <w:r>
         <w:t>Ce rapport trimestriel présente les résultats de communication numérique de la Direction des affaires juridiques pour le premier trimestre 2025. Il couvre les principaux indicateurs de performance de nos canaux digitaux.</w:t>
       </w:r>
-      <w:commentRangeEnd w:id="3"/>
+      <w:commentRangeEnd w:id="11"/>
       <w:r>
         <w:rPr>
           <w:rStyle w:val="CommentReference"/>
         </w:rPr>
-        <w:commentReference w:id="3"/>
-      </w:r>
-      <w:commentRangeEnd w:id="12"/>
-      <w:r>
-        <w:rPr>
-          <w:rStyle w:val="CommentReference"/>
-        </w:rPr>
-        <w:commentReference w:id="12"/>
+        <w:commentReference w:id="11"/>
       </w:r>
     </w:p>
     <w:p>
-      <w:commentRangeStart w:id="4"/>
+      <w:commentRangeStart w:id="3"/>
       <w:r>
         <w:rPr>
           <w:rFonts w:ascii="Arial" w:hAnsi="Arial"/>
@@ -182,12 +174,12 @@
         </w:rPr>
         <w:t>Sommaire</w:t>
       </w:r>
-      <w:commentRangeEnd w:id="4"/>
+      <w:commentRangeEnd w:id="3"/>
       <w:r>
         <w:rPr>
           <w:rStyle w:val="CommentReference"/>
         </w:rPr>
-        <w:commentReference w:id="4"/>
+        <w:commentReference w:id="3"/>
       </w:r>
     </w:p>
     <w:p>
@@ -305,6 +297,10 @@
           </w:tcPr>
           <w:p>
             <w:r>
+              <w:rPr>
+                <w:rFonts w:ascii="Arial" w:hAnsi="Arial"/>
+                <w:sz w:val="20"/>
+              </w:rPr>
               <w:t>Indicateur</w:t>
             </w:r>
           </w:p>
@@ -315,6 +311,10 @@
           </w:tcPr>
           <w:p>
             <w:r>
+              <w:rPr>
+                <w:rFonts w:ascii="Arial" w:hAnsi="Arial"/>
+                <w:sz w:val="20"/>
+              </w:rPr>
               <w:t>T4 2024</w:t>
             </w:r>
           </w:p>
@@ -325,6 +325,10 @@
           </w:tcPr>
           <w:p>
             <w:r>
+              <w:rPr>
+                <w:rFonts w:ascii="Arial" w:hAnsi="Arial"/>
+                <w:sz w:val="20"/>
+              </w:rPr>
               <w:t>T1 2025</w:t>
             </w:r>
           </w:p>
@@ -335,6 +339,10 @@
           </w:tcPr>
           <w:p>
             <w:r>
+              <w:rPr>
+                <w:rFonts w:ascii="Arial" w:hAnsi="Arial"/>
+                <w:sz w:val="20"/>
+              </w:rPr>
               <w:t>Évolution</w:t>
             </w:r>
           </w:p>
@@ -350,6 +358,10 @@
           </w:tcPr>
           <w:p>
             <w:r>
+              <w:rPr>
+                <w:rFonts w:ascii="Arial" w:hAnsi="Arial"/>
+                <w:sz w:val="20"/>
+              </w:rPr>
               <w:t>Visiteurs uniques</w:t>
             </w:r>
           </w:p>
@@ -360,6 +372,10 @@
           </w:tcPr>
           <w:p>
             <w:r>
+              <w:rPr>
+                <w:rFonts w:ascii="Arial" w:hAnsi="Arial"/>
+                <w:sz w:val="20"/>
+              </w:rPr>
               <w:t>45 200</w:t>
             </w:r>
           </w:p>
@@ -370,6 +386,10 @@
           </w:tcPr>
           <w:p>
             <w:r>
+              <w:rPr>
+                <w:rFonts w:ascii="Arial" w:hAnsi="Arial"/>
+                <w:sz w:val="20"/>
+              </w:rPr>
               <w:t>50 600</w:t>
             </w:r>
           </w:p>
@@ -380,6 +400,10 @@
           </w:tcPr>
           <w:p>
             <w:r>
+              <w:rPr>
+                <w:rFonts w:ascii="Arial" w:hAnsi="Arial"/>
+                <w:sz w:val="20"/>
+              </w:rPr>
               <w:t>+12 %</w:t>
             </w:r>
           </w:p>
@@ -395,6 +419,10 @@
           </w:tcPr>
           <w:p>
             <w:r>
+              <w:rPr>
+                <w:rFonts w:ascii="Arial" w:hAnsi="Arial"/>
+                <w:sz w:val="20"/>
+              </w:rPr>
               <w:t>Pages vues</w:t>
             </w:r>
           </w:p>
@@ -405,6 +433,10 @@
           </w:tcPr>
           <w:p>
             <w:r>
+              <w:rPr>
+                <w:rFonts w:ascii="Arial" w:hAnsi="Arial"/>
+                <w:sz w:val="20"/>
+              </w:rPr>
               <w:t>128 000</w:t>
             </w:r>
           </w:p>
@@ -415,6 +447,10 @@
           </w:tcPr>
           <w:p>
             <w:r>
+              <w:rPr>
+                <w:rFonts w:ascii="Arial" w:hAnsi="Arial"/>
+                <w:sz w:val="20"/>
+              </w:rPr>
               <w:t>142 000</w:t>
             </w:r>
           </w:p>
@@ -425,6 +461,10 @@
           </w:tcPr>
           <w:p>
             <w:r>
+              <w:rPr>
+                <w:rFonts w:ascii="Arial" w:hAnsi="Arial"/>
+                <w:sz w:val="20"/>
+              </w:rPr>
               <w:t>+11 %</w:t>
             </w:r>
           </w:p>
@@ -440,6 +480,10 @@
           </w:tcPr>
           <w:p>
             <w:r>
+              <w:rPr>
+                <w:rFonts w:ascii="Arial" w:hAnsi="Arial"/>
+                <w:sz w:val="20"/>
+              </w:rPr>
               <w:t>Taux de rebond</w:t>
             </w:r>
           </w:p>
@@ -450,6 +494,10 @@
           </w:tcPr>
           <w:p>
             <w:r>
+              <w:rPr>
+                <w:rFonts w:ascii="Arial" w:hAnsi="Arial"/>
+                <w:sz w:val="20"/>
+              </w:rPr>
               <w:t>42 %</w:t>
             </w:r>
           </w:p>
@@ -460,6 +508,10 @@
           </w:tcPr>
           <w:p>
             <w:r>
+              <w:rPr>
+                <w:rFonts w:ascii="Arial" w:hAnsi="Arial"/>
+                <w:sz w:val="20"/>
+              </w:rPr>
               <w:t>38 %</w:t>
             </w:r>
           </w:p>
@@ -470,6 +522,10 @@
           </w:tcPr>
           <w:p>
             <w:r>
+              <w:rPr>
+                <w:rFonts w:ascii="Arial" w:hAnsi="Arial"/>
+                <w:sz w:val="20"/>
+              </w:rPr>
               <w:t>-4 pts</w:t>
             </w:r>
           </w:p>
@@ -532,7 +588,7 @@
       <w:pPr>
         <w:ind w:left="504" w:hanging="259"/>
       </w:pPr>
-      <w:commentRangeStart w:id="5"/>
+      <w:commentRangeStart w:id="4"/>
       <w:r>
         <w:rPr>
           <w:rFonts w:ascii="Arial" w:hAnsi="Arial"/>
@@ -542,12 +598,12 @@
         <w:tab/>
         <w:t>Augmenter le trafic de 10 %</w:t>
       </w:r>
-      <w:commentRangeEnd w:id="5"/>
+      <w:commentRangeEnd w:id="4"/>
       <w:r>
         <w:rPr>
           <w:rStyle w:val="CommentReference"/>
         </w:rPr>
-        <w:commentReference w:id="5"/>
+        <w:commentReference w:id="4"/>
       </w:r>
     </w:p>
     <w:p>
@@ -676,16 +732,16 @@
       <w:pPr>
         <w:pStyle w:val="Heading3"/>
       </w:pPr>
-      <w:commentRangeStart w:id="6"/>
+      <w:commentRangeStart w:id="5"/>
       <w:r>
         <w:t>Mise en page robuste</w:t>
       </w:r>
-      <w:commentRangeEnd w:id="6"/>
+      <w:commentRangeEnd w:id="5"/>
       <w:r>
         <w:rPr>
           <w:rStyle w:val="CommentReference"/>
         </w:rPr>
-        <w:commentReference w:id="6"/>
+        <w:commentReference w:id="5"/>
       </w:r>
     </w:p>
     <w:p>
@@ -797,7 +853,7 @@
       <w:pPr>
         <w:jc w:val="center"/>
       </w:pPr>
-      <w:commentRangeStart w:id="7"/>
+      <w:commentRangeStart w:id="6"/>
       <w:r>
         <w:drawing>
           <wp:inline xmlns:a="http://schemas.openxmlformats.org/drawingml/2006/main" xmlns:pic="http://schemas.openxmlformats.org/drawingml/2006/picture">
@@ -832,12 +888,12 @@
           </wp:inline>
         </w:drawing>
       </w:r>
-      <w:commentRangeEnd w:id="7"/>
+      <w:commentRangeEnd w:id="6"/>
       <w:r>
         <w:rPr>
           <w:rStyle w:val="CommentReference"/>
         </w:rPr>
-        <w:commentReference w:id="7"/>
+        <w:commentReference w:id="6"/>
       </w:r>
     </w:p>
     <w:p>
@@ -891,7 +947,7 @@
       <w:pPr>
         <w:jc w:val="center"/>
       </w:pPr>
-      <w:commentRangeStart w:id="8"/>
+      <w:commentRangeStart w:id="7"/>
       <w:r>
         <w:drawing>
           <wp:inline xmlns:a="http://schemas.openxmlformats.org/drawingml/2006/main" xmlns:pic="http://schemas.openxmlformats.org/drawingml/2006/picture">
@@ -926,12 +982,12 @@
           </wp:inline>
         </w:drawing>
       </w:r>
-      <w:commentRangeEnd w:id="8"/>
+      <w:commentRangeEnd w:id="7"/>
       <w:r>
         <w:rPr>
           <w:rStyle w:val="CommentReference"/>
         </w:rPr>
-        <w:commentReference w:id="8"/>
+        <w:commentReference w:id="7"/>
       </w:r>
     </w:p>
     <w:p>
@@ -985,7 +1041,7 @@
       <w:r>
         <w:t xml:space="preserve">Pour toute question, contactez-nous par </w:t>
       </w:r>
-      <w:commentRangeStart w:id="9"/>
+      <w:commentRangeStart w:id="8"/>
       <w:r>
         <w:drawing>
           <wp:inline xmlns:a="http://schemas.openxmlformats.org/drawingml/2006/main" xmlns:pic="http://schemas.openxmlformats.org/drawingml/2006/picture">
@@ -1020,12 +1076,12 @@
           </wp:inline>
         </w:drawing>
       </w:r>
-      <w:commentRangeEnd w:id="9"/>
+      <w:commentRangeEnd w:id="8"/>
       <w:r>
         <w:rPr>
           <w:rStyle w:val="CommentReference"/>
         </w:rPr>
-        <w:commentReference w:id="9"/>
+        <w:commentReference w:id="8"/>
       </w:r>
       <w:r>
         <w:t xml:space="preserve"> e-mail pour plus d'informations.</w:t>
@@ -1082,7 +1138,7 @@
       <w:pPr>
         <w:jc w:val="center"/>
       </w:pPr>
-      <w:commentRangeStart w:id="10"/>
+      <w:commentRangeStart w:id="9"/>
       <w:r>
         <w:drawing>
           <wp:inline xmlns:a="http://schemas.openxmlformats.org/drawingml/2006/main" xmlns:pic="http://schemas.openxmlformats.org/drawingml/2006/picture">
@@ -1117,12 +1173,12 @@
           </wp:inline>
         </w:drawing>
       </w:r>
-      <w:commentRangeEnd w:id="10"/>
+      <w:commentRangeEnd w:id="9"/>
       <w:r>
         <w:rPr>
           <w:rStyle w:val="CommentReference"/>
         </w:rPr>
-        <w:commentReference w:id="10"/>
+        <w:commentReference w:id="9"/>
       </w:r>
     </w:p>
     <w:p>
@@ -1173,7 +1229,7 @@
       </w:r>
     </w:p>
     <w:p>
-      <w:commentRangeStart w:id="11"/>
+      <w:commentRangeStart w:id="10"/>
       <w:r>
         <w:t xml:space="preserve">Pour accéder aux annexes, </w:t>
       </w:r>
@@ -1189,12 +1245,12 @@
       <w:r>
         <w:t>.</w:t>
       </w:r>
-      <w:commentRangeEnd w:id="11"/>
+      <w:commentRangeEnd w:id="10"/>
       <w:r>
         <w:rPr>
           <w:rStyle w:val="CommentReference"/>
         </w:rPr>
-        <w:commentReference w:id="11"/>
+        <w:commentReference w:id="10"/>
       </w:r>
     </w:p>
     <w:p>
@@ -1304,7 +1360,7 @@
       </w:r>
     </w:p>
     <w:p>
-      <w:commentRangeStart w:id="13"/>
+      <w:commentRangeStart w:id="12"/>
       <w:r>
         <w:rPr>
           <w:rFonts w:ascii="Arial" w:hAnsi="Arial"/>
@@ -1313,12 +1369,12 @@
         </w:rPr>
         <w:t>Information complémentaire : résultats provisoires.</w:t>
       </w:r>
-      <w:commentRangeEnd w:id="13"/>
+      <w:commentRangeEnd w:id="12"/>
       <w:r>
         <w:rPr>
           <w:rStyle w:val="CommentReference"/>
         </w:rPr>
-        <w:commentReference w:id="13"/>
+        <w:commentReference w:id="12"/>
       </w:r>
     </w:p>
     <w:p>
@@ -1380,7 +1436,7 @@
       <w:pPr>
         <w:jc w:val="center"/>
       </w:pPr>
-      <w:commentRangeStart w:id="14"/>
+      <w:commentRangeStart w:id="13"/>
       <w:r>
         <w:drawing>
           <wp:inline xmlns:a="http://schemas.openxmlformats.org/drawingml/2006/main" xmlns:pic="http://schemas.openxmlformats.org/drawingml/2006/picture">
@@ -1415,12 +1471,12 @@
           </wp:inline>
         </w:drawing>
       </w:r>
-      <w:commentRangeEnd w:id="14"/>
+      <w:commentRangeEnd w:id="13"/>
       <w:r>
         <w:rPr>
           <w:rStyle w:val="CommentReference"/>
         </w:rPr>
-        <w:commentReference w:id="14"/>
+        <w:commentReference w:id="13"/>
       </w:r>
     </w:p>
     <w:p>
@@ -1517,7 +1573,7 @@
             <w:gridSpan w:val="2"/>
           </w:tcPr>
           <w:p>
-            <w:commentRangeStart w:id="15"/>
+            <w:commentRangeStart w:id="14"/>
             <w:r>
               <w:rPr>
                 <w:rFonts w:ascii="Arial" w:hAnsi="Arial"/>
@@ -1528,12 +1584,12 @@
               <w:br/>
               <w:t>Budget</w:t>
             </w:r>
-            <w:commentRangeEnd w:id="15"/>
+            <w:commentRangeEnd w:id="14"/>
             <w:r>
               <w:rPr>
                 <w:rStyle w:val="CommentReference"/>
               </w:rPr>
-              <w:commentReference w:id="15"/>
+              <w:commentReference w:id="14"/>
             </w:r>
           </w:p>
         </w:tc>
@@ -1628,9 +1684,132 @@
       </w:tr>
     </w:tbl>
     <w:p>
+      <w:pPr>
+        <w:pStyle w:val="Heading1"/>
+        <w:numPr>
+          <w:ilvl w:val="0"/>
+          <w:numId w:val="10"/>
+        </w:numPr>
+      </w:pPr>
+      <w:r>
+        <w:t>Régler langues et lisibilité</w:t>
+      </w:r>
+    </w:p>
+    <w:p>
+      <w:pPr>
+        <w:pStyle w:val="Heading2"/>
+        <w:numPr>
+          <w:ilvl w:val="1"/>
+          <w:numId w:val="10"/>
+        </w:numPr>
+      </w:pPr>
+      <w:r>
+        <w:t>P-15 - Définir les langues du document et des passages</w:t>
+      </w:r>
+    </w:p>
+    <w:p>
+      <w:r>
+        <w:t>Problème : Le document et une expression étrangère possèdent une langue absente ou incohérente.</w:t>
+      </w:r>
+    </w:p>
+    <w:p>
+      <w:r>
+        <w:t>Pourquoi : La synthèse vocale emploie la prononciation appropriée.</w:t>
+      </w:r>
+    </w:p>
+    <w:p>
+      <w:r>
+        <w:t>Règle : Définir la langue principale puis baliser chaque passage dans une autre langue.</w:t>
+      </w:r>
+    </w:p>
+    <w:p>
+      <w:r>
+        <w:t>Dans Word : Révision &gt; Langue &gt; Définir la langue de vérification pour le document puis pour le passage sélectionné.</w:t>
+      </w:r>
+    </w:p>
+    <w:p>
+      <w:r>
+        <w:t>Dans LibreOffice Writer : Outils &gt; Langue pour tout le texte, puis langue du caractère pour le passage sélectionné.</w:t>
+      </w:r>
+    </w:p>
+    <w:p>
+      <w:r>
+        <w:t>À faire : Régler la langue principale puis celle du passage étranger.</w:t>
+      </w:r>
+    </w:p>
+    <w:p>
+      <w:r>
+        <w:t>Preuve : Propriétés et XML de langue cohérents</w:t>
+      </w:r>
+    </w:p>
+    <w:p>
+      <w:commentRangeStart w:id="15"/>
+      <w:r>
+        <w:rPr>
+          <w:rFonts w:ascii="Arial" w:hAnsi="Arial"/>
+          <w:sz w:val="22"/>
+        </w:rPr>
+        <w:t>The quarterly report is available upon request. Please contact the communication department for further details.</w:t>
+      </w:r>
+      <w:commentRangeEnd w:id="15"/>
+      <w:r>
+        <w:rPr>
+          <w:rStyle w:val="CommentReference"/>
+        </w:rPr>
+        <w:commentReference w:id="15"/>
+      </w:r>
+    </w:p>
+    <w:p>
+      <w:pPr>
+        <w:pStyle w:val="Heading2"/>
+        <w:numPr>
+          <w:ilvl w:val="1"/>
+          <w:numId w:val="10"/>
+        </w:numPr>
+      </w:pPr>
+      <w:r>
+        <w:t>P-16 - Régler une typographie lisible par les styles</w:t>
+      </w:r>
+    </w:p>
+    <w:p>
+      <w:r>
+        <w:t>Problème : Le corps utilise une police, une taille, un interligne ou un alignement qui réduit la lisibilité.</w:t>
+      </w:r>
+    </w:p>
+    <w:p>
+      <w:r>
+        <w:t>Pourquoi : Le texte demande moins d'effort de lecture et reste homogène.</w:t>
+      </w:r>
+    </w:p>
+    <w:p>
+      <w:r>
+        <w:t>Règle : Employer une police sans sérif, au moins 12 points, un interligne d'au moins 1,15 et un alignement à gauche.</w:t>
+      </w:r>
+    </w:p>
+    <w:p>
+      <w:r>
+        <w:t>Dans Word : Accueil &gt; Styles &gt; Modifier le style Normal, puis régler police, taille, alignement et paragraphe.</w:t>
+      </w:r>
+    </w:p>
+    <w:p>
+      <w:r>
+        <w:t>Dans LibreOffice Writer : Styles &gt; Gérer les styles &gt; modifier Style de paragraphe par défaut, puis régler police et retraits et espacement.</w:t>
+      </w:r>
+    </w:p>
+    <w:p>
+      <w:r>
+        <w:t>À faire : Modifier le style du corps plutôt que corriger les paragraphes un par un.</w:t>
+      </w:r>
+    </w:p>
+    <w:p>
+      <w:r>
+        <w:t>Preuve : Propriétés typographiques contrôlées dans le DOCX et lisibilité relue.</w:t>
+      </w:r>
+    </w:p>
+    <w:p>
       <w:commentRangeStart w:id="16"/>
       <w:r>
-        <w:t>The quarterly report is available upon request. Please contact the communication department for further details.</w:t>
+        <w:t>La mise en forme du corps du document est pilotée par le style Normal.</w:t>
       </w:r>
       <w:commentRangeEnd w:id="16"/>
       <w:r>
@@ -1643,10 +1822,57 @@
     <w:p>
       <w:pPr>
         <w:pStyle w:val="Heading2"/>
+        <w:numPr>
+          <w:ilvl w:val="1"/>
+          <w:numId w:val="10"/>
+        </w:numPr>
+      </w:pPr>
+      <w:r>
+        <w:t>P-17 - Appliquer la casse par la mise en forme</w:t>
+      </w:r>
+    </w:p>
+    <w:p>
+      <w:r>
+        <w:t>Problème : Un texte est saisi directement en capitales sans accents.</w:t>
+      </w:r>
+    </w:p>
+    <w:p>
+      <w:r>
+        <w:t>Pourquoi : Les accents, la recherche et la restitution du texte restent corrects.</w:t>
+      </w:r>
+    </w:p>
+    <w:p>
+      <w:r>
+        <w:t>Règle : Saisir les mots normalement avec leurs accents puis appliquer l'apparence en majuscules par le style.</w:t>
+      </w:r>
+    </w:p>
+    <w:p>
+      <w:r>
+        <w:t>Dans Word : Corriger le texte, puis Police &gt; Effets &gt; Majuscules si cette apparence est nécessaire.</w:t>
+      </w:r>
+    </w:p>
+    <w:p>
+      <w:r>
+        <w:t>Dans LibreOffice Writer : Corriger le texte, puis Format &gt; Caractère &gt; Effets de caractères &gt; Majuscules.</w:t>
+      </w:r>
+    </w:p>
+    <w:p>
+      <w:r>
+        <w:t>À faire : Rétablir la saisie normale et appliquer la casse visuelle par la mise en forme.</w:t>
+      </w:r>
+    </w:p>
+    <w:p>
+      <w:r>
+        <w:t>Preuve : Texte XML accentué et contrôle visuel de la casse.</w:t>
+      </w:r>
+    </w:p>
+    <w:p>
+      <w:pPr>
+        <w:pStyle w:val="Heading3"/>
       </w:pPr>
       <w:commentRangeStart w:id="17"/>
       <w:r>
-        <w:t>ANNEXES</w:t>
+        <w:t>ANNEXES - ACCESSIBILITE</w:t>
       </w:r>
       <w:commentRangeEnd w:id="17"/>
       <w:r>
@@ -1654,6 +1880,66 @@
           <w:rStyle w:val="CommentReference"/>
         </w:rPr>
         <w:commentReference w:id="17"/>
+      </w:r>
+    </w:p>
+    <w:p>
+      <w:pPr>
+        <w:pStyle w:val="Heading2"/>
+        <w:numPr>
+          <w:ilvl w:val="1"/>
+          <w:numId w:val="10"/>
+        </w:numPr>
+      </w:pPr>
+      <w:r>
+        <w:t>P-18 - Développer les sigles et vérifier les majuscules</w:t>
+      </w:r>
+    </w:p>
+    <w:p>
+      <w:r>
+        <w:t>Problème : Un acronyme n'est jamais développé et les mots en majuscules échappent à la vérification.</w:t>
+      </w:r>
+    </w:p>
+    <w:p>
+      <w:r>
+        <w:t>Pourquoi : Les termes abrégés deviennent compréhensibles et les erreurs restent détectables.</w:t>
+      </w:r>
+    </w:p>
+    <w:p>
+      <w:r>
+        <w:t>Règle : Développer chaque sigle ou acronyme à sa première occurrence et inclure les mots en majuscules dans la vérification orthographique.</w:t>
+      </w:r>
+    </w:p>
+    <w:p>
+      <w:r>
+        <w:t>Dans Word : Développer le terme dans le corps, puis Fichier &gt; Options &gt; Vérification et décocher Ignorer les mots en MAJUSCULES.</w:t>
+      </w:r>
+    </w:p>
+    <w:p>
+      <w:r>
+        <w:t>Dans LibreOffice Writer : Développer le terme dans le corps, puis Outils &gt; Options &gt; Paramètres linguistiques &gt; Linguistique et vérifier les options de contrôle.</w:t>
+      </w:r>
+    </w:p>
+    <w:p>
+      <w:r>
+        <w:t>À faire : Développer la première occurrence et activer l'option de vérification correspondante.</w:t>
+      </w:r>
+    </w:p>
+    <w:p>
+      <w:r>
+        <w:t>Preuve : Première occurrence compréhensible et faute témoin en majuscules détectée.</w:t>
+      </w:r>
+    </w:p>
+    <w:p>
+      <w:commentRangeStart w:id="18"/>
+      <w:r>
+        <w:t>Le RGAA structure le contrôle des documents numériques.</w:t>
+      </w:r>
+      <w:commentRangeEnd w:id="18"/>
+      <w:r>
+        <w:rPr>
+          <w:rStyle w:val="CommentReference"/>
+        </w:rPr>
+        <w:commentReference w:id="18"/>
       </w:r>
     </w:p>
     <w:sectPr>
@@ -1670,7 +1956,7 @@
 
 <file path=word/comments.xml><?xml version="1.0" encoding="utf-8"?>
 <w:comments xmlns:a="http://schemas.openxmlformats.org/drawingml/2006/main" xmlns:pic="http://schemas.openxmlformats.org/drawingml/2006/picture" xmlns:r="http://schemas.openxmlformats.org/officeDocument/2006/relationships" xmlns:w="http://schemas.openxmlformats.org/wordprocessingml/2006/main" xmlns:wp="http://schemas.openxmlformats.org/drawingml/2006/wordprocessingDrawing" xmlns:mc="http://schemas.openxmlformats.org/markup-compatibility/2006" xmlns:a14="http://schemas.microsoft.com/office/drawing/2010/main" xmlns:w14="http://schemas.microsoft.com/office/word/2010/wordml" xmlns:wpc="http://schemas.microsoft.com/office/word/2010/wordprocessingCanvas">
-  <w:comment w:id="0" w:author="Formation IGPDE" w:initials="IGPDE" w:date="2026-10-01T20:37:50Z">
+  <w:comment w:id="0" w:author="Formation IGPDE" w:initials="IGPDE" w:date="2026-10-01T21:04:09Z">
     <w:p>
       <w:pPr>
         <w:pStyle w:val="CommentText"/>
@@ -1686,7 +1972,7 @@
       </w:r>
     </w:p>
   </w:comment>
-  <w:comment w:id="1" w:author="Formation IGPDE" w:initials="IGPDE" w:date="2026-10-01T20:37:50Z">
+  <w:comment w:id="1" w:author="Formation IGPDE" w:initials="IGPDE" w:date="2026-10-01T21:04:09Z">
     <w:p>
       <w:pPr>
         <w:pStyle w:val="CommentText"/>
@@ -1702,7 +1988,7 @@
       </w:r>
     </w:p>
   </w:comment>
-  <w:comment w:id="2" w:author="Formation IGPDE" w:initials="IGPDE" w:date="2026-10-01T20:37:50Z">
+  <w:comment w:id="2" w:author="Formation IGPDE" w:initials="IGPDE" w:date="2026-10-01T21:04:09Z">
     <w:p>
       <w:pPr>
         <w:pStyle w:val="CommentText"/>
@@ -1718,23 +2004,7 @@
       </w:r>
     </w:p>
   </w:comment>
-  <w:comment w:id="3" w:author="Formation IGPDE" w:initials="IGPDE" w:date="2026-10-01T20:37:50Z">
-    <w:p>
-      <w:pPr>
-        <w:pStyle w:val="CommentText"/>
-      </w:pPr>
-      <w:r>
-        <w:rPr>
-          <w:rStyle w:val="CommentReference"/>
-        </w:rPr>
-        <w:annotationRef/>
-      </w:r>
-      <w:r>
-        <w:t>Critère 15 - Problème : le texte courant est justifié. Impact : les espaces irréguliers entre les mots peuvent gêner la lecture, notamment pour des personnes dyslexiques ou malvoyantes. Méthode : sélectionner le texte ou le style Normal, puis choisir Accueil &gt; Aligner à gauche.</w:t>
-      </w:r>
-    </w:p>
-  </w:comment>
-  <w:comment w:id="4" w:author="Formation IGPDE" w:initials="IGPDE" w:date="2026-10-01T20:37:50Z">
+  <w:comment w:id="3" w:author="Formation IGPDE" w:initials="IGPDE" w:date="2026-10-01T21:04:09Z">
     <w:p>
       <w:pPr>
         <w:pStyle w:val="CommentText"/>
@@ -1750,7 +2020,7 @@
       </w:r>
     </w:p>
   </w:comment>
-  <w:comment w:id="5" w:author="Formation IGPDE" w:initials="IGPDE" w:date="2026-10-01T20:37:50Z">
+  <w:comment w:id="4" w:author="Formation IGPDE" w:initials="IGPDE" w:date="2026-10-01T21:04:09Z">
     <w:p>
       <w:pPr>
         <w:pStyle w:val="CommentText"/>
@@ -1766,7 +2036,7 @@
       </w:r>
     </w:p>
   </w:comment>
-  <w:comment w:id="6" w:author="Formation IGPDE" w:initials="IGPDE" w:date="2026-10-01T20:37:50Z">
+  <w:comment w:id="5" w:author="Formation IGPDE" w:initials="IGPDE" w:date="2026-10-01T21:04:09Z">
     <w:p>
       <w:pPr>
         <w:pStyle w:val="CommentText"/>
@@ -1782,7 +2052,7 @@
       </w:r>
     </w:p>
   </w:comment>
-  <w:comment w:id="7" w:author="Formation IGPDE" w:initials="IGPDE" w:date="2026-10-01T20:37:50Z">
+  <w:comment w:id="6" w:author="Formation IGPDE" w:initials="IGPDE" w:date="2026-10-01T21:04:09Z">
     <w:p>
       <w:pPr>
         <w:pStyle w:val="CommentText"/>
@@ -1798,7 +2068,7 @@
       </w:r>
     </w:p>
   </w:comment>
-  <w:comment w:id="8" w:author="Formation IGPDE" w:initials="IGPDE" w:date="2026-10-01T20:37:50Z">
+  <w:comment w:id="7" w:author="Formation IGPDE" w:initials="IGPDE" w:date="2026-10-01T21:04:09Z">
     <w:p>
       <w:pPr>
         <w:pStyle w:val="CommentText"/>
@@ -1814,7 +2084,7 @@
       </w:r>
     </w:p>
   </w:comment>
-  <w:comment w:id="9" w:author="Formation IGPDE" w:initials="IGPDE" w:date="2026-10-01T20:37:50Z">
+  <w:comment w:id="8" w:author="Formation IGPDE" w:initials="IGPDE" w:date="2026-10-01T21:04:09Z">
     <w:p>
       <w:pPr>
         <w:pStyle w:val="CommentText"/>
@@ -1830,7 +2100,7 @@
       </w:r>
     </w:p>
   </w:comment>
-  <w:comment w:id="10" w:author="Formation IGPDE" w:initials="IGPDE" w:date="2026-10-01T20:37:50Z">
+  <w:comment w:id="9" w:author="Formation IGPDE" w:initials="IGPDE" w:date="2026-10-01T21:04:09Z">
     <w:p>
       <w:pPr>
         <w:pStyle w:val="CommentText"/>
@@ -1846,7 +2116,7 @@
       </w:r>
     </w:p>
   </w:comment>
-  <w:comment w:id="11" w:author="Formation IGPDE" w:initials="IGPDE" w:date="2026-10-01T20:37:50Z">
+  <w:comment w:id="10" w:author="Formation IGPDE" w:initials="IGPDE" w:date="2026-10-01T21:04:09Z">
     <w:p>
       <w:pPr>
         <w:pStyle w:val="CommentText"/>
@@ -1862,7 +2132,7 @@
       </w:r>
     </w:p>
   </w:comment>
-  <w:comment w:id="12" w:author="Formation IGPDE" w:initials="IGPDE" w:date="2026-10-01T20:37:50Z">
+  <w:comment w:id="11" w:author="Formation IGPDE" w:initials="IGPDE" w:date="2026-10-01T21:04:09Z">
     <w:p>
       <w:pPr>
         <w:pStyle w:val="CommentText"/>
@@ -1878,7 +2148,7 @@
       </w:r>
     </w:p>
   </w:comment>
-  <w:comment w:id="13" w:author="Formation IGPDE" w:initials="IGPDE" w:date="2026-10-01T20:37:50Z">
+  <w:comment w:id="12" w:author="Formation IGPDE" w:initials="IGPDE" w:date="2026-10-01T21:04:09Z">
     <w:p>
       <w:pPr>
         <w:pStyle w:val="CommentText"/>
@@ -1894,7 +2164,7 @@
       </w:r>
     </w:p>
   </w:comment>
-  <w:comment w:id="14" w:author="Formation IGPDE" w:initials="IGPDE" w:date="2026-10-01T20:37:50Z">
+  <w:comment w:id="13" w:author="Formation IGPDE" w:initials="IGPDE" w:date="2026-10-01T21:04:09Z">
     <w:p>
       <w:pPr>
         <w:pStyle w:val="CommentText"/>
@@ -1910,7 +2180,7 @@
       </w:r>
     </w:p>
   </w:comment>
-  <w:comment w:id="15" w:author="Formation IGPDE" w:initials="IGPDE" w:date="2026-10-01T20:37:50Z">
+  <w:comment w:id="14" w:author="Formation IGPDE" w:initials="IGPDE" w:date="2026-10-01T21:04:09Z">
     <w:p>
       <w:pPr>
         <w:pStyle w:val="CommentText"/>
@@ -1926,7 +2196,7 @@
       </w:r>
     </w:p>
   </w:comment>
-  <w:comment w:id="16" w:author="Formation IGPDE" w:initials="IGPDE" w:date="2026-10-01T20:37:50Z">
+  <w:comment w:id="15" w:author="Formation IGPDE" w:initials="IGPDE" w:date="2026-10-01T21:04:09Z">
     <w:p>
       <w:pPr>
         <w:pStyle w:val="CommentText"/>
@@ -1938,11 +2208,11 @@
         <w:annotationRef/>
       </w:r>
       <w:r>
-        <w:t>Critère 13 - Problème : ce passage anglais n'est pas balisé dans sa langue. Impact : il peut être prononcé avec une voix française. Méthode : sélectionner le texte &gt; Révision &gt; Langue &gt; Définir la langue de vérification &gt; Anglais.</w:t>
+        <w:t>P-15 - Définir les langues du document et des passages. Problème : Le document et une expression étrangère possèdent une langue absente ou incohérente. Impact : La synthèse vocale emploie la prononciation appropriée. Règle : Définir la langue principale puis baliser chaque passage dans une autre langue. Piste : Vérifier séparément la propriété du document et la langue du texte sélectionné. Première action : Régler la langue principale puis celle du passage étranger. Procédure Word : Révision &gt; Langue &gt; Définir la langue de vérification pour le document puis pour le passage sélectionné.</w:t>
       </w:r>
     </w:p>
   </w:comment>
-  <w:comment w:id="17" w:author="Formation IGPDE" w:initials="IGPDE" w:date="2026-10-01T20:37:50Z">
+  <w:comment w:id="16" w:author="Formation IGPDE" w:initials="IGPDE" w:date="2026-10-01T21:04:09Z">
     <w:p>
       <w:pPr>
         <w:pStyle w:val="CommentText"/>
@@ -1954,7 +2224,39 @@
         <w:annotationRef/>
       </w:r>
       <w:r>
-        <w:t>Critère 17 - Problème : le mot est tapé entièrement en capitales. Impact : certaines aides peuvent l'épeler ou le prononcer moins naturellement. Méthode : saisir 'Annexes' en minuscules puis appliquer Police &gt; Tout en majuscules si l'effet visuel est voulu.</w:t>
+        <w:t>P-16 - Régler une typographie lisible par les styles. Problème : Le corps utilise une police, une taille, un interligne ou un alignement qui réduit la lisibilité. Impact : Le texte demande moins d'effort de lecture et reste homogène. Règle : Employer une police sans sérif, au moins 12 points, un interligne d'au moins 1,15 et un alignement à gauche. Piste : Corriger le style source puis vérifier plusieurs paragraphes. Première action : Modifier le style du corps plutôt que corriger les paragraphes un par un. Procédure Word : Accueil &gt; Styles &gt; Modifier le style Normal, puis régler police, taille, alignement et paragraphe.</w:t>
+      </w:r>
+    </w:p>
+  </w:comment>
+  <w:comment w:id="17" w:author="Formation IGPDE" w:initials="IGPDE" w:date="2026-10-01T21:04:09Z">
+    <w:p>
+      <w:pPr>
+        <w:pStyle w:val="CommentText"/>
+      </w:pPr>
+      <w:r>
+        <w:rPr>
+          <w:rStyle w:val="CommentReference"/>
+        </w:rPr>
+        <w:annotationRef/>
+      </w:r>
+      <w:r>
+        <w:t>P-17 - Appliquer la casse par la mise en forme. Problème : Un texte est saisi directement en capitales sans accents. Impact : Les accents, la recherche et la restitution du texte restent corrects. Règle : Saisir les mots normalement avec leurs accents puis appliquer l'apparence en majuscules par le style. Piste : Revenir au mot correctement orthographié avant de régler son apparence. Première action : Rétablir la saisie normale et appliquer la casse visuelle par la mise en forme. Procédure Word : Corriger le texte, puis Police &gt; Effets &gt; Majuscules si cette apparence est nécessaire.</w:t>
+      </w:r>
+    </w:p>
+  </w:comment>
+  <w:comment w:id="18" w:author="Formation IGPDE" w:initials="IGPDE" w:date="2026-10-01T21:04:09Z">
+    <w:p>
+      <w:pPr>
+        <w:pStyle w:val="CommentText"/>
+      </w:pPr>
+      <w:r>
+        <w:rPr>
+          <w:rStyle w:val="CommentReference"/>
+        </w:rPr>
+        <w:annotationRef/>
+      </w:r>
+      <w:r>
+        <w:t>P-18 - Développer les sigles et vérifier les majuscules. Problème : Un acronyme n'est jamais développé et les mots en majuscules échappent à la vérification. Impact : Les termes abrégés deviennent compréhensibles et les erreurs restent détectables. Règle : Développer chaque sigle ou acronyme à sa première occurrence et inclure les mots en majuscules dans la vérification orthographique. Piste : Chercher la première apparition avant d'ajouter le développement. Première action : Développer la première occurrence et activer l'option de vérification correspondante. Procédure Word : Développer le terme dans le corps, puis Fichier &gt; Options &gt; Vérification et décocher Ignorer les mots en MAJUSCULES.</w:t>
       </w:r>
     </w:p>
   </w:comment>
@@ -2363,7 +2665,7 @@
         <w:rFonts w:asciiTheme="minorHAnsi" w:eastAsiaTheme="minorEastAsia" w:hAnsiTheme="minorHAnsi" w:cstheme="minorBidi"/>
         <w:sz w:val="22"/>
         <w:szCs w:val="22"/>
-        <w:lang w:val="en-US" w:eastAsia="en-US" w:bidi="ar-SA"/>
+        <w:lang w:val="de-DE" w:eastAsia="de-DE" w:bidi="de-DE"/>
       </w:rPr>
     </w:rPrDefault>
     <w:pPrDefault>
@@ -2516,11 +2818,13 @@
     <w:qFormat/>
     <w:rsid w:val="00FC693F"/>
     <w:pPr>
+      <w:spacing w:line="240" w:lineRule="auto"/>
       <w:jc w:val="both"/>
     </w:pPr>
     <w:rPr>
       <w:rFonts w:ascii="Arial" w:hAnsi="Arial"/>
-      <w:sz w:val="20"/>
+      <w:sz w:val="22"/>
+      <w:lang w:val="de-DE" w:eastAsia="de-DE" w:bidi="de-DE"/>
     </w:rPr>
   </w:style>
   <w:style w:type="paragraph" w:styleId="Header">
@@ -2592,6 +2896,7 @@
       <w:color w:val="365F91" w:themeColor="accent1" w:themeShade="BF"/>
       <w:sz w:val="28"/>
       <w:szCs w:val="28"/>
+      <w:lang w:val="de-DE" w:eastAsia="de-DE" w:bidi="de-DE"/>
     </w:rPr>
   </w:style>
   <w:style w:type="paragraph" w:styleId="Heading2">
@@ -2616,6 +2921,7 @@
       <w:color w:val="4F81BD" w:themeColor="accent1"/>
       <w:sz w:val="26"/>
       <w:szCs w:val="26"/>
+      <w:lang w:val="de-DE" w:eastAsia="de-DE" w:bidi="de-DE"/>
     </w:rPr>
   </w:style>
   <w:style w:type="paragraph" w:styleId="Heading3">
@@ -2638,6 +2944,7 @@
       <w:b/>
       <w:bCs/>
       <w:color w:val="4F81BD" w:themeColor="accent1"/>
+      <w:lang w:val="de-DE" w:eastAsia="de-DE" w:bidi="de-DE"/>
     </w:rPr>
   </w:style>
   <w:style w:type="paragraph" w:styleId="Heading4">
@@ -2663,6 +2970,7 @@
       <w:i/>
       <w:iCs/>
       <w:color w:val="4F81BD" w:themeColor="accent1"/>
+      <w:lang w:val="de-DE" w:eastAsia="de-DE" w:bidi="de-DE"/>
     </w:rPr>
   </w:style>
   <w:style w:type="paragraph" w:styleId="Heading5">
@@ -2881,6 +3189,7 @@
       <w:kern w:val="28"/>
       <w:sz w:val="52"/>
       <w:szCs w:val="52"/>
+      <w:lang w:val="de-DE" w:eastAsia="de-DE" w:bidi="de-DE"/>
     </w:rPr>
   </w:style>
   <w:style w:type="character" w:customStyle="1" w:styleId="TitleChar">
@@ -3055,6 +3364,9 @@
       </w:numPr>
       <w:contextualSpacing/>
     </w:pPr>
+    <w:rPr>
+      <w:lang w:val="de-DE" w:eastAsia="de-DE" w:bidi="de-DE"/>
+    </w:rPr>
   </w:style>
   <w:style w:type="paragraph" w:styleId="ListBullet2">
     <w:name w:val="List Bullet 2"/>
@@ -3094,6 +3406,9 @@
       </w:numPr>
       <w:contextualSpacing/>
     </w:pPr>
+    <w:rPr>
+      <w:lang w:val="de-DE" w:eastAsia="de-DE" w:bidi="de-DE"/>
+    </w:rPr>
   </w:style>
   <w:style w:type="paragraph" w:styleId="ListNumber2">
     <w:name w:val="List Number 2"/>

--- a/_source/tp-doc-aide-correction.docx
+++ b/_source/tp-doc-aide-correction.docx
@@ -138,33 +138,25 @@
       <w:pPr>
         <w:pStyle w:val="Heading1"/>
       </w:pPr>
-      <w:commentRangeStart w:id="2"/>
       <w:r>
         <w:t>Introduction</w:t>
       </w:r>
-      <w:commentRangeEnd w:id="2"/>
+    </w:p>
+    <w:p>
+      <w:commentRangeStart w:id="10"/>
+      <w:r>
+        <w:t>Ce guide pratique présente les principales vérifications à effectuer pour rendre un document Word accessible. Il associe chaque règle à une manipulation et à une preuve de correction.</w:t>
+      </w:r>
+      <w:commentRangeEnd w:id="10"/>
       <w:r>
         <w:rPr>
           <w:rStyle w:val="CommentReference"/>
         </w:rPr>
-        <w:commentReference w:id="2"/>
+        <w:commentReference w:id="10"/>
       </w:r>
     </w:p>
     <w:p>
-      <w:commentRangeStart w:id="11"/>
-      <w:r>
-        <w:t>Ce rapport trimestriel présente les résultats de communication numérique de la Direction des affaires juridiques pour le premier trimestre 2025. Il couvre les principaux indicateurs de performance de nos canaux digitaux.</w:t>
-      </w:r>
-      <w:commentRangeEnd w:id="11"/>
-      <w:r>
-        <w:rPr>
-          <w:rStyle w:val="CommentReference"/>
-        </w:rPr>
-        <w:commentReference w:id="11"/>
-      </w:r>
-    </w:p>
-    <w:p>
-      <w:commentRangeStart w:id="3"/>
+      <w:commentRangeStart w:id="2"/>
       <w:r>
         <w:rPr>
           <w:rFonts w:ascii="Arial" w:hAnsi="Arial"/>
@@ -174,12 +166,12 @@
         </w:rPr>
         <w:t>Sommaire</w:t>
       </w:r>
-      <w:commentRangeEnd w:id="3"/>
+      <w:commentRangeEnd w:id="2"/>
       <w:r>
         <w:rPr>
           <w:rStyle w:val="CommentReference"/>
         </w:rPr>
-        <w:commentReference w:id="3"/>
+        <w:commentReference w:id="2"/>
       </w:r>
     </w:p>
     <w:p>
@@ -588,7 +580,7 @@
       <w:pPr>
         <w:ind w:left="504" w:hanging="259"/>
       </w:pPr>
-      <w:commentRangeStart w:id="4"/>
+      <w:commentRangeStart w:id="3"/>
       <w:r>
         <w:rPr>
           <w:rFonts w:ascii="Arial" w:hAnsi="Arial"/>
@@ -598,12 +590,12 @@
         <w:tab/>
         <w:t>Augmenter le trafic de 10 %</w:t>
       </w:r>
-      <w:commentRangeEnd w:id="4"/>
+      <w:commentRangeEnd w:id="3"/>
       <w:r>
         <w:rPr>
           <w:rStyle w:val="CommentReference"/>
         </w:rPr>
-        <w:commentReference w:id="4"/>
+        <w:commentReference w:id="3"/>
       </w:r>
     </w:p>
     <w:p>
@@ -732,16 +724,16 @@
       <w:pPr>
         <w:pStyle w:val="Heading3"/>
       </w:pPr>
-      <w:commentRangeStart w:id="5"/>
+      <w:commentRangeStart w:id="4"/>
       <w:r>
         <w:t>Mise en page robuste</w:t>
       </w:r>
-      <w:commentRangeEnd w:id="5"/>
+      <w:commentRangeEnd w:id="4"/>
       <w:r>
         <w:rPr>
           <w:rStyle w:val="CommentReference"/>
         </w:rPr>
-        <w:commentReference w:id="5"/>
+        <w:commentReference w:id="4"/>
       </w:r>
     </w:p>
     <w:p>
@@ -853,7 +845,7 @@
       <w:pPr>
         <w:jc w:val="center"/>
       </w:pPr>
-      <w:commentRangeStart w:id="6"/>
+      <w:commentRangeStart w:id="5"/>
       <w:r>
         <w:drawing>
           <wp:inline xmlns:a="http://schemas.openxmlformats.org/drawingml/2006/main" xmlns:pic="http://schemas.openxmlformats.org/drawingml/2006/picture">
@@ -888,12 +880,12 @@
           </wp:inline>
         </w:drawing>
       </w:r>
-      <w:commentRangeEnd w:id="6"/>
+      <w:commentRangeEnd w:id="5"/>
       <w:r>
         <w:rPr>
           <w:rStyle w:val="CommentReference"/>
         </w:rPr>
-        <w:commentReference w:id="6"/>
+        <w:commentReference w:id="5"/>
       </w:r>
     </w:p>
     <w:p>
@@ -947,7 +939,7 @@
       <w:pPr>
         <w:jc w:val="center"/>
       </w:pPr>
-      <w:commentRangeStart w:id="7"/>
+      <w:commentRangeStart w:id="6"/>
       <w:r>
         <w:drawing>
           <wp:inline xmlns:a="http://schemas.openxmlformats.org/drawingml/2006/main" xmlns:pic="http://schemas.openxmlformats.org/drawingml/2006/picture">
@@ -982,12 +974,12 @@
           </wp:inline>
         </w:drawing>
       </w:r>
-      <w:commentRangeEnd w:id="7"/>
+      <w:commentRangeEnd w:id="6"/>
       <w:r>
         <w:rPr>
           <w:rStyle w:val="CommentReference"/>
         </w:rPr>
-        <w:commentReference w:id="7"/>
+        <w:commentReference w:id="6"/>
       </w:r>
     </w:p>
     <w:p>
@@ -1041,7 +1033,7 @@
       <w:r>
         <w:t xml:space="preserve">Pour toute question, contactez-nous par </w:t>
       </w:r>
-      <w:commentRangeStart w:id="8"/>
+      <w:commentRangeStart w:id="7"/>
       <w:r>
         <w:drawing>
           <wp:inline xmlns:a="http://schemas.openxmlformats.org/drawingml/2006/main" xmlns:pic="http://schemas.openxmlformats.org/drawingml/2006/picture">
@@ -1076,12 +1068,12 @@
           </wp:inline>
         </w:drawing>
       </w:r>
-      <w:commentRangeEnd w:id="8"/>
+      <w:commentRangeEnd w:id="7"/>
       <w:r>
         <w:rPr>
           <w:rStyle w:val="CommentReference"/>
         </w:rPr>
-        <w:commentReference w:id="8"/>
+        <w:commentReference w:id="7"/>
       </w:r>
       <w:r>
         <w:t xml:space="preserve"> e-mail pour plus d'informations.</w:t>
@@ -1138,7 +1130,7 @@
       <w:pPr>
         <w:jc w:val="center"/>
       </w:pPr>
-      <w:commentRangeStart w:id="9"/>
+      <w:commentRangeStart w:id="8"/>
       <w:r>
         <w:drawing>
           <wp:inline xmlns:a="http://schemas.openxmlformats.org/drawingml/2006/main" xmlns:pic="http://schemas.openxmlformats.org/drawingml/2006/picture">
@@ -1173,12 +1165,12 @@
           </wp:inline>
         </w:drawing>
       </w:r>
-      <w:commentRangeEnd w:id="9"/>
+      <w:commentRangeEnd w:id="8"/>
       <w:r>
         <w:rPr>
           <w:rStyle w:val="CommentReference"/>
         </w:rPr>
-        <w:commentReference w:id="9"/>
+        <w:commentReference w:id="8"/>
       </w:r>
     </w:p>
     <w:p>
@@ -1229,7 +1221,7 @@
       </w:r>
     </w:p>
     <w:p>
-      <w:commentRangeStart w:id="10"/>
+      <w:commentRangeStart w:id="9"/>
       <w:r>
         <w:t xml:space="preserve">Pour accéder aux annexes, </w:t>
       </w:r>
@@ -1245,12 +1237,12 @@
       <w:r>
         <w:t>.</w:t>
       </w:r>
-      <w:commentRangeEnd w:id="10"/>
+      <w:commentRangeEnd w:id="9"/>
       <w:r>
         <w:rPr>
           <w:rStyle w:val="CommentReference"/>
         </w:rPr>
-        <w:commentReference w:id="10"/>
+        <w:commentReference w:id="9"/>
       </w:r>
     </w:p>
     <w:p>
@@ -1360,7 +1352,7 @@
       </w:r>
     </w:p>
     <w:p>
-      <w:commentRangeStart w:id="12"/>
+      <w:commentRangeStart w:id="11"/>
       <w:r>
         <w:rPr>
           <w:rFonts w:ascii="Arial" w:hAnsi="Arial"/>
@@ -1369,12 +1361,12 @@
         </w:rPr>
         <w:t>Information complémentaire : résultats provisoires.</w:t>
       </w:r>
-      <w:commentRangeEnd w:id="12"/>
+      <w:commentRangeEnd w:id="11"/>
       <w:r>
         <w:rPr>
           <w:rStyle w:val="CommentReference"/>
         </w:rPr>
-        <w:commentReference w:id="12"/>
+        <w:commentReference w:id="11"/>
       </w:r>
     </w:p>
     <w:p>
@@ -1436,7 +1428,7 @@
       <w:pPr>
         <w:jc w:val="center"/>
       </w:pPr>
-      <w:commentRangeStart w:id="13"/>
+      <w:commentRangeStart w:id="12"/>
       <w:r>
         <w:drawing>
           <wp:inline xmlns:a="http://schemas.openxmlformats.org/drawingml/2006/main" xmlns:pic="http://schemas.openxmlformats.org/drawingml/2006/picture">
@@ -1471,12 +1463,12 @@
           </wp:inline>
         </w:drawing>
       </w:r>
-      <w:commentRangeEnd w:id="13"/>
+      <w:commentRangeEnd w:id="12"/>
       <w:r>
         <w:rPr>
           <w:rStyle w:val="CommentReference"/>
         </w:rPr>
-        <w:commentReference w:id="13"/>
+        <w:commentReference w:id="12"/>
       </w:r>
     </w:p>
     <w:p>
@@ -1573,7 +1565,7 @@
             <w:gridSpan w:val="2"/>
           </w:tcPr>
           <w:p>
-            <w:commentRangeStart w:id="14"/>
+            <w:commentRangeStart w:id="13"/>
             <w:r>
               <w:rPr>
                 <w:rFonts w:ascii="Arial" w:hAnsi="Arial"/>
@@ -1584,12 +1576,12 @@
               <w:br/>
               <w:t>Budget</w:t>
             </w:r>
-            <w:commentRangeEnd w:id="14"/>
+            <w:commentRangeEnd w:id="13"/>
             <w:r>
               <w:rPr>
                 <w:rStyle w:val="CommentReference"/>
               </w:rPr>
-              <w:commentReference w:id="14"/>
+              <w:commentReference w:id="13"/>
             </w:r>
           </w:p>
         </w:tc>
@@ -1743,7 +1735,7 @@
       </w:r>
     </w:p>
     <w:p>
-      <w:commentRangeStart w:id="15"/>
+      <w:commentRangeStart w:id="14"/>
       <w:r>
         <w:rPr>
           <w:rFonts w:ascii="Arial" w:hAnsi="Arial"/>
@@ -1751,12 +1743,12 @@
         </w:rPr>
         <w:t>The quarterly report is available upon request. Please contact the communication department for further details.</w:t>
       </w:r>
-      <w:commentRangeEnd w:id="15"/>
+      <w:commentRangeEnd w:id="14"/>
       <w:r>
         <w:rPr>
           <w:rStyle w:val="CommentReference"/>
         </w:rPr>
-        <w:commentReference w:id="15"/>
+        <w:commentReference w:id="14"/>
       </w:r>
     </w:p>
     <w:p>
@@ -1807,16 +1799,16 @@
       </w:r>
     </w:p>
     <w:p>
-      <w:commentRangeStart w:id="16"/>
+      <w:commentRangeStart w:id="15"/>
       <w:r>
         <w:t>La mise en forme du corps du document est pilotée par le style Normal.</w:t>
       </w:r>
-      <w:commentRangeEnd w:id="16"/>
+      <w:commentRangeEnd w:id="15"/>
       <w:r>
         <w:rPr>
           <w:rStyle w:val="CommentReference"/>
         </w:rPr>
-        <w:commentReference w:id="16"/>
+        <w:commentReference w:id="15"/>
       </w:r>
     </w:p>
     <w:p>
@@ -1870,16 +1862,16 @@
       <w:pPr>
         <w:pStyle w:val="Heading3"/>
       </w:pPr>
-      <w:commentRangeStart w:id="17"/>
+      <w:commentRangeStart w:id="16"/>
       <w:r>
         <w:t>ANNEXES - ACCESSIBILITE</w:t>
       </w:r>
-      <w:commentRangeEnd w:id="17"/>
+      <w:commentRangeEnd w:id="16"/>
       <w:r>
         <w:rPr>
           <w:rStyle w:val="CommentReference"/>
         </w:rPr>
-        <w:commentReference w:id="17"/>
+        <w:commentReference w:id="16"/>
       </w:r>
     </w:p>
     <w:p>
@@ -1930,9 +1922,81 @@
       </w:r>
     </w:p>
     <w:p>
+      <w:commentRangeStart w:id="17"/>
+      <w:r>
+        <w:t>Le RGAA structure le contrôle des documents numériques.</w:t>
+      </w:r>
+      <w:commentRangeEnd w:id="17"/>
+      <w:r>
+        <w:rPr>
+          <w:rStyle w:val="CommentReference"/>
+        </w:rPr>
+        <w:commentReference w:id="17"/>
+      </w:r>
+    </w:p>
+    <w:p>
+      <w:pPr>
+        <w:pStyle w:val="Heading1"/>
+        <w:numPr>
+          <w:ilvl w:val="0"/>
+          <w:numId w:val="10"/>
+        </w:numPr>
+      </w:pPr>
+      <w:r>
+        <w:t>Finaliser, vérifier, exporter et contrôler</w:t>
+      </w:r>
+    </w:p>
+    <w:p>
+      <w:pPr>
+        <w:pStyle w:val="Heading2"/>
+        <w:numPr>
+          <w:ilvl w:val="1"/>
+          <w:numId w:val="10"/>
+        </w:numPr>
+      </w:pPr>
+      <w:r>
+        <w:t>P-19 - Renseigner les propriétés et le nom du fichier</w:t>
+      </w:r>
+    </w:p>
+    <w:p>
+      <w:r>
+        <w:t>Problème : Les propriétés sont absentes et le nom du fichier ne décrit pas son contenu.</w:t>
+      </w:r>
+    </w:p>
+    <w:p>
+      <w:r>
+        <w:t>Pourquoi : Le document est identifiable dans les outils, les listes de fichiers et les technologies d'assistance.</w:t>
+      </w:r>
+    </w:p>
+    <w:p>
+      <w:r>
+        <w:t>Règle : Renseigner titre, auteur et langue puis enregistrer sous un nom descriptif.</w:t>
+      </w:r>
+    </w:p>
+    <w:p>
+      <w:r>
+        <w:t>Dans Word : Fichier &gt; Informations &gt; Propriétés &gt; Propriétés avancées, puis Fichier &gt; Enregistrer sous.</w:t>
+      </w:r>
+    </w:p>
+    <w:p>
+      <w:r>
+        <w:t>Dans LibreOffice Writer : Fichier &gt; Propriétés, puis Fichier &gt; Enregistrer sous.</w:t>
+      </w:r>
+    </w:p>
+    <w:p>
+      <w:r>
+        <w:t>À faire : Compléter les propriétés puis enregistrer une copie sous un nom descriptif.</w:t>
+      </w:r>
+    </w:p>
+    <w:p>
+      <w:r>
+        <w:t>Preuve : Métadonnées inspectées dans le DOCX et nom de sortie relu.</w:t>
+      </w:r>
+    </w:p>
+    <w:p>
       <w:commentRangeStart w:id="18"/>
       <w:r>
-        <w:t>Le RGAA structure le contrôle des documents numériques.</w:t>
+        <w:t>Document — propriétés : vérifiez le titre, l’auteur, la langue et le nom de votre copie de travail.</w:t>
       </w:r>
       <w:commentRangeEnd w:id="18"/>
       <w:r>
@@ -1940,6 +2004,147 @@
           <w:rStyle w:val="CommentReference"/>
         </w:rPr>
         <w:commentReference w:id="18"/>
+      </w:r>
+    </w:p>
+    <w:p>
+      <w:pPr>
+        <w:pStyle w:val="Heading2"/>
+        <w:numPr>
+          <w:ilvl w:val="1"/>
+          <w:numId w:val="10"/>
+        </w:numPr>
+      </w:pPr>
+      <w:r>
+        <w:t>P-20 - Exporter un PDF structuré</w:t>
+      </w:r>
+    </w:p>
+    <w:p>
+      <w:r>
+        <w:t>Problème : Cette étape de finalisation ne peut pas être prouvée par le DOCX seul.</w:t>
+      </w:r>
+    </w:p>
+    <w:p>
+      <w:r>
+        <w:t>Pourquoi : Le PDF conserve les propriétés, la structure et les accès issus des titres.</w:t>
+      </w:r>
+    </w:p>
+    <w:p>
+      <w:r>
+        <w:t>Règle : Exporter avec propriétés, balises de structure et signets générés depuis les titres.</w:t>
+      </w:r>
+    </w:p>
+    <w:p>
+      <w:r>
+        <w:t>Dans Word : Vérifier les propriétés dans Fichier &gt; Informations, puis Fichier &gt; Enregistrer sous ou Exporter &gt; PDF &gt; Options et activer les balises de structure ainsi que les signets issus des titres.</w:t>
+      </w:r>
+    </w:p>
+    <w:p>
+      <w:r>
+        <w:t>Dans LibreOffice Writer : Vérifier les propriétés dans Fichier &gt; Propriétés, puis Fichier &gt; Exporter vers &gt; Exporter au format PDF et activer PDF balisé ainsi que l'export des repères.</w:t>
+      </w:r>
+    </w:p>
+    <w:p>
+      <w:r>
+        <w:t>À faire : Exporter le DOCX corrigé en activant les options d'accessibilité prévues.</w:t>
+      </w:r>
+    </w:p>
+    <w:p>
+      <w:r>
+        <w:t>Preuve : Propriétés et structure inspectées dans le PDF</w:t>
+      </w:r>
+    </w:p>
+    <w:p>
+      <w:pPr>
+        <w:pStyle w:val="Heading2"/>
+        <w:numPr>
+          <w:ilvl w:val="1"/>
+          <w:numId w:val="10"/>
+        </w:numPr>
+      </w:pPr>
+      <w:r>
+        <w:t>C-01 - Utiliser le vérificateur d'accessibilité Word</w:t>
+      </w:r>
+    </w:p>
+    <w:p>
+      <w:r>
+        <w:t>Problème : Cette étape de finalisation ne peut pas être prouvée par le DOCX seul.</w:t>
+      </w:r>
+    </w:p>
+    <w:p>
+      <w:r>
+        <w:t>Pourquoi : L'outil repère certains défauts mais ne remplace pas le jugement humain.</w:t>
+      </w:r>
+    </w:p>
+    <w:p>
+      <w:r>
+        <w:t>Règle : Traiter les alertes pertinentes et expliquer toute alerte résiduelle ; viser zéro erreur sans en faire une preuve de conformité.</w:t>
+      </w:r>
+    </w:p>
+    <w:p>
+      <w:r>
+        <w:t>Dans Word : Révision &gt; Vérifier l'accessibilité, parcourir chaque résultat et utiliser les actions recommandées avec discernement.</w:t>
+      </w:r>
+    </w:p>
+    <w:p>
+      <w:r>
+        <w:t>Dans LibreOffice Writer : Outils &gt; Vérification de l'accessibilité, parcourir les résultats et vérifier manuellement les points non couverts.</w:t>
+      </w:r>
+    </w:p>
+    <w:p>
+      <w:r>
+        <w:t>À faire : Lancer le vérificateur, corriger les erreurs pertinentes et consigner les alertes restantes.</w:t>
+      </w:r>
+    </w:p>
+    <w:p>
+      <w:r>
+        <w:t>Preuve : Relevé du vérificateur conservé et alertes résiduelles justifiées.</w:t>
+      </w:r>
+    </w:p>
+    <w:p>
+      <w:pPr>
+        <w:pStyle w:val="Heading2"/>
+        <w:numPr>
+          <w:ilvl w:val="1"/>
+          <w:numId w:val="10"/>
+        </w:numPr>
+      </w:pPr>
+      <w:r>
+        <w:t>C-02 - Contrôler le PDF après export</w:t>
+      </w:r>
+    </w:p>
+    <w:p>
+      <w:r>
+        <w:t>Problème : Cette étape de finalisation ne peut pas être prouvée par le DOCX seul.</w:t>
+      </w:r>
+    </w:p>
+    <w:p>
+      <w:r>
+        <w:t>Pourquoi : Les pertes introduites à l'export sont détectées avant diffusion.</w:t>
+      </w:r>
+    </w:p>
+    <w:p>
+      <w:r>
+        <w:t>Règle : Contrôler avec PAC, ou Acrobat Pro en alternative, le titre, la langue, les balises et l'ordre de lecture, puis terminer par la checklist humaine.</w:t>
+      </w:r>
+    </w:p>
+    <w:p>
+      <w:r>
+        <w:t>Dans Word : Ouvrir le PDF exporté dans PAC ; utiliser Acrobat Pro comme alternative si PAC n'est pas disponible.</w:t>
+      </w:r>
+    </w:p>
+    <w:p>
+      <w:r>
+        <w:t>Dans LibreOffice Writer : Ouvrir le PDF exporté dans PAC ; utiliser Acrobat Pro comme alternative si PAC n'est pas disponible.</w:t>
+      </w:r>
+    </w:p>
+    <w:p>
+      <w:r>
+        <w:t>À faire : Exécuter le contrôle du PDF, traiter les alertes pertinentes et consigner le résultat humain.</w:t>
+      </w:r>
+    </w:p>
+    <w:p>
+      <w:r>
+        <w:t>Preuve : Rapport PAC ou Acrobat conservé</w:t>
       </w:r>
     </w:p>
     <w:sectPr>
@@ -1956,7 +2161,7 @@
 
 <file path=word/comments.xml><?xml version="1.0" encoding="utf-8"?>
 <w:comments xmlns:a="http://schemas.openxmlformats.org/drawingml/2006/main" xmlns:pic="http://schemas.openxmlformats.org/drawingml/2006/picture" xmlns:r="http://schemas.openxmlformats.org/officeDocument/2006/relationships" xmlns:w="http://schemas.openxmlformats.org/wordprocessingml/2006/main" xmlns:wp="http://schemas.openxmlformats.org/drawingml/2006/wordprocessingDrawing" xmlns:mc="http://schemas.openxmlformats.org/markup-compatibility/2006" xmlns:a14="http://schemas.microsoft.com/office/drawing/2010/main" xmlns:w14="http://schemas.microsoft.com/office/word/2010/wordml" xmlns:wpc="http://schemas.microsoft.com/office/word/2010/wordprocessingCanvas">
-  <w:comment w:id="0" w:author="Formation IGPDE" w:initials="IGPDE" w:date="2026-10-01T21:04:09Z">
+  <w:comment w:id="0" w:author="Formation IGPDE" w:initials="IGPDE" w:date="2026-10-01T21:20:12Z">
     <w:p>
       <w:pPr>
         <w:pStyle w:val="CommentText"/>
@@ -1972,7 +2177,7 @@
       </w:r>
     </w:p>
   </w:comment>
-  <w:comment w:id="1" w:author="Formation IGPDE" w:initials="IGPDE" w:date="2026-10-01T21:04:09Z">
+  <w:comment w:id="1" w:author="Formation IGPDE" w:initials="IGPDE" w:date="2026-10-01T21:20:12Z">
     <w:p>
       <w:pPr>
         <w:pStyle w:val="CommentText"/>
@@ -1988,7 +2193,7 @@
       </w:r>
     </w:p>
   </w:comment>
-  <w:comment w:id="2" w:author="Formation IGPDE" w:initials="IGPDE" w:date="2026-10-01T21:04:09Z">
+  <w:comment w:id="2" w:author="Formation IGPDE" w:initials="IGPDE" w:date="2026-10-01T21:20:12Z">
     <w:p>
       <w:pPr>
         <w:pStyle w:val="CommentText"/>
@@ -2000,11 +2205,11 @@
         <w:annotationRef/>
       </w:r>
       <w:r>
-        <w:t>Document — Critère 14 - Problème : les propriétés du document sont vides. Impact : le fichier est moins identifiable pour les aides techniques et la recherche documentaire. Méthode : Fichier &gt; Informations &gt; Propriétés. Titre attendu : Rapport trimestriel - Bilan T1 2025 ; auteur : Sami Dupont.</w:t>
+        <w:t>Document — P-03 - Naviguer et générer un sommaire automatique. Problème : Le document ne propose pas de sommaire automatique actualisable. Impact : Le volet et le sommaire donnent deux accès fiables à la structure. Règle : Vérifier le plan dans le volet de navigation et insérer un sommaire fondé sur les styles de titres. Piste : Le sommaire doit être produit à partir des styles, jamais saisi à la main. Première action : Contrôler le volet, insérer le sommaire et vérifier sa mise à jour. Procédure Word : Références &gt; Table des matières &gt; Table automatique, puis clic droit &gt; Mettre à jour les champs.</w:t>
       </w:r>
     </w:p>
   </w:comment>
-  <w:comment w:id="3" w:author="Formation IGPDE" w:initials="IGPDE" w:date="2026-10-01T21:04:09Z">
+  <w:comment w:id="3" w:author="Formation IGPDE" w:initials="IGPDE" w:date="2026-10-01T21:20:12Z">
     <w:p>
       <w:pPr>
         <w:pStyle w:val="CommentText"/>
@@ -2016,11 +2221,11 @@
         <w:annotationRef/>
       </w:r>
       <w:r>
-        <w:t>Document — P-03 - Naviguer et générer un sommaire automatique. Problème : Le document ne propose pas de sommaire automatique actualisable. Impact : Le volet et le sommaire donnent deux accès fiables à la structure. Règle : Vérifier le plan dans le volet de navigation et insérer un sommaire fondé sur les styles de titres. Piste : Le sommaire doit être produit à partir des styles, jamais saisi à la main. Première action : Contrôler le volet, insérer le sommaire et vérifier sa mise à jour. Procédure Word : Références &gt; Table des matières &gt; Table automatique, puis clic droit &gt; Mettre à jour les champs.</w:t>
+        <w:t>P-04 - Utiliser des listes natives. Problème : Une liste est simulée avec des caractères saisis au début des paragraphes. Impact : Les lecteurs d'écran annoncent la nature et la longueur des listes. Règle : Créer les puces et numéros avec les fonctions de liste du traitement de texte. Piste : Sélectionner les éléments puis appliquer la commande de liste appropriée. Première action : Remplacer la fausse liste par une liste native. Procédure Word : Sélectionner les paragraphes, puis Accueil &gt; Puces ou Numérotation.</w:t>
       </w:r>
     </w:p>
   </w:comment>
-  <w:comment w:id="4" w:author="Formation IGPDE" w:initials="IGPDE" w:date="2026-10-01T21:04:09Z">
+  <w:comment w:id="4" w:author="Formation IGPDE" w:initials="IGPDE" w:date="2026-10-01T21:20:12Z">
     <w:p>
       <w:pPr>
         <w:pStyle w:val="CommentText"/>
@@ -2032,11 +2237,11 @@
         <w:annotationRef/>
       </w:r>
       <w:r>
-        <w:t>P-04 - Utiliser des listes natives. Problème : Une liste est simulée avec des caractères saisis au début des paragraphes. Impact : Les lecteurs d'écran annoncent la nature et la longueur des listes. Règle : Créer les puces et numéros avec les fonctions de liste du traitement de texte. Piste : Sélectionner les éléments puis appliquer la commande de liste appropriée. Première action : Remplacer la fausse liste par une liste native. Procédure Word : Sélectionner les paragraphes, puis Accueil &gt; Puces ou Numérotation.</w:t>
+        <w:t>P-05 - Employer les fonctions de mise en page adaptées. Problème : Une zone cumule paragraphes vides, espaces successifs, tabulations, retours forcés et saut inadapté. Impact : Une mise en page robuste reste compréhensible quand l'affichage ou la restitution change. Règle : Utiliser espacements, retraits, sauts et colonnes plutôt que paragraphes vides, espaces, tabulations ou retours forcés. Piste : Activer les marques de mise en forme avant de corriger ce qui sert seulement à positionner. Première action : Afficher les marques puis remplacer chaque artifice par la fonction prévue. Procédure Word : Accueil &gt; Afficher tout, puis régler Paragraphe, Mise en page &gt; Sauts et Mise en page &gt; Colonnes.</w:t>
       </w:r>
     </w:p>
   </w:comment>
-  <w:comment w:id="5" w:author="Formation IGPDE" w:initials="IGPDE" w:date="2026-10-01T21:04:09Z">
+  <w:comment w:id="5" w:author="Formation IGPDE" w:initials="IGPDE" w:date="2026-10-01T21:20:12Z">
     <w:p>
       <w:pPr>
         <w:pStyle w:val="CommentText"/>
@@ -2048,11 +2253,11 @@
         <w:annotationRef/>
       </w:r>
       <w:r>
-        <w:t>P-05 - Employer les fonctions de mise en page adaptées. Problème : Une zone cumule paragraphes vides, espaces successifs, tabulations, retours forcés et saut inadapté. Impact : Une mise en page robuste reste compréhensible quand l'affichage ou la restitution change. Règle : Utiliser espacements, retraits, sauts et colonnes plutôt que paragraphes vides, espaces, tabulations ou retours forcés. Piste : Activer les marques de mise en forme avant de corriger ce qui sert seulement à positionner. Première action : Afficher les marques puis remplacer chaque artifice par la fonction prévue. Procédure Word : Accueil &gt; Afficher tout, puis régler Paragraphe, Mise en page &gt; Sauts et Mise en page &gt; Colonnes.</w:t>
+        <w:t>P-06 - Rédiger l'alternative d'une image informative simple. Problème : Une image informative possède une alternative absente ou inadéquate. Impact : Une personne qui ne voit pas l'image reçoit son information utile. Règle : Rédiger une alternative concise liée au contexte, sans reprendre automatiquement une description générée. Piste : Décrire l'information nécessaire ici, pas l'apparence exhaustive de l'image. Première action : Observer le rôle de l'image et rédiger soi-même son alternative. Procédure Word : Clic droit sur l'image &gt; Afficher le texte de remplacement, puis renseigner la description.</w:t>
       </w:r>
     </w:p>
   </w:comment>
-  <w:comment w:id="6" w:author="Formation IGPDE" w:initials="IGPDE" w:date="2026-10-01T21:04:09Z">
+  <w:comment w:id="6" w:author="Formation IGPDE" w:initials="IGPDE" w:date="2026-10-01T21:20:12Z">
     <w:p>
       <w:pPr>
         <w:pStyle w:val="CommentText"/>
@@ -2064,11 +2269,11 @@
         <w:annotationRef/>
       </w:r>
       <w:r>
-        <w:t>P-06 - Rédiger l'alternative d'une image informative simple. Problème : Une image informative possède une alternative absente ou inadéquate. Impact : Une personne qui ne voit pas l'image reçoit son information utile. Règle : Rédiger une alternative concise liée au contexte, sans reprendre automatiquement une description générée. Piste : Décrire l'information nécessaire ici, pas l'apparence exhaustive de l'image. Première action : Observer le rôle de l'image et rédiger soi-même son alternative. Procédure Word : Clic droit sur l'image &gt; Afficher le texte de remplacement, puis renseigner la description.</w:t>
+        <w:t>P-07 - Décrire une image complexe. Problème : Une image complexe n'offre ni résumé utile ni description détaillée équivalente. Impact : Les données ou relations complexes restent disponibles sous forme textuelle. Règle : Associer une alternative courte à une description détaillée adjacente dans le corps. Piste : Résumer la fonction dans l'alternative et placer les données ou conclusions dans le texte voisin. Première action : Ajouter une alternative courte et une description structurée à proximité. Procédure Word : Ajouter le texte de remplacement, puis saisir la description détaillée dans un paragraphe voisin.</w:t>
       </w:r>
     </w:p>
   </w:comment>
-  <w:comment w:id="7" w:author="Formation IGPDE" w:initials="IGPDE" w:date="2026-10-01T21:04:09Z">
+  <w:comment w:id="7" w:author="Formation IGPDE" w:initials="IGPDE" w:date="2026-10-01T21:20:12Z">
     <w:p>
       <w:pPr>
         <w:pStyle w:val="CommentText"/>
@@ -2080,11 +2285,11 @@
         <w:annotationRef/>
       </w:r>
       <w:r>
-        <w:t>P-07 - Décrire une image complexe. Problème : Une image complexe n'offre ni résumé utile ni description détaillée équivalente. Impact : Les données ou relations complexes restent disponibles sous forme textuelle. Règle : Associer une alternative courte à une description détaillée adjacente dans le corps. Piste : Résumer la fonction dans l'alternative et placer les données ou conclusions dans le texte voisin. Première action : Ajouter une alternative courte et une description structurée à proximité. Procédure Word : Ajouter le texte de remplacement, puis saisir la description détaillée dans un paragraphe voisin.</w:t>
+        <w:t>P-08 - Marquer une image redondante comme décorative. Problème : Une image purement redondante est annoncée comme si elle apportait une information. Impact : Les images sans information n'alourdissent pas la restitution. Règle : Déclarer décorative uniquement une image dont l'information est déjà entièrement donnée par le texte voisin. Piste : Supprimer mentalement l'image ; si aucune information ne disparaît, elle peut être décorative. Première action : Vérifier la redondance puis appliquer le traitement décoratif adapté au logiciel. Procédure Word : Afficher le texte de remplacement puis cocher Marquer comme décoratif.</w:t>
       </w:r>
     </w:p>
   </w:comment>
-  <w:comment w:id="8" w:author="Formation IGPDE" w:initials="IGPDE" w:date="2026-10-01T21:04:09Z">
+  <w:comment w:id="8" w:author="Formation IGPDE" w:initials="IGPDE" w:date="2026-10-01T21:20:12Z">
     <w:p>
       <w:pPr>
         <w:pStyle w:val="CommentText"/>
@@ -2096,11 +2301,11 @@
         <w:annotationRef/>
       </w:r>
       <w:r>
-        <w:t>P-08 - Marquer une image redondante comme décorative. Problème : Une image purement redondante est annoncée comme si elle apportait une information. Impact : Les images sans information n'alourdissent pas la restitution. Règle : Déclarer décorative uniquement une image dont l'information est déjà entièrement donnée par le texte voisin. Piste : Supprimer mentalement l'image ; si aucune information ne disparaît, elle peut être décorative. Première action : Vérifier la redondance puis appliquer le traitement décoratif adapté au logiciel. Procédure Word : Afficher le texte de remplacement puis cocher Marquer comme décoratif.</w:t>
+        <w:t>P-09 - Remplacer une image de texte par du vrai texte. Problème : Une consigne utile est uniquement présente dans une image de texte. Impact : Le contenu peut être sélectionné, agrandi, recherché et restitué correctement. Règle : Saisir en texte réel toute information textuelle qui n'a pas besoin d'être une image. Piste : Vérifier que chaque mot peut être sélectionné et modifié. Première action : Reproduire fidèlement le texte dans le corps puis retirer l'image devenue inutile. Procédure Word : Insérer le texte dans un paragraphe structuré, appliquer les styles utiles puis supprimer l'image de texte.</w:t>
       </w:r>
     </w:p>
   </w:comment>
-  <w:comment w:id="9" w:author="Formation IGPDE" w:initials="IGPDE" w:date="2026-10-01T21:04:09Z">
+  <w:comment w:id="9" w:author="Formation IGPDE" w:initials="IGPDE" w:date="2026-10-01T21:20:12Z">
     <w:p>
       <w:pPr>
         <w:pStyle w:val="CommentText"/>
@@ -2112,11 +2317,11 @@
         <w:annotationRef/>
       </w:r>
       <w:r>
-        <w:t>P-09 - Remplacer une image de texte par du vrai texte. Problème : Une consigne utile est uniquement présente dans une image de texte. Impact : Le contenu peut être sélectionné, agrandi, recherché et restitué correctement. Règle : Saisir en texte réel toute information textuelle qui n'a pas besoin d'être une image. Piste : Vérifier que chaque mot peut être sélectionné et modifié. Première action : Reproduire fidèlement le texte dans le corps puis retirer l'image devenue inutile. Procédure Word : Insérer le texte dans un paragraphe structuré, appliquer les styles utiles puis supprimer l'image de texte.</w:t>
+        <w:t>P-10 - Rendre les liens autonomes et identifiables. Problème : Un lien générique ne décrit pas sa destination et un téléchargement manque d'informations utiles. Impact : La destination reste compréhensible hors contexte et repérable visuellement. Règle : Employer un libellé explicite et ajouter format, poids et langue d'un téléchargement lorsque ces informations sont connues. Piste : Lire le lien isolément et vérifier qu'il annonce sa destination. Première action : Réécrire le libellé sans changer la destination puis compléter les informations disponibles. Procédure Word : Modifier le texte affiché du lien via clic droit &gt; Modifier le lien, puis compléter le libellé dans le corps.</w:t>
       </w:r>
     </w:p>
   </w:comment>
-  <w:comment w:id="10" w:author="Formation IGPDE" w:initials="IGPDE" w:date="2026-10-01T21:04:09Z">
+  <w:comment w:id="10" w:author="Formation IGPDE" w:initials="IGPDE" w:date="2026-10-01T21:20:12Z">
     <w:p>
       <w:pPr>
         <w:pStyle w:val="CommentText"/>
@@ -2128,11 +2333,11 @@
         <w:annotationRef/>
       </w:r>
       <w:r>
-        <w:t>P-10 - Rendre les liens autonomes et identifiables. Problème : Un lien générique ne décrit pas sa destination et un téléchargement manque d'informations utiles. Impact : La destination reste compréhensible hors contexte et repérable visuellement. Règle : Employer un libellé explicite et ajouter format, poids et langue d'un téléchargement lorsque ces informations sont connues. Piste : Lire le lien isolément et vérifier qu'il annonce sa destination. Première action : Réécrire le libellé sans changer la destination puis compléter les informations disponibles. Procédure Word : Modifier le texte affiché du lien via clic droit &gt; Modifier le lien, puis compléter le libellé dans le corps.</w:t>
+        <w:t>Document — P-11 - Reprendre dans le corps l'information d'un filigrane. Problème : Le statut du document apparaît seulement dans un filigrane. Impact : Une information essentielle reste disponible même si le filigrane n'est pas restitué. Règle : Ne jamais faire porter une information essentielle uniquement par un filigrane, un en-tête ou un arrière-plan. Piste : Identifier l'information qui disparaîtrait si l'arrière-plan était ignoré. Première action : Reprendre le même statut à un emplacement logique du corps. Procédure Word : Ajouter le statut dans le corps avec un style adapté ; conserver ou retirer le filigrane selon son utilité visuelle.</w:t>
       </w:r>
     </w:p>
   </w:comment>
-  <w:comment w:id="11" w:author="Formation IGPDE" w:initials="IGPDE" w:date="2026-10-01T21:04:09Z">
+  <w:comment w:id="11" w:author="Formation IGPDE" w:initials="IGPDE" w:date="2026-10-01T21:20:12Z">
     <w:p>
       <w:pPr>
         <w:pStyle w:val="CommentText"/>
@@ -2144,11 +2349,11 @@
         <w:annotationRef/>
       </w:r>
       <w:r>
-        <w:t>Document — P-11 - Reprendre dans le corps l'information d'un filigrane. Problème : Le statut du document apparaît seulement dans un filigrane. Impact : Une information essentielle reste disponible même si le filigrane n'est pas restitué. Règle : Ne jamais faire porter une information essentielle uniquement par un filigrane, un en-tête ou un arrière-plan. Piste : Identifier l'information qui disparaîtrait si l'arrière-plan était ignoré. Première action : Reprendre le même statut à un emplacement logique du corps. Procédure Word : Ajouter le statut dans le corps avec un style adapté ; conserver ou retirer le filigrane selon son utilité visuelle.</w:t>
+        <w:t>P-12 - Mesurer les contrastes utiles. Problème : Une couleur volontairement insuffisante est utilisée sans mesure. Impact : Les textes et éléments graphiques restent perceptibles avec une vision réduite ou altérée. Règle : Mesurer au moins 4,5 pour 1 pour le texte normal et 3 pour 1 pour le grand texte ou les éléments graphiques pertinents. Piste : Relever les deux couleurs et vérifier le ratio avec l'outil fourni avant de corriger. Première action : Mesurer la combinaison puis choisir une couleur qui atteint le seuil applicable. Procédure Word : Relever les couleurs de police et de fond, mesurer avec l'outil de contraste, puis modifier la couleur de police.</w:t>
       </w:r>
     </w:p>
   </w:comment>
-  <w:comment w:id="12" w:author="Formation IGPDE" w:initials="IGPDE" w:date="2026-10-01T21:04:09Z">
+  <w:comment w:id="12" w:author="Formation IGPDE" w:initials="IGPDE" w:date="2026-10-01T21:20:12Z">
     <w:p>
       <w:pPr>
         <w:pStyle w:val="CommentText"/>
@@ -2160,11 +2365,11 @@
         <w:annotationRef/>
       </w:r>
       <w:r>
-        <w:t>P-12 - Mesurer les contrastes utiles. Problème : Une couleur volontairement insuffisante est utilisée sans mesure. Impact : Les textes et éléments graphiques restent perceptibles avec une vision réduite ou altérée. Règle : Mesurer au moins 4,5 pour 1 pour le texte normal et 3 pour 1 pour le grand texte ou les éléments graphiques pertinents. Piste : Relever les deux couleurs et vérifier le ratio avec l'outil fourni avant de corriger. Première action : Mesurer la combinaison puis choisir une couleur qui atteint le seuil applicable. Procédure Word : Relever les couleurs de police et de fond, mesurer avec l'outil de contraste, puis modifier la couleur de police.</w:t>
+        <w:t>P-13 - Ne pas transmettre une information par la couleur seule. Problème : Un graphique distingue ses séries uniquement par la couleur. Impact : L'information reste disponible sans perception fiable des couleurs. Règle : Ajouter étiquettes, motifs ou un équivalent textuel complet à tout code couleur porteur d'information. Piste : Imaginer le graphique en niveaux de gris et repérer ce qui devient ambigu. Première action : Reconstruire dans Word le graphique à partir des valeurs affichées dans l'image, puis ajouter des étiquettes et des motifs ou conserver un équivalent textuel complet. Procédure Word : Insertion &gt; Graphique &gt; Histogramme groupé, reporter les valeurs affichées dans l'image, puis afficher les étiquettes et appliquer des motifs distincts.</w:t>
       </w:r>
     </w:p>
   </w:comment>
-  <w:comment w:id="13" w:author="Formation IGPDE" w:initials="IGPDE" w:date="2026-10-01T21:04:09Z">
+  <w:comment w:id="13" w:author="Formation IGPDE" w:initials="IGPDE" w:date="2026-10-01T21:20:12Z">
     <w:p>
       <w:pPr>
         <w:pStyle w:val="CommentText"/>
@@ -2176,11 +2381,11 @@
         <w:annotationRef/>
       </w:r>
       <w:r>
-        <w:t>P-13 - Ne pas transmettre une information par la couleur seule. Problème : Un graphique distingue ses séries uniquement par la couleur. Impact : L'information reste disponible sans perception fiable des couleurs. Règle : Ajouter étiquettes, motifs ou un équivalent textuel complet à tout code couleur porteur d'information. Piste : Imaginer le graphique en niveaux de gris et repérer ce qui devient ambigu. Première action : Reconstruire dans Word le graphique à partir des valeurs affichées dans l'image, puis ajouter des étiquettes et des motifs ou conserver un équivalent textuel complet. Procédure Word : Insertion &gt; Graphique &gt; Histogramme groupé, reporter les valeurs affichées dans l'image, puis afficher les étiquettes et appliquer des motifs distincts.</w:t>
+        <w:t>P-14 - Structurer un tableau de données simple. Problème : Un tableau de données cumule en-tête non identifié, fusion et ligne fractionnable. Impact : Les relations entre en-têtes et cellules restent compréhensibles et navigables. Règle : Utiliser un tableau de données titré, sans fusion, imbrication, fractionnement de ligne ni usage de mise en page, avec en-tête identifié et répété. Piste : Vérifier d'abord que chaque cellule appartient à une grille simple. Première action : Simplifier la structure, identifier l'en-tête et régler sa répétition ainsi que les lignes. Procédure Word : Outils de tableau &gt; Disposition pour défusionner ; Propriétés du tableau pour répéter l'en-tête et interdire le fractionnement des lignes.</w:t>
       </w:r>
     </w:p>
   </w:comment>
-  <w:comment w:id="14" w:author="Formation IGPDE" w:initials="IGPDE" w:date="2026-10-01T21:04:09Z">
+  <w:comment w:id="14" w:author="Formation IGPDE" w:initials="IGPDE" w:date="2026-10-01T21:20:12Z">
     <w:p>
       <w:pPr>
         <w:pStyle w:val="CommentText"/>
@@ -2192,11 +2397,11 @@
         <w:annotationRef/>
       </w:r>
       <w:r>
-        <w:t>P-14 - Structurer un tableau de données simple. Problème : Un tableau de données cumule en-tête non identifié, fusion et ligne fractionnable. Impact : Les relations entre en-têtes et cellules restent compréhensibles et navigables. Règle : Utiliser un tableau de données titré, sans fusion, imbrication, fractionnement de ligne ni usage de mise en page, avec en-tête identifié et répété. Piste : Vérifier d'abord que chaque cellule appartient à une grille simple. Première action : Simplifier la structure, identifier l'en-tête et régler sa répétition ainsi que les lignes. Procédure Word : Outils de tableau &gt; Disposition pour défusionner ; Propriétés du tableau pour répéter l'en-tête et interdire le fractionnement des lignes.</w:t>
+        <w:t>P-15 - Définir les langues du document et des passages. Problème : Le document et une expression étrangère possèdent une langue absente ou incohérente. Impact : La synthèse vocale emploie la prononciation appropriée. Règle : Définir la langue principale puis baliser chaque passage dans une autre langue. Piste : Vérifier séparément la propriété du document et la langue du texte sélectionné. Première action : Régler la langue principale puis celle du passage étranger. Procédure Word : Révision &gt; Langue &gt; Définir la langue de vérification pour le document puis pour le passage sélectionné.</w:t>
       </w:r>
     </w:p>
   </w:comment>
-  <w:comment w:id="15" w:author="Formation IGPDE" w:initials="IGPDE" w:date="2026-10-01T21:04:09Z">
+  <w:comment w:id="15" w:author="Formation IGPDE" w:initials="IGPDE" w:date="2026-10-01T21:20:12Z">
     <w:p>
       <w:pPr>
         <w:pStyle w:val="CommentText"/>
@@ -2208,11 +2413,11 @@
         <w:annotationRef/>
       </w:r>
       <w:r>
-        <w:t>P-15 - Définir les langues du document et des passages. Problème : Le document et une expression étrangère possèdent une langue absente ou incohérente. Impact : La synthèse vocale emploie la prononciation appropriée. Règle : Définir la langue principale puis baliser chaque passage dans une autre langue. Piste : Vérifier séparément la propriété du document et la langue du texte sélectionné. Première action : Régler la langue principale puis celle du passage étranger. Procédure Word : Révision &gt; Langue &gt; Définir la langue de vérification pour le document puis pour le passage sélectionné.</w:t>
+        <w:t>P-16 - Régler une typographie lisible par les styles. Problème : Le corps utilise une police, une taille, un interligne ou un alignement qui réduit la lisibilité. Impact : Le texte demande moins d'effort de lecture et reste homogène. Règle : Employer une police sans sérif, au moins 12 points, un interligne d'au moins 1,15 et un alignement à gauche. Piste : Corriger le style source puis vérifier plusieurs paragraphes. Première action : Modifier le style du corps plutôt que corriger les paragraphes un par un. Procédure Word : Accueil &gt; Styles &gt; Modifier le style Normal, puis régler police, taille, alignement et paragraphe.</w:t>
       </w:r>
     </w:p>
   </w:comment>
-  <w:comment w:id="16" w:author="Formation IGPDE" w:initials="IGPDE" w:date="2026-10-01T21:04:09Z">
+  <w:comment w:id="16" w:author="Formation IGPDE" w:initials="IGPDE" w:date="2026-10-01T21:20:12Z">
     <w:p>
       <w:pPr>
         <w:pStyle w:val="CommentText"/>
@@ -2224,11 +2429,11 @@
         <w:annotationRef/>
       </w:r>
       <w:r>
-        <w:t>P-16 - Régler une typographie lisible par les styles. Problème : Le corps utilise une police, une taille, un interligne ou un alignement qui réduit la lisibilité. Impact : Le texte demande moins d'effort de lecture et reste homogène. Règle : Employer une police sans sérif, au moins 12 points, un interligne d'au moins 1,15 et un alignement à gauche. Piste : Corriger le style source puis vérifier plusieurs paragraphes. Première action : Modifier le style du corps plutôt que corriger les paragraphes un par un. Procédure Word : Accueil &gt; Styles &gt; Modifier le style Normal, puis régler police, taille, alignement et paragraphe.</w:t>
+        <w:t>P-17 - Appliquer la casse par la mise en forme. Problème : Un texte est saisi directement en capitales sans accents. Impact : Les accents, la recherche et la restitution du texte restent corrects. Règle : Saisir les mots normalement avec leurs accents puis appliquer l'apparence en majuscules par le style. Piste : Revenir au mot correctement orthographié avant de régler son apparence. Première action : Rétablir la saisie normale et appliquer la casse visuelle par la mise en forme. Procédure Word : Corriger le texte, puis Police &gt; Effets &gt; Majuscules si cette apparence est nécessaire.</w:t>
       </w:r>
     </w:p>
   </w:comment>
-  <w:comment w:id="17" w:author="Formation IGPDE" w:initials="IGPDE" w:date="2026-10-01T21:04:09Z">
+  <w:comment w:id="17" w:author="Formation IGPDE" w:initials="IGPDE" w:date="2026-10-01T21:20:12Z">
     <w:p>
       <w:pPr>
         <w:pStyle w:val="CommentText"/>
@@ -2240,11 +2445,11 @@
         <w:annotationRef/>
       </w:r>
       <w:r>
-        <w:t>P-17 - Appliquer la casse par la mise en forme. Problème : Un texte est saisi directement en capitales sans accents. Impact : Les accents, la recherche et la restitution du texte restent corrects. Règle : Saisir les mots normalement avec leurs accents puis appliquer l'apparence en majuscules par le style. Piste : Revenir au mot correctement orthographié avant de régler son apparence. Première action : Rétablir la saisie normale et appliquer la casse visuelle par la mise en forme. Procédure Word : Corriger le texte, puis Police &gt; Effets &gt; Majuscules si cette apparence est nécessaire.</w:t>
+        <w:t>P-18 - Développer les sigles et vérifier les majuscules. Problème : Un acronyme n'est jamais développé et les mots en majuscules échappent à la vérification. Impact : Les termes abrégés deviennent compréhensibles et les erreurs restent détectables. Règle : Développer chaque sigle ou acronyme à sa première occurrence et inclure les mots en majuscules dans la vérification orthographique. Piste : Chercher la première apparition avant d'ajouter le développement. Première action : Développer la première occurrence et activer l'option de vérification correspondante. Procédure Word : Développer le terme dans le corps, puis Fichier &gt; Options &gt; Vérification et décocher Ignorer les mots en MAJUSCULES.</w:t>
       </w:r>
     </w:p>
   </w:comment>
-  <w:comment w:id="18" w:author="Formation IGPDE" w:initials="IGPDE" w:date="2026-10-01T21:04:09Z">
+  <w:comment w:id="18" w:author="Formation IGPDE" w:initials="IGPDE" w:date="2026-10-01T21:20:12Z">
     <w:p>
       <w:pPr>
         <w:pStyle w:val="CommentText"/>
@@ -2256,7 +2461,7 @@
         <w:annotationRef/>
       </w:r>
       <w:r>
-        <w:t>P-18 - Développer les sigles et vérifier les majuscules. Problème : Un acronyme n'est jamais développé et les mots en majuscules échappent à la vérification. Impact : Les termes abrégés deviennent compréhensibles et les erreurs restent détectables. Règle : Développer chaque sigle ou acronyme à sa première occurrence et inclure les mots en majuscules dans la vérification orthographique. Piste : Chercher la première apparition avant d'ajouter le développement. Première action : Développer la première occurrence et activer l'option de vérification correspondante. Procédure Word : Développer le terme dans le corps, puis Fichier &gt; Options &gt; Vérification et décocher Ignorer les mots en MAJUSCULES.</w:t>
+        <w:t>Document — P-19 - Renseigner les propriétés et le nom du fichier. Problème : Les propriétés sont absentes et le nom du fichier ne décrit pas son contenu. Impact : Le document est identifiable dans les outils, les listes de fichiers et les technologies d'assistance. Règle : Renseigner titre, auteur et langue puis enregistrer sous un nom descriptif. Piste : Distinguer le titre interne, la propriété Titre et le nom de fichier. Première action : Compléter les propriétés puis enregistrer une copie sous un nom descriptif. Procédure Word : Fichier &gt; Informations &gt; Propriétés &gt; Propriétés avancées, puis Fichier &gt; Enregistrer sous.</w:t>
       </w:r>
     </w:p>
   </w:comment>
@@ -2276,7 +2481,7 @@
         <w:color w:val="000000"/>
         <w:sz w:val="18"/>
       </w:rPr>
-      <w:t>Rapport trimestriel - Bilan T1 2025</w:t>
+      <w:t>Rendre un document Word accessible</w:t>
     </w:r>
     <w:r>
       <w:rPr>
@@ -2399,7 +2604,7 @@
         <w:color w:val="000000"/>
         <w:sz w:val="18"/>
       </w:rPr>
-      <w:t>Direction des affaires juridiques - Rapport trimestriel T1 2025</w:t>
+      <w:t>Guide pratique - Rendre un document Word accessible</w:t>
     </w:r>
     <w:r>
       <w:rPr>

--- a/_source/tp-doc-aide-correction.docx
+++ b/_source/tp-doc-aide-correction.docx
@@ -2161,7 +2161,7 @@
 
 <file path=word/comments.xml><?xml version="1.0" encoding="utf-8"?>
 <w:comments xmlns:a="http://schemas.openxmlformats.org/drawingml/2006/main" xmlns:pic="http://schemas.openxmlformats.org/drawingml/2006/picture" xmlns:r="http://schemas.openxmlformats.org/officeDocument/2006/relationships" xmlns:w="http://schemas.openxmlformats.org/wordprocessingml/2006/main" xmlns:wp="http://schemas.openxmlformats.org/drawingml/2006/wordprocessingDrawing" xmlns:mc="http://schemas.openxmlformats.org/markup-compatibility/2006" xmlns:a14="http://schemas.microsoft.com/office/drawing/2010/main" xmlns:w14="http://schemas.microsoft.com/office/word/2010/wordml" xmlns:wpc="http://schemas.microsoft.com/office/word/2010/wordprocessingCanvas">
-  <w:comment w:id="0" w:author="Formation IGPDE" w:initials="IGPDE" w:date="2026-10-01T21:20:12Z">
+  <w:comment w:id="0" w:author="Formation IGPDE" w:initials="IGPDE" w:date="2026-10-01T22:36:26Z">
     <w:p>
       <w:pPr>
         <w:pStyle w:val="CommentText"/>
@@ -2177,7 +2177,7 @@
       </w:r>
     </w:p>
   </w:comment>
-  <w:comment w:id="1" w:author="Formation IGPDE" w:initials="IGPDE" w:date="2026-10-01T21:20:12Z">
+  <w:comment w:id="1" w:author="Formation IGPDE" w:initials="IGPDE" w:date="2026-10-01T22:36:26Z">
     <w:p>
       <w:pPr>
         <w:pStyle w:val="CommentText"/>
@@ -2193,7 +2193,7 @@
       </w:r>
     </w:p>
   </w:comment>
-  <w:comment w:id="2" w:author="Formation IGPDE" w:initials="IGPDE" w:date="2026-10-01T21:20:12Z">
+  <w:comment w:id="2" w:author="Formation IGPDE" w:initials="IGPDE" w:date="2026-10-01T22:36:26Z">
     <w:p>
       <w:pPr>
         <w:pStyle w:val="CommentText"/>
@@ -2209,7 +2209,7 @@
       </w:r>
     </w:p>
   </w:comment>
-  <w:comment w:id="3" w:author="Formation IGPDE" w:initials="IGPDE" w:date="2026-10-01T21:20:12Z">
+  <w:comment w:id="3" w:author="Formation IGPDE" w:initials="IGPDE" w:date="2026-10-01T22:36:26Z">
     <w:p>
       <w:pPr>
         <w:pStyle w:val="CommentText"/>
@@ -2225,7 +2225,7 @@
       </w:r>
     </w:p>
   </w:comment>
-  <w:comment w:id="4" w:author="Formation IGPDE" w:initials="IGPDE" w:date="2026-10-01T21:20:12Z">
+  <w:comment w:id="4" w:author="Formation IGPDE" w:initials="IGPDE" w:date="2026-10-01T22:36:26Z">
     <w:p>
       <w:pPr>
         <w:pStyle w:val="CommentText"/>
@@ -2241,7 +2241,7 @@
       </w:r>
     </w:p>
   </w:comment>
-  <w:comment w:id="5" w:author="Formation IGPDE" w:initials="IGPDE" w:date="2026-10-01T21:20:12Z">
+  <w:comment w:id="5" w:author="Formation IGPDE" w:initials="IGPDE" w:date="2026-10-01T22:36:26Z">
     <w:p>
       <w:pPr>
         <w:pStyle w:val="CommentText"/>
@@ -2257,7 +2257,7 @@
       </w:r>
     </w:p>
   </w:comment>
-  <w:comment w:id="6" w:author="Formation IGPDE" w:initials="IGPDE" w:date="2026-10-01T21:20:12Z">
+  <w:comment w:id="6" w:author="Formation IGPDE" w:initials="IGPDE" w:date="2026-10-01T22:36:26Z">
     <w:p>
       <w:pPr>
         <w:pStyle w:val="CommentText"/>
@@ -2273,7 +2273,7 @@
       </w:r>
     </w:p>
   </w:comment>
-  <w:comment w:id="7" w:author="Formation IGPDE" w:initials="IGPDE" w:date="2026-10-01T21:20:12Z">
+  <w:comment w:id="7" w:author="Formation IGPDE" w:initials="IGPDE" w:date="2026-10-01T22:36:26Z">
     <w:p>
       <w:pPr>
         <w:pStyle w:val="CommentText"/>
@@ -2289,7 +2289,7 @@
       </w:r>
     </w:p>
   </w:comment>
-  <w:comment w:id="8" w:author="Formation IGPDE" w:initials="IGPDE" w:date="2026-10-01T21:20:12Z">
+  <w:comment w:id="8" w:author="Formation IGPDE" w:initials="IGPDE" w:date="2026-10-01T22:36:26Z">
     <w:p>
       <w:pPr>
         <w:pStyle w:val="CommentText"/>
@@ -2305,7 +2305,7 @@
       </w:r>
     </w:p>
   </w:comment>
-  <w:comment w:id="9" w:author="Formation IGPDE" w:initials="IGPDE" w:date="2026-10-01T21:20:12Z">
+  <w:comment w:id="9" w:author="Formation IGPDE" w:initials="IGPDE" w:date="2026-10-01T22:36:26Z">
     <w:p>
       <w:pPr>
         <w:pStyle w:val="CommentText"/>
@@ -2321,7 +2321,7 @@
       </w:r>
     </w:p>
   </w:comment>
-  <w:comment w:id="10" w:author="Formation IGPDE" w:initials="IGPDE" w:date="2026-10-01T21:20:12Z">
+  <w:comment w:id="10" w:author="Formation IGPDE" w:initials="IGPDE" w:date="2026-10-01T22:36:26Z">
     <w:p>
       <w:pPr>
         <w:pStyle w:val="CommentText"/>
@@ -2337,7 +2337,7 @@
       </w:r>
     </w:p>
   </w:comment>
-  <w:comment w:id="11" w:author="Formation IGPDE" w:initials="IGPDE" w:date="2026-10-01T21:20:12Z">
+  <w:comment w:id="11" w:author="Formation IGPDE" w:initials="IGPDE" w:date="2026-10-01T22:36:26Z">
     <w:p>
       <w:pPr>
         <w:pStyle w:val="CommentText"/>
@@ -2353,7 +2353,7 @@
       </w:r>
     </w:p>
   </w:comment>
-  <w:comment w:id="12" w:author="Formation IGPDE" w:initials="IGPDE" w:date="2026-10-01T21:20:12Z">
+  <w:comment w:id="12" w:author="Formation IGPDE" w:initials="IGPDE" w:date="2026-10-01T22:36:26Z">
     <w:p>
       <w:pPr>
         <w:pStyle w:val="CommentText"/>
@@ -2369,7 +2369,7 @@
       </w:r>
     </w:p>
   </w:comment>
-  <w:comment w:id="13" w:author="Formation IGPDE" w:initials="IGPDE" w:date="2026-10-01T21:20:12Z">
+  <w:comment w:id="13" w:author="Formation IGPDE" w:initials="IGPDE" w:date="2026-10-01T22:36:26Z">
     <w:p>
       <w:pPr>
         <w:pStyle w:val="CommentText"/>
@@ -2385,7 +2385,7 @@
       </w:r>
     </w:p>
   </w:comment>
-  <w:comment w:id="14" w:author="Formation IGPDE" w:initials="IGPDE" w:date="2026-10-01T21:20:12Z">
+  <w:comment w:id="14" w:author="Formation IGPDE" w:initials="IGPDE" w:date="2026-10-01T22:36:26Z">
     <w:p>
       <w:pPr>
         <w:pStyle w:val="CommentText"/>
@@ -2401,7 +2401,7 @@
       </w:r>
     </w:p>
   </w:comment>
-  <w:comment w:id="15" w:author="Formation IGPDE" w:initials="IGPDE" w:date="2026-10-01T21:20:12Z">
+  <w:comment w:id="15" w:author="Formation IGPDE" w:initials="IGPDE" w:date="2026-10-01T22:36:26Z">
     <w:p>
       <w:pPr>
         <w:pStyle w:val="CommentText"/>
@@ -2417,7 +2417,7 @@
       </w:r>
     </w:p>
   </w:comment>
-  <w:comment w:id="16" w:author="Formation IGPDE" w:initials="IGPDE" w:date="2026-10-01T21:20:12Z">
+  <w:comment w:id="16" w:author="Formation IGPDE" w:initials="IGPDE" w:date="2026-10-01T22:36:26Z">
     <w:p>
       <w:pPr>
         <w:pStyle w:val="CommentText"/>
@@ -2433,7 +2433,7 @@
       </w:r>
     </w:p>
   </w:comment>
-  <w:comment w:id="17" w:author="Formation IGPDE" w:initials="IGPDE" w:date="2026-10-01T21:20:12Z">
+  <w:comment w:id="17" w:author="Formation IGPDE" w:initials="IGPDE" w:date="2026-10-01T22:36:26Z">
     <w:p>
       <w:pPr>
         <w:pStyle w:val="CommentText"/>
@@ -2449,7 +2449,7 @@
       </w:r>
     </w:p>
   </w:comment>
-  <w:comment w:id="18" w:author="Formation IGPDE" w:initials="IGPDE" w:date="2026-10-01T21:20:12Z">
+  <w:comment w:id="18" w:author="Formation IGPDE" w:initials="IGPDE" w:date="2026-10-01T22:36:26Z">
     <w:p>
       <w:pPr>
         <w:pStyle w:val="CommentText"/>
@@ -2605,25 +2605,6 @@
         <w:sz w:val="18"/>
       </w:rPr>
       <w:t>Guide pratique - Rendre un document Word accessible</w:t>
-    </w:r>
-    <w:r>
-      <w:rPr>
-        <w:noProof/>
-      </w:rPr>
-      <w:pict>
-        <v:shapetype id="_x0000_t136" coordsize="21600,21600" o:spt="136" path="m@7,l@8,m@5,21600l@6,21600e">
-          <v:formulas>
-            <v:f eqn="sum #0 0 10800"/>
-          </v:formulas>
-          <v:path textpathok="t"/>
-          <v:textpath on="t" fitshape="t"/>
-          <o:lock v:ext="edit" text="t" shapetype="t"/>
-        </v:shapetype>
-        <v:shape id="WaterMark" o:spid="_x0000_s2049" type="#_x0000_t136" style="position:absolute;margin-left:0;margin-top:0;width:500pt;height:100pt;rotation:315;z-index:-251658752;mso-position-horizontal:center;mso-position-horizontal-relative:margin;mso-position-vertical:center;mso-position-vertical-relative:margin" o:allowincell="f" fillcolor="silver" stroked="f">
-          <v:fill opacity=".5"/>
-          <v:textpath style="font-family:&quot;Arial&quot;;font-size:1pt" string="CONFIDENTIEL"/>
-        </v:shape>
-      </w:pict>
     </w:r>
   </w:p>
 </w:hdr>

--- a/_source/tp-doc-aide-correction.docx
+++ b/_source/tp-doc-aide-correction.docx
@@ -2161,7 +2161,7 @@
 
 <file path=word/comments.xml><?xml version="1.0" encoding="utf-8"?>
 <w:comments xmlns:a="http://schemas.openxmlformats.org/drawingml/2006/main" xmlns:pic="http://schemas.openxmlformats.org/drawingml/2006/picture" xmlns:r="http://schemas.openxmlformats.org/officeDocument/2006/relationships" xmlns:w="http://schemas.openxmlformats.org/wordprocessingml/2006/main" xmlns:wp="http://schemas.openxmlformats.org/drawingml/2006/wordprocessingDrawing" xmlns:mc="http://schemas.openxmlformats.org/markup-compatibility/2006" xmlns:a14="http://schemas.microsoft.com/office/drawing/2010/main" xmlns:w14="http://schemas.microsoft.com/office/word/2010/wordml" xmlns:wpc="http://schemas.microsoft.com/office/word/2010/wordprocessingCanvas">
-  <w:comment w:id="0" w:author="Formation IGPDE" w:initials="IGPDE" w:date="2026-10-01T22:36:26Z">
+  <w:comment w:id="0" w:author="Formation IGPDE" w:initials="IGPDE" w:date="2026-10-01T23:17:10Z">
     <w:p>
       <w:pPr>
         <w:pStyle w:val="CommentText"/>
@@ -2177,7 +2177,7 @@
       </w:r>
     </w:p>
   </w:comment>
-  <w:comment w:id="1" w:author="Formation IGPDE" w:initials="IGPDE" w:date="2026-10-01T22:36:26Z">
+  <w:comment w:id="1" w:author="Formation IGPDE" w:initials="IGPDE" w:date="2026-10-01T23:17:10Z">
     <w:p>
       <w:pPr>
         <w:pStyle w:val="CommentText"/>
@@ -2193,7 +2193,7 @@
       </w:r>
     </w:p>
   </w:comment>
-  <w:comment w:id="2" w:author="Formation IGPDE" w:initials="IGPDE" w:date="2026-10-01T22:36:26Z">
+  <w:comment w:id="2" w:author="Formation IGPDE" w:initials="IGPDE" w:date="2026-10-01T23:17:10Z">
     <w:p>
       <w:pPr>
         <w:pStyle w:val="CommentText"/>
@@ -2209,7 +2209,7 @@
       </w:r>
     </w:p>
   </w:comment>
-  <w:comment w:id="3" w:author="Formation IGPDE" w:initials="IGPDE" w:date="2026-10-01T22:36:26Z">
+  <w:comment w:id="3" w:author="Formation IGPDE" w:initials="IGPDE" w:date="2026-10-01T23:17:10Z">
     <w:p>
       <w:pPr>
         <w:pStyle w:val="CommentText"/>
@@ -2225,7 +2225,7 @@
       </w:r>
     </w:p>
   </w:comment>
-  <w:comment w:id="4" w:author="Formation IGPDE" w:initials="IGPDE" w:date="2026-10-01T22:36:26Z">
+  <w:comment w:id="4" w:author="Formation IGPDE" w:initials="IGPDE" w:date="2026-10-01T23:17:10Z">
     <w:p>
       <w:pPr>
         <w:pStyle w:val="CommentText"/>
@@ -2241,7 +2241,7 @@
       </w:r>
     </w:p>
   </w:comment>
-  <w:comment w:id="5" w:author="Formation IGPDE" w:initials="IGPDE" w:date="2026-10-01T22:36:26Z">
+  <w:comment w:id="5" w:author="Formation IGPDE" w:initials="IGPDE" w:date="2026-10-01T23:17:10Z">
     <w:p>
       <w:pPr>
         <w:pStyle w:val="CommentText"/>
@@ -2257,7 +2257,7 @@
       </w:r>
     </w:p>
   </w:comment>
-  <w:comment w:id="6" w:author="Formation IGPDE" w:initials="IGPDE" w:date="2026-10-01T22:36:26Z">
+  <w:comment w:id="6" w:author="Formation IGPDE" w:initials="IGPDE" w:date="2026-10-01T23:17:10Z">
     <w:p>
       <w:pPr>
         <w:pStyle w:val="CommentText"/>
@@ -2273,7 +2273,7 @@
       </w:r>
     </w:p>
   </w:comment>
-  <w:comment w:id="7" w:author="Formation IGPDE" w:initials="IGPDE" w:date="2026-10-01T22:36:26Z">
+  <w:comment w:id="7" w:author="Formation IGPDE" w:initials="IGPDE" w:date="2026-10-01T23:17:10Z">
     <w:p>
       <w:pPr>
         <w:pStyle w:val="CommentText"/>
@@ -2289,7 +2289,7 @@
       </w:r>
     </w:p>
   </w:comment>
-  <w:comment w:id="8" w:author="Formation IGPDE" w:initials="IGPDE" w:date="2026-10-01T22:36:26Z">
+  <w:comment w:id="8" w:author="Formation IGPDE" w:initials="IGPDE" w:date="2026-10-01T23:17:10Z">
     <w:p>
       <w:pPr>
         <w:pStyle w:val="CommentText"/>
@@ -2305,7 +2305,7 @@
       </w:r>
     </w:p>
   </w:comment>
-  <w:comment w:id="9" w:author="Formation IGPDE" w:initials="IGPDE" w:date="2026-10-01T22:36:26Z">
+  <w:comment w:id="9" w:author="Formation IGPDE" w:initials="IGPDE" w:date="2026-10-01T23:17:10Z">
     <w:p>
       <w:pPr>
         <w:pStyle w:val="CommentText"/>
@@ -2321,7 +2321,7 @@
       </w:r>
     </w:p>
   </w:comment>
-  <w:comment w:id="10" w:author="Formation IGPDE" w:initials="IGPDE" w:date="2026-10-01T22:36:26Z">
+  <w:comment w:id="10" w:author="Formation IGPDE" w:initials="IGPDE" w:date="2026-10-01T23:17:10Z">
     <w:p>
       <w:pPr>
         <w:pStyle w:val="CommentText"/>
@@ -2337,7 +2337,7 @@
       </w:r>
     </w:p>
   </w:comment>
-  <w:comment w:id="11" w:author="Formation IGPDE" w:initials="IGPDE" w:date="2026-10-01T22:36:26Z">
+  <w:comment w:id="11" w:author="Formation IGPDE" w:initials="IGPDE" w:date="2026-10-01T23:17:10Z">
     <w:p>
       <w:pPr>
         <w:pStyle w:val="CommentText"/>
@@ -2353,7 +2353,7 @@
       </w:r>
     </w:p>
   </w:comment>
-  <w:comment w:id="12" w:author="Formation IGPDE" w:initials="IGPDE" w:date="2026-10-01T22:36:26Z">
+  <w:comment w:id="12" w:author="Formation IGPDE" w:initials="IGPDE" w:date="2026-10-01T23:17:10Z">
     <w:p>
       <w:pPr>
         <w:pStyle w:val="CommentText"/>
@@ -2369,7 +2369,7 @@
       </w:r>
     </w:p>
   </w:comment>
-  <w:comment w:id="13" w:author="Formation IGPDE" w:initials="IGPDE" w:date="2026-10-01T22:36:26Z">
+  <w:comment w:id="13" w:author="Formation IGPDE" w:initials="IGPDE" w:date="2026-10-01T23:17:10Z">
     <w:p>
       <w:pPr>
         <w:pStyle w:val="CommentText"/>
@@ -2385,7 +2385,7 @@
       </w:r>
     </w:p>
   </w:comment>
-  <w:comment w:id="14" w:author="Formation IGPDE" w:initials="IGPDE" w:date="2026-10-01T22:36:26Z">
+  <w:comment w:id="14" w:author="Formation IGPDE" w:initials="IGPDE" w:date="2026-10-01T23:17:10Z">
     <w:p>
       <w:pPr>
         <w:pStyle w:val="CommentText"/>
@@ -2401,7 +2401,7 @@
       </w:r>
     </w:p>
   </w:comment>
-  <w:comment w:id="15" w:author="Formation IGPDE" w:initials="IGPDE" w:date="2026-10-01T22:36:26Z">
+  <w:comment w:id="15" w:author="Formation IGPDE" w:initials="IGPDE" w:date="2026-10-01T23:17:10Z">
     <w:p>
       <w:pPr>
         <w:pStyle w:val="CommentText"/>
@@ -2417,7 +2417,7 @@
       </w:r>
     </w:p>
   </w:comment>
-  <w:comment w:id="16" w:author="Formation IGPDE" w:initials="IGPDE" w:date="2026-10-01T22:36:26Z">
+  <w:comment w:id="16" w:author="Formation IGPDE" w:initials="IGPDE" w:date="2026-10-01T23:17:10Z">
     <w:p>
       <w:pPr>
         <w:pStyle w:val="CommentText"/>
@@ -2433,7 +2433,7 @@
       </w:r>
     </w:p>
   </w:comment>
-  <w:comment w:id="17" w:author="Formation IGPDE" w:initials="IGPDE" w:date="2026-10-01T22:36:26Z">
+  <w:comment w:id="17" w:author="Formation IGPDE" w:initials="IGPDE" w:date="2026-10-01T23:17:10Z">
     <w:p>
       <w:pPr>
         <w:pStyle w:val="CommentText"/>
@@ -2449,7 +2449,7 @@
       </w:r>
     </w:p>
   </w:comment>
-  <w:comment w:id="18" w:author="Formation IGPDE" w:initials="IGPDE" w:date="2026-10-01T22:36:26Z">
+  <w:comment w:id="18" w:author="Formation IGPDE" w:initials="IGPDE" w:date="2026-10-01T23:17:10Z">
     <w:p>
       <w:pPr>
         <w:pStyle w:val="CommentText"/>

--- a/_source/tp-doc-aide-correction.docx
+++ b/_source/tp-doc-aide-correction.docx
@@ -2161,7 +2161,7 @@
 
 <file path=word/comments.xml><?xml version="1.0" encoding="utf-8"?>
 <w:comments xmlns:a="http://schemas.openxmlformats.org/drawingml/2006/main" xmlns:pic="http://schemas.openxmlformats.org/drawingml/2006/picture" xmlns:r="http://schemas.openxmlformats.org/officeDocument/2006/relationships" xmlns:w="http://schemas.openxmlformats.org/wordprocessingml/2006/main" xmlns:wp="http://schemas.openxmlformats.org/drawingml/2006/wordprocessingDrawing" xmlns:mc="http://schemas.openxmlformats.org/markup-compatibility/2006" xmlns:a14="http://schemas.microsoft.com/office/drawing/2010/main" xmlns:w14="http://schemas.microsoft.com/office/word/2010/wordml" xmlns:wpc="http://schemas.microsoft.com/office/word/2010/wordprocessingCanvas">
-  <w:comment w:id="0" w:author="Formation IGPDE" w:initials="IGPDE" w:date="2026-10-01T23:17:10Z">
+  <w:comment w:id="0" w:author="Formation IGPDE" w:initials="IGPDE" w:date="2026-10-02T07:48:38Z">
     <w:p>
       <w:pPr>
         <w:pStyle w:val="CommentText"/>
@@ -2177,7 +2177,7 @@
       </w:r>
     </w:p>
   </w:comment>
-  <w:comment w:id="1" w:author="Formation IGPDE" w:initials="IGPDE" w:date="2026-10-01T23:17:10Z">
+  <w:comment w:id="1" w:author="Formation IGPDE" w:initials="IGPDE" w:date="2026-10-02T07:48:38Z">
     <w:p>
       <w:pPr>
         <w:pStyle w:val="CommentText"/>
@@ -2193,7 +2193,7 @@
       </w:r>
     </w:p>
   </w:comment>
-  <w:comment w:id="2" w:author="Formation IGPDE" w:initials="IGPDE" w:date="2026-10-01T23:17:10Z">
+  <w:comment w:id="2" w:author="Formation IGPDE" w:initials="IGPDE" w:date="2026-10-02T07:48:38Z">
     <w:p>
       <w:pPr>
         <w:pStyle w:val="CommentText"/>
@@ -2209,7 +2209,7 @@
       </w:r>
     </w:p>
   </w:comment>
-  <w:comment w:id="3" w:author="Formation IGPDE" w:initials="IGPDE" w:date="2026-10-01T23:17:10Z">
+  <w:comment w:id="3" w:author="Formation IGPDE" w:initials="IGPDE" w:date="2026-10-02T07:48:38Z">
     <w:p>
       <w:pPr>
         <w:pStyle w:val="CommentText"/>
@@ -2225,7 +2225,7 @@
       </w:r>
     </w:p>
   </w:comment>
-  <w:comment w:id="4" w:author="Formation IGPDE" w:initials="IGPDE" w:date="2026-10-01T23:17:10Z">
+  <w:comment w:id="4" w:author="Formation IGPDE" w:initials="IGPDE" w:date="2026-10-02T07:48:38Z">
     <w:p>
       <w:pPr>
         <w:pStyle w:val="CommentText"/>
@@ -2241,7 +2241,7 @@
       </w:r>
     </w:p>
   </w:comment>
-  <w:comment w:id="5" w:author="Formation IGPDE" w:initials="IGPDE" w:date="2026-10-01T23:17:10Z">
+  <w:comment w:id="5" w:author="Formation IGPDE" w:initials="IGPDE" w:date="2026-10-02T07:48:38Z">
     <w:p>
       <w:pPr>
         <w:pStyle w:val="CommentText"/>
@@ -2257,7 +2257,7 @@
       </w:r>
     </w:p>
   </w:comment>
-  <w:comment w:id="6" w:author="Formation IGPDE" w:initials="IGPDE" w:date="2026-10-01T23:17:10Z">
+  <w:comment w:id="6" w:author="Formation IGPDE" w:initials="IGPDE" w:date="2026-10-02T07:48:38Z">
     <w:p>
       <w:pPr>
         <w:pStyle w:val="CommentText"/>
@@ -2273,7 +2273,7 @@
       </w:r>
     </w:p>
   </w:comment>
-  <w:comment w:id="7" w:author="Formation IGPDE" w:initials="IGPDE" w:date="2026-10-01T23:17:10Z">
+  <w:comment w:id="7" w:author="Formation IGPDE" w:initials="IGPDE" w:date="2026-10-02T07:48:38Z">
     <w:p>
       <w:pPr>
         <w:pStyle w:val="CommentText"/>
@@ -2289,7 +2289,7 @@
       </w:r>
     </w:p>
   </w:comment>
-  <w:comment w:id="8" w:author="Formation IGPDE" w:initials="IGPDE" w:date="2026-10-01T23:17:10Z">
+  <w:comment w:id="8" w:author="Formation IGPDE" w:initials="IGPDE" w:date="2026-10-02T07:48:38Z">
     <w:p>
       <w:pPr>
         <w:pStyle w:val="CommentText"/>
@@ -2305,7 +2305,7 @@
       </w:r>
     </w:p>
   </w:comment>
-  <w:comment w:id="9" w:author="Formation IGPDE" w:initials="IGPDE" w:date="2026-10-01T23:17:10Z">
+  <w:comment w:id="9" w:author="Formation IGPDE" w:initials="IGPDE" w:date="2026-10-02T07:48:38Z">
     <w:p>
       <w:pPr>
         <w:pStyle w:val="CommentText"/>
@@ -2321,7 +2321,7 @@
       </w:r>
     </w:p>
   </w:comment>
-  <w:comment w:id="10" w:author="Formation IGPDE" w:initials="IGPDE" w:date="2026-10-01T23:17:10Z">
+  <w:comment w:id="10" w:author="Formation IGPDE" w:initials="IGPDE" w:date="2026-10-02T07:48:38Z">
     <w:p>
       <w:pPr>
         <w:pStyle w:val="CommentText"/>
@@ -2337,7 +2337,7 @@
       </w:r>
     </w:p>
   </w:comment>
-  <w:comment w:id="11" w:author="Formation IGPDE" w:initials="IGPDE" w:date="2026-10-01T23:17:10Z">
+  <w:comment w:id="11" w:author="Formation IGPDE" w:initials="IGPDE" w:date="2026-10-02T07:48:38Z">
     <w:p>
       <w:pPr>
         <w:pStyle w:val="CommentText"/>
@@ -2353,7 +2353,7 @@
       </w:r>
     </w:p>
   </w:comment>
-  <w:comment w:id="12" w:author="Formation IGPDE" w:initials="IGPDE" w:date="2026-10-01T23:17:10Z">
+  <w:comment w:id="12" w:author="Formation IGPDE" w:initials="IGPDE" w:date="2026-10-02T07:48:38Z">
     <w:p>
       <w:pPr>
         <w:pStyle w:val="CommentText"/>
@@ -2369,7 +2369,7 @@
       </w:r>
     </w:p>
   </w:comment>
-  <w:comment w:id="13" w:author="Formation IGPDE" w:initials="IGPDE" w:date="2026-10-01T23:17:10Z">
+  <w:comment w:id="13" w:author="Formation IGPDE" w:initials="IGPDE" w:date="2026-10-02T07:48:38Z">
     <w:p>
       <w:pPr>
         <w:pStyle w:val="CommentText"/>
@@ -2385,7 +2385,7 @@
       </w:r>
     </w:p>
   </w:comment>
-  <w:comment w:id="14" w:author="Formation IGPDE" w:initials="IGPDE" w:date="2026-10-01T23:17:10Z">
+  <w:comment w:id="14" w:author="Formation IGPDE" w:initials="IGPDE" w:date="2026-10-02T07:48:38Z">
     <w:p>
       <w:pPr>
         <w:pStyle w:val="CommentText"/>
@@ -2401,7 +2401,7 @@
       </w:r>
     </w:p>
   </w:comment>
-  <w:comment w:id="15" w:author="Formation IGPDE" w:initials="IGPDE" w:date="2026-10-01T23:17:10Z">
+  <w:comment w:id="15" w:author="Formation IGPDE" w:initials="IGPDE" w:date="2026-10-02T07:48:38Z">
     <w:p>
       <w:pPr>
         <w:pStyle w:val="CommentText"/>
@@ -2417,7 +2417,7 @@
       </w:r>
     </w:p>
   </w:comment>
-  <w:comment w:id="16" w:author="Formation IGPDE" w:initials="IGPDE" w:date="2026-10-01T23:17:10Z">
+  <w:comment w:id="16" w:author="Formation IGPDE" w:initials="IGPDE" w:date="2026-10-02T07:48:38Z">
     <w:p>
       <w:pPr>
         <w:pStyle w:val="CommentText"/>
@@ -2433,7 +2433,7 @@
       </w:r>
     </w:p>
   </w:comment>
-  <w:comment w:id="17" w:author="Formation IGPDE" w:initials="IGPDE" w:date="2026-10-01T23:17:10Z">
+  <w:comment w:id="17" w:author="Formation IGPDE" w:initials="IGPDE" w:date="2026-10-02T07:48:38Z">
     <w:p>
       <w:pPr>
         <w:pStyle w:val="CommentText"/>
@@ -2449,7 +2449,7 @@
       </w:r>
     </w:p>
   </w:comment>
-  <w:comment w:id="18" w:author="Formation IGPDE" w:initials="IGPDE" w:date="2026-10-01T23:17:10Z">
+  <w:comment w:id="18" w:author="Formation IGPDE" w:initials="IGPDE" w:date="2026-10-02T07:48:38Z">
     <w:p>
       <w:pPr>
         <w:pStyle w:val="CommentText"/>

--- a/_source/tp-doc-aide-correction.docx
+++ b/_source/tp-doc-aide-correction.docx
@@ -2161,7 +2161,7 @@
 
 <file path=word/comments.xml><?xml version="1.0" encoding="utf-8"?>
 <w:comments xmlns:a="http://schemas.openxmlformats.org/drawingml/2006/main" xmlns:pic="http://schemas.openxmlformats.org/drawingml/2006/picture" xmlns:r="http://schemas.openxmlformats.org/officeDocument/2006/relationships" xmlns:w="http://schemas.openxmlformats.org/wordprocessingml/2006/main" xmlns:wp="http://schemas.openxmlformats.org/drawingml/2006/wordprocessingDrawing" xmlns:mc="http://schemas.openxmlformats.org/markup-compatibility/2006" xmlns:a14="http://schemas.microsoft.com/office/drawing/2010/main" xmlns:w14="http://schemas.microsoft.com/office/word/2010/wordml" xmlns:wpc="http://schemas.microsoft.com/office/word/2010/wordprocessingCanvas">
-  <w:comment w:id="0" w:author="Formation IGPDE" w:initials="IGPDE" w:date="2026-10-02T07:48:38Z">
+  <w:comment w:id="0" w:author="Formation IGPDE" w:initials="IGPDE" w:date="2026-10-02T14:53:39Z">
     <w:p>
       <w:pPr>
         <w:pStyle w:val="CommentText"/>
@@ -2177,7 +2177,7 @@
       </w:r>
     </w:p>
   </w:comment>
-  <w:comment w:id="1" w:author="Formation IGPDE" w:initials="IGPDE" w:date="2026-10-02T07:48:38Z">
+  <w:comment w:id="1" w:author="Formation IGPDE" w:initials="IGPDE" w:date="2026-10-02T14:53:39Z">
     <w:p>
       <w:pPr>
         <w:pStyle w:val="CommentText"/>
@@ -2193,7 +2193,7 @@
       </w:r>
     </w:p>
   </w:comment>
-  <w:comment w:id="2" w:author="Formation IGPDE" w:initials="IGPDE" w:date="2026-10-02T07:48:38Z">
+  <w:comment w:id="2" w:author="Formation IGPDE" w:initials="IGPDE" w:date="2026-10-02T14:53:39Z">
     <w:p>
       <w:pPr>
         <w:pStyle w:val="CommentText"/>
@@ -2209,7 +2209,7 @@
       </w:r>
     </w:p>
   </w:comment>
-  <w:comment w:id="3" w:author="Formation IGPDE" w:initials="IGPDE" w:date="2026-10-02T07:48:38Z">
+  <w:comment w:id="3" w:author="Formation IGPDE" w:initials="IGPDE" w:date="2026-10-02T14:53:39Z">
     <w:p>
       <w:pPr>
         <w:pStyle w:val="CommentText"/>
@@ -2225,7 +2225,7 @@
       </w:r>
     </w:p>
   </w:comment>
-  <w:comment w:id="4" w:author="Formation IGPDE" w:initials="IGPDE" w:date="2026-10-02T07:48:38Z">
+  <w:comment w:id="4" w:author="Formation IGPDE" w:initials="IGPDE" w:date="2026-10-02T14:53:39Z">
     <w:p>
       <w:pPr>
         <w:pStyle w:val="CommentText"/>
@@ -2241,7 +2241,7 @@
       </w:r>
     </w:p>
   </w:comment>
-  <w:comment w:id="5" w:author="Formation IGPDE" w:initials="IGPDE" w:date="2026-10-02T07:48:38Z">
+  <w:comment w:id="5" w:author="Formation IGPDE" w:initials="IGPDE" w:date="2026-10-02T14:53:39Z">
     <w:p>
       <w:pPr>
         <w:pStyle w:val="CommentText"/>
@@ -2257,7 +2257,7 @@
       </w:r>
     </w:p>
   </w:comment>
-  <w:comment w:id="6" w:author="Formation IGPDE" w:initials="IGPDE" w:date="2026-10-02T07:48:38Z">
+  <w:comment w:id="6" w:author="Formation IGPDE" w:initials="IGPDE" w:date="2026-10-02T14:53:39Z">
     <w:p>
       <w:pPr>
         <w:pStyle w:val="CommentText"/>
@@ -2273,7 +2273,7 @@
       </w:r>
     </w:p>
   </w:comment>
-  <w:comment w:id="7" w:author="Formation IGPDE" w:initials="IGPDE" w:date="2026-10-02T07:48:38Z">
+  <w:comment w:id="7" w:author="Formation IGPDE" w:initials="IGPDE" w:date="2026-10-02T14:53:39Z">
     <w:p>
       <w:pPr>
         <w:pStyle w:val="CommentText"/>
@@ -2289,7 +2289,7 @@
       </w:r>
     </w:p>
   </w:comment>
-  <w:comment w:id="8" w:author="Formation IGPDE" w:initials="IGPDE" w:date="2026-10-02T07:48:38Z">
+  <w:comment w:id="8" w:author="Formation IGPDE" w:initials="IGPDE" w:date="2026-10-02T14:53:39Z">
     <w:p>
       <w:pPr>
         <w:pStyle w:val="CommentText"/>
@@ -2305,7 +2305,7 @@
       </w:r>
     </w:p>
   </w:comment>
-  <w:comment w:id="9" w:author="Formation IGPDE" w:initials="IGPDE" w:date="2026-10-02T07:48:38Z">
+  <w:comment w:id="9" w:author="Formation IGPDE" w:initials="IGPDE" w:date="2026-10-02T14:53:39Z">
     <w:p>
       <w:pPr>
         <w:pStyle w:val="CommentText"/>
@@ -2321,7 +2321,7 @@
       </w:r>
     </w:p>
   </w:comment>
-  <w:comment w:id="10" w:author="Formation IGPDE" w:initials="IGPDE" w:date="2026-10-02T07:48:38Z">
+  <w:comment w:id="10" w:author="Formation IGPDE" w:initials="IGPDE" w:date="2026-10-02T14:53:39Z">
     <w:p>
       <w:pPr>
         <w:pStyle w:val="CommentText"/>
@@ -2337,7 +2337,7 @@
       </w:r>
     </w:p>
   </w:comment>
-  <w:comment w:id="11" w:author="Formation IGPDE" w:initials="IGPDE" w:date="2026-10-02T07:48:38Z">
+  <w:comment w:id="11" w:author="Formation IGPDE" w:initials="IGPDE" w:date="2026-10-02T14:53:39Z">
     <w:p>
       <w:pPr>
         <w:pStyle w:val="CommentText"/>
@@ -2353,7 +2353,7 @@
       </w:r>
     </w:p>
   </w:comment>
-  <w:comment w:id="12" w:author="Formation IGPDE" w:initials="IGPDE" w:date="2026-10-02T07:48:38Z">
+  <w:comment w:id="12" w:author="Formation IGPDE" w:initials="IGPDE" w:date="2026-10-02T14:53:39Z">
     <w:p>
       <w:pPr>
         <w:pStyle w:val="CommentText"/>
@@ -2369,7 +2369,7 @@
       </w:r>
     </w:p>
   </w:comment>
-  <w:comment w:id="13" w:author="Formation IGPDE" w:initials="IGPDE" w:date="2026-10-02T07:48:38Z">
+  <w:comment w:id="13" w:author="Formation IGPDE" w:initials="IGPDE" w:date="2026-10-02T14:53:39Z">
     <w:p>
       <w:pPr>
         <w:pStyle w:val="CommentText"/>
@@ -2385,7 +2385,7 @@
       </w:r>
     </w:p>
   </w:comment>
-  <w:comment w:id="14" w:author="Formation IGPDE" w:initials="IGPDE" w:date="2026-10-02T07:48:38Z">
+  <w:comment w:id="14" w:author="Formation IGPDE" w:initials="IGPDE" w:date="2026-10-02T14:53:39Z">
     <w:p>
       <w:pPr>
         <w:pStyle w:val="CommentText"/>
@@ -2401,7 +2401,7 @@
       </w:r>
     </w:p>
   </w:comment>
-  <w:comment w:id="15" w:author="Formation IGPDE" w:initials="IGPDE" w:date="2026-10-02T07:48:38Z">
+  <w:comment w:id="15" w:author="Formation IGPDE" w:initials="IGPDE" w:date="2026-10-02T14:53:39Z">
     <w:p>
       <w:pPr>
         <w:pStyle w:val="CommentText"/>
@@ -2417,7 +2417,7 @@
       </w:r>
     </w:p>
   </w:comment>
-  <w:comment w:id="16" w:author="Formation IGPDE" w:initials="IGPDE" w:date="2026-10-02T07:48:38Z">
+  <w:comment w:id="16" w:author="Formation IGPDE" w:initials="IGPDE" w:date="2026-10-02T14:53:39Z">
     <w:p>
       <w:pPr>
         <w:pStyle w:val="CommentText"/>
@@ -2433,7 +2433,7 @@
       </w:r>
     </w:p>
   </w:comment>
-  <w:comment w:id="17" w:author="Formation IGPDE" w:initials="IGPDE" w:date="2026-10-02T07:48:38Z">
+  <w:comment w:id="17" w:author="Formation IGPDE" w:initials="IGPDE" w:date="2026-10-02T14:53:39Z">
     <w:p>
       <w:pPr>
         <w:pStyle w:val="CommentText"/>
@@ -2449,7 +2449,7 @@
       </w:r>
     </w:p>
   </w:comment>
-  <w:comment w:id="18" w:author="Formation IGPDE" w:initials="IGPDE" w:date="2026-10-02T07:48:38Z">
+  <w:comment w:id="18" w:author="Formation IGPDE" w:initials="IGPDE" w:date="2026-10-02T14:53:39Z">
     <w:p>
       <w:pPr>
         <w:pStyle w:val="CommentText"/>

--- a/_source/tp-doc-aide-correction.docx
+++ b/_source/tp-doc-aide-correction.docx
@@ -2161,7 +2161,7 @@
 
 <file path=word/comments.xml><?xml version="1.0" encoding="utf-8"?>
 <w:comments xmlns:a="http://schemas.openxmlformats.org/drawingml/2006/main" xmlns:pic="http://schemas.openxmlformats.org/drawingml/2006/picture" xmlns:r="http://schemas.openxmlformats.org/officeDocument/2006/relationships" xmlns:w="http://schemas.openxmlformats.org/wordprocessingml/2006/main" xmlns:wp="http://schemas.openxmlformats.org/drawingml/2006/wordprocessingDrawing" xmlns:mc="http://schemas.openxmlformats.org/markup-compatibility/2006" xmlns:a14="http://schemas.microsoft.com/office/drawing/2010/main" xmlns:w14="http://schemas.microsoft.com/office/word/2010/wordml" xmlns:wpc="http://schemas.microsoft.com/office/word/2010/wordprocessingCanvas">
-  <w:comment w:id="0" w:author="Formation IGPDE" w:initials="IGPDE" w:date="2026-10-02T14:53:39Z">
+  <w:comment w:id="0" w:author="Formation IGPDE" w:initials="IGPDE" w:date="2026-10-02T20:10:17Z">
     <w:p>
       <w:pPr>
         <w:pStyle w:val="CommentText"/>
@@ -2169,15 +2169,19 @@
       <w:r>
         <w:rPr>
           <w:rStyle w:val="CommentReference"/>
+          <w:lang w:val="fr-FR" w:eastAsia="fr-FR" w:bidi="fr-FR"/>
         </w:rPr>
         <w:annotationRef/>
       </w:r>
       <w:r>
+        <w:rPr>
+          <w:lang w:val="fr-FR" w:eastAsia="fr-FR" w:bidi="fr-FR"/>
+        </w:rPr>
         <w:t>P-01 - Distinguer le titre principal des titres hiérarchiques. Problème : Le titre principal et des intertitres sont seulement mis en forme visuellement. Impact : Les technologies d'assistance identifient le document et sa structure. Règle : Utiliser le style Titre pour le titre principal et les styles Titre 1, Titre 2 et suivants pour la hiérarchie. Piste : Identifier le rôle du texte avant de choisir le style correspondant. Première action : Appliquer les styles adaptés sans changer le texte. Procédure Word : Accueil &gt; Styles, puis appliquer Titre au titre principal et les niveaux de titre aux sections.</w:t>
       </w:r>
     </w:p>
   </w:comment>
-  <w:comment w:id="1" w:author="Formation IGPDE" w:initials="IGPDE" w:date="2026-10-02T14:53:39Z">
+  <w:comment w:id="1" w:author="Formation IGPDE" w:initials="IGPDE" w:date="2026-10-02T20:10:17Z">
     <w:p>
       <w:pPr>
         <w:pStyle w:val="CommentText"/>
@@ -2185,15 +2189,19 @@
       <w:r>
         <w:rPr>
           <w:rStyle w:val="CommentReference"/>
+          <w:lang w:val="fr-FR" w:eastAsia="fr-FR" w:bidi="fr-FR"/>
         </w:rPr>
         <w:annotationRef/>
       </w:r>
       <w:r>
+        <w:rPr>
+          <w:lang w:val="fr-FR" w:eastAsia="fr-FR" w:bidi="fr-FR"/>
+        </w:rPr>
         <w:t>P-02 - Construire une hiérarchie de titres cohérente. Problème : La hiérarchie saute un niveau et la numérotation visuelle contredit la structure. Impact : Une structure sans saut rend le plan compréhensible et navigable. Règle : Enchaîner les niveaux de titres sans saut et conserver une numérotation cohérente. Piste : Comparer le niveau du titre avec son parent logique. Première action : Réordonner les niveaux de styles et leur numérotation. Procédure Word : Affichage &gt; Volet de navigation, puis corriger les styles depuis Accueil &gt; Styles.</w:t>
       </w:r>
     </w:p>
   </w:comment>
-  <w:comment w:id="2" w:author="Formation IGPDE" w:initials="IGPDE" w:date="2026-10-02T14:53:39Z">
+  <w:comment w:id="2" w:author="Formation IGPDE" w:initials="IGPDE" w:date="2026-10-02T20:10:17Z">
     <w:p>
       <w:pPr>
         <w:pStyle w:val="CommentText"/>
@@ -2201,15 +2209,19 @@
       <w:r>
         <w:rPr>
           <w:rStyle w:val="CommentReference"/>
+          <w:lang w:val="fr-FR" w:eastAsia="fr-FR" w:bidi="fr-FR"/>
         </w:rPr>
         <w:annotationRef/>
       </w:r>
       <w:r>
+        <w:rPr>
+          <w:lang w:val="fr-FR" w:eastAsia="fr-FR" w:bidi="fr-FR"/>
+        </w:rPr>
         <w:t>Document — P-03 - Naviguer et générer un sommaire automatique. Problème : Le document ne propose pas de sommaire automatique actualisable. Impact : Le volet et le sommaire donnent deux accès fiables à la structure. Règle : Vérifier le plan dans le volet de navigation et insérer un sommaire fondé sur les styles de titres. Piste : Le sommaire doit être produit à partir des styles, jamais saisi à la main. Première action : Contrôler le volet, insérer le sommaire et vérifier sa mise à jour. Procédure Word : Références &gt; Table des matières &gt; Table automatique, puis clic droit &gt; Mettre à jour les champs.</w:t>
       </w:r>
     </w:p>
   </w:comment>
-  <w:comment w:id="3" w:author="Formation IGPDE" w:initials="IGPDE" w:date="2026-10-02T14:53:39Z">
+  <w:comment w:id="3" w:author="Formation IGPDE" w:initials="IGPDE" w:date="2026-10-02T20:10:17Z">
     <w:p>
       <w:pPr>
         <w:pStyle w:val="CommentText"/>
@@ -2217,15 +2229,19 @@
       <w:r>
         <w:rPr>
           <w:rStyle w:val="CommentReference"/>
+          <w:lang w:val="fr-FR" w:eastAsia="fr-FR" w:bidi="fr-FR"/>
         </w:rPr>
         <w:annotationRef/>
       </w:r>
       <w:r>
+        <w:rPr>
+          <w:lang w:val="fr-FR" w:eastAsia="fr-FR" w:bidi="fr-FR"/>
+        </w:rPr>
         <w:t>P-04 - Utiliser des listes natives. Problème : Une liste est simulée avec des caractères saisis au début des paragraphes. Impact : Les lecteurs d'écran annoncent la nature et la longueur des listes. Règle : Créer les puces et numéros avec les fonctions de liste du traitement de texte. Piste : Sélectionner les éléments puis appliquer la commande de liste appropriée. Première action : Remplacer la fausse liste par une liste native. Procédure Word : Sélectionner les paragraphes, puis Accueil &gt; Puces ou Numérotation.</w:t>
       </w:r>
     </w:p>
   </w:comment>
-  <w:comment w:id="4" w:author="Formation IGPDE" w:initials="IGPDE" w:date="2026-10-02T14:53:39Z">
+  <w:comment w:id="4" w:author="Formation IGPDE" w:initials="IGPDE" w:date="2026-10-02T20:10:17Z">
     <w:p>
       <w:pPr>
         <w:pStyle w:val="CommentText"/>
@@ -2233,15 +2249,19 @@
       <w:r>
         <w:rPr>
           <w:rStyle w:val="CommentReference"/>
+          <w:lang w:val="fr-FR" w:eastAsia="fr-FR" w:bidi="fr-FR"/>
         </w:rPr>
         <w:annotationRef/>
       </w:r>
       <w:r>
+        <w:rPr>
+          <w:lang w:val="fr-FR" w:eastAsia="fr-FR" w:bidi="fr-FR"/>
+        </w:rPr>
         <w:t>P-05 - Employer les fonctions de mise en page adaptées. Problème : Une zone cumule paragraphes vides, espaces successifs, tabulations, retours forcés et saut inadapté. Impact : Une mise en page robuste reste compréhensible quand l'affichage ou la restitution change. Règle : Utiliser espacements, retraits, sauts et colonnes plutôt que paragraphes vides, espaces, tabulations ou retours forcés. Piste : Activer les marques de mise en forme avant de corriger ce qui sert seulement à positionner. Première action : Afficher les marques puis remplacer chaque artifice par la fonction prévue. Procédure Word : Accueil &gt; Afficher tout, puis régler Paragraphe, Mise en page &gt; Sauts et Mise en page &gt; Colonnes.</w:t>
       </w:r>
     </w:p>
   </w:comment>
-  <w:comment w:id="5" w:author="Formation IGPDE" w:initials="IGPDE" w:date="2026-10-02T14:53:39Z">
+  <w:comment w:id="5" w:author="Formation IGPDE" w:initials="IGPDE" w:date="2026-10-02T20:10:17Z">
     <w:p>
       <w:pPr>
         <w:pStyle w:val="CommentText"/>
@@ -2249,15 +2269,19 @@
       <w:r>
         <w:rPr>
           <w:rStyle w:val="CommentReference"/>
+          <w:lang w:val="fr-FR" w:eastAsia="fr-FR" w:bidi="fr-FR"/>
         </w:rPr>
         <w:annotationRef/>
       </w:r>
       <w:r>
+        <w:rPr>
+          <w:lang w:val="fr-FR" w:eastAsia="fr-FR" w:bidi="fr-FR"/>
+        </w:rPr>
         <w:t>P-06 - Rédiger l'alternative d'une image informative simple. Problème : Une image informative possède une alternative absente ou inadéquate. Impact : Une personne qui ne voit pas l'image reçoit son information utile. Règle : Rédiger une alternative concise liée au contexte, sans reprendre automatiquement une description générée. Piste : Décrire l'information nécessaire ici, pas l'apparence exhaustive de l'image. Première action : Observer le rôle de l'image et rédiger soi-même son alternative. Procédure Word : Clic droit sur l'image &gt; Afficher le texte de remplacement, puis renseigner la description.</w:t>
       </w:r>
     </w:p>
   </w:comment>
-  <w:comment w:id="6" w:author="Formation IGPDE" w:initials="IGPDE" w:date="2026-10-02T14:53:39Z">
+  <w:comment w:id="6" w:author="Formation IGPDE" w:initials="IGPDE" w:date="2026-10-02T20:10:17Z">
     <w:p>
       <w:pPr>
         <w:pStyle w:val="CommentText"/>
@@ -2265,15 +2289,19 @@
       <w:r>
         <w:rPr>
           <w:rStyle w:val="CommentReference"/>
+          <w:lang w:val="fr-FR" w:eastAsia="fr-FR" w:bidi="fr-FR"/>
         </w:rPr>
         <w:annotationRef/>
       </w:r>
       <w:r>
+        <w:rPr>
+          <w:lang w:val="fr-FR" w:eastAsia="fr-FR" w:bidi="fr-FR"/>
+        </w:rPr>
         <w:t>P-07 - Décrire une image complexe. Problème : Une image complexe n'offre ni résumé utile ni description détaillée équivalente. Impact : Les données ou relations complexes restent disponibles sous forme textuelle. Règle : Associer une alternative courte à une description détaillée adjacente dans le corps. Piste : Résumer la fonction dans l'alternative et placer les données ou conclusions dans le texte voisin. Première action : Ajouter une alternative courte et une description structurée à proximité. Procédure Word : Ajouter le texte de remplacement, puis saisir la description détaillée dans un paragraphe voisin.</w:t>
       </w:r>
     </w:p>
   </w:comment>
-  <w:comment w:id="7" w:author="Formation IGPDE" w:initials="IGPDE" w:date="2026-10-02T14:53:39Z">
+  <w:comment w:id="7" w:author="Formation IGPDE" w:initials="IGPDE" w:date="2026-10-02T20:10:17Z">
     <w:p>
       <w:pPr>
         <w:pStyle w:val="CommentText"/>
@@ -2281,15 +2309,19 @@
       <w:r>
         <w:rPr>
           <w:rStyle w:val="CommentReference"/>
+          <w:lang w:val="fr-FR" w:eastAsia="fr-FR" w:bidi="fr-FR"/>
         </w:rPr>
         <w:annotationRef/>
       </w:r>
       <w:r>
+        <w:rPr>
+          <w:lang w:val="fr-FR" w:eastAsia="fr-FR" w:bidi="fr-FR"/>
+        </w:rPr>
         <w:t>P-08 - Marquer une image redondante comme décorative. Problème : Une image purement redondante est annoncée comme si elle apportait une information. Impact : Les images sans information n'alourdissent pas la restitution. Règle : Déclarer décorative uniquement une image dont l'information est déjà entièrement donnée par le texte voisin. Piste : Supprimer mentalement l'image ; si aucune information ne disparaît, elle peut être décorative. Première action : Vérifier la redondance puis appliquer le traitement décoratif adapté au logiciel. Procédure Word : Afficher le texte de remplacement puis cocher Marquer comme décoratif.</w:t>
       </w:r>
     </w:p>
   </w:comment>
-  <w:comment w:id="8" w:author="Formation IGPDE" w:initials="IGPDE" w:date="2026-10-02T14:53:39Z">
+  <w:comment w:id="8" w:author="Formation IGPDE" w:initials="IGPDE" w:date="2026-10-02T20:10:17Z">
     <w:p>
       <w:pPr>
         <w:pStyle w:val="CommentText"/>
@@ -2297,15 +2329,19 @@
       <w:r>
         <w:rPr>
           <w:rStyle w:val="CommentReference"/>
+          <w:lang w:val="fr-FR" w:eastAsia="fr-FR" w:bidi="fr-FR"/>
         </w:rPr>
         <w:annotationRef/>
       </w:r>
       <w:r>
+        <w:rPr>
+          <w:lang w:val="fr-FR" w:eastAsia="fr-FR" w:bidi="fr-FR"/>
+        </w:rPr>
         <w:t>P-09 - Remplacer une image de texte par du vrai texte. Problème : Une consigne utile est uniquement présente dans une image de texte. Impact : Le contenu peut être sélectionné, agrandi, recherché et restitué correctement. Règle : Saisir en texte réel toute information textuelle qui n'a pas besoin d'être une image. Piste : Vérifier que chaque mot peut être sélectionné et modifié. Première action : Reproduire fidèlement le texte dans le corps puis retirer l'image devenue inutile. Procédure Word : Insérer le texte dans un paragraphe structuré, appliquer les styles utiles puis supprimer l'image de texte.</w:t>
       </w:r>
     </w:p>
   </w:comment>
-  <w:comment w:id="9" w:author="Formation IGPDE" w:initials="IGPDE" w:date="2026-10-02T14:53:39Z">
+  <w:comment w:id="9" w:author="Formation IGPDE" w:initials="IGPDE" w:date="2026-10-02T20:10:17Z">
     <w:p>
       <w:pPr>
         <w:pStyle w:val="CommentText"/>
@@ -2313,15 +2349,19 @@
       <w:r>
         <w:rPr>
           <w:rStyle w:val="CommentReference"/>
+          <w:lang w:val="fr-FR" w:eastAsia="fr-FR" w:bidi="fr-FR"/>
         </w:rPr>
         <w:annotationRef/>
       </w:r>
       <w:r>
+        <w:rPr>
+          <w:lang w:val="fr-FR" w:eastAsia="fr-FR" w:bidi="fr-FR"/>
+        </w:rPr>
         <w:t>P-10 - Rendre les liens autonomes et identifiables. Problème : Un lien générique ne décrit pas sa destination et un téléchargement manque d'informations utiles. Impact : La destination reste compréhensible hors contexte et repérable visuellement. Règle : Employer un libellé explicite et ajouter format, poids et langue d'un téléchargement lorsque ces informations sont connues. Piste : Lire le lien isolément et vérifier qu'il annonce sa destination. Première action : Réécrire le libellé sans changer la destination puis compléter les informations disponibles. Procédure Word : Modifier le texte affiché du lien via clic droit &gt; Modifier le lien, puis compléter le libellé dans le corps.</w:t>
       </w:r>
     </w:p>
   </w:comment>
-  <w:comment w:id="10" w:author="Formation IGPDE" w:initials="IGPDE" w:date="2026-10-02T14:53:39Z">
+  <w:comment w:id="10" w:author="Formation IGPDE" w:initials="IGPDE" w:date="2026-10-02T20:10:17Z">
     <w:p>
       <w:pPr>
         <w:pStyle w:val="CommentText"/>
@@ -2329,15 +2369,19 @@
       <w:r>
         <w:rPr>
           <w:rStyle w:val="CommentReference"/>
+          <w:lang w:val="fr-FR" w:eastAsia="fr-FR" w:bidi="fr-FR"/>
         </w:rPr>
         <w:annotationRef/>
       </w:r>
       <w:r>
+        <w:rPr>
+          <w:lang w:val="fr-FR" w:eastAsia="fr-FR" w:bidi="fr-FR"/>
+        </w:rPr>
         <w:t>Document — P-11 - Reprendre dans le corps l'information d'un filigrane. Problème : Le statut du document apparaît seulement dans un filigrane. Impact : Une information essentielle reste disponible même si le filigrane n'est pas restitué. Règle : Ne jamais faire porter une information essentielle uniquement par un filigrane, un en-tête ou un arrière-plan. Piste : Identifier l'information qui disparaîtrait si l'arrière-plan était ignoré. Première action : Reprendre le même statut à un emplacement logique du corps. Procédure Word : Ajouter le statut dans le corps avec un style adapté ; conserver ou retirer le filigrane selon son utilité visuelle.</w:t>
       </w:r>
     </w:p>
   </w:comment>
-  <w:comment w:id="11" w:author="Formation IGPDE" w:initials="IGPDE" w:date="2026-10-02T14:53:39Z">
+  <w:comment w:id="11" w:author="Formation IGPDE" w:initials="IGPDE" w:date="2026-10-02T20:10:17Z">
     <w:p>
       <w:pPr>
         <w:pStyle w:val="CommentText"/>
@@ -2345,15 +2389,19 @@
       <w:r>
         <w:rPr>
           <w:rStyle w:val="CommentReference"/>
+          <w:lang w:val="fr-FR" w:eastAsia="fr-FR" w:bidi="fr-FR"/>
         </w:rPr>
         <w:annotationRef/>
       </w:r>
       <w:r>
+        <w:rPr>
+          <w:lang w:val="fr-FR" w:eastAsia="fr-FR" w:bidi="fr-FR"/>
+        </w:rPr>
         <w:t>P-12 - Mesurer les contrastes utiles. Problème : Une couleur volontairement insuffisante est utilisée sans mesure. Impact : Les textes et éléments graphiques restent perceptibles avec une vision réduite ou altérée. Règle : Mesurer au moins 4,5 pour 1 pour le texte normal et 3 pour 1 pour le grand texte ou les éléments graphiques pertinents. Piste : Relever les deux couleurs et vérifier le ratio avec l'outil fourni avant de corriger. Première action : Mesurer la combinaison puis choisir une couleur qui atteint le seuil applicable. Procédure Word : Relever les couleurs de police et de fond, mesurer avec l'outil de contraste, puis modifier la couleur de police.</w:t>
       </w:r>
     </w:p>
   </w:comment>
-  <w:comment w:id="12" w:author="Formation IGPDE" w:initials="IGPDE" w:date="2026-10-02T14:53:39Z">
+  <w:comment w:id="12" w:author="Formation IGPDE" w:initials="IGPDE" w:date="2026-10-02T20:10:17Z">
     <w:p>
       <w:pPr>
         <w:pStyle w:val="CommentText"/>
@@ -2361,15 +2409,19 @@
       <w:r>
         <w:rPr>
           <w:rStyle w:val="CommentReference"/>
+          <w:lang w:val="fr-FR" w:eastAsia="fr-FR" w:bidi="fr-FR"/>
         </w:rPr>
         <w:annotationRef/>
       </w:r>
       <w:r>
+        <w:rPr>
+          <w:lang w:val="fr-FR" w:eastAsia="fr-FR" w:bidi="fr-FR"/>
+        </w:rPr>
         <w:t>P-13 - Ne pas transmettre une information par la couleur seule. Problème : Un graphique distingue ses séries uniquement par la couleur. Impact : L'information reste disponible sans perception fiable des couleurs. Règle : Ajouter étiquettes, motifs ou un équivalent textuel complet à tout code couleur porteur d'information. Piste : Imaginer le graphique en niveaux de gris et repérer ce qui devient ambigu. Première action : Reconstruire dans Word le graphique à partir des valeurs affichées dans l'image, puis ajouter des étiquettes et des motifs ou conserver un équivalent textuel complet. Procédure Word : Insertion &gt; Graphique &gt; Histogramme groupé, reporter les valeurs affichées dans l'image, puis afficher les étiquettes et appliquer des motifs distincts.</w:t>
       </w:r>
     </w:p>
   </w:comment>
-  <w:comment w:id="13" w:author="Formation IGPDE" w:initials="IGPDE" w:date="2026-10-02T14:53:39Z">
+  <w:comment w:id="13" w:author="Formation IGPDE" w:initials="IGPDE" w:date="2026-10-02T20:10:17Z">
     <w:p>
       <w:pPr>
         <w:pStyle w:val="CommentText"/>
@@ -2377,15 +2429,19 @@
       <w:r>
         <w:rPr>
           <w:rStyle w:val="CommentReference"/>
+          <w:lang w:val="fr-FR" w:eastAsia="fr-FR" w:bidi="fr-FR"/>
         </w:rPr>
         <w:annotationRef/>
       </w:r>
       <w:r>
+        <w:rPr>
+          <w:lang w:val="fr-FR" w:eastAsia="fr-FR" w:bidi="fr-FR"/>
+        </w:rPr>
         <w:t>P-14 - Structurer un tableau de données simple. Problème : Un tableau de données cumule en-tête non identifié, fusion et ligne fractionnable. Impact : Les relations entre en-têtes et cellules restent compréhensibles et navigables. Règle : Utiliser un tableau de données titré, sans fusion, imbrication, fractionnement de ligne ni usage de mise en page, avec en-tête identifié et répété. Piste : Vérifier d'abord que chaque cellule appartient à une grille simple. Première action : Simplifier la structure, identifier l'en-tête et régler sa répétition ainsi que les lignes. Procédure Word : Outils de tableau &gt; Disposition pour défusionner ; Propriétés du tableau pour répéter l'en-tête et interdire le fractionnement des lignes.</w:t>
       </w:r>
     </w:p>
   </w:comment>
-  <w:comment w:id="14" w:author="Formation IGPDE" w:initials="IGPDE" w:date="2026-10-02T14:53:39Z">
+  <w:comment w:id="14" w:author="Formation IGPDE" w:initials="IGPDE" w:date="2026-10-02T20:10:17Z">
     <w:p>
       <w:pPr>
         <w:pStyle w:val="CommentText"/>
@@ -2393,15 +2449,19 @@
       <w:r>
         <w:rPr>
           <w:rStyle w:val="CommentReference"/>
+          <w:lang w:val="fr-FR" w:eastAsia="fr-FR" w:bidi="fr-FR"/>
         </w:rPr>
         <w:annotationRef/>
       </w:r>
       <w:r>
+        <w:rPr>
+          <w:lang w:val="fr-FR" w:eastAsia="fr-FR" w:bidi="fr-FR"/>
+        </w:rPr>
         <w:t>P-15 - Définir les langues du document et des passages. Problème : Le document et une expression étrangère possèdent une langue absente ou incohérente. Impact : La synthèse vocale emploie la prononciation appropriée. Règle : Définir la langue principale puis baliser chaque passage dans une autre langue. Piste : Vérifier séparément la propriété du document et la langue du texte sélectionné. Première action : Régler la langue principale puis celle du passage étranger. Procédure Word : Révision &gt; Langue &gt; Définir la langue de vérification pour le document puis pour le passage sélectionné.</w:t>
       </w:r>
     </w:p>
   </w:comment>
-  <w:comment w:id="15" w:author="Formation IGPDE" w:initials="IGPDE" w:date="2026-10-02T14:53:39Z">
+  <w:comment w:id="15" w:author="Formation IGPDE" w:initials="IGPDE" w:date="2026-10-02T20:10:17Z">
     <w:p>
       <w:pPr>
         <w:pStyle w:val="CommentText"/>
@@ -2409,15 +2469,19 @@
       <w:r>
         <w:rPr>
           <w:rStyle w:val="CommentReference"/>
+          <w:lang w:val="fr-FR" w:eastAsia="fr-FR" w:bidi="fr-FR"/>
         </w:rPr>
         <w:annotationRef/>
       </w:r>
       <w:r>
+        <w:rPr>
+          <w:lang w:val="fr-FR" w:eastAsia="fr-FR" w:bidi="fr-FR"/>
+        </w:rPr>
         <w:t>P-16 - Régler une typographie lisible par les styles. Problème : Le corps utilise une police, une taille, un interligne ou un alignement qui réduit la lisibilité. Impact : Le texte demande moins d'effort de lecture et reste homogène. Règle : Employer une police sans sérif, au moins 12 points, un interligne d'au moins 1,15 et un alignement à gauche. Piste : Corriger le style source puis vérifier plusieurs paragraphes. Première action : Modifier le style du corps plutôt que corriger les paragraphes un par un. Procédure Word : Accueil &gt; Styles &gt; Modifier le style Normal, puis régler police, taille, alignement et paragraphe.</w:t>
       </w:r>
     </w:p>
   </w:comment>
-  <w:comment w:id="16" w:author="Formation IGPDE" w:initials="IGPDE" w:date="2026-10-02T14:53:39Z">
+  <w:comment w:id="16" w:author="Formation IGPDE" w:initials="IGPDE" w:date="2026-10-02T20:10:17Z">
     <w:p>
       <w:pPr>
         <w:pStyle w:val="CommentText"/>
@@ -2425,15 +2489,19 @@
       <w:r>
         <w:rPr>
           <w:rStyle w:val="CommentReference"/>
+          <w:lang w:val="fr-FR" w:eastAsia="fr-FR" w:bidi="fr-FR"/>
         </w:rPr>
         <w:annotationRef/>
       </w:r>
       <w:r>
+        <w:rPr>
+          <w:lang w:val="fr-FR" w:eastAsia="fr-FR" w:bidi="fr-FR"/>
+        </w:rPr>
         <w:t>P-17 - Appliquer la casse par la mise en forme. Problème : Un texte est saisi directement en capitales sans accents. Impact : Les accents, la recherche et la restitution du texte restent corrects. Règle : Saisir les mots normalement avec leurs accents puis appliquer l'apparence en majuscules par le style. Piste : Revenir au mot correctement orthographié avant de régler son apparence. Première action : Rétablir la saisie normale et appliquer la casse visuelle par la mise en forme. Procédure Word : Corriger le texte, puis Police &gt; Effets &gt; Majuscules si cette apparence est nécessaire.</w:t>
       </w:r>
     </w:p>
   </w:comment>
-  <w:comment w:id="17" w:author="Formation IGPDE" w:initials="IGPDE" w:date="2026-10-02T14:53:39Z">
+  <w:comment w:id="17" w:author="Formation IGPDE" w:initials="IGPDE" w:date="2026-10-02T20:10:17Z">
     <w:p>
       <w:pPr>
         <w:pStyle w:val="CommentText"/>
@@ -2441,15 +2509,19 @@
       <w:r>
         <w:rPr>
           <w:rStyle w:val="CommentReference"/>
+          <w:lang w:val="fr-FR" w:eastAsia="fr-FR" w:bidi="fr-FR"/>
         </w:rPr>
         <w:annotationRef/>
       </w:r>
       <w:r>
+        <w:rPr>
+          <w:lang w:val="fr-FR" w:eastAsia="fr-FR" w:bidi="fr-FR"/>
+        </w:rPr>
         <w:t>P-18 - Développer les sigles et vérifier les majuscules. Problème : Un acronyme n'est jamais développé et les mots en majuscules échappent à la vérification. Impact : Les termes abrégés deviennent compréhensibles et les erreurs restent détectables. Règle : Développer chaque sigle ou acronyme à sa première occurrence et inclure les mots en majuscules dans la vérification orthographique. Piste : Chercher la première apparition avant d'ajouter le développement. Première action : Développer la première occurrence et activer l'option de vérification correspondante. Procédure Word : Développer le terme dans le corps, puis Fichier &gt; Options &gt; Vérification et décocher Ignorer les mots en MAJUSCULES.</w:t>
       </w:r>
     </w:p>
   </w:comment>
-  <w:comment w:id="18" w:author="Formation IGPDE" w:initials="IGPDE" w:date="2026-10-02T14:53:39Z">
+  <w:comment w:id="18" w:author="Formation IGPDE" w:initials="IGPDE" w:date="2026-10-02T20:10:17Z">
     <w:p>
       <w:pPr>
         <w:pStyle w:val="CommentText"/>
@@ -2457,10 +2529,14 @@
       <w:r>
         <w:rPr>
           <w:rStyle w:val="CommentReference"/>
+          <w:lang w:val="fr-FR" w:eastAsia="fr-FR" w:bidi="fr-FR"/>
         </w:rPr>
         <w:annotationRef/>
       </w:r>
       <w:r>
+        <w:rPr>
+          <w:lang w:val="fr-FR" w:eastAsia="fr-FR" w:bidi="fr-FR"/>
+        </w:rPr>
         <w:t>Document — P-19 - Renseigner les propriétés et le nom du fichier. Problème : Les propriétés sont absentes et le nom du fichier ne décrit pas son contenu. Impact : Le document est identifiable dans les outils, les listes de fichiers et les technologies d'assistance. Règle : Renseigner titre, auteur et langue puis enregistrer sous un nom descriptif. Piste : Distinguer le titre interne, la propriété Titre et le nom de fichier. Première action : Compléter les propriétés puis enregistrer une copie sous un nom descriptif. Procédure Word : Fichier &gt; Informations &gt; Propriétés &gt; Propriétés avancées, puis Fichier &gt; Enregistrer sous.</w:t>
       </w:r>
     </w:p>

--- a/_source/tp-doc-aide-correction.docx
+++ b/_source/tp-doc-aide-correction.docx
@@ -143,16 +143,16 @@
       </w:r>
     </w:p>
     <w:p>
-      <w:commentRangeStart w:id="10"/>
+      <w:commentRangeStart w:id="11"/>
       <w:r>
         <w:t>Ce guide pratique présente les principales vérifications à effectuer pour rendre un document Word accessible. Il associe chaque règle à une manipulation et à une preuve de correction.</w:t>
       </w:r>
-      <w:commentRangeEnd w:id="10"/>
+      <w:commentRangeEnd w:id="11"/>
       <w:r>
         <w:rPr>
           <w:rStyle w:val="CommentReference"/>
         </w:rPr>
-        <w:commentReference w:id="10"/>
+        <w:commentReference w:id="11"/>
       </w:r>
     </w:p>
     <w:p>
@@ -635,6 +635,7 @@
       <w:pPr>
         <w:ind w:left="504" w:hanging="259"/>
       </w:pPr>
+      <w:commentRangeStart w:id="4"/>
       <w:r>
         <w:rPr>
           <w:rFonts w:ascii="Arial" w:hAnsi="Arial"/>
@@ -643,6 +644,13 @@
         <w:t>1.</w:t>
         <w:tab/>
         <w:t>Refonte de la page d'accueil</w:t>
+      </w:r>
+      <w:commentRangeEnd w:id="4"/>
+      <w:r>
+        <w:rPr>
+          <w:rStyle w:val="CommentReference"/>
+        </w:rPr>
+        <w:commentReference w:id="4"/>
       </w:r>
     </w:p>
     <w:p>
@@ -724,16 +732,16 @@
       <w:pPr>
         <w:pStyle w:val="Heading3"/>
       </w:pPr>
-      <w:commentRangeStart w:id="4"/>
+      <w:commentRangeStart w:id="5"/>
       <w:r>
         <w:t>Mise en page robuste</w:t>
       </w:r>
-      <w:commentRangeEnd w:id="4"/>
+      <w:commentRangeEnd w:id="5"/>
       <w:r>
         <w:rPr>
           <w:rStyle w:val="CommentReference"/>
         </w:rPr>
-        <w:commentReference w:id="4"/>
+        <w:commentReference w:id="5"/>
       </w:r>
     </w:p>
     <w:p>
@@ -845,7 +853,7 @@
       <w:pPr>
         <w:jc w:val="center"/>
       </w:pPr>
-      <w:commentRangeStart w:id="5"/>
+      <w:commentRangeStart w:id="6"/>
       <w:r>
         <w:drawing>
           <wp:inline xmlns:a="http://schemas.openxmlformats.org/drawingml/2006/main" xmlns:pic="http://schemas.openxmlformats.org/drawingml/2006/picture">
@@ -880,12 +888,12 @@
           </wp:inline>
         </w:drawing>
       </w:r>
-      <w:commentRangeEnd w:id="5"/>
+      <w:commentRangeEnd w:id="6"/>
       <w:r>
         <w:rPr>
           <w:rStyle w:val="CommentReference"/>
         </w:rPr>
-        <w:commentReference w:id="5"/>
+        <w:commentReference w:id="6"/>
       </w:r>
     </w:p>
     <w:p>
@@ -939,7 +947,7 @@
       <w:pPr>
         <w:jc w:val="center"/>
       </w:pPr>
-      <w:commentRangeStart w:id="6"/>
+      <w:commentRangeStart w:id="7"/>
       <w:r>
         <w:drawing>
           <wp:inline xmlns:a="http://schemas.openxmlformats.org/drawingml/2006/main" xmlns:pic="http://schemas.openxmlformats.org/drawingml/2006/picture">
@@ -974,12 +982,12 @@
           </wp:inline>
         </w:drawing>
       </w:r>
-      <w:commentRangeEnd w:id="6"/>
+      <w:commentRangeEnd w:id="7"/>
       <w:r>
         <w:rPr>
           <w:rStyle w:val="CommentReference"/>
         </w:rPr>
-        <w:commentReference w:id="6"/>
+        <w:commentReference w:id="7"/>
       </w:r>
     </w:p>
     <w:p>
@@ -1033,7 +1041,7 @@
       <w:r>
         <w:t xml:space="preserve">Pour toute question, contactez-nous par </w:t>
       </w:r>
-      <w:commentRangeStart w:id="7"/>
+      <w:commentRangeStart w:id="8"/>
       <w:r>
         <w:drawing>
           <wp:inline xmlns:a="http://schemas.openxmlformats.org/drawingml/2006/main" xmlns:pic="http://schemas.openxmlformats.org/drawingml/2006/picture">
@@ -1068,12 +1076,12 @@
           </wp:inline>
         </w:drawing>
       </w:r>
-      <w:commentRangeEnd w:id="7"/>
+      <w:commentRangeEnd w:id="8"/>
       <w:r>
         <w:rPr>
           <w:rStyle w:val="CommentReference"/>
         </w:rPr>
-        <w:commentReference w:id="7"/>
+        <w:commentReference w:id="8"/>
       </w:r>
       <w:r>
         <w:t xml:space="preserve"> e-mail pour plus d'informations.</w:t>
@@ -1130,7 +1138,7 @@
       <w:pPr>
         <w:jc w:val="center"/>
       </w:pPr>
-      <w:commentRangeStart w:id="8"/>
+      <w:commentRangeStart w:id="9"/>
       <w:r>
         <w:drawing>
           <wp:inline xmlns:a="http://schemas.openxmlformats.org/drawingml/2006/main" xmlns:pic="http://schemas.openxmlformats.org/drawingml/2006/picture">
@@ -1165,12 +1173,12 @@
           </wp:inline>
         </w:drawing>
       </w:r>
-      <w:commentRangeEnd w:id="8"/>
+      <w:commentRangeEnd w:id="9"/>
       <w:r>
         <w:rPr>
           <w:rStyle w:val="CommentReference"/>
         </w:rPr>
-        <w:commentReference w:id="8"/>
+        <w:commentReference w:id="9"/>
       </w:r>
     </w:p>
     <w:p>
@@ -1221,7 +1229,7 @@
       </w:r>
     </w:p>
     <w:p>
-      <w:commentRangeStart w:id="9"/>
+      <w:commentRangeStart w:id="10"/>
       <w:r>
         <w:t xml:space="preserve">Pour accéder aux annexes, </w:t>
       </w:r>
@@ -1237,12 +1245,12 @@
       <w:r>
         <w:t>.</w:t>
       </w:r>
-      <w:commentRangeEnd w:id="9"/>
+      <w:commentRangeEnd w:id="10"/>
       <w:r>
         <w:rPr>
           <w:rStyle w:val="CommentReference"/>
         </w:rPr>
-        <w:commentReference w:id="9"/>
+        <w:commentReference w:id="10"/>
       </w:r>
     </w:p>
     <w:p>
@@ -1352,7 +1360,7 @@
       </w:r>
     </w:p>
     <w:p>
-      <w:commentRangeStart w:id="11"/>
+      <w:commentRangeStart w:id="12"/>
       <w:r>
         <w:rPr>
           <w:rFonts w:ascii="Arial" w:hAnsi="Arial"/>
@@ -1361,12 +1369,12 @@
         </w:rPr>
         <w:t>Information complémentaire : résultats provisoires.</w:t>
       </w:r>
-      <w:commentRangeEnd w:id="11"/>
+      <w:commentRangeEnd w:id="12"/>
       <w:r>
         <w:rPr>
           <w:rStyle w:val="CommentReference"/>
         </w:rPr>
-        <w:commentReference w:id="11"/>
+        <w:commentReference w:id="12"/>
       </w:r>
     </w:p>
     <w:p>
@@ -1428,7 +1436,7 @@
       <w:pPr>
         <w:jc w:val="center"/>
       </w:pPr>
-      <w:commentRangeStart w:id="12"/>
+      <w:commentRangeStart w:id="13"/>
       <w:r>
         <w:drawing>
           <wp:inline xmlns:a="http://schemas.openxmlformats.org/drawingml/2006/main" xmlns:pic="http://schemas.openxmlformats.org/drawingml/2006/picture">
@@ -1463,12 +1471,12 @@
           </wp:inline>
         </w:drawing>
       </w:r>
-      <w:commentRangeEnd w:id="12"/>
+      <w:commentRangeEnd w:id="13"/>
       <w:r>
         <w:rPr>
           <w:rStyle w:val="CommentReference"/>
         </w:rPr>
-        <w:commentReference w:id="12"/>
+        <w:commentReference w:id="13"/>
       </w:r>
     </w:p>
     <w:p>
@@ -1565,7 +1573,7 @@
             <w:gridSpan w:val="2"/>
           </w:tcPr>
           <w:p>
-            <w:commentRangeStart w:id="13"/>
+            <w:commentRangeStart w:id="14"/>
             <w:r>
               <w:rPr>
                 <w:rFonts w:ascii="Arial" w:hAnsi="Arial"/>
@@ -1576,12 +1584,12 @@
               <w:br/>
               <w:t>Budget</w:t>
             </w:r>
-            <w:commentRangeEnd w:id="13"/>
+            <w:commentRangeEnd w:id="14"/>
             <w:r>
               <w:rPr>
                 <w:rStyle w:val="CommentReference"/>
               </w:rPr>
-              <w:commentReference w:id="13"/>
+              <w:commentReference w:id="14"/>
             </w:r>
           </w:p>
         </w:tc>
@@ -1735,7 +1743,7 @@
       </w:r>
     </w:p>
     <w:p>
-      <w:commentRangeStart w:id="14"/>
+      <w:commentRangeStart w:id="15"/>
       <w:r>
         <w:rPr>
           <w:rFonts w:ascii="Arial" w:hAnsi="Arial"/>
@@ -1743,12 +1751,12 @@
         </w:rPr>
         <w:t>The quarterly report is available upon request. Please contact the communication department for further details.</w:t>
       </w:r>
-      <w:commentRangeEnd w:id="14"/>
+      <w:commentRangeEnd w:id="15"/>
       <w:r>
         <w:rPr>
           <w:rStyle w:val="CommentReference"/>
         </w:rPr>
-        <w:commentReference w:id="14"/>
+        <w:commentReference w:id="15"/>
       </w:r>
     </w:p>
     <w:p>
@@ -1799,16 +1807,16 @@
       </w:r>
     </w:p>
     <w:p>
-      <w:commentRangeStart w:id="15"/>
+      <w:commentRangeStart w:id="16"/>
       <w:r>
         <w:t>La mise en forme du corps du document est pilotée par le style Normal.</w:t>
       </w:r>
-      <w:commentRangeEnd w:id="15"/>
+      <w:commentRangeEnd w:id="16"/>
       <w:r>
         <w:rPr>
           <w:rStyle w:val="CommentReference"/>
         </w:rPr>
-        <w:commentReference w:id="15"/>
+        <w:commentReference w:id="16"/>
       </w:r>
     </w:p>
     <w:p>
@@ -1862,16 +1870,16 @@
       <w:pPr>
         <w:pStyle w:val="Heading3"/>
       </w:pPr>
-      <w:commentRangeStart w:id="16"/>
+      <w:commentRangeStart w:id="17"/>
       <w:r>
         <w:t>ANNEXES - ACCESSIBILITE</w:t>
       </w:r>
-      <w:commentRangeEnd w:id="16"/>
+      <w:commentRangeEnd w:id="17"/>
       <w:r>
         <w:rPr>
           <w:rStyle w:val="CommentReference"/>
         </w:rPr>
-        <w:commentReference w:id="16"/>
+        <w:commentReference w:id="17"/>
       </w:r>
     </w:p>
     <w:p>
@@ -1922,16 +1930,16 @@
       </w:r>
     </w:p>
     <w:p>
-      <w:commentRangeStart w:id="17"/>
+      <w:commentRangeStart w:id="18"/>
       <w:r>
         <w:t>Le RGAA structure le contrôle des documents numériques.</w:t>
       </w:r>
-      <w:commentRangeEnd w:id="17"/>
+      <w:commentRangeEnd w:id="18"/>
       <w:r>
         <w:rPr>
           <w:rStyle w:val="CommentReference"/>
         </w:rPr>
-        <w:commentReference w:id="17"/>
+        <w:commentReference w:id="18"/>
       </w:r>
     </w:p>
     <w:p>
@@ -1994,16 +2002,16 @@
       </w:r>
     </w:p>
     <w:p>
-      <w:commentRangeStart w:id="18"/>
+      <w:commentRangeStart w:id="19"/>
       <w:r>
         <w:t>Document — propriétés : vérifiez le titre, l’auteur, la langue et le nom de votre copie de travail.</w:t>
       </w:r>
-      <w:commentRangeEnd w:id="18"/>
+      <w:commentRangeEnd w:id="19"/>
       <w:r>
         <w:rPr>
           <w:rStyle w:val="CommentReference"/>
         </w:rPr>
-        <w:commentReference w:id="18"/>
+        <w:commentReference w:id="19"/>
       </w:r>
     </w:p>
     <w:p>
@@ -2161,380 +2169,460 @@
 
 <file path=word/comments.xml><?xml version="1.0" encoding="utf-8"?>
 <w:comments xmlns:a="http://schemas.openxmlformats.org/drawingml/2006/main" xmlns:pic="http://schemas.openxmlformats.org/drawingml/2006/picture" xmlns:r="http://schemas.openxmlformats.org/officeDocument/2006/relationships" xmlns:w="http://schemas.openxmlformats.org/wordprocessingml/2006/main" xmlns:wp="http://schemas.openxmlformats.org/drawingml/2006/wordprocessingDrawing" xmlns:mc="http://schemas.openxmlformats.org/markup-compatibility/2006" xmlns:a14="http://schemas.microsoft.com/office/drawing/2010/main" xmlns:w14="http://schemas.microsoft.com/office/word/2010/wordml" xmlns:wpc="http://schemas.microsoft.com/office/word/2010/wordprocessingCanvas">
-  <w:comment w:id="0" w:author="Formation IGPDE" w:initials="IGPDE" w:date="2026-10-02T20:10:17Z">
+  <w:comment w:id="0" w:author="Formation IGPDE" w:initials="IGPDE" w:date="2026-10-02T20:22:25Z">
     <w:p>
       <w:pPr>
         <w:pStyle w:val="CommentText"/>
+        <w:spacing w:line="360" w:lineRule="auto"/>
       </w:pPr>
       <w:r>
         <w:rPr>
           <w:rStyle w:val="CommentReference"/>
+          <w:sz w:val="28"/>
           <w:lang w:val="fr-FR" w:eastAsia="fr-FR" w:bidi="fr-FR"/>
         </w:rPr>
         <w:annotationRef/>
       </w:r>
       <w:r>
         <w:rPr>
+          <w:sz w:val="28"/>
           <w:lang w:val="fr-FR" w:eastAsia="fr-FR" w:bidi="fr-FR"/>
         </w:rPr>
         <w:t>P-01 - Distinguer le titre principal des titres hiérarchiques. Problème : Le titre principal et des intertitres sont seulement mis en forme visuellement. Impact : Les technologies d'assistance identifient le document et sa structure. Règle : Utiliser le style Titre pour le titre principal et les styles Titre 1, Titre 2 et suivants pour la hiérarchie. Piste : Identifier le rôle du texte avant de choisir le style correspondant. Première action : Appliquer les styles adaptés sans changer le texte. Procédure Word : Accueil &gt; Styles, puis appliquer Titre au titre principal et les niveaux de titre aux sections.</w:t>
       </w:r>
     </w:p>
   </w:comment>
-  <w:comment w:id="1" w:author="Formation IGPDE" w:initials="IGPDE" w:date="2026-10-02T20:10:17Z">
+  <w:comment w:id="1" w:author="Formation IGPDE" w:initials="IGPDE" w:date="2026-10-02T20:22:25Z">
     <w:p>
       <w:pPr>
         <w:pStyle w:val="CommentText"/>
+        <w:spacing w:line="360" w:lineRule="auto"/>
       </w:pPr>
       <w:r>
         <w:rPr>
           <w:rStyle w:val="CommentReference"/>
+          <w:sz w:val="28"/>
           <w:lang w:val="fr-FR" w:eastAsia="fr-FR" w:bidi="fr-FR"/>
         </w:rPr>
         <w:annotationRef/>
       </w:r>
       <w:r>
         <w:rPr>
+          <w:sz w:val="28"/>
           <w:lang w:val="fr-FR" w:eastAsia="fr-FR" w:bidi="fr-FR"/>
         </w:rPr>
         <w:t>P-02 - Construire une hiérarchie de titres cohérente. Problème : La hiérarchie saute un niveau et la numérotation visuelle contredit la structure. Impact : Une structure sans saut rend le plan compréhensible et navigable. Règle : Enchaîner les niveaux de titres sans saut et conserver une numérotation cohérente. Piste : Comparer le niveau du titre avec son parent logique. Première action : Réordonner les niveaux de styles et leur numérotation. Procédure Word : Affichage &gt; Volet de navigation, puis corriger les styles depuis Accueil &gt; Styles.</w:t>
       </w:r>
     </w:p>
   </w:comment>
-  <w:comment w:id="2" w:author="Formation IGPDE" w:initials="IGPDE" w:date="2026-10-02T20:10:17Z">
+  <w:comment w:id="2" w:author="Formation IGPDE" w:initials="IGPDE" w:date="2026-10-02T20:22:25Z">
     <w:p>
       <w:pPr>
         <w:pStyle w:val="CommentText"/>
+        <w:spacing w:line="360" w:lineRule="auto"/>
       </w:pPr>
       <w:r>
         <w:rPr>
           <w:rStyle w:val="CommentReference"/>
+          <w:sz w:val="28"/>
           <w:lang w:val="fr-FR" w:eastAsia="fr-FR" w:bidi="fr-FR"/>
         </w:rPr>
         <w:annotationRef/>
       </w:r>
       <w:r>
         <w:rPr>
+          <w:sz w:val="28"/>
           <w:lang w:val="fr-FR" w:eastAsia="fr-FR" w:bidi="fr-FR"/>
         </w:rPr>
         <w:t>Document — P-03 - Naviguer et générer un sommaire automatique. Problème : Le document ne propose pas de sommaire automatique actualisable. Impact : Le volet et le sommaire donnent deux accès fiables à la structure. Règle : Vérifier le plan dans le volet de navigation et insérer un sommaire fondé sur les styles de titres. Piste : Le sommaire doit être produit à partir des styles, jamais saisi à la main. Première action : Contrôler le volet, insérer le sommaire et vérifier sa mise à jour. Procédure Word : Références &gt; Table des matières &gt; Table automatique, puis clic droit &gt; Mettre à jour les champs.</w:t>
       </w:r>
     </w:p>
   </w:comment>
-  <w:comment w:id="3" w:author="Formation IGPDE" w:initials="IGPDE" w:date="2026-10-02T20:10:17Z">
+  <w:comment w:id="3" w:author="Formation IGPDE" w:initials="IGPDE" w:date="2026-10-02T20:22:25Z">
     <w:p>
       <w:pPr>
         <w:pStyle w:val="CommentText"/>
+        <w:spacing w:line="360" w:lineRule="auto"/>
       </w:pPr>
       <w:r>
         <w:rPr>
           <w:rStyle w:val="CommentReference"/>
+          <w:sz w:val="28"/>
           <w:lang w:val="fr-FR" w:eastAsia="fr-FR" w:bidi="fr-FR"/>
         </w:rPr>
         <w:annotationRef/>
       </w:r>
       <w:r>
         <w:rPr>
+          <w:sz w:val="28"/>
           <w:lang w:val="fr-FR" w:eastAsia="fr-FR" w:bidi="fr-FR"/>
         </w:rPr>
-        <w:t>P-04 - Utiliser des listes natives. Problème : Une liste est simulée avec des caractères saisis au début des paragraphes. Impact : Les lecteurs d'écran annoncent la nature et la longueur des listes. Règle : Créer les puces et numéros avec les fonctions de liste du traitement de texte. Piste : Sélectionner les éléments puis appliquer la commande de liste appropriée. Première action : Remplacer la fausse liste par une liste native. Procédure Word : Sélectionner les paragraphes, puis Accueil &gt; Puces ou Numérotation.</w:t>
+        <w:t>P-04 - Utiliser des listes natives (liste à puces). Problème : Une liste est simulée avec des caractères saisis au début des paragraphes. Impact : Les lecteurs d'écran annoncent la nature et la longueur des listes. Règle : Créer les puces et numéros avec les fonctions de liste du traitement de texte. Piste : Sélectionner les éléments puis appliquer la commande de liste appropriée. Première action : Remplacer la fausse liste par une liste native. Procédure Word : Sélectionner les paragraphes, puis Accueil &gt; Puces ou Numérotation.</w:t>
       </w:r>
     </w:p>
   </w:comment>
-  <w:comment w:id="4" w:author="Formation IGPDE" w:initials="IGPDE" w:date="2026-10-02T20:10:17Z">
+  <w:comment w:id="4" w:author="Formation IGPDE" w:initials="IGPDE" w:date="2026-10-02T20:22:25Z">
     <w:p>
       <w:pPr>
         <w:pStyle w:val="CommentText"/>
+        <w:spacing w:line="360" w:lineRule="auto"/>
       </w:pPr>
       <w:r>
         <w:rPr>
           <w:rStyle w:val="CommentReference"/>
+          <w:sz w:val="28"/>
           <w:lang w:val="fr-FR" w:eastAsia="fr-FR" w:bidi="fr-FR"/>
         </w:rPr>
         <w:annotationRef/>
       </w:r>
       <w:r>
         <w:rPr>
+          <w:sz w:val="28"/>
+          <w:lang w:val="fr-FR" w:eastAsia="fr-FR" w:bidi="fr-FR"/>
+        </w:rPr>
+        <w:t>P-04 - Utiliser des listes natives (liste numérotée). Problème : Une liste est simulée avec des caractères saisis au début des paragraphes. Impact : Les lecteurs d'écran annoncent la nature et la longueur des listes. Règle : Créer les puces et numéros avec les fonctions de liste du traitement de texte. Piste : Sélectionner les éléments puis appliquer la commande de liste appropriée. Première action : Remplacer la fausse liste par une liste native. Procédure Word : Sélectionner les paragraphes, puis Accueil &gt; Puces ou Numérotation.</w:t>
+      </w:r>
+    </w:p>
+  </w:comment>
+  <w:comment w:id="5" w:author="Formation IGPDE" w:initials="IGPDE" w:date="2026-10-02T20:22:25Z">
+    <w:p>
+      <w:pPr>
+        <w:pStyle w:val="CommentText"/>
+        <w:spacing w:line="360" w:lineRule="auto"/>
+      </w:pPr>
+      <w:r>
+        <w:rPr>
+          <w:rStyle w:val="CommentReference"/>
+          <w:sz w:val="28"/>
+          <w:lang w:val="fr-FR" w:eastAsia="fr-FR" w:bidi="fr-FR"/>
+        </w:rPr>
+        <w:annotationRef/>
+      </w:r>
+      <w:r>
+        <w:rPr>
+          <w:sz w:val="28"/>
           <w:lang w:val="fr-FR" w:eastAsia="fr-FR" w:bidi="fr-FR"/>
         </w:rPr>
         <w:t>P-05 - Employer les fonctions de mise en page adaptées. Problème : Une zone cumule paragraphes vides, espaces successifs, tabulations, retours forcés et saut inadapté. Impact : Une mise en page robuste reste compréhensible quand l'affichage ou la restitution change. Règle : Utiliser espacements, retraits, sauts et colonnes plutôt que paragraphes vides, espaces, tabulations ou retours forcés. Piste : Activer les marques de mise en forme avant de corriger ce qui sert seulement à positionner. Première action : Afficher les marques puis remplacer chaque artifice par la fonction prévue. Procédure Word : Accueil &gt; Afficher tout, puis régler Paragraphe, Mise en page &gt; Sauts et Mise en page &gt; Colonnes.</w:t>
       </w:r>
     </w:p>
   </w:comment>
-  <w:comment w:id="5" w:author="Formation IGPDE" w:initials="IGPDE" w:date="2026-10-02T20:10:17Z">
+  <w:comment w:id="6" w:author="Formation IGPDE" w:initials="IGPDE" w:date="2026-10-02T20:22:25Z">
     <w:p>
       <w:pPr>
         <w:pStyle w:val="CommentText"/>
+        <w:spacing w:line="360" w:lineRule="auto"/>
       </w:pPr>
       <w:r>
         <w:rPr>
           <w:rStyle w:val="CommentReference"/>
+          <w:sz w:val="28"/>
           <w:lang w:val="fr-FR" w:eastAsia="fr-FR" w:bidi="fr-FR"/>
         </w:rPr>
         <w:annotationRef/>
       </w:r>
       <w:r>
         <w:rPr>
+          <w:sz w:val="28"/>
           <w:lang w:val="fr-FR" w:eastAsia="fr-FR" w:bidi="fr-FR"/>
         </w:rPr>
         <w:t>P-06 - Rédiger l'alternative d'une image informative simple. Problème : Une image informative possède une alternative absente ou inadéquate. Impact : Une personne qui ne voit pas l'image reçoit son information utile. Règle : Rédiger une alternative concise liée au contexte, sans reprendre automatiquement une description générée. Piste : Décrire l'information nécessaire ici, pas l'apparence exhaustive de l'image. Première action : Observer le rôle de l'image et rédiger soi-même son alternative. Procédure Word : Clic droit sur l'image &gt; Afficher le texte de remplacement, puis renseigner la description.</w:t>
       </w:r>
     </w:p>
   </w:comment>
-  <w:comment w:id="6" w:author="Formation IGPDE" w:initials="IGPDE" w:date="2026-10-02T20:10:17Z">
+  <w:comment w:id="7" w:author="Formation IGPDE" w:initials="IGPDE" w:date="2026-10-02T20:22:25Z">
     <w:p>
       <w:pPr>
         <w:pStyle w:val="CommentText"/>
+        <w:spacing w:line="360" w:lineRule="auto"/>
       </w:pPr>
       <w:r>
         <w:rPr>
           <w:rStyle w:val="CommentReference"/>
+          <w:sz w:val="28"/>
           <w:lang w:val="fr-FR" w:eastAsia="fr-FR" w:bidi="fr-FR"/>
         </w:rPr>
         <w:annotationRef/>
       </w:r>
       <w:r>
         <w:rPr>
+          <w:sz w:val="28"/>
           <w:lang w:val="fr-FR" w:eastAsia="fr-FR" w:bidi="fr-FR"/>
         </w:rPr>
         <w:t>P-07 - Décrire une image complexe. Problème : Une image complexe n'offre ni résumé utile ni description détaillée équivalente. Impact : Les données ou relations complexes restent disponibles sous forme textuelle. Règle : Associer une alternative courte à une description détaillée adjacente dans le corps. Piste : Résumer la fonction dans l'alternative et placer les données ou conclusions dans le texte voisin. Première action : Ajouter une alternative courte et une description structurée à proximité. Procédure Word : Ajouter le texte de remplacement, puis saisir la description détaillée dans un paragraphe voisin.</w:t>
       </w:r>
     </w:p>
   </w:comment>
-  <w:comment w:id="7" w:author="Formation IGPDE" w:initials="IGPDE" w:date="2026-10-02T20:10:17Z">
+  <w:comment w:id="8" w:author="Formation IGPDE" w:initials="IGPDE" w:date="2026-10-02T20:22:25Z">
     <w:p>
       <w:pPr>
         <w:pStyle w:val="CommentText"/>
+        <w:spacing w:line="360" w:lineRule="auto"/>
       </w:pPr>
       <w:r>
         <w:rPr>
           <w:rStyle w:val="CommentReference"/>
+          <w:sz w:val="28"/>
           <w:lang w:val="fr-FR" w:eastAsia="fr-FR" w:bidi="fr-FR"/>
         </w:rPr>
         <w:annotationRef/>
       </w:r>
       <w:r>
         <w:rPr>
+          <w:sz w:val="28"/>
           <w:lang w:val="fr-FR" w:eastAsia="fr-FR" w:bidi="fr-FR"/>
         </w:rPr>
         <w:t>P-08 - Marquer une image redondante comme décorative. Problème : Une image purement redondante est annoncée comme si elle apportait une information. Impact : Les images sans information n'alourdissent pas la restitution. Règle : Déclarer décorative uniquement une image dont l'information est déjà entièrement donnée par le texte voisin. Piste : Supprimer mentalement l'image ; si aucune information ne disparaît, elle peut être décorative. Première action : Vérifier la redondance puis appliquer le traitement décoratif adapté au logiciel. Procédure Word : Afficher le texte de remplacement puis cocher Marquer comme décoratif.</w:t>
       </w:r>
     </w:p>
   </w:comment>
-  <w:comment w:id="8" w:author="Formation IGPDE" w:initials="IGPDE" w:date="2026-10-02T20:10:17Z">
+  <w:comment w:id="9" w:author="Formation IGPDE" w:initials="IGPDE" w:date="2026-10-02T20:22:25Z">
     <w:p>
       <w:pPr>
         <w:pStyle w:val="CommentText"/>
+        <w:spacing w:line="360" w:lineRule="auto"/>
       </w:pPr>
       <w:r>
         <w:rPr>
           <w:rStyle w:val="CommentReference"/>
+          <w:sz w:val="28"/>
           <w:lang w:val="fr-FR" w:eastAsia="fr-FR" w:bidi="fr-FR"/>
         </w:rPr>
         <w:annotationRef/>
       </w:r>
       <w:r>
         <w:rPr>
+          <w:sz w:val="28"/>
           <w:lang w:val="fr-FR" w:eastAsia="fr-FR" w:bidi="fr-FR"/>
         </w:rPr>
         <w:t>P-09 - Remplacer une image de texte par du vrai texte. Problème : Une consigne utile est uniquement présente dans une image de texte. Impact : Le contenu peut être sélectionné, agrandi, recherché et restitué correctement. Règle : Saisir en texte réel toute information textuelle qui n'a pas besoin d'être une image. Piste : Vérifier que chaque mot peut être sélectionné et modifié. Première action : Reproduire fidèlement le texte dans le corps puis retirer l'image devenue inutile. Procédure Word : Insérer le texte dans un paragraphe structuré, appliquer les styles utiles puis supprimer l'image de texte.</w:t>
       </w:r>
     </w:p>
   </w:comment>
-  <w:comment w:id="9" w:author="Formation IGPDE" w:initials="IGPDE" w:date="2026-10-02T20:10:17Z">
+  <w:comment w:id="10" w:author="Formation IGPDE" w:initials="IGPDE" w:date="2026-10-02T20:22:25Z">
     <w:p>
       <w:pPr>
         <w:pStyle w:val="CommentText"/>
+        <w:spacing w:line="360" w:lineRule="auto"/>
       </w:pPr>
       <w:r>
         <w:rPr>
           <w:rStyle w:val="CommentReference"/>
+          <w:sz w:val="28"/>
           <w:lang w:val="fr-FR" w:eastAsia="fr-FR" w:bidi="fr-FR"/>
         </w:rPr>
         <w:annotationRef/>
       </w:r>
       <w:r>
         <w:rPr>
+          <w:sz w:val="28"/>
           <w:lang w:val="fr-FR" w:eastAsia="fr-FR" w:bidi="fr-FR"/>
         </w:rPr>
         <w:t>P-10 - Rendre les liens autonomes et identifiables. Problème : Un lien générique ne décrit pas sa destination et un téléchargement manque d'informations utiles. Impact : La destination reste compréhensible hors contexte et repérable visuellement. Règle : Employer un libellé explicite et ajouter format, poids et langue d'un téléchargement lorsque ces informations sont connues. Piste : Lire le lien isolément et vérifier qu'il annonce sa destination. Première action : Réécrire le libellé sans changer la destination puis compléter les informations disponibles. Procédure Word : Modifier le texte affiché du lien via clic droit &gt; Modifier le lien, puis compléter le libellé dans le corps.</w:t>
       </w:r>
     </w:p>
   </w:comment>
-  <w:comment w:id="10" w:author="Formation IGPDE" w:initials="IGPDE" w:date="2026-10-02T20:10:17Z">
+  <w:comment w:id="11" w:author="Formation IGPDE" w:initials="IGPDE" w:date="2026-10-02T20:22:25Z">
     <w:p>
       <w:pPr>
         <w:pStyle w:val="CommentText"/>
+        <w:spacing w:line="360" w:lineRule="auto"/>
       </w:pPr>
       <w:r>
         <w:rPr>
           <w:rStyle w:val="CommentReference"/>
+          <w:sz w:val="28"/>
           <w:lang w:val="fr-FR" w:eastAsia="fr-FR" w:bidi="fr-FR"/>
         </w:rPr>
         <w:annotationRef/>
       </w:r>
       <w:r>
         <w:rPr>
+          <w:sz w:val="28"/>
           <w:lang w:val="fr-FR" w:eastAsia="fr-FR" w:bidi="fr-FR"/>
         </w:rPr>
         <w:t>Document — P-11 - Reprendre dans le corps l'information d'un filigrane. Problème : Le statut du document apparaît seulement dans un filigrane. Impact : Une information essentielle reste disponible même si le filigrane n'est pas restitué. Règle : Ne jamais faire porter une information essentielle uniquement par un filigrane, un en-tête ou un arrière-plan. Piste : Identifier l'information qui disparaîtrait si l'arrière-plan était ignoré. Première action : Reprendre le même statut à un emplacement logique du corps. Procédure Word : Ajouter le statut dans le corps avec un style adapté ; conserver ou retirer le filigrane selon son utilité visuelle.</w:t>
       </w:r>
     </w:p>
   </w:comment>
-  <w:comment w:id="11" w:author="Formation IGPDE" w:initials="IGPDE" w:date="2026-10-02T20:10:17Z">
+  <w:comment w:id="12" w:author="Formation IGPDE" w:initials="IGPDE" w:date="2026-10-02T20:22:25Z">
     <w:p>
       <w:pPr>
         <w:pStyle w:val="CommentText"/>
+        <w:spacing w:line="360" w:lineRule="auto"/>
       </w:pPr>
       <w:r>
         <w:rPr>
           <w:rStyle w:val="CommentReference"/>
+          <w:sz w:val="28"/>
           <w:lang w:val="fr-FR" w:eastAsia="fr-FR" w:bidi="fr-FR"/>
         </w:rPr>
         <w:annotationRef/>
       </w:r>
       <w:r>
         <w:rPr>
+          <w:sz w:val="28"/>
           <w:lang w:val="fr-FR" w:eastAsia="fr-FR" w:bidi="fr-FR"/>
         </w:rPr>
         <w:t>P-12 - Mesurer les contrastes utiles. Problème : Une couleur volontairement insuffisante est utilisée sans mesure. Impact : Les textes et éléments graphiques restent perceptibles avec une vision réduite ou altérée. Règle : Mesurer au moins 4,5 pour 1 pour le texte normal et 3 pour 1 pour le grand texte ou les éléments graphiques pertinents. Piste : Relever les deux couleurs et vérifier le ratio avec l'outil fourni avant de corriger. Première action : Mesurer la combinaison puis choisir une couleur qui atteint le seuil applicable. Procédure Word : Relever les couleurs de police et de fond, mesurer avec l'outil de contraste, puis modifier la couleur de police.</w:t>
       </w:r>
     </w:p>
   </w:comment>
-  <w:comment w:id="12" w:author="Formation IGPDE" w:initials="IGPDE" w:date="2026-10-02T20:10:17Z">
+  <w:comment w:id="13" w:author="Formation IGPDE" w:initials="IGPDE" w:date="2026-10-02T20:22:25Z">
     <w:p>
       <w:pPr>
         <w:pStyle w:val="CommentText"/>
+        <w:spacing w:line="360" w:lineRule="auto"/>
       </w:pPr>
       <w:r>
         <w:rPr>
           <w:rStyle w:val="CommentReference"/>
+          <w:sz w:val="28"/>
           <w:lang w:val="fr-FR" w:eastAsia="fr-FR" w:bidi="fr-FR"/>
         </w:rPr>
         <w:annotationRef/>
       </w:r>
       <w:r>
         <w:rPr>
+          <w:sz w:val="28"/>
           <w:lang w:val="fr-FR" w:eastAsia="fr-FR" w:bidi="fr-FR"/>
         </w:rPr>
         <w:t>P-13 - Ne pas transmettre une information par la couleur seule. Problème : Un graphique distingue ses séries uniquement par la couleur. Impact : L'information reste disponible sans perception fiable des couleurs. Règle : Ajouter étiquettes, motifs ou un équivalent textuel complet à tout code couleur porteur d'information. Piste : Imaginer le graphique en niveaux de gris et repérer ce qui devient ambigu. Première action : Reconstruire dans Word le graphique à partir des valeurs affichées dans l'image, puis ajouter des étiquettes et des motifs ou conserver un équivalent textuel complet. Procédure Word : Insertion &gt; Graphique &gt; Histogramme groupé, reporter les valeurs affichées dans l'image, puis afficher les étiquettes et appliquer des motifs distincts.</w:t>
       </w:r>
     </w:p>
   </w:comment>
-  <w:comment w:id="13" w:author="Formation IGPDE" w:initials="IGPDE" w:date="2026-10-02T20:10:17Z">
+  <w:comment w:id="14" w:author="Formation IGPDE" w:initials="IGPDE" w:date="2026-10-02T20:22:25Z">
     <w:p>
       <w:pPr>
         <w:pStyle w:val="CommentText"/>
+        <w:spacing w:line="360" w:lineRule="auto"/>
       </w:pPr>
       <w:r>
         <w:rPr>
           <w:rStyle w:val="CommentReference"/>
+          <w:sz w:val="28"/>
           <w:lang w:val="fr-FR" w:eastAsia="fr-FR" w:bidi="fr-FR"/>
         </w:rPr>
         <w:annotationRef/>
       </w:r>
       <w:r>
         <w:rPr>
+          <w:sz w:val="28"/>
           <w:lang w:val="fr-FR" w:eastAsia="fr-FR" w:bidi="fr-FR"/>
         </w:rPr>
         <w:t>P-14 - Structurer un tableau de données simple. Problème : Un tableau de données cumule en-tête non identifié, fusion et ligne fractionnable. Impact : Les relations entre en-têtes et cellules restent compréhensibles et navigables. Règle : Utiliser un tableau de données titré, sans fusion, imbrication, fractionnement de ligne ni usage de mise en page, avec en-tête identifié et répété. Piste : Vérifier d'abord que chaque cellule appartient à une grille simple. Première action : Simplifier la structure, identifier l'en-tête et régler sa répétition ainsi que les lignes. Procédure Word : Outils de tableau &gt; Disposition pour défusionner ; Propriétés du tableau pour répéter l'en-tête et interdire le fractionnement des lignes.</w:t>
       </w:r>
     </w:p>
   </w:comment>
-  <w:comment w:id="14" w:author="Formation IGPDE" w:initials="IGPDE" w:date="2026-10-02T20:10:17Z">
+  <w:comment w:id="15" w:author="Formation IGPDE" w:initials="IGPDE" w:date="2026-10-02T20:22:25Z">
     <w:p>
       <w:pPr>
         <w:pStyle w:val="CommentText"/>
+        <w:spacing w:line="360" w:lineRule="auto"/>
       </w:pPr>
       <w:r>
         <w:rPr>
           <w:rStyle w:val="CommentReference"/>
+          <w:sz w:val="28"/>
           <w:lang w:val="fr-FR" w:eastAsia="fr-FR" w:bidi="fr-FR"/>
         </w:rPr>
         <w:annotationRef/>
       </w:r>
       <w:r>
         <w:rPr>
+          <w:sz w:val="28"/>
           <w:lang w:val="fr-FR" w:eastAsia="fr-FR" w:bidi="fr-FR"/>
         </w:rPr>
         <w:t>P-15 - Définir les langues du document et des passages. Problème : Le document et une expression étrangère possèdent une langue absente ou incohérente. Impact : La synthèse vocale emploie la prononciation appropriée. Règle : Définir la langue principale puis baliser chaque passage dans une autre langue. Piste : Vérifier séparément la propriété du document et la langue du texte sélectionné. Première action : Régler la langue principale puis celle du passage étranger. Procédure Word : Révision &gt; Langue &gt; Définir la langue de vérification pour le document puis pour le passage sélectionné.</w:t>
       </w:r>
     </w:p>
   </w:comment>
-  <w:comment w:id="15" w:author="Formation IGPDE" w:initials="IGPDE" w:date="2026-10-02T20:10:17Z">
+  <w:comment w:id="16" w:author="Formation IGPDE" w:initials="IGPDE" w:date="2026-10-02T20:22:25Z">
     <w:p>
       <w:pPr>
         <w:pStyle w:val="CommentText"/>
+        <w:spacing w:line="360" w:lineRule="auto"/>
       </w:pPr>
       <w:r>
         <w:rPr>
           <w:rStyle w:val="CommentReference"/>
+          <w:sz w:val="28"/>
           <w:lang w:val="fr-FR" w:eastAsia="fr-FR" w:bidi="fr-FR"/>
         </w:rPr>
         <w:annotationRef/>
       </w:r>
       <w:r>
         <w:rPr>
+          <w:sz w:val="28"/>
           <w:lang w:val="fr-FR" w:eastAsia="fr-FR" w:bidi="fr-FR"/>
         </w:rPr>
         <w:t>P-16 - Régler une typographie lisible par les styles. Problème : Le corps utilise une police, une taille, un interligne ou un alignement qui réduit la lisibilité. Impact : Le texte demande moins d'effort de lecture et reste homogène. Règle : Employer une police sans sérif, au moins 12 points, un interligne d'au moins 1,15 et un alignement à gauche. Piste : Corriger le style source puis vérifier plusieurs paragraphes. Première action : Modifier le style du corps plutôt que corriger les paragraphes un par un. Procédure Word : Accueil &gt; Styles &gt; Modifier le style Normal, puis régler police, taille, alignement et paragraphe.</w:t>
       </w:r>
     </w:p>
   </w:comment>
-  <w:comment w:id="16" w:author="Formation IGPDE" w:initials="IGPDE" w:date="2026-10-02T20:10:17Z">
+  <w:comment w:id="17" w:author="Formation IGPDE" w:initials="IGPDE" w:date="2026-10-02T20:22:25Z">
     <w:p>
       <w:pPr>
         <w:pStyle w:val="CommentText"/>
+        <w:spacing w:line="360" w:lineRule="auto"/>
       </w:pPr>
       <w:r>
         <w:rPr>
           <w:rStyle w:val="CommentReference"/>
+          <w:sz w:val="28"/>
           <w:lang w:val="fr-FR" w:eastAsia="fr-FR" w:bidi="fr-FR"/>
         </w:rPr>
         <w:annotationRef/>
       </w:r>
       <w:r>
         <w:rPr>
+          <w:sz w:val="28"/>
           <w:lang w:val="fr-FR" w:eastAsia="fr-FR" w:bidi="fr-FR"/>
         </w:rPr>
         <w:t>P-17 - Appliquer la casse par la mise en forme. Problème : Un texte est saisi directement en capitales sans accents. Impact : Les accents, la recherche et la restitution du texte restent corrects. Règle : Saisir les mots normalement avec leurs accents puis appliquer l'apparence en majuscules par le style. Piste : Revenir au mot correctement orthographié avant de régler son apparence. Première action : Rétablir la saisie normale et appliquer la casse visuelle par la mise en forme. Procédure Word : Corriger le texte, puis Police &gt; Effets &gt; Majuscules si cette apparence est nécessaire.</w:t>
       </w:r>
     </w:p>
   </w:comment>
-  <w:comment w:id="17" w:author="Formation IGPDE" w:initials="IGPDE" w:date="2026-10-02T20:10:17Z">
+  <w:comment w:id="18" w:author="Formation IGPDE" w:initials="IGPDE" w:date="2026-10-02T20:22:25Z">
     <w:p>
       <w:pPr>
         <w:pStyle w:val="CommentText"/>
+        <w:spacing w:line="360" w:lineRule="auto"/>
       </w:pPr>
       <w:r>
         <w:rPr>
           <w:rStyle w:val="CommentReference"/>
+          <w:sz w:val="28"/>
           <w:lang w:val="fr-FR" w:eastAsia="fr-FR" w:bidi="fr-FR"/>
         </w:rPr>
         <w:annotationRef/>
       </w:r>
       <w:r>
         <w:rPr>
+          <w:sz w:val="28"/>
           <w:lang w:val="fr-FR" w:eastAsia="fr-FR" w:bidi="fr-FR"/>
         </w:rPr>
         <w:t>P-18 - Développer les sigles et vérifier les majuscules. Problème : Un acronyme n'est jamais développé et les mots en majuscules échappent à la vérification. Impact : Les termes abrégés deviennent compréhensibles et les erreurs restent détectables. Règle : Développer chaque sigle ou acronyme à sa première occurrence et inclure les mots en majuscules dans la vérification orthographique. Piste : Chercher la première apparition avant d'ajouter le développement. Première action : Développer la première occurrence et activer l'option de vérification correspondante. Procédure Word : Développer le terme dans le corps, puis Fichier &gt; Options &gt; Vérification et décocher Ignorer les mots en MAJUSCULES.</w:t>
       </w:r>
     </w:p>
   </w:comment>
-  <w:comment w:id="18" w:author="Formation IGPDE" w:initials="IGPDE" w:date="2026-10-02T20:10:17Z">
+  <w:comment w:id="19" w:author="Formation IGPDE" w:initials="IGPDE" w:date="2026-10-02T20:22:25Z">
     <w:p>
       <w:pPr>
         <w:pStyle w:val="CommentText"/>
+        <w:spacing w:line="360" w:lineRule="auto"/>
       </w:pPr>
       <w:r>
         <w:rPr>
           <w:rStyle w:val="CommentReference"/>
+          <w:sz w:val="28"/>
           <w:lang w:val="fr-FR" w:eastAsia="fr-FR" w:bidi="fr-FR"/>
         </w:rPr>
         <w:annotationRef/>
       </w:r>
       <w:r>
         <w:rPr>
+          <w:sz w:val="28"/>
           <w:lang w:val="fr-FR" w:eastAsia="fr-FR" w:bidi="fr-FR"/>
         </w:rPr>
         <w:t>Document — P-19 - Renseigner les propriétés et le nom du fichier. Problème : Les propriétés sont absentes et le nom du fichier ne décrit pas son contenu. Impact : Le document est identifiable dans les outils, les listes de fichiers et les technologies d'assistance. Règle : Renseigner titre, auteur et langue puis enregistrer sous un nom descriptif. Piste : Distinguer le titre interne, la propriété Titre et le nom de fichier. Première action : Compléter les propriétés puis enregistrer une copie sous un nom descriptif. Procédure Word : Fichier &gt; Informations &gt; Propriétés &gt; Propriétés avancées, puis Fichier &gt; Enregistrer sous.</w:t>

--- a/_source/tp-doc-aide-correction.docx
+++ b/_source/tp-doc-aide-correction.docx
@@ -857,7 +857,7 @@
       <w:r>
         <w:drawing>
           <wp:inline xmlns:a="http://schemas.openxmlformats.org/drawingml/2006/main" xmlns:pic="http://schemas.openxmlformats.org/drawingml/2006/picture">
-            <wp:extent cx="457200" cy="457200"/>
+            <wp:extent cx="2011680" cy="2399899"/>
             <wp:docPr id="1" name="Picture 1" descr=""/>
             <wp:cNvGraphicFramePr>
               <a:graphicFrameLocks noChangeAspect="1"/>
@@ -866,7 +866,7 @@
               <a:graphicData uri="http://schemas.openxmlformats.org/drawingml/2006/picture">
                 <pic:pic>
                   <pic:nvPicPr>
-                    <pic:cNvPr id="0" name="icone-enveloppe.png"/>
+                    <pic:cNvPr id="0" name="affiche-sig-handicap.jpg"/>
                     <pic:cNvPicPr/>
                   </pic:nvPicPr>
                   <pic:blipFill>
@@ -878,7 +878,7 @@
                   <pic:spPr>
                     <a:xfrm>
                       <a:off x="0" y="0"/>
-                      <a:ext cx="457200" cy="457200"/>
+                      <a:ext cx="2011680" cy="2399899"/>
                     </a:xfrm>
                     <a:prstGeom prst="rect"/>
                   </pic:spPr>
@@ -1058,7 +1058,7 @@
                     <pic:cNvPicPr/>
                   </pic:nvPicPr>
                   <pic:blipFill>
-                    <a:blip r:embed="rId12"/>
+                    <a:blip r:embed="rId14"/>
                     <a:stretch>
                       <a:fillRect/>
                     </a:stretch>
@@ -1155,7 +1155,7 @@
                     <pic:cNvPicPr/>
                   </pic:nvPicPr>
                   <pic:blipFill>
-                    <a:blip r:embed="rId14"/>
+                    <a:blip r:embed="rId15"/>
                     <a:stretch>
                       <a:fillRect/>
                     </a:stretch>
@@ -1233,7 +1233,7 @@
       <w:r>
         <w:t xml:space="preserve">Pour accéder aux annexes, </w:t>
       </w:r>
-      <w:hyperlink r:id="rId15">
+      <w:hyperlink r:id="rId16">
         <w:r>
           <w:rPr>
             <w:color w:val="0000FF"/>
@@ -1262,17 +1262,17 @@
         </w:numPr>
       </w:pPr>
       <w:r>
-        <w:t>P-11 - Reprendre dans le corps l'information d'un filigrane</w:t>
+        <w:t>P-11 - Reprendre dans le corps l'information d'un en-tête</w:t>
       </w:r>
     </w:p>
     <w:p>
       <w:r>
-        <w:t>Problème : Le statut du document apparaît seulement dans un filigrane.</w:t>
+        <w:t>Problème : Le statut du document apparaît seulement dans l'en-tête.</w:t>
       </w:r>
     </w:p>
     <w:p>
       <w:r>
-        <w:t>Pourquoi : Une information essentielle reste disponible même si le filigrane n'est pas restitué.</w:t>
+        <w:t>Pourquoi : Une information essentielle reste disponible même si l'en-tête n'est pas restitué.</w:t>
       </w:r>
     </w:p>
     <w:p>
@@ -1282,12 +1282,12 @@
     </w:p>
     <w:p>
       <w:r>
-        <w:t>Dans Word : Ajouter le statut dans le corps avec un style adapté ; conserver ou retirer le filigrane selon son utilité visuelle.</w:t>
+        <w:t>Dans Word : Ajouter le statut dans le corps avec un style adapté ; l'en-tête peut le conserver, sans en être l'unique porteur.</w:t>
       </w:r>
     </w:p>
     <w:p>
       <w:r>
-        <w:t>Dans LibreOffice Writer : Ajouter le statut dans le corps avec un style adapté ; traiter l'arrière-plan séparément.</w:t>
+        <w:t>Dans LibreOffice Writer : Ajouter le statut dans le corps avec un style adapté ; l'en-tête peut le conserver, sans en être l'unique porteur.</w:t>
       </w:r>
     </w:p>
     <w:p>
@@ -1453,7 +1453,7 @@
                     <pic:cNvPicPr/>
                   </pic:nvPicPr>
                   <pic:blipFill>
-                    <a:blip r:embed="rId16"/>
+                    <a:blip r:embed="rId17"/>
                     <a:stretch>
                       <a:fillRect/>
                     </a:stretch>
@@ -2169,7 +2169,7 @@
 
 <file path=word/comments.xml><?xml version="1.0" encoding="utf-8"?>
 <w:comments xmlns:a="http://schemas.openxmlformats.org/drawingml/2006/main" xmlns:pic="http://schemas.openxmlformats.org/drawingml/2006/picture" xmlns:r="http://schemas.openxmlformats.org/officeDocument/2006/relationships" xmlns:w="http://schemas.openxmlformats.org/wordprocessingml/2006/main" xmlns:wp="http://schemas.openxmlformats.org/drawingml/2006/wordprocessingDrawing" xmlns:mc="http://schemas.openxmlformats.org/markup-compatibility/2006" xmlns:a14="http://schemas.microsoft.com/office/drawing/2010/main" xmlns:w14="http://schemas.microsoft.com/office/word/2010/wordml" xmlns:wpc="http://schemas.microsoft.com/office/word/2010/wordprocessingCanvas">
-  <w:comment w:id="0" w:author="Formation IGPDE" w:initials="IGPDE" w:date="2026-10-02T20:22:25Z">
+  <w:comment w:id="0" w:author="Formation IGPDE" w:initials="IGPDE" w:date="2026-10-02T20:31:57Z">
     <w:p>
       <w:pPr>
         <w:pStyle w:val="CommentText"/>
@@ -2192,7 +2192,7 @@
       </w:r>
     </w:p>
   </w:comment>
-  <w:comment w:id="1" w:author="Formation IGPDE" w:initials="IGPDE" w:date="2026-10-02T20:22:25Z">
+  <w:comment w:id="1" w:author="Formation IGPDE" w:initials="IGPDE" w:date="2026-10-02T20:31:57Z">
     <w:p>
       <w:pPr>
         <w:pStyle w:val="CommentText"/>
@@ -2215,7 +2215,7 @@
       </w:r>
     </w:p>
   </w:comment>
-  <w:comment w:id="2" w:author="Formation IGPDE" w:initials="IGPDE" w:date="2026-10-02T20:22:25Z">
+  <w:comment w:id="2" w:author="Formation IGPDE" w:initials="IGPDE" w:date="2026-10-02T20:31:57Z">
     <w:p>
       <w:pPr>
         <w:pStyle w:val="CommentText"/>
@@ -2238,7 +2238,7 @@
       </w:r>
     </w:p>
   </w:comment>
-  <w:comment w:id="3" w:author="Formation IGPDE" w:initials="IGPDE" w:date="2026-10-02T20:22:25Z">
+  <w:comment w:id="3" w:author="Formation IGPDE" w:initials="IGPDE" w:date="2026-10-02T20:31:57Z">
     <w:p>
       <w:pPr>
         <w:pStyle w:val="CommentText"/>
@@ -2261,7 +2261,7 @@
       </w:r>
     </w:p>
   </w:comment>
-  <w:comment w:id="4" w:author="Formation IGPDE" w:initials="IGPDE" w:date="2026-10-02T20:22:25Z">
+  <w:comment w:id="4" w:author="Formation IGPDE" w:initials="IGPDE" w:date="2026-10-02T20:31:57Z">
     <w:p>
       <w:pPr>
         <w:pStyle w:val="CommentText"/>
@@ -2284,7 +2284,7 @@
       </w:r>
     </w:p>
   </w:comment>
-  <w:comment w:id="5" w:author="Formation IGPDE" w:initials="IGPDE" w:date="2026-10-02T20:22:25Z">
+  <w:comment w:id="5" w:author="Formation IGPDE" w:initials="IGPDE" w:date="2026-10-02T20:31:57Z">
     <w:p>
       <w:pPr>
         <w:pStyle w:val="CommentText"/>
@@ -2307,7 +2307,7 @@
       </w:r>
     </w:p>
   </w:comment>
-  <w:comment w:id="6" w:author="Formation IGPDE" w:initials="IGPDE" w:date="2026-10-02T20:22:25Z">
+  <w:comment w:id="6" w:author="Formation IGPDE" w:initials="IGPDE" w:date="2026-10-02T20:31:57Z">
     <w:p>
       <w:pPr>
         <w:pStyle w:val="CommentText"/>
@@ -2330,7 +2330,7 @@
       </w:r>
     </w:p>
   </w:comment>
-  <w:comment w:id="7" w:author="Formation IGPDE" w:initials="IGPDE" w:date="2026-10-02T20:22:25Z">
+  <w:comment w:id="7" w:author="Formation IGPDE" w:initials="IGPDE" w:date="2026-10-02T20:31:57Z">
     <w:p>
       <w:pPr>
         <w:pStyle w:val="CommentText"/>
@@ -2353,7 +2353,7 @@
       </w:r>
     </w:p>
   </w:comment>
-  <w:comment w:id="8" w:author="Formation IGPDE" w:initials="IGPDE" w:date="2026-10-02T20:22:25Z">
+  <w:comment w:id="8" w:author="Formation IGPDE" w:initials="IGPDE" w:date="2026-10-02T20:31:57Z">
     <w:p>
       <w:pPr>
         <w:pStyle w:val="CommentText"/>
@@ -2376,7 +2376,7 @@
       </w:r>
     </w:p>
   </w:comment>
-  <w:comment w:id="9" w:author="Formation IGPDE" w:initials="IGPDE" w:date="2026-10-02T20:22:25Z">
+  <w:comment w:id="9" w:author="Formation IGPDE" w:initials="IGPDE" w:date="2026-10-02T20:31:57Z">
     <w:p>
       <w:pPr>
         <w:pStyle w:val="CommentText"/>
@@ -2399,7 +2399,7 @@
       </w:r>
     </w:p>
   </w:comment>
-  <w:comment w:id="10" w:author="Formation IGPDE" w:initials="IGPDE" w:date="2026-10-02T20:22:25Z">
+  <w:comment w:id="10" w:author="Formation IGPDE" w:initials="IGPDE" w:date="2026-10-02T20:31:57Z">
     <w:p>
       <w:pPr>
         <w:pStyle w:val="CommentText"/>
@@ -2422,7 +2422,7 @@
       </w:r>
     </w:p>
   </w:comment>
-  <w:comment w:id="11" w:author="Formation IGPDE" w:initials="IGPDE" w:date="2026-10-02T20:22:25Z">
+  <w:comment w:id="11" w:author="Formation IGPDE" w:initials="IGPDE" w:date="2026-10-02T20:31:57Z">
     <w:p>
       <w:pPr>
         <w:pStyle w:val="CommentText"/>
@@ -2441,11 +2441,11 @@
           <w:sz w:val="28"/>
           <w:lang w:val="fr-FR" w:eastAsia="fr-FR" w:bidi="fr-FR"/>
         </w:rPr>
-        <w:t>Document — P-11 - Reprendre dans le corps l'information d'un filigrane. Problème : Le statut du document apparaît seulement dans un filigrane. Impact : Une information essentielle reste disponible même si le filigrane n'est pas restitué. Règle : Ne jamais faire porter une information essentielle uniquement par un filigrane, un en-tête ou un arrière-plan. Piste : Identifier l'information qui disparaîtrait si l'arrière-plan était ignoré. Première action : Reprendre le même statut à un emplacement logique du corps. Procédure Word : Ajouter le statut dans le corps avec un style adapté ; conserver ou retirer le filigrane selon son utilité visuelle.</w:t>
+        <w:t>Document — P-11 - Reprendre dans le corps l'information d'un en-tête. Problème : Le statut du document apparaît seulement dans l'en-tête. Impact : Une information essentielle reste disponible même si l'en-tête n'est pas restitué. Règle : Ne jamais faire porter une information essentielle uniquement par un filigrane, un en-tête ou un arrière-plan. Piste : Identifier l'information qui disparaîtrait si l'en-tête et l'arrière-plan étaient ignorés. Première action : Reprendre le même statut à un emplacement logique du corps. Procédure Word : Ajouter le statut dans le corps avec un style adapté ; l'en-tête peut le conserver, sans en être l'unique porteur.</w:t>
       </w:r>
     </w:p>
   </w:comment>
-  <w:comment w:id="12" w:author="Formation IGPDE" w:initials="IGPDE" w:date="2026-10-02T20:22:25Z">
+  <w:comment w:id="12" w:author="Formation IGPDE" w:initials="IGPDE" w:date="2026-10-02T20:31:57Z">
     <w:p>
       <w:pPr>
         <w:pStyle w:val="CommentText"/>
@@ -2468,7 +2468,7 @@
       </w:r>
     </w:p>
   </w:comment>
-  <w:comment w:id="13" w:author="Formation IGPDE" w:initials="IGPDE" w:date="2026-10-02T20:22:25Z">
+  <w:comment w:id="13" w:author="Formation IGPDE" w:initials="IGPDE" w:date="2026-10-02T20:31:57Z">
     <w:p>
       <w:pPr>
         <w:pStyle w:val="CommentText"/>
@@ -2491,7 +2491,7 @@
       </w:r>
     </w:p>
   </w:comment>
-  <w:comment w:id="14" w:author="Formation IGPDE" w:initials="IGPDE" w:date="2026-10-02T20:22:25Z">
+  <w:comment w:id="14" w:author="Formation IGPDE" w:initials="IGPDE" w:date="2026-10-02T20:31:57Z">
     <w:p>
       <w:pPr>
         <w:pStyle w:val="CommentText"/>
@@ -2514,7 +2514,7 @@
       </w:r>
     </w:p>
   </w:comment>
-  <w:comment w:id="15" w:author="Formation IGPDE" w:initials="IGPDE" w:date="2026-10-02T20:22:25Z">
+  <w:comment w:id="15" w:author="Formation IGPDE" w:initials="IGPDE" w:date="2026-10-02T20:31:57Z">
     <w:p>
       <w:pPr>
         <w:pStyle w:val="CommentText"/>
@@ -2537,7 +2537,7 @@
       </w:r>
     </w:p>
   </w:comment>
-  <w:comment w:id="16" w:author="Formation IGPDE" w:initials="IGPDE" w:date="2026-10-02T20:22:25Z">
+  <w:comment w:id="16" w:author="Formation IGPDE" w:initials="IGPDE" w:date="2026-10-02T20:31:57Z">
     <w:p>
       <w:pPr>
         <w:pStyle w:val="CommentText"/>
@@ -2560,7 +2560,7 @@
       </w:r>
     </w:p>
   </w:comment>
-  <w:comment w:id="17" w:author="Formation IGPDE" w:initials="IGPDE" w:date="2026-10-02T20:22:25Z">
+  <w:comment w:id="17" w:author="Formation IGPDE" w:initials="IGPDE" w:date="2026-10-02T20:31:57Z">
     <w:p>
       <w:pPr>
         <w:pStyle w:val="CommentText"/>
@@ -2583,7 +2583,7 @@
       </w:r>
     </w:p>
   </w:comment>
-  <w:comment w:id="18" w:author="Formation IGPDE" w:initials="IGPDE" w:date="2026-10-02T20:22:25Z">
+  <w:comment w:id="18" w:author="Formation IGPDE" w:initials="IGPDE" w:date="2026-10-02T20:31:57Z">
     <w:p>
       <w:pPr>
         <w:pStyle w:val="CommentText"/>
@@ -2606,7 +2606,7 @@
       </w:r>
     </w:p>
   </w:comment>
-  <w:comment w:id="19" w:author="Formation IGPDE" w:initials="IGPDE" w:date="2026-10-02T20:22:25Z">
+  <w:comment w:id="19" w:author="Formation IGPDE" w:initials="IGPDE" w:date="2026-10-02T20:31:57Z">
     <w:p>
       <w:pPr>
         <w:pStyle w:val="CommentText"/>
@@ -2769,6 +2769,19 @@
         <w:sz w:val="18"/>
       </w:rPr>
       <w:t>Guide pratique - Rendre un document Word accessible</w:t>
+    </w:r>
+  </w:p>
+  <w:p>
+    <w:pPr>
+      <w:jc w:val="right"/>
+    </w:pPr>
+    <w:r>
+      <w:rPr>
+        <w:rFonts w:ascii="Arial" w:hAnsi="Arial"/>
+        <w:color w:val="000000"/>
+        <w:sz w:val="18"/>
+      </w:rPr>
+      <w:t>Document confidentiel</w:t>
     </w:r>
   </w:p>
 </w:hdr>

--- a/_source/tp-doc-aide-correction.docx
+++ b/_source/tp-doc-aide-correction.docx
@@ -46,37 +46,79 @@
     </w:p>
     <w:p>
       <w:r>
-        <w:t>Problème : Le titre principal et des intertitres sont seulement mis en forme visuellement.</w:t>
+        <w:rPr>
+          <w:b/>
+        </w:rPr>
+        <w:t>Problème :</w:t>
+      </w:r>
+      <w:r>
+        <w:t xml:space="preserve"> Le titre principal et des intertitres sont seulement mis en forme visuellement.</w:t>
       </w:r>
     </w:p>
     <w:p>
       <w:r>
-        <w:t>Pourquoi : Les technologies d'assistance identifient le document et sa structure.</w:t>
+        <w:rPr>
+          <w:b/>
+        </w:rPr>
+        <w:t>Pourquoi :</w:t>
+      </w:r>
+      <w:r>
+        <w:t xml:space="preserve"> Les technologies d'assistance identifient le document et sa structure.</w:t>
       </w:r>
     </w:p>
     <w:p>
       <w:r>
-        <w:t>Règle : Utiliser le style Titre pour le titre principal et les styles Titre 1, Titre 2 et suivants pour la hiérarchie.</w:t>
+        <w:rPr>
+          <w:b/>
+        </w:rPr>
+        <w:t>Règle :</w:t>
+      </w:r>
+      <w:r>
+        <w:t xml:space="preserve"> Utiliser le style Titre pour le titre principal et les styles Titre 1, Titre 2 et suivants pour la hiérarchie.</w:t>
       </w:r>
     </w:p>
     <w:p>
       <w:r>
-        <w:t>Dans Word : Accueil &gt; Styles, puis appliquer Titre au titre principal et les niveaux de titre aux sections.</w:t>
+        <w:rPr>
+          <w:b/>
+        </w:rPr>
+        <w:t>Dans Word :</w:t>
+      </w:r>
+      <w:r>
+        <w:t xml:space="preserve"> Accueil &gt; Styles, puis appliquer Titre au titre principal et les niveaux de titre aux sections.</w:t>
       </w:r>
     </w:p>
     <w:p>
       <w:r>
-        <w:t>Dans LibreOffice Writer : Styles &gt; Gérer les styles, puis appliquer Titre et Titre 1 à Titre 3 selon le niveau.</w:t>
+        <w:rPr>
+          <w:b/>
+        </w:rPr>
+        <w:t>Dans LibreOffice Writer :</w:t>
+      </w:r>
+      <w:r>
+        <w:t xml:space="preserve"> Styles &gt; Gérer les styles, puis appliquer Titre et Titre 1 à Titre 3 selon le niveau.</w:t>
       </w:r>
     </w:p>
     <w:p>
       <w:r>
-        <w:t>À faire : Appliquer les styles adaptés sans changer le texte.</w:t>
+        <w:rPr>
+          <w:b/>
+        </w:rPr>
+        <w:t>À faire :</w:t>
+      </w:r>
+      <w:r>
+        <w:t xml:space="preserve"> Appliquer les styles adaptés sans changer le texte.</w:t>
       </w:r>
     </w:p>
     <w:p>
       <w:r>
-        <w:t>Preuve : Styles vérifiables dans le DOCX et structure lisible dans le volet de navigation.</w:t>
+        <w:rPr>
+          <w:b/>
+        </w:rPr>
+        <w:t>Preuve :</w:t>
+      </w:r>
+      <w:r>
+        <w:t xml:space="preserve"> Styles vérifiables dans le DOCX et structure lisible dans le volet de navigation.</w:t>
       </w:r>
     </w:p>
     <w:p>
@@ -101,37 +143,79 @@
     </w:p>
     <w:p>
       <w:r>
-        <w:t>Problème : La hiérarchie saute un niveau et la numérotation visuelle contredit la structure.</w:t>
+        <w:rPr>
+          <w:b/>
+        </w:rPr>
+        <w:t>Problème :</w:t>
+      </w:r>
+      <w:r>
+        <w:t xml:space="preserve"> La hiérarchie saute un niveau et la numérotation visuelle contredit la structure.</w:t>
       </w:r>
     </w:p>
     <w:p>
       <w:r>
-        <w:t>Pourquoi : Une structure sans saut rend le plan compréhensible et navigable.</w:t>
+        <w:rPr>
+          <w:b/>
+        </w:rPr>
+        <w:t>Pourquoi :</w:t>
+      </w:r>
+      <w:r>
+        <w:t xml:space="preserve"> Une structure sans saut rend le plan compréhensible et navigable.</w:t>
       </w:r>
     </w:p>
     <w:p>
       <w:r>
-        <w:t>Règle : Enchaîner les niveaux de titres sans saut et conserver une numérotation cohérente.</w:t>
+        <w:rPr>
+          <w:b/>
+        </w:rPr>
+        <w:t>Règle :</w:t>
+      </w:r>
+      <w:r>
+        <w:t xml:space="preserve"> Enchaîner les niveaux de titres sans saut et conserver une numérotation cohérente.</w:t>
       </w:r>
     </w:p>
     <w:p>
       <w:r>
-        <w:t>Dans Word : Affichage &gt; Volet de navigation, puis corriger les styles depuis Accueil &gt; Styles.</w:t>
+        <w:rPr>
+          <w:b/>
+        </w:rPr>
+        <w:t>Dans Word :</w:t>
+      </w:r>
+      <w:r>
+        <w:t xml:space="preserve"> Affichage &gt; Volet de navigation, puis corriger les styles depuis Accueil &gt; Styles.</w:t>
       </w:r>
     </w:p>
     <w:p>
       <w:r>
-        <w:t>Dans LibreOffice Writer : Affichage &gt; Navigateur, puis corriger les styles depuis Styles &gt; Gérer les styles.</w:t>
+        <w:rPr>
+          <w:b/>
+        </w:rPr>
+        <w:t>Dans LibreOffice Writer :</w:t>
+      </w:r>
+      <w:r>
+        <w:t xml:space="preserve"> Affichage &gt; Navigateur, puis corriger les styles depuis Styles &gt; Gérer les styles.</w:t>
       </w:r>
     </w:p>
     <w:p>
       <w:r>
-        <w:t>À faire : Réordonner les niveaux de styles et leur numérotation.</w:t>
+        <w:rPr>
+          <w:b/>
+        </w:rPr>
+        <w:t>À faire :</w:t>
+      </w:r>
+      <w:r>
+        <w:t xml:space="preserve"> Réordonner les niveaux de styles et leur numérotation.</w:t>
       </w:r>
     </w:p>
     <w:p>
       <w:r>
-        <w:t>Preuve : Ordre des niveaux contrôlé dans le XML et confirmé dans le volet de navigation.</w:t>
+        <w:rPr>
+          <w:b/>
+        </w:rPr>
+        <w:t>Preuve :</w:t>
+      </w:r>
+      <w:r>
+        <w:t xml:space="preserve"> Ordre des niveaux contrôlé dans le XML et confirmé dans le volet de navigation.</w:t>
       </w:r>
     </w:p>
     <w:p>
@@ -208,37 +292,79 @@
     </w:p>
     <w:p>
       <w:r>
-        <w:t>Problème : Le document ne propose pas de sommaire automatique actualisable.</w:t>
+        <w:rPr>
+          <w:b/>
+        </w:rPr>
+        <w:t>Problème :</w:t>
+      </w:r>
+      <w:r>
+        <w:t xml:space="preserve"> Le document ne propose pas de sommaire automatique actualisable.</w:t>
       </w:r>
     </w:p>
     <w:p>
       <w:r>
-        <w:t>Pourquoi : Le volet et le sommaire donnent deux accès fiables à la structure.</w:t>
+        <w:rPr>
+          <w:b/>
+        </w:rPr>
+        <w:t>Pourquoi :</w:t>
+      </w:r>
+      <w:r>
+        <w:t xml:space="preserve"> Le volet et le sommaire donnent deux accès fiables à la structure.</w:t>
       </w:r>
     </w:p>
     <w:p>
       <w:r>
-        <w:t>Règle : Vérifier le plan dans le volet de navigation et insérer un sommaire fondé sur les styles de titres.</w:t>
+        <w:rPr>
+          <w:b/>
+        </w:rPr>
+        <w:t>Règle :</w:t>
+      </w:r>
+      <w:r>
+        <w:t xml:space="preserve"> Vérifier le plan dans le volet de navigation et insérer un sommaire fondé sur les styles de titres.</w:t>
       </w:r>
     </w:p>
     <w:p>
       <w:r>
-        <w:t>Dans Word : Références &gt; Table des matières &gt; Table automatique, puis clic droit &gt; Mettre à jour les champs.</w:t>
+        <w:rPr>
+          <w:b/>
+        </w:rPr>
+        <w:t>Dans Word :</w:t>
+      </w:r>
+      <w:r>
+        <w:t xml:space="preserve"> Références &gt; Table des matières &gt; Table automatique, puis clic droit &gt; Mettre à jour les champs.</w:t>
       </w:r>
     </w:p>
     <w:p>
       <w:r>
-        <w:t>Dans LibreOffice Writer : Insertion &gt; Table des matières et index &gt; Table des matières, index ou bibliographie.</w:t>
+        <w:rPr>
+          <w:b/>
+        </w:rPr>
+        <w:t>Dans LibreOffice Writer :</w:t>
+      </w:r>
+      <w:r>
+        <w:t xml:space="preserve"> Insertion &gt; Table des matières et index &gt; Table des matières, index ou bibliographie.</w:t>
       </w:r>
     </w:p>
     <w:p>
       <w:r>
-        <w:t>À faire : Contrôler le volet, insérer le sommaire et vérifier sa mise à jour.</w:t>
+        <w:rPr>
+          <w:b/>
+        </w:rPr>
+        <w:t>À faire :</w:t>
+      </w:r>
+      <w:r>
+        <w:t xml:space="preserve"> Contrôler le volet, insérer le sommaire et vérifier sa mise à jour.</w:t>
       </w:r>
     </w:p>
     <w:p>
       <w:r>
-        <w:t>Preuve : Navigation cohérente et sommaire actualisable après modification d'un titre.</w:t>
+        <w:rPr>
+          <w:b/>
+        </w:rPr>
+        <w:t>Preuve :</w:t>
+      </w:r>
+      <w:r>
+        <w:t xml:space="preserve"> Navigation cohérente et sommaire actualisable après modification d'un titre.</w:t>
       </w:r>
     </w:p>
     <w:p/>
@@ -538,37 +664,79 @@
     </w:p>
     <w:p>
       <w:r>
-        <w:t>Problème : Une liste est simulée avec des caractères saisis au début des paragraphes.</w:t>
+        <w:rPr>
+          <w:b/>
+        </w:rPr>
+        <w:t>Problème :</w:t>
+      </w:r>
+      <w:r>
+        <w:t xml:space="preserve"> Une liste est simulée avec des caractères saisis au début des paragraphes.</w:t>
       </w:r>
     </w:p>
     <w:p>
       <w:r>
-        <w:t>Pourquoi : Les lecteurs d'écran annoncent la nature et la longueur des listes.</w:t>
+        <w:rPr>
+          <w:b/>
+        </w:rPr>
+        <w:t>Pourquoi :</w:t>
+      </w:r>
+      <w:r>
+        <w:t xml:space="preserve"> Les lecteurs d'écran annoncent la nature et la longueur des listes.</w:t>
       </w:r>
     </w:p>
     <w:p>
       <w:r>
-        <w:t>Règle : Créer les puces et numéros avec les fonctions de liste du traitement de texte.</w:t>
+        <w:rPr>
+          <w:b/>
+        </w:rPr>
+        <w:t>Règle :</w:t>
+      </w:r>
+      <w:r>
+        <w:t xml:space="preserve"> Créer les puces et numéros avec les fonctions de liste du traitement de texte.</w:t>
       </w:r>
     </w:p>
     <w:p>
       <w:r>
-        <w:t>Dans Word : Sélectionner les paragraphes, puis Accueil &gt; Puces ou Numérotation.</w:t>
+        <w:rPr>
+          <w:b/>
+        </w:rPr>
+        <w:t>Dans Word :</w:t>
+      </w:r>
+      <w:r>
+        <w:t xml:space="preserve"> Sélectionner les paragraphes, puis Accueil &gt; Puces ou Numérotation.</w:t>
       </w:r>
     </w:p>
     <w:p>
       <w:r>
-        <w:t>Dans LibreOffice Writer : Sélectionner les paragraphes, puis Format &gt; Puces et numérotation.</w:t>
+        <w:rPr>
+          <w:b/>
+        </w:rPr>
+        <w:t>Dans LibreOffice Writer :</w:t>
+      </w:r>
+      <w:r>
+        <w:t xml:space="preserve"> Sélectionner les paragraphes, puis Format &gt; Puces et numérotation.</w:t>
       </w:r>
     </w:p>
     <w:p>
       <w:r>
-        <w:t>À faire : Remplacer la fausse liste par une liste native.</w:t>
+        <w:rPr>
+          <w:b/>
+        </w:rPr>
+        <w:t>À faire :</w:t>
+      </w:r>
+      <w:r>
+        <w:t xml:space="preserve"> Remplacer la fausse liste par une liste native.</w:t>
       </w:r>
     </w:p>
     <w:p>
       <w:r>
-        <w:t>Preuve : Structure de liste présente dans le DOCX et annoncée comme liste.</w:t>
+        <w:rPr>
+          <w:b/>
+        </w:rPr>
+        <w:t>Preuve :</w:t>
+      </w:r>
+      <w:r>
+        <w:t xml:space="preserve"> Structure de liste présente dans le DOCX et annoncée comme liste.</w:t>
       </w:r>
     </w:p>
     <w:p>
@@ -695,37 +863,79 @@
     </w:p>
     <w:p>
       <w:r>
-        <w:t>Problème : Une zone cumule paragraphes vides, espaces successifs, tabulations, retours forcés et saut inadapté.</w:t>
+        <w:rPr>
+          <w:b/>
+        </w:rPr>
+        <w:t>Problème :</w:t>
+      </w:r>
+      <w:r>
+        <w:t xml:space="preserve"> Une zone cumule paragraphes vides, espaces successifs, tabulations, retours forcés et saut inadapté.</w:t>
       </w:r>
     </w:p>
     <w:p>
       <w:r>
-        <w:t>Pourquoi : Une mise en page robuste reste compréhensible quand l'affichage ou la restitution change.</w:t>
+        <w:rPr>
+          <w:b/>
+        </w:rPr>
+        <w:t>Pourquoi :</w:t>
+      </w:r>
+      <w:r>
+        <w:t xml:space="preserve"> Une mise en page robuste reste compréhensible quand l'affichage ou la restitution change.</w:t>
       </w:r>
     </w:p>
     <w:p>
       <w:r>
-        <w:t>Règle : Utiliser espacements, retraits, sauts et colonnes plutôt que paragraphes vides, espaces, tabulations ou retours forcés.</w:t>
+        <w:rPr>
+          <w:b/>
+        </w:rPr>
+        <w:t>Règle :</w:t>
+      </w:r>
+      <w:r>
+        <w:t xml:space="preserve"> Utiliser espacements, retraits, sauts et colonnes plutôt que paragraphes vides, espaces, tabulations ou retours forcés.</w:t>
       </w:r>
     </w:p>
     <w:p>
       <w:r>
-        <w:t>Dans Word : Accueil &gt; Afficher tout, puis régler Paragraphe, Mise en page &gt; Sauts et Mise en page &gt; Colonnes.</w:t>
+        <w:rPr>
+          <w:b/>
+        </w:rPr>
+        <w:t>Dans Word :</w:t>
+      </w:r>
+      <w:r>
+        <w:t xml:space="preserve"> Accueil &gt; Afficher tout, puis régler Paragraphe, Mise en page &gt; Sauts et Mise en page &gt; Colonnes.</w:t>
       </w:r>
     </w:p>
     <w:p>
       <w:r>
-        <w:t>Dans LibreOffice Writer : Affichage &gt; Marques de formatage, puis Format &gt; Paragraphe et Format &gt; Style de page.</w:t>
+        <w:rPr>
+          <w:b/>
+        </w:rPr>
+        <w:t>Dans LibreOffice Writer :</w:t>
+      </w:r>
+      <w:r>
+        <w:t xml:space="preserve"> Affichage &gt; Marques de formatage, puis Format &gt; Paragraphe et Format &gt; Style de page.</w:t>
       </w:r>
     </w:p>
     <w:p>
       <w:r>
-        <w:t>À faire : Afficher les marques puis remplacer chaque artifice par la fonction prévue.</w:t>
+        <w:rPr>
+          <w:b/>
+        </w:rPr>
+        <w:t>À faire :</w:t>
+      </w:r>
+      <w:r>
+        <w:t xml:space="preserve"> Afficher les marques puis remplacer chaque artifice par la fonction prévue.</w:t>
       </w:r>
     </w:p>
     <w:p>
       <w:r>
-        <w:t>Preuve : Absence des artifices ciblés dans le XML et contrôle visuel avec marques affichées.</w:t>
+        <w:rPr>
+          <w:b/>
+        </w:rPr>
+        <w:t>Preuve :</w:t>
+      </w:r>
+      <w:r>
+        <w:t xml:space="preserve"> Absence des artifices ciblés dans le XML et contrôle visuel avec marques affichées.</w:t>
       </w:r>
     </w:p>
     <w:p>
@@ -816,37 +1026,79 @@
     </w:p>
     <w:p>
       <w:r>
-        <w:t>Problème : Une image informative possède une alternative absente ou inadéquate.</w:t>
+        <w:rPr>
+          <w:b/>
+        </w:rPr>
+        <w:t>Problème :</w:t>
+      </w:r>
+      <w:r>
+        <w:t xml:space="preserve"> Une image informative possède une alternative absente ou inadéquate.</w:t>
       </w:r>
     </w:p>
     <w:p>
       <w:r>
-        <w:t>Pourquoi : Une personne qui ne voit pas l'image reçoit son information utile.</w:t>
+        <w:rPr>
+          <w:b/>
+        </w:rPr>
+        <w:t>Pourquoi :</w:t>
+      </w:r>
+      <w:r>
+        <w:t xml:space="preserve"> Une personne qui ne voit pas l'image reçoit son information utile.</w:t>
       </w:r>
     </w:p>
     <w:p>
       <w:r>
-        <w:t>Règle : Rédiger une alternative concise liée au contexte, sans reprendre automatiquement une description générée.</w:t>
+        <w:rPr>
+          <w:b/>
+        </w:rPr>
+        <w:t>Règle :</w:t>
+      </w:r>
+      <w:r>
+        <w:t xml:space="preserve"> Rédiger une alternative concise liée au contexte, sans reprendre automatiquement une description générée.</w:t>
       </w:r>
     </w:p>
     <w:p>
       <w:r>
-        <w:t>Dans Word : Clic droit sur l'image &gt; Afficher le texte de remplacement, puis renseigner la description.</w:t>
+        <w:rPr>
+          <w:b/>
+        </w:rPr>
+        <w:t>Dans Word :</w:t>
+      </w:r>
+      <w:r>
+        <w:t xml:space="preserve"> Clic droit sur l'image &gt; Afficher le texte de remplacement, puis renseigner la description.</w:t>
       </w:r>
     </w:p>
     <w:p>
       <w:r>
-        <w:t>Dans LibreOffice Writer : Clic droit sur l'image &gt; Propriétés &gt; Options, puis renseigner le texte alternatif.</w:t>
+        <w:rPr>
+          <w:b/>
+        </w:rPr>
+        <w:t>Dans LibreOffice Writer :</w:t>
+      </w:r>
+      <w:r>
+        <w:t xml:space="preserve"> Clic droit sur l'image &gt; Propriétés &gt; Options, puis renseigner le texte alternatif.</w:t>
       </w:r>
     </w:p>
     <w:p>
       <w:r>
-        <w:t>À faire : Observer le rôle de l'image et rédiger soi-même son alternative.</w:t>
+        <w:rPr>
+          <w:b/>
+        </w:rPr>
+        <w:t>À faire :</w:t>
+      </w:r>
+      <w:r>
+        <w:t xml:space="preserve"> Observer le rôle de l'image et rédiger soi-même son alternative.</w:t>
       </w:r>
     </w:p>
     <w:p>
       <w:r>
-        <w:t>Preuve : Alternative présente dans le DOCX et jugée pertinente par lecture humaine.</w:t>
+        <w:rPr>
+          <w:b/>
+        </w:rPr>
+        <w:t>Preuve :</w:t>
+      </w:r>
+      <w:r>
+        <w:t xml:space="preserve"> Alternative présente dans le DOCX et jugée pertinente par lecture humaine.</w:t>
       </w:r>
     </w:p>
     <w:p>
@@ -910,37 +1162,79 @@
     </w:p>
     <w:p>
       <w:r>
-        <w:t>Problème : Une image complexe n'offre ni résumé utile ni description détaillée équivalente.</w:t>
+        <w:rPr>
+          <w:b/>
+        </w:rPr>
+        <w:t>Problème :</w:t>
+      </w:r>
+      <w:r>
+        <w:t xml:space="preserve"> Une image complexe n'offre ni résumé utile ni description détaillée équivalente.</w:t>
       </w:r>
     </w:p>
     <w:p>
       <w:r>
-        <w:t>Pourquoi : Les données ou relations complexes restent disponibles sous forme textuelle.</w:t>
+        <w:rPr>
+          <w:b/>
+        </w:rPr>
+        <w:t>Pourquoi :</w:t>
+      </w:r>
+      <w:r>
+        <w:t xml:space="preserve"> Les données ou relations complexes restent disponibles sous forme textuelle.</w:t>
       </w:r>
     </w:p>
     <w:p>
       <w:r>
-        <w:t>Règle : Associer une alternative courte à une description détaillée adjacente dans le corps.</w:t>
+        <w:rPr>
+          <w:b/>
+        </w:rPr>
+        <w:t>Règle :</w:t>
+      </w:r>
+      <w:r>
+        <w:t xml:space="preserve"> Associer une alternative courte à une description détaillée adjacente dans le corps.</w:t>
       </w:r>
     </w:p>
     <w:p>
       <w:r>
-        <w:t>Dans Word : Ajouter le texte de remplacement, puis saisir la description détaillée dans un paragraphe voisin.</w:t>
+        <w:rPr>
+          <w:b/>
+        </w:rPr>
+        <w:t>Dans Word :</w:t>
+      </w:r>
+      <w:r>
+        <w:t xml:space="preserve"> Ajouter le texte de remplacement, puis saisir la description détaillée dans un paragraphe voisin.</w:t>
       </w:r>
     </w:p>
     <w:p>
       <w:r>
-        <w:t>Dans LibreOffice Writer : Renseigner le texte alternatif dans les propriétés, puis ajouter la description dans le corps.</w:t>
+        <w:rPr>
+          <w:b/>
+        </w:rPr>
+        <w:t>Dans LibreOffice Writer :</w:t>
+      </w:r>
+      <w:r>
+        <w:t xml:space="preserve"> Renseigner le texte alternatif dans les propriétés, puis ajouter la description dans le corps.</w:t>
       </w:r>
     </w:p>
     <w:p>
       <w:r>
-        <w:t>À faire : Ajouter une alternative courte et une description structurée à proximité.</w:t>
+        <w:rPr>
+          <w:b/>
+        </w:rPr>
+        <w:t>À faire :</w:t>
+      </w:r>
+      <w:r>
+        <w:t xml:space="preserve"> Ajouter une alternative courte et une description structurée à proximité.</w:t>
       </w:r>
     </w:p>
     <w:p>
       <w:r>
-        <w:t>Preuve : Équivalence d'information vérifiée sans consulter l'image.</w:t>
+        <w:rPr>
+          <w:b/>
+        </w:rPr>
+        <w:t>Preuve :</w:t>
+      </w:r>
+      <w:r>
+        <w:t xml:space="preserve"> Équivalence d'information vérifiée sans consulter l'image.</w:t>
       </w:r>
     </w:p>
     <w:p>
@@ -1004,37 +1298,79 @@
     </w:p>
     <w:p>
       <w:r>
-        <w:t>Problème : Une image purement redondante est annoncée comme si elle apportait une information.</w:t>
+        <w:rPr>
+          <w:b/>
+        </w:rPr>
+        <w:t>Problème :</w:t>
+      </w:r>
+      <w:r>
+        <w:t xml:space="preserve"> Une image purement redondante est annoncée comme si elle apportait une information.</w:t>
       </w:r>
     </w:p>
     <w:p>
       <w:r>
-        <w:t>Pourquoi : Les images sans information n'alourdissent pas la restitution.</w:t>
+        <w:rPr>
+          <w:b/>
+        </w:rPr>
+        <w:t>Pourquoi :</w:t>
+      </w:r>
+      <w:r>
+        <w:t xml:space="preserve"> Les images sans information n'alourdissent pas la restitution.</w:t>
       </w:r>
     </w:p>
     <w:p>
       <w:r>
-        <w:t>Règle : Déclarer décorative uniquement une image dont l'information est déjà entièrement donnée par le texte voisin.</w:t>
+        <w:rPr>
+          <w:b/>
+        </w:rPr>
+        <w:t>Règle :</w:t>
+      </w:r>
+      <w:r>
+        <w:t xml:space="preserve"> Déclarer décorative uniquement une image dont l'information est déjà entièrement donnée par le texte voisin.</w:t>
       </w:r>
     </w:p>
     <w:p>
       <w:r>
-        <w:t>Dans Word : Afficher le texte de remplacement puis cocher Marquer comme décoratif.</w:t>
+        <w:rPr>
+          <w:b/>
+        </w:rPr>
+        <w:t>Dans Word :</w:t>
+      </w:r>
+      <w:r>
+        <w:t xml:space="preserve"> Afficher le texte de remplacement puis cocher Marquer comme décoratif.</w:t>
       </w:r>
     </w:p>
     <w:p>
       <w:r>
-        <w:t>Dans LibreOffice Writer : Si l'option Décoratif existe, l'activer ; sinon laisser titre et description vides seulement après vérification de la redondance.</w:t>
+        <w:rPr>
+          <w:b/>
+        </w:rPr>
+        <w:t>Dans LibreOffice Writer :</w:t>
+      </w:r>
+      <w:r>
+        <w:t xml:space="preserve"> Si l'option Décoratif existe, l'activer ; sinon laisser titre et description vides seulement après vérification de la redondance.</w:t>
       </w:r>
     </w:p>
     <w:p>
       <w:r>
-        <w:t>À faire : Vérifier la redondance puis appliquer le traitement décoratif adapté au logiciel.</w:t>
+        <w:rPr>
+          <w:b/>
+        </w:rPr>
+        <w:t>À faire :</w:t>
+      </w:r>
+      <w:r>
+        <w:t xml:space="preserve"> Vérifier la redondance puis appliquer le traitement décoratif adapté au logiciel.</w:t>
       </w:r>
     </w:p>
     <w:p>
       <w:r>
-        <w:t>Preuve : Marqueur décoratif ou équivalent vérifié et absence de perte d'information confirmée.</w:t>
+        <w:rPr>
+          <w:b/>
+        </w:rPr>
+        <w:t>Preuve :</w:t>
+      </w:r>
+      <w:r>
+        <w:t xml:space="preserve"> Marqueur décoratif ou équivalent vérifié et absence de perte d'information confirmée.</w:t>
       </w:r>
     </w:p>
     <w:p>
@@ -1101,37 +1437,79 @@
     </w:p>
     <w:p>
       <w:r>
-        <w:t>Problème : Une consigne utile est uniquement présente dans une image de texte.</w:t>
+        <w:rPr>
+          <w:b/>
+        </w:rPr>
+        <w:t>Problème :</w:t>
+      </w:r>
+      <w:r>
+        <w:t xml:space="preserve"> Une consigne utile est uniquement présente dans une image de texte.</w:t>
       </w:r>
     </w:p>
     <w:p>
       <w:r>
-        <w:t>Pourquoi : Le contenu peut être sélectionné, agrandi, recherché et restitué correctement.</w:t>
+        <w:rPr>
+          <w:b/>
+        </w:rPr>
+        <w:t>Pourquoi :</w:t>
+      </w:r>
+      <w:r>
+        <w:t xml:space="preserve"> Le contenu peut être sélectionné, agrandi, recherché et restitué correctement.</w:t>
       </w:r>
     </w:p>
     <w:p>
       <w:r>
-        <w:t>Règle : Saisir en texte réel toute information textuelle qui n'a pas besoin d'être une image.</w:t>
+        <w:rPr>
+          <w:b/>
+        </w:rPr>
+        <w:t>Règle :</w:t>
+      </w:r>
+      <w:r>
+        <w:t xml:space="preserve"> Saisir en texte réel toute information textuelle qui n'a pas besoin d'être une image.</w:t>
       </w:r>
     </w:p>
     <w:p>
       <w:r>
-        <w:t>Dans Word : Insérer le texte dans un paragraphe structuré, appliquer les styles utiles puis supprimer l'image de texte.</w:t>
+        <w:rPr>
+          <w:b/>
+        </w:rPr>
+        <w:t>Dans Word :</w:t>
+      </w:r>
+      <w:r>
+        <w:t xml:space="preserve"> Insérer le texte dans un paragraphe structuré, appliquer les styles utiles puis supprimer l'image de texte.</w:t>
       </w:r>
     </w:p>
     <w:p>
       <w:r>
-        <w:t>Dans LibreOffice Writer : Saisir le texte dans le corps, appliquer les styles utiles puis supprimer l'image de texte.</w:t>
+        <w:rPr>
+          <w:b/>
+        </w:rPr>
+        <w:t>Dans LibreOffice Writer :</w:t>
+      </w:r>
+      <w:r>
+        <w:t xml:space="preserve"> Saisir le texte dans le corps, appliquer les styles utiles puis supprimer l'image de texte.</w:t>
       </w:r>
     </w:p>
     <w:p>
       <w:r>
-        <w:t>À faire : Reproduire fidèlement le texte dans le corps puis retirer l'image devenue inutile.</w:t>
+        <w:rPr>
+          <w:b/>
+        </w:rPr>
+        <w:t>À faire :</w:t>
+      </w:r>
+      <w:r>
+        <w:t xml:space="preserve"> Reproduire fidèlement le texte dans le corps puis retirer l'image devenue inutile.</w:t>
       </w:r>
     </w:p>
     <w:p>
       <w:r>
-        <w:t>Preuve : Texte sélectionnable présent dans le DOCX et image de texte absente.</w:t>
+        <w:rPr>
+          <w:b/>
+        </w:rPr>
+        <w:t>Preuve :</w:t>
+      </w:r>
+      <w:r>
+        <w:t xml:space="preserve"> Texte sélectionnable présent dans le DOCX et image de texte absente.</w:t>
       </w:r>
     </w:p>
     <w:p>
@@ -1195,37 +1573,79 @@
     </w:p>
     <w:p>
       <w:r>
-        <w:t>Problème : Un lien générique ne décrit pas sa destination et un téléchargement manque d'informations utiles.</w:t>
+        <w:rPr>
+          <w:b/>
+        </w:rPr>
+        <w:t>Problème :</w:t>
+      </w:r>
+      <w:r>
+        <w:t xml:space="preserve"> Un lien générique ne décrit pas sa destination et un téléchargement manque d'informations utiles.</w:t>
       </w:r>
     </w:p>
     <w:p>
       <w:r>
-        <w:t>Pourquoi : La destination reste compréhensible hors contexte et repérable visuellement.</w:t>
+        <w:rPr>
+          <w:b/>
+        </w:rPr>
+        <w:t>Pourquoi :</w:t>
+      </w:r>
+      <w:r>
+        <w:t xml:space="preserve"> La destination reste compréhensible hors contexte et repérable visuellement.</w:t>
       </w:r>
     </w:p>
     <w:p>
       <w:r>
-        <w:t>Règle : Employer un libellé explicite et ajouter format, poids et langue d'un téléchargement lorsque ces informations sont connues.</w:t>
+        <w:rPr>
+          <w:b/>
+        </w:rPr>
+        <w:t>Règle :</w:t>
+      </w:r>
+      <w:r>
+        <w:t xml:space="preserve"> Employer un libellé explicite et ajouter format, poids et langue d'un téléchargement lorsque ces informations sont connues.</w:t>
       </w:r>
     </w:p>
     <w:p>
       <w:r>
-        <w:t>Dans Word : Modifier le texte affiché du lien via clic droit &gt; Modifier le lien, puis compléter le libellé dans le corps.</w:t>
+        <w:rPr>
+          <w:b/>
+        </w:rPr>
+        <w:t>Dans Word :</w:t>
+      </w:r>
+      <w:r>
+        <w:t xml:space="preserve"> Modifier le texte affiché du lien via clic droit &gt; Modifier le lien, puis compléter le libellé dans le corps.</w:t>
       </w:r>
     </w:p>
     <w:p>
       <w:r>
-        <w:t>Dans LibreOffice Writer : Clic droit &gt; Modifier l'hyperlien, puis compléter le libellé dans le corps.</w:t>
+        <w:rPr>
+          <w:b/>
+        </w:rPr>
+        <w:t>Dans LibreOffice Writer :</w:t>
+      </w:r>
+      <w:r>
+        <w:t xml:space="preserve"> Clic droit &gt; Modifier l'hyperlien, puis compléter le libellé dans le corps.</w:t>
       </w:r>
     </w:p>
     <w:p>
       <w:r>
-        <w:t>À faire : Réécrire le libellé sans changer la destination puis compléter les informations disponibles.</w:t>
+        <w:rPr>
+          <w:b/>
+        </w:rPr>
+        <w:t>À faire :</w:t>
+      </w:r>
+      <w:r>
+        <w:t xml:space="preserve"> Réécrire le libellé sans changer la destination puis compléter les informations disponibles.</w:t>
       </w:r>
     </w:p>
     <w:p>
       <w:r>
-        <w:t>Preuve : Destination inchangée, libellé explicite et identification visuelle vérifiées.</w:t>
+        <w:rPr>
+          <w:b/>
+        </w:rPr>
+        <w:t>Preuve :</w:t>
+      </w:r>
+      <w:r>
+        <w:t xml:space="preserve"> Destination inchangée, libellé explicite et identification visuelle vérifiées.</w:t>
       </w:r>
     </w:p>
     <w:p>
@@ -1267,37 +1687,79 @@
     </w:p>
     <w:p>
       <w:r>
-        <w:t>Problème : Le statut du document apparaît seulement dans l'en-tête.</w:t>
+        <w:rPr>
+          <w:b/>
+        </w:rPr>
+        <w:t>Problème :</w:t>
+      </w:r>
+      <w:r>
+        <w:t xml:space="preserve"> Le statut du document apparaît seulement dans l'en-tête.</w:t>
       </w:r>
     </w:p>
     <w:p>
       <w:r>
-        <w:t>Pourquoi : Une information essentielle reste disponible même si l'en-tête n'est pas restitué.</w:t>
+        <w:rPr>
+          <w:b/>
+        </w:rPr>
+        <w:t>Pourquoi :</w:t>
+      </w:r>
+      <w:r>
+        <w:t xml:space="preserve"> Une information essentielle reste disponible même si l'en-tête n'est pas restitué.</w:t>
       </w:r>
     </w:p>
     <w:p>
       <w:r>
-        <w:t>Règle : Ne jamais faire porter une information essentielle uniquement par un filigrane, un en-tête ou un arrière-plan.</w:t>
+        <w:rPr>
+          <w:b/>
+        </w:rPr>
+        <w:t>Règle :</w:t>
+      </w:r>
+      <w:r>
+        <w:t xml:space="preserve"> Ne jamais faire porter une information essentielle uniquement par un filigrane, un en-tête ou un arrière-plan.</w:t>
       </w:r>
     </w:p>
     <w:p>
       <w:r>
-        <w:t>Dans Word : Ajouter le statut dans le corps avec un style adapté ; l'en-tête peut le conserver, sans en être l'unique porteur.</w:t>
+        <w:rPr>
+          <w:b/>
+        </w:rPr>
+        <w:t>Dans Word :</w:t>
+      </w:r>
+      <w:r>
+        <w:t xml:space="preserve"> Ajouter le statut dans le corps avec un style adapté ; l'en-tête peut le conserver, sans en être l'unique porteur.</w:t>
       </w:r>
     </w:p>
     <w:p>
       <w:r>
-        <w:t>Dans LibreOffice Writer : Ajouter le statut dans le corps avec un style adapté ; l'en-tête peut le conserver, sans en être l'unique porteur.</w:t>
+        <w:rPr>
+          <w:b/>
+        </w:rPr>
+        <w:t>Dans LibreOffice Writer :</w:t>
+      </w:r>
+      <w:r>
+        <w:t xml:space="preserve"> Ajouter le statut dans le corps avec un style adapté ; l'en-tête peut le conserver, sans en être l'unique porteur.</w:t>
       </w:r>
     </w:p>
     <w:p>
       <w:r>
-        <w:t>À faire : Reprendre le même statut à un emplacement logique du corps.</w:t>
+        <w:rPr>
+          <w:b/>
+        </w:rPr>
+        <w:t>À faire :</w:t>
+      </w:r>
+      <w:r>
+        <w:t xml:space="preserve"> Reprendre le même statut à un emplacement logique du corps.</w:t>
       </w:r>
     </w:p>
     <w:p>
       <w:r>
-        <w:t>Preuve : Statut compréhensible dans le texte linéarisé sans en-tête ni arrière-plan.</w:t>
+        <w:rPr>
+          <w:b/>
+        </w:rPr>
+        <w:t>Preuve :</w:t>
+      </w:r>
+      <w:r>
+        <w:t xml:space="preserve"> Statut compréhensible dans le texte linéarisé sans en-tête ni arrière-plan.</w:t>
       </w:r>
     </w:p>
     <w:p>
@@ -1326,37 +1788,79 @@
     </w:p>
     <w:p>
       <w:r>
-        <w:t>Problème : Une couleur volontairement insuffisante est utilisée sans mesure.</w:t>
+        <w:rPr>
+          <w:b/>
+        </w:rPr>
+        <w:t>Problème :</w:t>
+      </w:r>
+      <w:r>
+        <w:t xml:space="preserve"> Une couleur volontairement insuffisante est utilisée sans mesure.</w:t>
       </w:r>
     </w:p>
     <w:p>
       <w:r>
-        <w:t>Pourquoi : Les textes et éléments graphiques restent perceptibles avec une vision réduite ou altérée.</w:t>
+        <w:rPr>
+          <w:b/>
+        </w:rPr>
+        <w:t>Pourquoi :</w:t>
+      </w:r>
+      <w:r>
+        <w:t xml:space="preserve"> Les textes et éléments graphiques restent perceptibles avec une vision réduite ou altérée.</w:t>
       </w:r>
     </w:p>
     <w:p>
       <w:r>
-        <w:t>Règle : Mesurer au moins 4,5 pour 1 pour le texte normal et 3 pour 1 pour le grand texte ou les éléments graphiques pertinents.</w:t>
+        <w:rPr>
+          <w:b/>
+        </w:rPr>
+        <w:t>Règle :</w:t>
+      </w:r>
+      <w:r>
+        <w:t xml:space="preserve"> Mesurer au moins 4,5 pour 1 pour le texte normal et 3 pour 1 pour le grand texte ou les éléments graphiques pertinents.</w:t>
       </w:r>
     </w:p>
     <w:p>
       <w:r>
-        <w:t>Dans Word : Relever les couleurs de police et de fond, mesurer avec l'outil de contraste, puis modifier la couleur de police.</w:t>
+        <w:rPr>
+          <w:b/>
+        </w:rPr>
+        <w:t>Dans Word :</w:t>
+      </w:r>
+      <w:r>
+        <w:t xml:space="preserve"> Relever les couleurs de police et de fond, mesurer avec l'outil de contraste, puis modifier la couleur de police.</w:t>
       </w:r>
     </w:p>
     <w:p>
       <w:r>
-        <w:t>Dans LibreOffice Writer : Relever les couleurs de caractère et d'arrière-plan, mesurer, puis modifier la couleur de caractère.</w:t>
+        <w:rPr>
+          <w:b/>
+        </w:rPr>
+        <w:t>Dans LibreOffice Writer :</w:t>
+      </w:r>
+      <w:r>
+        <w:t xml:space="preserve"> Relever les couleurs de caractère et d'arrière-plan, mesurer, puis modifier la couleur de caractère.</w:t>
       </w:r>
     </w:p>
     <w:p>
       <w:r>
-        <w:t>À faire : Mesurer la combinaison puis choisir une couleur qui atteint le seuil applicable.</w:t>
+        <w:rPr>
+          <w:b/>
+        </w:rPr>
+        <w:t>À faire :</w:t>
+      </w:r>
+      <w:r>
+        <w:t xml:space="preserve"> Mesurer la combinaison puis choisir une couleur qui atteint le seuil applicable.</w:t>
       </w:r>
     </w:p>
     <w:p>
       <w:r>
-        <w:t>Preuve : Ratio calculé conservé et couleurs finales vérifiées dans le document.</w:t>
+        <w:rPr>
+          <w:b/>
+        </w:rPr>
+        <w:t>Preuve :</w:t>
+      </w:r>
+      <w:r>
+        <w:t xml:space="preserve"> Ratio calculé conservé et couleurs finales vérifiées dans le document.</w:t>
       </w:r>
     </w:p>
     <w:p>
@@ -1391,37 +1895,79 @@
     </w:p>
     <w:p>
       <w:r>
-        <w:t>Problème : Un graphique distingue ses séries uniquement par la couleur.</w:t>
+        <w:rPr>
+          <w:b/>
+        </w:rPr>
+        <w:t>Problème :</w:t>
+      </w:r>
+      <w:r>
+        <w:t xml:space="preserve"> Un graphique distingue ses séries uniquement par la couleur.</w:t>
       </w:r>
     </w:p>
     <w:p>
       <w:r>
-        <w:t>Pourquoi : L'information reste disponible sans perception fiable des couleurs.</w:t>
+        <w:rPr>
+          <w:b/>
+        </w:rPr>
+        <w:t>Pourquoi :</w:t>
+      </w:r>
+      <w:r>
+        <w:t xml:space="preserve"> L'information reste disponible sans perception fiable des couleurs.</w:t>
       </w:r>
     </w:p>
     <w:p>
       <w:r>
-        <w:t>Règle : Ajouter étiquettes, motifs ou un équivalent textuel complet à tout code couleur porteur d'information.</w:t>
+        <w:rPr>
+          <w:b/>
+        </w:rPr>
+        <w:t>Règle :</w:t>
+      </w:r>
+      <w:r>
+        <w:t xml:space="preserve"> Ajouter étiquettes, motifs ou un équivalent textuel complet à tout code couleur porteur d'information.</w:t>
       </w:r>
     </w:p>
     <w:p>
       <w:r>
-        <w:t>Dans Word : Insertion &gt; Graphique &gt; Histogramme groupé, reporter les valeurs affichées dans l'image, puis afficher les étiquettes et appliquer des motifs distincts.</w:t>
+        <w:rPr>
+          <w:b/>
+        </w:rPr>
+        <w:t>Dans Word :</w:t>
+      </w:r>
+      <w:r>
+        <w:t xml:space="preserve"> Insertion &gt; Graphique &gt; Histogramme groupé, reporter les valeurs affichées dans l'image, puis afficher les étiquettes et appliquer des motifs distincts.</w:t>
       </w:r>
     </w:p>
     <w:p>
       <w:r>
-        <w:t>Dans LibreOffice Writer : Insertion &gt; Diagramme, reporter les valeurs affichées dans l'image, puis afficher les étiquettes et choisir des remplissages distincts.</w:t>
+        <w:rPr>
+          <w:b/>
+        </w:rPr>
+        <w:t>Dans LibreOffice Writer :</w:t>
+      </w:r>
+      <w:r>
+        <w:t xml:space="preserve"> Insertion &gt; Diagramme, reporter les valeurs affichées dans l'image, puis afficher les étiquettes et choisir des remplissages distincts.</w:t>
       </w:r>
     </w:p>
     <w:p>
       <w:r>
-        <w:t>À faire : Reconstruire dans Word le graphique à partir des valeurs affichées dans l'image, puis ajouter des étiquettes et des motifs ou conserver un équivalent textuel complet.</w:t>
+        <w:rPr>
+          <w:b/>
+        </w:rPr>
+        <w:t>À faire :</w:t>
+      </w:r>
+      <w:r>
+        <w:t xml:space="preserve"> Reconstruire dans Word le graphique à partir des valeurs affichées dans l'image, puis ajouter des étiquettes et des motifs ou conserver un équivalent textuel complet.</w:t>
       </w:r>
     </w:p>
     <w:p>
       <w:r>
-        <w:t>Preuve : Séries et conclusions identifiables en niveaux de gris et dans l'équivalent textuel.</w:t>
+        <w:rPr>
+          <w:b/>
+        </w:rPr>
+        <w:t>Preuve :</w:t>
+      </w:r>
+      <w:r>
+        <w:t xml:space="preserve"> Séries et conclusions identifiables en niveaux de gris et dans l'équivalent textuel.</w:t>
       </w:r>
     </w:p>
     <w:p>
@@ -1493,37 +2039,79 @@
     </w:p>
     <w:p>
       <w:r>
-        <w:t>Problème : Un tableau de données cumule en-tête non identifié, fusion et ligne fractionnable.</w:t>
+        <w:rPr>
+          <w:b/>
+        </w:rPr>
+        <w:t>Problème :</w:t>
+      </w:r>
+      <w:r>
+        <w:t xml:space="preserve"> Un tableau de données cumule en-tête non identifié, fusion et ligne fractionnable.</w:t>
       </w:r>
     </w:p>
     <w:p>
       <w:r>
-        <w:t>Pourquoi : Les relations entre en-têtes et cellules restent compréhensibles et navigables.</w:t>
+        <w:rPr>
+          <w:b/>
+        </w:rPr>
+        <w:t>Pourquoi :</w:t>
+      </w:r>
+      <w:r>
+        <w:t xml:space="preserve"> Les relations entre en-têtes et cellules restent compréhensibles et navigables.</w:t>
       </w:r>
     </w:p>
     <w:p>
       <w:r>
-        <w:t>Règle : Utiliser un tableau de données titré, sans fusion, imbrication, fractionnement de ligne ni usage de mise en page, avec en-tête identifié et répété.</w:t>
+        <w:rPr>
+          <w:b/>
+        </w:rPr>
+        <w:t>Règle :</w:t>
+      </w:r>
+      <w:r>
+        <w:t xml:space="preserve"> Utiliser un tableau de données titré, sans fusion, imbrication, fractionnement de ligne ni usage de mise en page, avec en-tête identifié et répété.</w:t>
       </w:r>
     </w:p>
     <w:p>
       <w:r>
-        <w:t>Dans Word : Outils de tableau &gt; Disposition pour défusionner ; Propriétés du tableau pour répéter l'en-tête et interdire le fractionnement des lignes.</w:t>
+        <w:rPr>
+          <w:b/>
+        </w:rPr>
+        <w:t>Dans Word :</w:t>
+      </w:r>
+      <w:r>
+        <w:t xml:space="preserve"> Outils de tableau &gt; Disposition pour défusionner ; Propriétés du tableau pour répéter l'en-tête et interdire le fractionnement des lignes.</w:t>
       </w:r>
     </w:p>
     <w:p>
       <w:r>
-        <w:t>Dans LibreOffice Writer : Tableau &gt; Propriétés pour simplifier la grille, répéter les premières lignes et éviter le fractionnement.</w:t>
+        <w:rPr>
+          <w:b/>
+        </w:rPr>
+        <w:t>Dans LibreOffice Writer :</w:t>
+      </w:r>
+      <w:r>
+        <w:t xml:space="preserve"> Tableau &gt; Propriétés pour simplifier la grille, répéter les premières lignes et éviter le fractionnement.</w:t>
       </w:r>
     </w:p>
     <w:p>
       <w:r>
-        <w:t>À faire : Simplifier la structure, identifier l'en-tête et régler sa répétition ainsi que les lignes.</w:t>
+        <w:rPr>
+          <w:b/>
+        </w:rPr>
+        <w:t>À faire :</w:t>
+      </w:r>
+      <w:r>
+        <w:t xml:space="preserve"> Simplifier la structure, identifier l'en-tête et régler sa répétition ainsi que les lignes.</w:t>
       </w:r>
     </w:p>
     <w:p>
       <w:r>
-        <w:t>Preuve : XML sans fusion ni imbrication et relations de cellules vérifiées à la lecture.</w:t>
+        <w:rPr>
+          <w:b/>
+        </w:rPr>
+        <w:t>Preuve :</w:t>
+      </w:r>
+      <w:r>
+        <w:t xml:space="preserve"> XML sans fusion ni imbrication et relations de cellules vérifiées à la lecture.</w:t>
       </w:r>
     </w:p>
     <w:p>
@@ -1709,37 +2297,79 @@
     </w:p>
     <w:p>
       <w:r>
-        <w:t>Problème : Le document et une expression étrangère possèdent une langue absente ou incohérente.</w:t>
+        <w:rPr>
+          <w:b/>
+        </w:rPr>
+        <w:t>Problème :</w:t>
+      </w:r>
+      <w:r>
+        <w:t xml:space="preserve"> Le document et une expression étrangère possèdent une langue absente ou incohérente.</w:t>
       </w:r>
     </w:p>
     <w:p>
       <w:r>
-        <w:t>Pourquoi : La synthèse vocale emploie la prononciation appropriée.</w:t>
+        <w:rPr>
+          <w:b/>
+        </w:rPr>
+        <w:t>Pourquoi :</w:t>
+      </w:r>
+      <w:r>
+        <w:t xml:space="preserve"> La synthèse vocale emploie la prononciation appropriée.</w:t>
       </w:r>
     </w:p>
     <w:p>
       <w:r>
-        <w:t>Règle : Définir la langue principale puis baliser chaque passage dans une autre langue.</w:t>
+        <w:rPr>
+          <w:b/>
+        </w:rPr>
+        <w:t>Règle :</w:t>
+      </w:r>
+      <w:r>
+        <w:t xml:space="preserve"> Définir la langue principale puis baliser chaque passage dans une autre langue.</w:t>
       </w:r>
     </w:p>
     <w:p>
       <w:r>
-        <w:t>Dans Word : Révision &gt; Langue &gt; Définir la langue de vérification pour le document puis pour le passage sélectionné.</w:t>
+        <w:rPr>
+          <w:b/>
+        </w:rPr>
+        <w:t>Dans Word :</w:t>
+      </w:r>
+      <w:r>
+        <w:t xml:space="preserve"> Révision &gt; Langue &gt; Définir la langue de vérification pour le document puis pour le passage sélectionné.</w:t>
       </w:r>
     </w:p>
     <w:p>
       <w:r>
-        <w:t>Dans LibreOffice Writer : Outils &gt; Langue pour tout le texte, puis langue du caractère pour le passage sélectionné.</w:t>
+        <w:rPr>
+          <w:b/>
+        </w:rPr>
+        <w:t>Dans LibreOffice Writer :</w:t>
+      </w:r>
+      <w:r>
+        <w:t xml:space="preserve"> Outils &gt; Langue pour tout le texte, puis langue du caractère pour le passage sélectionné.</w:t>
       </w:r>
     </w:p>
     <w:p>
       <w:r>
-        <w:t>À faire : Régler la langue principale puis celle du passage étranger.</w:t>
+        <w:rPr>
+          <w:b/>
+        </w:rPr>
+        <w:t>À faire :</w:t>
+      </w:r>
+      <w:r>
+        <w:t xml:space="preserve"> Régler la langue principale puis celle du passage étranger.</w:t>
       </w:r>
     </w:p>
     <w:p>
       <w:r>
-        <w:t>Preuve : Propriétés et XML de langue cohérents</w:t>
+        <w:rPr>
+          <w:b/>
+        </w:rPr>
+        <w:t>Preuve :</w:t>
+      </w:r>
+      <w:r>
+        <w:t xml:space="preserve"> Propriétés et XML de langue cohérents</w:t>
       </w:r>
     </w:p>
     <w:p>
@@ -1773,37 +2403,79 @@
     </w:p>
     <w:p>
       <w:r>
-        <w:t>Problème : Le corps utilise une police, une taille, un interligne ou un alignement qui réduit la lisibilité.</w:t>
+        <w:rPr>
+          <w:b/>
+        </w:rPr>
+        <w:t>Problème :</w:t>
+      </w:r>
+      <w:r>
+        <w:t xml:space="preserve"> Le corps utilise une police, une taille, un interligne ou un alignement qui réduit la lisibilité.</w:t>
       </w:r>
     </w:p>
     <w:p>
       <w:r>
-        <w:t>Pourquoi : Le texte demande moins d'effort de lecture et reste homogène.</w:t>
+        <w:rPr>
+          <w:b/>
+        </w:rPr>
+        <w:t>Pourquoi :</w:t>
+      </w:r>
+      <w:r>
+        <w:t xml:space="preserve"> Le texte demande moins d'effort de lecture et reste homogène.</w:t>
       </w:r>
     </w:p>
     <w:p>
       <w:r>
-        <w:t>Règle : Employer une police sans sérif, au moins 12 points, un interligne d'au moins 1,15 et un alignement à gauche.</w:t>
+        <w:rPr>
+          <w:b/>
+        </w:rPr>
+        <w:t>Règle :</w:t>
+      </w:r>
+      <w:r>
+        <w:t xml:space="preserve"> Employer une police sans sérif, au moins 12 points, un interligne d'au moins 1,15 et un alignement à gauche.</w:t>
       </w:r>
     </w:p>
     <w:p>
       <w:r>
-        <w:t>Dans Word : Accueil &gt; Styles &gt; Modifier le style Normal, puis régler police, taille, alignement et paragraphe.</w:t>
+        <w:rPr>
+          <w:b/>
+        </w:rPr>
+        <w:t>Dans Word :</w:t>
+      </w:r>
+      <w:r>
+        <w:t xml:space="preserve"> Accueil &gt; Styles &gt; Modifier le style Normal, puis régler police, taille, alignement et paragraphe.</w:t>
       </w:r>
     </w:p>
     <w:p>
       <w:r>
-        <w:t>Dans LibreOffice Writer : Styles &gt; Gérer les styles &gt; modifier Style de paragraphe par défaut, puis régler police et retraits et espacement.</w:t>
+        <w:rPr>
+          <w:b/>
+        </w:rPr>
+        <w:t>Dans LibreOffice Writer :</w:t>
+      </w:r>
+      <w:r>
+        <w:t xml:space="preserve"> Styles &gt; Gérer les styles &gt; modifier Style de paragraphe par défaut, puis régler police et retraits et espacement.</w:t>
       </w:r>
     </w:p>
     <w:p>
       <w:r>
-        <w:t>À faire : Modifier le style du corps plutôt que corriger les paragraphes un par un.</w:t>
+        <w:rPr>
+          <w:b/>
+        </w:rPr>
+        <w:t>À faire :</w:t>
+      </w:r>
+      <w:r>
+        <w:t xml:space="preserve"> Modifier le style du corps plutôt que corriger les paragraphes un par un.</w:t>
       </w:r>
     </w:p>
     <w:p>
       <w:r>
-        <w:t>Preuve : Propriétés typographiques contrôlées dans le DOCX et lisibilité relue.</w:t>
+        <w:rPr>
+          <w:b/>
+        </w:rPr>
+        <w:t>Preuve :</w:t>
+      </w:r>
+      <w:r>
+        <w:t xml:space="preserve"> Propriétés typographiques contrôlées dans le DOCX et lisibilité relue.</w:t>
       </w:r>
     </w:p>
     <w:p>
@@ -1833,37 +2505,79 @@
     </w:p>
     <w:p>
       <w:r>
-        <w:t>Problème : Un texte est saisi directement en capitales sans accents.</w:t>
+        <w:rPr>
+          <w:b/>
+        </w:rPr>
+        <w:t>Problème :</w:t>
+      </w:r>
+      <w:r>
+        <w:t xml:space="preserve"> Un texte est saisi directement en capitales sans accents.</w:t>
       </w:r>
     </w:p>
     <w:p>
       <w:r>
-        <w:t>Pourquoi : Les accents, la recherche et la restitution du texte restent corrects.</w:t>
+        <w:rPr>
+          <w:b/>
+        </w:rPr>
+        <w:t>Pourquoi :</w:t>
+      </w:r>
+      <w:r>
+        <w:t xml:space="preserve"> Les accents, la recherche et la restitution du texte restent corrects.</w:t>
       </w:r>
     </w:p>
     <w:p>
       <w:r>
-        <w:t>Règle : Saisir les mots normalement avec leurs accents puis appliquer l'apparence en majuscules par le style.</w:t>
+        <w:rPr>
+          <w:b/>
+        </w:rPr>
+        <w:t>Règle :</w:t>
+      </w:r>
+      <w:r>
+        <w:t xml:space="preserve"> Saisir les mots normalement avec leurs accents puis appliquer l'apparence en majuscules par le style.</w:t>
       </w:r>
     </w:p>
     <w:p>
       <w:r>
-        <w:t>Dans Word : Corriger le texte, puis Police &gt; Effets &gt; Majuscules si cette apparence est nécessaire.</w:t>
+        <w:rPr>
+          <w:b/>
+        </w:rPr>
+        <w:t>Dans Word :</w:t>
+      </w:r>
+      <w:r>
+        <w:t xml:space="preserve"> Corriger le texte, puis Police &gt; Effets &gt; Majuscules si cette apparence est nécessaire.</w:t>
       </w:r>
     </w:p>
     <w:p>
       <w:r>
-        <w:t>Dans LibreOffice Writer : Corriger le texte, puis Format &gt; Caractère &gt; Effets de caractères &gt; Majuscules.</w:t>
+        <w:rPr>
+          <w:b/>
+        </w:rPr>
+        <w:t>Dans LibreOffice Writer :</w:t>
+      </w:r>
+      <w:r>
+        <w:t xml:space="preserve"> Corriger le texte, puis Format &gt; Caractère &gt; Effets de caractères &gt; Majuscules.</w:t>
       </w:r>
     </w:p>
     <w:p>
       <w:r>
-        <w:t>À faire : Rétablir la saisie normale et appliquer la casse visuelle par la mise en forme.</w:t>
+        <w:rPr>
+          <w:b/>
+        </w:rPr>
+        <w:t>À faire :</w:t>
+      </w:r>
+      <w:r>
+        <w:t xml:space="preserve"> Rétablir la saisie normale et appliquer la casse visuelle par la mise en forme.</w:t>
       </w:r>
     </w:p>
     <w:p>
       <w:r>
-        <w:t>Preuve : Texte XML accentué et contrôle visuel de la casse.</w:t>
+        <w:rPr>
+          <w:b/>
+        </w:rPr>
+        <w:t>Preuve :</w:t>
+      </w:r>
+      <w:r>
+        <w:t xml:space="preserve"> Texte XML accentué et contrôle visuel de la casse.</w:t>
       </w:r>
     </w:p>
     <w:p>
@@ -1896,37 +2610,79 @@
     </w:p>
     <w:p>
       <w:r>
-        <w:t>Problème : Un acronyme n'est jamais développé et les mots en majuscules échappent à la vérification.</w:t>
+        <w:rPr>
+          <w:b/>
+        </w:rPr>
+        <w:t>Problème :</w:t>
+      </w:r>
+      <w:r>
+        <w:t xml:space="preserve"> Un acronyme n'est jamais développé et les mots en majuscules échappent à la vérification.</w:t>
       </w:r>
     </w:p>
     <w:p>
       <w:r>
-        <w:t>Pourquoi : Les termes abrégés deviennent compréhensibles et les erreurs restent détectables.</w:t>
+        <w:rPr>
+          <w:b/>
+        </w:rPr>
+        <w:t>Pourquoi :</w:t>
+      </w:r>
+      <w:r>
+        <w:t xml:space="preserve"> Les termes abrégés deviennent compréhensibles et les erreurs restent détectables.</w:t>
       </w:r>
     </w:p>
     <w:p>
       <w:r>
-        <w:t>Règle : Développer chaque sigle ou acronyme à sa première occurrence et inclure les mots en majuscules dans la vérification orthographique.</w:t>
+        <w:rPr>
+          <w:b/>
+        </w:rPr>
+        <w:t>Règle :</w:t>
+      </w:r>
+      <w:r>
+        <w:t xml:space="preserve"> Développer chaque sigle ou acronyme à sa première occurrence et inclure les mots en majuscules dans la vérification orthographique.</w:t>
       </w:r>
     </w:p>
     <w:p>
       <w:r>
-        <w:t>Dans Word : Développer le terme dans le corps, puis Fichier &gt; Options &gt; Vérification et décocher Ignorer les mots en MAJUSCULES.</w:t>
+        <w:rPr>
+          <w:b/>
+        </w:rPr>
+        <w:t>Dans Word :</w:t>
+      </w:r>
+      <w:r>
+        <w:t xml:space="preserve"> Développer le terme dans le corps, puis Fichier &gt; Options &gt; Vérification et décocher Ignorer les mots en MAJUSCULES.</w:t>
       </w:r>
     </w:p>
     <w:p>
       <w:r>
-        <w:t>Dans LibreOffice Writer : Développer le terme dans le corps, puis Outils &gt; Options &gt; Paramètres linguistiques &gt; Linguistique et vérifier les options de contrôle.</w:t>
+        <w:rPr>
+          <w:b/>
+        </w:rPr>
+        <w:t>Dans LibreOffice Writer :</w:t>
+      </w:r>
+      <w:r>
+        <w:t xml:space="preserve"> Développer le terme dans le corps, puis Outils &gt; Options &gt; Paramètres linguistiques &gt; Linguistique et vérifier les options de contrôle.</w:t>
       </w:r>
     </w:p>
     <w:p>
       <w:r>
-        <w:t>À faire : Développer la première occurrence et activer l'option de vérification correspondante.</w:t>
+        <w:rPr>
+          <w:b/>
+        </w:rPr>
+        <w:t>À faire :</w:t>
+      </w:r>
+      <w:r>
+        <w:t xml:space="preserve"> Développer la première occurrence et activer l'option de vérification correspondante.</w:t>
       </w:r>
     </w:p>
     <w:p>
       <w:r>
-        <w:t>Preuve : Première occurrence compréhensible et faute témoin en majuscules détectée.</w:t>
+        <w:rPr>
+          <w:b/>
+        </w:rPr>
+        <w:t>Preuve :</w:t>
+      </w:r>
+      <w:r>
+        <w:t xml:space="preserve"> Première occurrence compréhensible et faute témoin en majuscules détectée.</w:t>
       </w:r>
     </w:p>
     <w:p>
@@ -1968,37 +2724,79 @@
     </w:p>
     <w:p>
       <w:r>
-        <w:t>Problème : Les propriétés sont absentes et le nom du fichier ne décrit pas son contenu.</w:t>
+        <w:rPr>
+          <w:b/>
+        </w:rPr>
+        <w:t>Problème :</w:t>
+      </w:r>
+      <w:r>
+        <w:t xml:space="preserve"> Les propriétés sont absentes et le nom du fichier ne décrit pas son contenu.</w:t>
       </w:r>
     </w:p>
     <w:p>
       <w:r>
-        <w:t>Pourquoi : Le document est identifiable dans les outils, les listes de fichiers et les technologies d'assistance.</w:t>
+        <w:rPr>
+          <w:b/>
+        </w:rPr>
+        <w:t>Pourquoi :</w:t>
+      </w:r>
+      <w:r>
+        <w:t xml:space="preserve"> Le document est identifiable dans les outils, les listes de fichiers et les technologies d'assistance.</w:t>
       </w:r>
     </w:p>
     <w:p>
       <w:r>
-        <w:t>Règle : Renseigner titre, auteur et langue puis enregistrer sous un nom descriptif.</w:t>
+        <w:rPr>
+          <w:b/>
+        </w:rPr>
+        <w:t>Règle :</w:t>
+      </w:r>
+      <w:r>
+        <w:t xml:space="preserve"> Renseigner titre, auteur et langue puis enregistrer sous un nom descriptif.</w:t>
       </w:r>
     </w:p>
     <w:p>
       <w:r>
-        <w:t>Dans Word : Fichier &gt; Informations &gt; Propriétés &gt; Propriétés avancées, puis Fichier &gt; Enregistrer sous.</w:t>
+        <w:rPr>
+          <w:b/>
+        </w:rPr>
+        <w:t>Dans Word :</w:t>
+      </w:r>
+      <w:r>
+        <w:t xml:space="preserve"> Fichier &gt; Informations &gt; Propriétés &gt; Propriétés avancées, puis Fichier &gt; Enregistrer sous.</w:t>
       </w:r>
     </w:p>
     <w:p>
       <w:r>
-        <w:t>Dans LibreOffice Writer : Fichier &gt; Propriétés, puis Fichier &gt; Enregistrer sous.</w:t>
+        <w:rPr>
+          <w:b/>
+        </w:rPr>
+        <w:t>Dans LibreOffice Writer :</w:t>
+      </w:r>
+      <w:r>
+        <w:t xml:space="preserve"> Fichier &gt; Propriétés, puis Fichier &gt; Enregistrer sous.</w:t>
       </w:r>
     </w:p>
     <w:p>
       <w:r>
-        <w:t>À faire : Compléter les propriétés puis enregistrer une copie sous un nom descriptif.</w:t>
+        <w:rPr>
+          <w:b/>
+        </w:rPr>
+        <w:t>À faire :</w:t>
+      </w:r>
+      <w:r>
+        <w:t xml:space="preserve"> Compléter les propriétés puis enregistrer une copie sous un nom descriptif.</w:t>
       </w:r>
     </w:p>
     <w:p>
       <w:r>
-        <w:t>Preuve : Métadonnées inspectées dans le DOCX et nom de sortie relu.</w:t>
+        <w:rPr>
+          <w:b/>
+        </w:rPr>
+        <w:t>Preuve :</w:t>
+      </w:r>
+      <w:r>
+        <w:t xml:space="preserve"> Métadonnées inspectées dans le DOCX et nom de sortie relu.</w:t>
       </w:r>
     </w:p>
     <w:p>
@@ -2028,37 +2826,79 @@
     </w:p>
     <w:p>
       <w:r>
-        <w:t>Problème : Cette étape de finalisation ne peut pas être prouvée par le DOCX seul.</w:t>
+        <w:rPr>
+          <w:b/>
+        </w:rPr>
+        <w:t>Problème :</w:t>
+      </w:r>
+      <w:r>
+        <w:t xml:space="preserve"> Cette étape de finalisation ne peut pas être prouvée par le DOCX seul.</w:t>
       </w:r>
     </w:p>
     <w:p>
       <w:r>
-        <w:t>Pourquoi : Le PDF conserve les propriétés, la structure et les accès issus des titres.</w:t>
+        <w:rPr>
+          <w:b/>
+        </w:rPr>
+        <w:t>Pourquoi :</w:t>
+      </w:r>
+      <w:r>
+        <w:t xml:space="preserve"> Le PDF conserve les propriétés, la structure et les accès issus des titres.</w:t>
       </w:r>
     </w:p>
     <w:p>
       <w:r>
-        <w:t>Règle : Exporter avec propriétés, balises de structure et signets générés depuis les titres.</w:t>
+        <w:rPr>
+          <w:b/>
+        </w:rPr>
+        <w:t>Règle :</w:t>
+      </w:r>
+      <w:r>
+        <w:t xml:space="preserve"> Exporter avec propriétés, balises de structure et signets générés depuis les titres.</w:t>
       </w:r>
     </w:p>
     <w:p>
       <w:r>
-        <w:t>Dans Word : Vérifier les propriétés dans Fichier &gt; Informations, puis Fichier &gt; Enregistrer sous ou Exporter &gt; PDF &gt; Options et activer les balises de structure ainsi que les signets issus des titres.</w:t>
+        <w:rPr>
+          <w:b/>
+        </w:rPr>
+        <w:t>Dans Word :</w:t>
+      </w:r>
+      <w:r>
+        <w:t xml:space="preserve"> Vérifier les propriétés dans Fichier &gt; Informations, puis Fichier &gt; Enregistrer sous ou Exporter &gt; PDF &gt; Options et activer les balises de structure ainsi que les signets issus des titres.</w:t>
       </w:r>
     </w:p>
     <w:p>
       <w:r>
-        <w:t>Dans LibreOffice Writer : Vérifier les propriétés dans Fichier &gt; Propriétés, puis Fichier &gt; Exporter vers &gt; Exporter au format PDF et activer PDF balisé ainsi que l'export des repères.</w:t>
+        <w:rPr>
+          <w:b/>
+        </w:rPr>
+        <w:t>Dans LibreOffice Writer :</w:t>
+      </w:r>
+      <w:r>
+        <w:t xml:space="preserve"> Vérifier les propriétés dans Fichier &gt; Propriétés, puis Fichier &gt; Exporter vers &gt; Exporter au format PDF et activer PDF balisé ainsi que l'export des repères.</w:t>
       </w:r>
     </w:p>
     <w:p>
       <w:r>
-        <w:t>À faire : Exporter le DOCX corrigé en activant les options d'accessibilité prévues.</w:t>
+        <w:rPr>
+          <w:b/>
+        </w:rPr>
+        <w:t>À faire :</w:t>
+      </w:r>
+      <w:r>
+        <w:t xml:space="preserve"> Exporter le DOCX corrigé en activant les options d'accessibilité prévues.</w:t>
       </w:r>
     </w:p>
     <w:p>
       <w:r>
-        <w:t>Preuve : Propriétés et structure inspectées dans le PDF</w:t>
+        <w:rPr>
+          <w:b/>
+        </w:rPr>
+        <w:t>Preuve :</w:t>
+      </w:r>
+      <w:r>
+        <w:t xml:space="preserve"> Propriétés et structure inspectées dans le PDF</w:t>
       </w:r>
     </w:p>
     <w:p>
@@ -2075,37 +2915,79 @@
     </w:p>
     <w:p>
       <w:r>
-        <w:t>Problème : Cette étape de finalisation ne peut pas être prouvée par le DOCX seul.</w:t>
+        <w:rPr>
+          <w:b/>
+        </w:rPr>
+        <w:t>Problème :</w:t>
+      </w:r>
+      <w:r>
+        <w:t xml:space="preserve"> Cette étape de finalisation ne peut pas être prouvée par le DOCX seul.</w:t>
       </w:r>
     </w:p>
     <w:p>
       <w:r>
-        <w:t>Pourquoi : L'outil repère certains défauts mais ne remplace pas le jugement humain.</w:t>
+        <w:rPr>
+          <w:b/>
+        </w:rPr>
+        <w:t>Pourquoi :</w:t>
+      </w:r>
+      <w:r>
+        <w:t xml:space="preserve"> L'outil repère certains défauts mais ne remplace pas le jugement humain.</w:t>
       </w:r>
     </w:p>
     <w:p>
       <w:r>
-        <w:t>Règle : Traiter les alertes pertinentes et expliquer toute alerte résiduelle ; viser zéro erreur sans en faire une preuve de conformité.</w:t>
+        <w:rPr>
+          <w:b/>
+        </w:rPr>
+        <w:t>Règle :</w:t>
+      </w:r>
+      <w:r>
+        <w:t xml:space="preserve"> Traiter les alertes pertinentes et expliquer toute alerte résiduelle ; viser zéro erreur sans en faire une preuve de conformité.</w:t>
       </w:r>
     </w:p>
     <w:p>
       <w:r>
-        <w:t>Dans Word : Révision &gt; Vérifier l'accessibilité, parcourir chaque résultat et utiliser les actions recommandées avec discernement.</w:t>
+        <w:rPr>
+          <w:b/>
+        </w:rPr>
+        <w:t>Dans Word :</w:t>
+      </w:r>
+      <w:r>
+        <w:t xml:space="preserve"> Révision &gt; Vérifier l'accessibilité, parcourir chaque résultat et utiliser les actions recommandées avec discernement.</w:t>
       </w:r>
     </w:p>
     <w:p>
       <w:r>
-        <w:t>Dans LibreOffice Writer : Outils &gt; Vérification de l'accessibilité, parcourir les résultats et vérifier manuellement les points non couverts.</w:t>
+        <w:rPr>
+          <w:b/>
+        </w:rPr>
+        <w:t>Dans LibreOffice Writer :</w:t>
+      </w:r>
+      <w:r>
+        <w:t xml:space="preserve"> Outils &gt; Vérification de l'accessibilité, parcourir les résultats et vérifier manuellement les points non couverts.</w:t>
       </w:r>
     </w:p>
     <w:p>
       <w:r>
-        <w:t>À faire : Lancer le vérificateur, corriger les erreurs pertinentes et consigner les alertes restantes.</w:t>
+        <w:rPr>
+          <w:b/>
+        </w:rPr>
+        <w:t>À faire :</w:t>
+      </w:r>
+      <w:r>
+        <w:t xml:space="preserve"> Lancer le vérificateur, corriger les erreurs pertinentes et consigner les alertes restantes.</w:t>
       </w:r>
     </w:p>
     <w:p>
       <w:r>
-        <w:t>Preuve : Relevé du vérificateur conservé et alertes résiduelles justifiées.</w:t>
+        <w:rPr>
+          <w:b/>
+        </w:rPr>
+        <w:t>Preuve :</w:t>
+      </w:r>
+      <w:r>
+        <w:t xml:space="preserve"> Relevé du vérificateur conservé et alertes résiduelles justifiées.</w:t>
       </w:r>
     </w:p>
     <w:p>
@@ -2122,37 +3004,79 @@
     </w:p>
     <w:p>
       <w:r>
-        <w:t>Problème : Cette étape de finalisation ne peut pas être prouvée par le DOCX seul.</w:t>
+        <w:rPr>
+          <w:b/>
+        </w:rPr>
+        <w:t>Problème :</w:t>
+      </w:r>
+      <w:r>
+        <w:t xml:space="preserve"> Cette étape de finalisation ne peut pas être prouvée par le DOCX seul.</w:t>
       </w:r>
     </w:p>
     <w:p>
       <w:r>
-        <w:t>Pourquoi : Les pertes introduites à l'export sont détectées avant diffusion.</w:t>
+        <w:rPr>
+          <w:b/>
+        </w:rPr>
+        <w:t>Pourquoi :</w:t>
+      </w:r>
+      <w:r>
+        <w:t xml:space="preserve"> Les pertes introduites à l'export sont détectées avant diffusion.</w:t>
       </w:r>
     </w:p>
     <w:p>
       <w:r>
-        <w:t>Règle : Contrôler avec PAC, ou Acrobat Pro en alternative, le titre, la langue, les balises et l'ordre de lecture, puis terminer par la checklist humaine.</w:t>
+        <w:rPr>
+          <w:b/>
+        </w:rPr>
+        <w:t>Règle :</w:t>
+      </w:r>
+      <w:r>
+        <w:t xml:space="preserve"> Contrôler avec PAC, ou Acrobat Pro en alternative, le titre, la langue, les balises et l'ordre de lecture, puis terminer par la checklist humaine.</w:t>
       </w:r>
     </w:p>
     <w:p>
       <w:r>
-        <w:t>Dans Word : Ouvrir le PDF exporté dans PAC ; utiliser Acrobat Pro comme alternative si PAC n'est pas disponible.</w:t>
+        <w:rPr>
+          <w:b/>
+        </w:rPr>
+        <w:t>Dans Word :</w:t>
+      </w:r>
+      <w:r>
+        <w:t xml:space="preserve"> Ouvrir le PDF exporté dans PAC ; utiliser Acrobat Pro comme alternative si PAC n'est pas disponible.</w:t>
       </w:r>
     </w:p>
     <w:p>
       <w:r>
-        <w:t>Dans LibreOffice Writer : Ouvrir le PDF exporté dans PAC ; utiliser Acrobat Pro comme alternative si PAC n'est pas disponible.</w:t>
+        <w:rPr>
+          <w:b/>
+        </w:rPr>
+        <w:t>Dans LibreOffice Writer :</w:t>
+      </w:r>
+      <w:r>
+        <w:t xml:space="preserve"> Ouvrir le PDF exporté dans PAC ; utiliser Acrobat Pro comme alternative si PAC n'est pas disponible.</w:t>
       </w:r>
     </w:p>
     <w:p>
       <w:r>
-        <w:t>À faire : Exécuter le contrôle du PDF, traiter les alertes pertinentes et consigner le résultat humain.</w:t>
+        <w:rPr>
+          <w:b/>
+        </w:rPr>
+        <w:t>À faire :</w:t>
+      </w:r>
+      <w:r>
+        <w:t xml:space="preserve"> Exécuter le contrôle du PDF, traiter les alertes pertinentes et consigner le résultat humain.</w:t>
       </w:r>
     </w:p>
     <w:p>
       <w:r>
-        <w:t>Preuve : Rapport PAC ou Acrobat conservé</w:t>
+        <w:rPr>
+          <w:b/>
+        </w:rPr>
+        <w:t>Preuve :</w:t>
+      </w:r>
+      <w:r>
+        <w:t xml:space="preserve"> Rapport PAC ou Acrobat conservé</w:t>
       </w:r>
     </w:p>
     <w:sectPr>
@@ -2169,11 +3093,11 @@
 
 <file path=word/comments.xml><?xml version="1.0" encoding="utf-8"?>
 <w:comments xmlns:a="http://schemas.openxmlformats.org/drawingml/2006/main" xmlns:pic="http://schemas.openxmlformats.org/drawingml/2006/picture" xmlns:r="http://schemas.openxmlformats.org/officeDocument/2006/relationships" xmlns:w="http://schemas.openxmlformats.org/wordprocessingml/2006/main" xmlns:wp="http://schemas.openxmlformats.org/drawingml/2006/wordprocessingDrawing" xmlns:mc="http://schemas.openxmlformats.org/markup-compatibility/2006" xmlns:a14="http://schemas.microsoft.com/office/drawing/2010/main" xmlns:w14="http://schemas.microsoft.com/office/word/2010/wordml" xmlns:wpc="http://schemas.microsoft.com/office/word/2010/wordprocessingCanvas">
-  <w:comment w:id="0" w:author="Formation IGPDE" w:initials="IGPDE" w:date="2026-10-02T20:31:57Z">
+  <w:comment w:id="0" w:author="Formation IGPDE" w:initials="IGPDE" w:date="2026-10-02T20:51:23Z">
     <w:p>
       <w:pPr>
         <w:pStyle w:val="CommentText"/>
-        <w:spacing w:line="360" w:lineRule="auto"/>
+        <w:spacing w:line="480" w:lineRule="auto"/>
       </w:pPr>
       <w:r>
         <w:rPr>
@@ -2185,18 +3109,116 @@
       </w:r>
       <w:r>
         <w:rPr>
+          <w:b/>
           <w:sz w:val="28"/>
           <w:lang w:val="fr-FR" w:eastAsia="fr-FR" w:bidi="fr-FR"/>
         </w:rPr>
-        <w:t>P-01 - Distinguer le titre principal des titres hiérarchiques. Problème : Le titre principal et des intertitres sont seulement mis en forme visuellement. Impact : Les technologies d'assistance identifient le document et sa structure. Règle : Utiliser le style Titre pour le titre principal et les styles Titre 1, Titre 2 et suivants pour la hiérarchie. Piste : Identifier le rôle du texte avant de choisir le style correspondant. Première action : Appliquer les styles adaptés sans changer le texte. Procédure Word : Accueil &gt; Styles, puis appliquer Titre au titre principal et les niveaux de titre aux sections.</w:t>
+        <w:t>P-01</w:t>
+      </w:r>
+      <w:r>
+        <w:rPr>
+          <w:sz w:val="28"/>
+          <w:lang w:val="fr-FR" w:eastAsia="fr-FR" w:bidi="fr-FR"/>
+        </w:rPr>
+        <w:t xml:space="preserve"> - Distinguer le titre principal des titres hiérarchiques. </w:t>
+      </w:r>
+      <w:r>
+        <w:rPr>
+          <w:b/>
+          <w:sz w:val="28"/>
+          <w:lang w:val="fr-FR" w:eastAsia="fr-FR" w:bidi="fr-FR"/>
+        </w:rPr>
+        <w:t>Problème :</w:t>
+      </w:r>
+      <w:r>
+        <w:rPr>
+          <w:sz w:val="28"/>
+          <w:lang w:val="fr-FR" w:eastAsia="fr-FR" w:bidi="fr-FR"/>
+        </w:rPr>
+        <w:t xml:space="preserve"> Le titre principal et des intertitres sont seulement mis en forme visuellement. </w:t>
+      </w:r>
+      <w:r>
+        <w:rPr>
+          <w:b/>
+          <w:sz w:val="28"/>
+          <w:lang w:val="fr-FR" w:eastAsia="fr-FR" w:bidi="fr-FR"/>
+        </w:rPr>
+        <w:t>Impact :</w:t>
+      </w:r>
+      <w:r>
+        <w:rPr>
+          <w:sz w:val="28"/>
+          <w:lang w:val="fr-FR" w:eastAsia="fr-FR" w:bidi="fr-FR"/>
+        </w:rPr>
+        <w:t xml:space="preserve"> Les technologies d'assistance identifient le document et sa structure. </w:t>
+      </w:r>
+      <w:r>
+        <w:rPr>
+          <w:b/>
+          <w:sz w:val="28"/>
+          <w:lang w:val="fr-FR" w:eastAsia="fr-FR" w:bidi="fr-FR"/>
+        </w:rPr>
+        <w:t>Règle :</w:t>
+      </w:r>
+      <w:r>
+        <w:rPr>
+          <w:sz w:val="28"/>
+          <w:lang w:val="fr-FR" w:eastAsia="fr-FR" w:bidi="fr-FR"/>
+        </w:rPr>
+        <w:t xml:space="preserve"> Utiliser le style Titre pour le titre principal et les styles Titre 1, Titre 2 et suivants pour la hiérarchie. </w:t>
+      </w:r>
+      <w:r>
+        <w:rPr>
+          <w:b/>
+          <w:sz w:val="28"/>
+          <w:lang w:val="fr-FR" w:eastAsia="fr-FR" w:bidi="fr-FR"/>
+        </w:rPr>
+        <w:t>Piste :</w:t>
+      </w:r>
+      <w:r>
+        <w:rPr>
+          <w:sz w:val="28"/>
+          <w:lang w:val="fr-FR" w:eastAsia="fr-FR" w:bidi="fr-FR"/>
+        </w:rPr>
+        <w:t xml:space="preserve"> Identifier le rôle du texte avant de choisir le style correspondant. </w:t>
+      </w:r>
+      <w:r>
+        <w:rPr>
+          <w:b/>
+          <w:sz w:val="28"/>
+          <w:lang w:val="fr-FR" w:eastAsia="fr-FR" w:bidi="fr-FR"/>
+        </w:rPr>
+        <w:t>Première action :</w:t>
+      </w:r>
+      <w:r>
+        <w:rPr>
+          <w:sz w:val="28"/>
+          <w:lang w:val="fr-FR" w:eastAsia="fr-FR" w:bidi="fr-FR"/>
+        </w:rPr>
+        <w:t xml:space="preserve"> Appliquer les styles adaptés sans changer le texte. </w:t>
+      </w:r>
+      <w:r>
+        <w:rPr>
+          <w:b/>
+          <w:sz w:val="28"/>
+          <w:lang w:val="fr-FR" w:eastAsia="fr-FR" w:bidi="fr-FR"/>
+        </w:rPr>
+        <w:t>Procédure Word :</w:t>
+      </w:r>
+      <w:r>
+        <w:rPr>
+          <w:sz w:val="28"/>
+          <w:lang w:val="fr-FR" w:eastAsia="fr-FR" w:bidi="fr-FR"/>
+        </w:rPr>
+        <w:t xml:space="preserve"> Accueil &gt; Styles, puis appliquer Titre au titre principal et les niveaux de titre aux sections.</w:t>
       </w:r>
     </w:p>
   </w:comment>
-  <w:comment w:id="1" w:author="Formation IGPDE" w:initials="IGPDE" w:date="2026-10-02T20:31:57Z">
+  <w:comment w:id="1" w:author="Formation IGPDE" w:initials="IGPDE" w:date="2026-10-02T20:51:23Z">
     <w:p>
       <w:pPr>
         <w:pStyle w:val="CommentText"/>
-        <w:spacing w:line="360" w:lineRule="auto"/>
+        <w:spacing w:line="480" w:lineRule="auto"/>
       </w:pPr>
       <w:r>
         <w:rPr>
@@ -2208,18 +3230,116 @@
       </w:r>
       <w:r>
         <w:rPr>
+          <w:b/>
           <w:sz w:val="28"/>
           <w:lang w:val="fr-FR" w:eastAsia="fr-FR" w:bidi="fr-FR"/>
         </w:rPr>
-        <w:t>P-02 - Construire une hiérarchie de titres cohérente. Problème : La hiérarchie saute un niveau et la numérotation visuelle contredit la structure. Impact : Une structure sans saut rend le plan compréhensible et navigable. Règle : Enchaîner les niveaux de titres sans saut et conserver une numérotation cohérente. Piste : Comparer le niveau du titre avec son parent logique. Première action : Réordonner les niveaux de styles et leur numérotation. Procédure Word : Affichage &gt; Volet de navigation, puis corriger les styles depuis Accueil &gt; Styles.</w:t>
+        <w:t>P-02</w:t>
+      </w:r>
+      <w:r>
+        <w:rPr>
+          <w:sz w:val="28"/>
+          <w:lang w:val="fr-FR" w:eastAsia="fr-FR" w:bidi="fr-FR"/>
+        </w:rPr>
+        <w:t xml:space="preserve"> - Construire une hiérarchie de titres cohérente. </w:t>
+      </w:r>
+      <w:r>
+        <w:rPr>
+          <w:b/>
+          <w:sz w:val="28"/>
+          <w:lang w:val="fr-FR" w:eastAsia="fr-FR" w:bidi="fr-FR"/>
+        </w:rPr>
+        <w:t>Problème :</w:t>
+      </w:r>
+      <w:r>
+        <w:rPr>
+          <w:sz w:val="28"/>
+          <w:lang w:val="fr-FR" w:eastAsia="fr-FR" w:bidi="fr-FR"/>
+        </w:rPr>
+        <w:t xml:space="preserve"> La hiérarchie saute un niveau et la numérotation visuelle contredit la structure. </w:t>
+      </w:r>
+      <w:r>
+        <w:rPr>
+          <w:b/>
+          <w:sz w:val="28"/>
+          <w:lang w:val="fr-FR" w:eastAsia="fr-FR" w:bidi="fr-FR"/>
+        </w:rPr>
+        <w:t>Impact :</w:t>
+      </w:r>
+      <w:r>
+        <w:rPr>
+          <w:sz w:val="28"/>
+          <w:lang w:val="fr-FR" w:eastAsia="fr-FR" w:bidi="fr-FR"/>
+        </w:rPr>
+        <w:t xml:space="preserve"> Une structure sans saut rend le plan compréhensible et navigable. </w:t>
+      </w:r>
+      <w:r>
+        <w:rPr>
+          <w:b/>
+          <w:sz w:val="28"/>
+          <w:lang w:val="fr-FR" w:eastAsia="fr-FR" w:bidi="fr-FR"/>
+        </w:rPr>
+        <w:t>Règle :</w:t>
+      </w:r>
+      <w:r>
+        <w:rPr>
+          <w:sz w:val="28"/>
+          <w:lang w:val="fr-FR" w:eastAsia="fr-FR" w:bidi="fr-FR"/>
+        </w:rPr>
+        <w:t xml:space="preserve"> Enchaîner les niveaux de titres sans saut et conserver une numérotation cohérente. </w:t>
+      </w:r>
+      <w:r>
+        <w:rPr>
+          <w:b/>
+          <w:sz w:val="28"/>
+          <w:lang w:val="fr-FR" w:eastAsia="fr-FR" w:bidi="fr-FR"/>
+        </w:rPr>
+        <w:t>Piste :</w:t>
+      </w:r>
+      <w:r>
+        <w:rPr>
+          <w:sz w:val="28"/>
+          <w:lang w:val="fr-FR" w:eastAsia="fr-FR" w:bidi="fr-FR"/>
+        </w:rPr>
+        <w:t xml:space="preserve"> Comparer le niveau du titre avec son parent logique. </w:t>
+      </w:r>
+      <w:r>
+        <w:rPr>
+          <w:b/>
+          <w:sz w:val="28"/>
+          <w:lang w:val="fr-FR" w:eastAsia="fr-FR" w:bidi="fr-FR"/>
+        </w:rPr>
+        <w:t>Première action :</w:t>
+      </w:r>
+      <w:r>
+        <w:rPr>
+          <w:sz w:val="28"/>
+          <w:lang w:val="fr-FR" w:eastAsia="fr-FR" w:bidi="fr-FR"/>
+        </w:rPr>
+        <w:t xml:space="preserve"> Réordonner les niveaux de styles et leur numérotation. </w:t>
+      </w:r>
+      <w:r>
+        <w:rPr>
+          <w:b/>
+          <w:sz w:val="28"/>
+          <w:lang w:val="fr-FR" w:eastAsia="fr-FR" w:bidi="fr-FR"/>
+        </w:rPr>
+        <w:t>Procédure Word :</w:t>
+      </w:r>
+      <w:r>
+        <w:rPr>
+          <w:sz w:val="28"/>
+          <w:lang w:val="fr-FR" w:eastAsia="fr-FR" w:bidi="fr-FR"/>
+        </w:rPr>
+        <w:t xml:space="preserve"> Affichage &gt; Volet de navigation, puis corriger les styles depuis Accueil &gt; Styles.</w:t>
       </w:r>
     </w:p>
   </w:comment>
-  <w:comment w:id="2" w:author="Formation IGPDE" w:initials="IGPDE" w:date="2026-10-02T20:31:57Z">
+  <w:comment w:id="2" w:author="Formation IGPDE" w:initials="IGPDE" w:date="2026-10-02T20:51:23Z">
     <w:p>
       <w:pPr>
         <w:pStyle w:val="CommentText"/>
-        <w:spacing w:line="360" w:lineRule="auto"/>
+        <w:spacing w:line="480" w:lineRule="auto"/>
       </w:pPr>
       <w:r>
         <w:rPr>
@@ -2231,18 +3351,116 @@
       </w:r>
       <w:r>
         <w:rPr>
+          <w:b/>
           <w:sz w:val="28"/>
           <w:lang w:val="fr-FR" w:eastAsia="fr-FR" w:bidi="fr-FR"/>
         </w:rPr>
-        <w:t>Document — P-03 - Naviguer et générer un sommaire automatique. Problème : Le document ne propose pas de sommaire automatique actualisable. Impact : Le volet et le sommaire donnent deux accès fiables à la structure. Règle : Vérifier le plan dans le volet de navigation et insérer un sommaire fondé sur les styles de titres. Piste : Le sommaire doit être produit à partir des styles, jamais saisi à la main. Première action : Contrôler le volet, insérer le sommaire et vérifier sa mise à jour. Procédure Word : Références &gt; Table des matières &gt; Table automatique, puis clic droit &gt; Mettre à jour les champs.</w:t>
+        <w:t>Document — P-03</w:t>
+      </w:r>
+      <w:r>
+        <w:rPr>
+          <w:sz w:val="28"/>
+          <w:lang w:val="fr-FR" w:eastAsia="fr-FR" w:bidi="fr-FR"/>
+        </w:rPr>
+        <w:t xml:space="preserve"> - Naviguer et générer un sommaire automatique. </w:t>
+      </w:r>
+      <w:r>
+        <w:rPr>
+          <w:b/>
+          <w:sz w:val="28"/>
+          <w:lang w:val="fr-FR" w:eastAsia="fr-FR" w:bidi="fr-FR"/>
+        </w:rPr>
+        <w:t>Problème :</w:t>
+      </w:r>
+      <w:r>
+        <w:rPr>
+          <w:sz w:val="28"/>
+          <w:lang w:val="fr-FR" w:eastAsia="fr-FR" w:bidi="fr-FR"/>
+        </w:rPr>
+        <w:t xml:space="preserve"> Le document ne propose pas de sommaire automatique actualisable. </w:t>
+      </w:r>
+      <w:r>
+        <w:rPr>
+          <w:b/>
+          <w:sz w:val="28"/>
+          <w:lang w:val="fr-FR" w:eastAsia="fr-FR" w:bidi="fr-FR"/>
+        </w:rPr>
+        <w:t>Impact :</w:t>
+      </w:r>
+      <w:r>
+        <w:rPr>
+          <w:sz w:val="28"/>
+          <w:lang w:val="fr-FR" w:eastAsia="fr-FR" w:bidi="fr-FR"/>
+        </w:rPr>
+        <w:t xml:space="preserve"> Le volet et le sommaire donnent deux accès fiables à la structure. </w:t>
+      </w:r>
+      <w:r>
+        <w:rPr>
+          <w:b/>
+          <w:sz w:val="28"/>
+          <w:lang w:val="fr-FR" w:eastAsia="fr-FR" w:bidi="fr-FR"/>
+        </w:rPr>
+        <w:t>Règle :</w:t>
+      </w:r>
+      <w:r>
+        <w:rPr>
+          <w:sz w:val="28"/>
+          <w:lang w:val="fr-FR" w:eastAsia="fr-FR" w:bidi="fr-FR"/>
+        </w:rPr>
+        <w:t xml:space="preserve"> Vérifier le plan dans le volet de navigation et insérer un sommaire fondé sur les styles de titres. </w:t>
+      </w:r>
+      <w:r>
+        <w:rPr>
+          <w:b/>
+          <w:sz w:val="28"/>
+          <w:lang w:val="fr-FR" w:eastAsia="fr-FR" w:bidi="fr-FR"/>
+        </w:rPr>
+        <w:t>Piste :</w:t>
+      </w:r>
+      <w:r>
+        <w:rPr>
+          <w:sz w:val="28"/>
+          <w:lang w:val="fr-FR" w:eastAsia="fr-FR" w:bidi="fr-FR"/>
+        </w:rPr>
+        <w:t xml:space="preserve"> Le sommaire doit être produit à partir des styles, jamais saisi à la main. </w:t>
+      </w:r>
+      <w:r>
+        <w:rPr>
+          <w:b/>
+          <w:sz w:val="28"/>
+          <w:lang w:val="fr-FR" w:eastAsia="fr-FR" w:bidi="fr-FR"/>
+        </w:rPr>
+        <w:t>Première action :</w:t>
+      </w:r>
+      <w:r>
+        <w:rPr>
+          <w:sz w:val="28"/>
+          <w:lang w:val="fr-FR" w:eastAsia="fr-FR" w:bidi="fr-FR"/>
+        </w:rPr>
+        <w:t xml:space="preserve"> Contrôler le volet, insérer le sommaire et vérifier sa mise à jour. </w:t>
+      </w:r>
+      <w:r>
+        <w:rPr>
+          <w:b/>
+          <w:sz w:val="28"/>
+          <w:lang w:val="fr-FR" w:eastAsia="fr-FR" w:bidi="fr-FR"/>
+        </w:rPr>
+        <w:t>Procédure Word :</w:t>
+      </w:r>
+      <w:r>
+        <w:rPr>
+          <w:sz w:val="28"/>
+          <w:lang w:val="fr-FR" w:eastAsia="fr-FR" w:bidi="fr-FR"/>
+        </w:rPr>
+        <w:t xml:space="preserve"> Références &gt; Table des matières &gt; Table automatique, puis clic droit &gt; Mettre à jour les champs.</w:t>
       </w:r>
     </w:p>
   </w:comment>
-  <w:comment w:id="3" w:author="Formation IGPDE" w:initials="IGPDE" w:date="2026-10-02T20:31:57Z">
+  <w:comment w:id="3" w:author="Formation IGPDE" w:initials="IGPDE" w:date="2026-10-02T20:51:23Z">
     <w:p>
       <w:pPr>
         <w:pStyle w:val="CommentText"/>
-        <w:spacing w:line="360" w:lineRule="auto"/>
+        <w:spacing w:line="480" w:lineRule="auto"/>
       </w:pPr>
       <w:r>
         <w:rPr>
@@ -2254,18 +3472,116 @@
       </w:r>
       <w:r>
         <w:rPr>
+          <w:b/>
           <w:sz w:val="28"/>
           <w:lang w:val="fr-FR" w:eastAsia="fr-FR" w:bidi="fr-FR"/>
         </w:rPr>
-        <w:t>P-04 - Utiliser des listes natives (liste à puces). Problème : Une liste est simulée avec des caractères saisis au début des paragraphes. Impact : Les lecteurs d'écran annoncent la nature et la longueur des listes. Règle : Créer les puces et numéros avec les fonctions de liste du traitement de texte. Piste : Sélectionner les éléments puis appliquer la commande de liste appropriée. Première action : Remplacer la fausse liste par une liste native. Procédure Word : Sélectionner les paragraphes, puis Accueil &gt; Puces ou Numérotation.</w:t>
+        <w:t>P-04</w:t>
+      </w:r>
+      <w:r>
+        <w:rPr>
+          <w:sz w:val="28"/>
+          <w:lang w:val="fr-FR" w:eastAsia="fr-FR" w:bidi="fr-FR"/>
+        </w:rPr>
+        <w:t xml:space="preserve"> - Utiliser des listes natives (liste à puces). </w:t>
+      </w:r>
+      <w:r>
+        <w:rPr>
+          <w:b/>
+          <w:sz w:val="28"/>
+          <w:lang w:val="fr-FR" w:eastAsia="fr-FR" w:bidi="fr-FR"/>
+        </w:rPr>
+        <w:t>Problème :</w:t>
+      </w:r>
+      <w:r>
+        <w:rPr>
+          <w:sz w:val="28"/>
+          <w:lang w:val="fr-FR" w:eastAsia="fr-FR" w:bidi="fr-FR"/>
+        </w:rPr>
+        <w:t xml:space="preserve"> Une liste est simulée avec des caractères saisis au début des paragraphes. </w:t>
+      </w:r>
+      <w:r>
+        <w:rPr>
+          <w:b/>
+          <w:sz w:val="28"/>
+          <w:lang w:val="fr-FR" w:eastAsia="fr-FR" w:bidi="fr-FR"/>
+        </w:rPr>
+        <w:t>Impact :</w:t>
+      </w:r>
+      <w:r>
+        <w:rPr>
+          <w:sz w:val="28"/>
+          <w:lang w:val="fr-FR" w:eastAsia="fr-FR" w:bidi="fr-FR"/>
+        </w:rPr>
+        <w:t xml:space="preserve"> Les lecteurs d'écran annoncent la nature et la longueur des listes. </w:t>
+      </w:r>
+      <w:r>
+        <w:rPr>
+          <w:b/>
+          <w:sz w:val="28"/>
+          <w:lang w:val="fr-FR" w:eastAsia="fr-FR" w:bidi="fr-FR"/>
+        </w:rPr>
+        <w:t>Règle :</w:t>
+      </w:r>
+      <w:r>
+        <w:rPr>
+          <w:sz w:val="28"/>
+          <w:lang w:val="fr-FR" w:eastAsia="fr-FR" w:bidi="fr-FR"/>
+        </w:rPr>
+        <w:t xml:space="preserve"> Créer les puces et numéros avec les fonctions de liste du traitement de texte. </w:t>
+      </w:r>
+      <w:r>
+        <w:rPr>
+          <w:b/>
+          <w:sz w:val="28"/>
+          <w:lang w:val="fr-FR" w:eastAsia="fr-FR" w:bidi="fr-FR"/>
+        </w:rPr>
+        <w:t>Piste :</w:t>
+      </w:r>
+      <w:r>
+        <w:rPr>
+          <w:sz w:val="28"/>
+          <w:lang w:val="fr-FR" w:eastAsia="fr-FR" w:bidi="fr-FR"/>
+        </w:rPr>
+        <w:t xml:space="preserve"> Sélectionner les éléments puis appliquer la commande de liste appropriée. </w:t>
+      </w:r>
+      <w:r>
+        <w:rPr>
+          <w:b/>
+          <w:sz w:val="28"/>
+          <w:lang w:val="fr-FR" w:eastAsia="fr-FR" w:bidi="fr-FR"/>
+        </w:rPr>
+        <w:t>Première action :</w:t>
+      </w:r>
+      <w:r>
+        <w:rPr>
+          <w:sz w:val="28"/>
+          <w:lang w:val="fr-FR" w:eastAsia="fr-FR" w:bidi="fr-FR"/>
+        </w:rPr>
+        <w:t xml:space="preserve"> Remplacer la fausse liste par une liste native. </w:t>
+      </w:r>
+      <w:r>
+        <w:rPr>
+          <w:b/>
+          <w:sz w:val="28"/>
+          <w:lang w:val="fr-FR" w:eastAsia="fr-FR" w:bidi="fr-FR"/>
+        </w:rPr>
+        <w:t>Procédure Word :</w:t>
+      </w:r>
+      <w:r>
+        <w:rPr>
+          <w:sz w:val="28"/>
+          <w:lang w:val="fr-FR" w:eastAsia="fr-FR" w:bidi="fr-FR"/>
+        </w:rPr>
+        <w:t xml:space="preserve"> Sélectionner les paragraphes, puis Accueil &gt; Puces ou Numérotation.</w:t>
       </w:r>
     </w:p>
   </w:comment>
-  <w:comment w:id="4" w:author="Formation IGPDE" w:initials="IGPDE" w:date="2026-10-02T20:31:57Z">
+  <w:comment w:id="4" w:author="Formation IGPDE" w:initials="IGPDE" w:date="2026-10-02T20:51:23Z">
     <w:p>
       <w:pPr>
         <w:pStyle w:val="CommentText"/>
-        <w:spacing w:line="360" w:lineRule="auto"/>
+        <w:spacing w:line="480" w:lineRule="auto"/>
       </w:pPr>
       <w:r>
         <w:rPr>
@@ -2277,18 +3593,116 @@
       </w:r>
       <w:r>
         <w:rPr>
+          <w:b/>
           <w:sz w:val="28"/>
           <w:lang w:val="fr-FR" w:eastAsia="fr-FR" w:bidi="fr-FR"/>
         </w:rPr>
-        <w:t>P-04 - Utiliser des listes natives (liste numérotée). Problème : Une liste est simulée avec des caractères saisis au début des paragraphes. Impact : Les lecteurs d'écran annoncent la nature et la longueur des listes. Règle : Créer les puces et numéros avec les fonctions de liste du traitement de texte. Piste : Sélectionner les éléments puis appliquer la commande de liste appropriée. Première action : Remplacer la fausse liste par une liste native. Procédure Word : Sélectionner les paragraphes, puis Accueil &gt; Puces ou Numérotation.</w:t>
+        <w:t>P-04</w:t>
+      </w:r>
+      <w:r>
+        <w:rPr>
+          <w:sz w:val="28"/>
+          <w:lang w:val="fr-FR" w:eastAsia="fr-FR" w:bidi="fr-FR"/>
+        </w:rPr>
+        <w:t xml:space="preserve"> - Utiliser des listes natives (liste numérotée). </w:t>
+      </w:r>
+      <w:r>
+        <w:rPr>
+          <w:b/>
+          <w:sz w:val="28"/>
+          <w:lang w:val="fr-FR" w:eastAsia="fr-FR" w:bidi="fr-FR"/>
+        </w:rPr>
+        <w:t>Problème :</w:t>
+      </w:r>
+      <w:r>
+        <w:rPr>
+          <w:sz w:val="28"/>
+          <w:lang w:val="fr-FR" w:eastAsia="fr-FR" w:bidi="fr-FR"/>
+        </w:rPr>
+        <w:t xml:space="preserve"> Une liste est simulée avec des caractères saisis au début des paragraphes. </w:t>
+      </w:r>
+      <w:r>
+        <w:rPr>
+          <w:b/>
+          <w:sz w:val="28"/>
+          <w:lang w:val="fr-FR" w:eastAsia="fr-FR" w:bidi="fr-FR"/>
+        </w:rPr>
+        <w:t>Impact :</w:t>
+      </w:r>
+      <w:r>
+        <w:rPr>
+          <w:sz w:val="28"/>
+          <w:lang w:val="fr-FR" w:eastAsia="fr-FR" w:bidi="fr-FR"/>
+        </w:rPr>
+        <w:t xml:space="preserve"> Les lecteurs d'écran annoncent la nature et la longueur des listes. </w:t>
+      </w:r>
+      <w:r>
+        <w:rPr>
+          <w:b/>
+          <w:sz w:val="28"/>
+          <w:lang w:val="fr-FR" w:eastAsia="fr-FR" w:bidi="fr-FR"/>
+        </w:rPr>
+        <w:t>Règle :</w:t>
+      </w:r>
+      <w:r>
+        <w:rPr>
+          <w:sz w:val="28"/>
+          <w:lang w:val="fr-FR" w:eastAsia="fr-FR" w:bidi="fr-FR"/>
+        </w:rPr>
+        <w:t xml:space="preserve"> Créer les puces et numéros avec les fonctions de liste du traitement de texte. </w:t>
+      </w:r>
+      <w:r>
+        <w:rPr>
+          <w:b/>
+          <w:sz w:val="28"/>
+          <w:lang w:val="fr-FR" w:eastAsia="fr-FR" w:bidi="fr-FR"/>
+        </w:rPr>
+        <w:t>Piste :</w:t>
+      </w:r>
+      <w:r>
+        <w:rPr>
+          <w:sz w:val="28"/>
+          <w:lang w:val="fr-FR" w:eastAsia="fr-FR" w:bidi="fr-FR"/>
+        </w:rPr>
+        <w:t xml:space="preserve"> Sélectionner les éléments puis appliquer la commande de liste appropriée. </w:t>
+      </w:r>
+      <w:r>
+        <w:rPr>
+          <w:b/>
+          <w:sz w:val="28"/>
+          <w:lang w:val="fr-FR" w:eastAsia="fr-FR" w:bidi="fr-FR"/>
+        </w:rPr>
+        <w:t>Première action :</w:t>
+      </w:r>
+      <w:r>
+        <w:rPr>
+          <w:sz w:val="28"/>
+          <w:lang w:val="fr-FR" w:eastAsia="fr-FR" w:bidi="fr-FR"/>
+        </w:rPr>
+        <w:t xml:space="preserve"> Remplacer la fausse liste par une liste native. </w:t>
+      </w:r>
+      <w:r>
+        <w:rPr>
+          <w:b/>
+          <w:sz w:val="28"/>
+          <w:lang w:val="fr-FR" w:eastAsia="fr-FR" w:bidi="fr-FR"/>
+        </w:rPr>
+        <w:t>Procédure Word :</w:t>
+      </w:r>
+      <w:r>
+        <w:rPr>
+          <w:sz w:val="28"/>
+          <w:lang w:val="fr-FR" w:eastAsia="fr-FR" w:bidi="fr-FR"/>
+        </w:rPr>
+        <w:t xml:space="preserve"> Sélectionner les paragraphes, puis Accueil &gt; Puces ou Numérotation.</w:t>
       </w:r>
     </w:p>
   </w:comment>
-  <w:comment w:id="5" w:author="Formation IGPDE" w:initials="IGPDE" w:date="2026-10-02T20:31:57Z">
+  <w:comment w:id="5" w:author="Formation IGPDE" w:initials="IGPDE" w:date="2026-10-02T20:51:23Z">
     <w:p>
       <w:pPr>
         <w:pStyle w:val="CommentText"/>
-        <w:spacing w:line="360" w:lineRule="auto"/>
+        <w:spacing w:line="480" w:lineRule="auto"/>
       </w:pPr>
       <w:r>
         <w:rPr>
@@ -2300,18 +3714,116 @@
       </w:r>
       <w:r>
         <w:rPr>
+          <w:b/>
           <w:sz w:val="28"/>
           <w:lang w:val="fr-FR" w:eastAsia="fr-FR" w:bidi="fr-FR"/>
         </w:rPr>
-        <w:t>P-05 - Employer les fonctions de mise en page adaptées. Problème : Une zone cumule paragraphes vides, espaces successifs, tabulations, retours forcés et saut inadapté. Impact : Une mise en page robuste reste compréhensible quand l'affichage ou la restitution change. Règle : Utiliser espacements, retraits, sauts et colonnes plutôt que paragraphes vides, espaces, tabulations ou retours forcés. Piste : Activer les marques de mise en forme avant de corriger ce qui sert seulement à positionner. Première action : Afficher les marques puis remplacer chaque artifice par la fonction prévue. Procédure Word : Accueil &gt; Afficher tout, puis régler Paragraphe, Mise en page &gt; Sauts et Mise en page &gt; Colonnes.</w:t>
+        <w:t>P-05</w:t>
+      </w:r>
+      <w:r>
+        <w:rPr>
+          <w:sz w:val="28"/>
+          <w:lang w:val="fr-FR" w:eastAsia="fr-FR" w:bidi="fr-FR"/>
+        </w:rPr>
+        <w:t xml:space="preserve"> - Employer les fonctions de mise en page adaptées. </w:t>
+      </w:r>
+      <w:r>
+        <w:rPr>
+          <w:b/>
+          <w:sz w:val="28"/>
+          <w:lang w:val="fr-FR" w:eastAsia="fr-FR" w:bidi="fr-FR"/>
+        </w:rPr>
+        <w:t>Problème :</w:t>
+      </w:r>
+      <w:r>
+        <w:rPr>
+          <w:sz w:val="28"/>
+          <w:lang w:val="fr-FR" w:eastAsia="fr-FR" w:bidi="fr-FR"/>
+        </w:rPr>
+        <w:t xml:space="preserve"> Une zone cumule paragraphes vides, espaces successifs, tabulations, retours forcés et saut inadapté. </w:t>
+      </w:r>
+      <w:r>
+        <w:rPr>
+          <w:b/>
+          <w:sz w:val="28"/>
+          <w:lang w:val="fr-FR" w:eastAsia="fr-FR" w:bidi="fr-FR"/>
+        </w:rPr>
+        <w:t>Impact :</w:t>
+      </w:r>
+      <w:r>
+        <w:rPr>
+          <w:sz w:val="28"/>
+          <w:lang w:val="fr-FR" w:eastAsia="fr-FR" w:bidi="fr-FR"/>
+        </w:rPr>
+        <w:t xml:space="preserve"> Une mise en page robuste reste compréhensible quand l'affichage ou la restitution change. </w:t>
+      </w:r>
+      <w:r>
+        <w:rPr>
+          <w:b/>
+          <w:sz w:val="28"/>
+          <w:lang w:val="fr-FR" w:eastAsia="fr-FR" w:bidi="fr-FR"/>
+        </w:rPr>
+        <w:t>Règle :</w:t>
+      </w:r>
+      <w:r>
+        <w:rPr>
+          <w:sz w:val="28"/>
+          <w:lang w:val="fr-FR" w:eastAsia="fr-FR" w:bidi="fr-FR"/>
+        </w:rPr>
+        <w:t xml:space="preserve"> Utiliser espacements, retraits, sauts et colonnes plutôt que paragraphes vides, espaces, tabulations ou retours forcés. </w:t>
+      </w:r>
+      <w:r>
+        <w:rPr>
+          <w:b/>
+          <w:sz w:val="28"/>
+          <w:lang w:val="fr-FR" w:eastAsia="fr-FR" w:bidi="fr-FR"/>
+        </w:rPr>
+        <w:t>Piste :</w:t>
+      </w:r>
+      <w:r>
+        <w:rPr>
+          <w:sz w:val="28"/>
+          <w:lang w:val="fr-FR" w:eastAsia="fr-FR" w:bidi="fr-FR"/>
+        </w:rPr>
+        <w:t xml:space="preserve"> Activer les marques de mise en forme avant de corriger ce qui sert seulement à positionner. </w:t>
+      </w:r>
+      <w:r>
+        <w:rPr>
+          <w:b/>
+          <w:sz w:val="28"/>
+          <w:lang w:val="fr-FR" w:eastAsia="fr-FR" w:bidi="fr-FR"/>
+        </w:rPr>
+        <w:t>Première action :</w:t>
+      </w:r>
+      <w:r>
+        <w:rPr>
+          <w:sz w:val="28"/>
+          <w:lang w:val="fr-FR" w:eastAsia="fr-FR" w:bidi="fr-FR"/>
+        </w:rPr>
+        <w:t xml:space="preserve"> Afficher les marques puis remplacer chaque artifice par la fonction prévue. </w:t>
+      </w:r>
+      <w:r>
+        <w:rPr>
+          <w:b/>
+          <w:sz w:val="28"/>
+          <w:lang w:val="fr-FR" w:eastAsia="fr-FR" w:bidi="fr-FR"/>
+        </w:rPr>
+        <w:t>Procédure Word :</w:t>
+      </w:r>
+      <w:r>
+        <w:rPr>
+          <w:sz w:val="28"/>
+          <w:lang w:val="fr-FR" w:eastAsia="fr-FR" w:bidi="fr-FR"/>
+        </w:rPr>
+        <w:t xml:space="preserve"> Accueil &gt; Afficher tout, puis régler Paragraphe, Mise en page &gt; Sauts et Mise en page &gt; Colonnes.</w:t>
       </w:r>
     </w:p>
   </w:comment>
-  <w:comment w:id="6" w:author="Formation IGPDE" w:initials="IGPDE" w:date="2026-10-02T20:31:57Z">
+  <w:comment w:id="6" w:author="Formation IGPDE" w:initials="IGPDE" w:date="2026-10-02T20:51:23Z">
     <w:p>
       <w:pPr>
         <w:pStyle w:val="CommentText"/>
-        <w:spacing w:line="360" w:lineRule="auto"/>
+        <w:spacing w:line="480" w:lineRule="auto"/>
       </w:pPr>
       <w:r>
         <w:rPr>
@@ -2323,18 +3835,116 @@
       </w:r>
       <w:r>
         <w:rPr>
+          <w:b/>
           <w:sz w:val="28"/>
           <w:lang w:val="fr-FR" w:eastAsia="fr-FR" w:bidi="fr-FR"/>
         </w:rPr>
-        <w:t>P-06 - Rédiger l'alternative d'une image informative simple. Problème : Une image informative possède une alternative absente ou inadéquate. Impact : Une personne qui ne voit pas l'image reçoit son information utile. Règle : Rédiger une alternative concise liée au contexte, sans reprendre automatiquement une description générée. Piste : Décrire l'information nécessaire ici, pas l'apparence exhaustive de l'image. Première action : Observer le rôle de l'image et rédiger soi-même son alternative. Procédure Word : Clic droit sur l'image &gt; Afficher le texte de remplacement, puis renseigner la description.</w:t>
+        <w:t>P-06</w:t>
+      </w:r>
+      <w:r>
+        <w:rPr>
+          <w:sz w:val="28"/>
+          <w:lang w:val="fr-FR" w:eastAsia="fr-FR" w:bidi="fr-FR"/>
+        </w:rPr>
+        <w:t xml:space="preserve"> - Rédiger l'alternative d'une image informative simple. </w:t>
+      </w:r>
+      <w:r>
+        <w:rPr>
+          <w:b/>
+          <w:sz w:val="28"/>
+          <w:lang w:val="fr-FR" w:eastAsia="fr-FR" w:bidi="fr-FR"/>
+        </w:rPr>
+        <w:t>Problème :</w:t>
+      </w:r>
+      <w:r>
+        <w:rPr>
+          <w:sz w:val="28"/>
+          <w:lang w:val="fr-FR" w:eastAsia="fr-FR" w:bidi="fr-FR"/>
+        </w:rPr>
+        <w:t xml:space="preserve"> Une image informative possède une alternative absente ou inadéquate. </w:t>
+      </w:r>
+      <w:r>
+        <w:rPr>
+          <w:b/>
+          <w:sz w:val="28"/>
+          <w:lang w:val="fr-FR" w:eastAsia="fr-FR" w:bidi="fr-FR"/>
+        </w:rPr>
+        <w:t>Impact :</w:t>
+      </w:r>
+      <w:r>
+        <w:rPr>
+          <w:sz w:val="28"/>
+          <w:lang w:val="fr-FR" w:eastAsia="fr-FR" w:bidi="fr-FR"/>
+        </w:rPr>
+        <w:t xml:space="preserve"> Une personne qui ne voit pas l'image reçoit son information utile. </w:t>
+      </w:r>
+      <w:r>
+        <w:rPr>
+          <w:b/>
+          <w:sz w:val="28"/>
+          <w:lang w:val="fr-FR" w:eastAsia="fr-FR" w:bidi="fr-FR"/>
+        </w:rPr>
+        <w:t>Règle :</w:t>
+      </w:r>
+      <w:r>
+        <w:rPr>
+          <w:sz w:val="28"/>
+          <w:lang w:val="fr-FR" w:eastAsia="fr-FR" w:bidi="fr-FR"/>
+        </w:rPr>
+        <w:t xml:space="preserve"> Rédiger une alternative concise liée au contexte, sans reprendre automatiquement une description générée. </w:t>
+      </w:r>
+      <w:r>
+        <w:rPr>
+          <w:b/>
+          <w:sz w:val="28"/>
+          <w:lang w:val="fr-FR" w:eastAsia="fr-FR" w:bidi="fr-FR"/>
+        </w:rPr>
+        <w:t>Piste :</w:t>
+      </w:r>
+      <w:r>
+        <w:rPr>
+          <w:sz w:val="28"/>
+          <w:lang w:val="fr-FR" w:eastAsia="fr-FR" w:bidi="fr-FR"/>
+        </w:rPr>
+        <w:t xml:space="preserve"> Décrire l'information nécessaire ici, pas l'apparence exhaustive de l'image. </w:t>
+      </w:r>
+      <w:r>
+        <w:rPr>
+          <w:b/>
+          <w:sz w:val="28"/>
+          <w:lang w:val="fr-FR" w:eastAsia="fr-FR" w:bidi="fr-FR"/>
+        </w:rPr>
+        <w:t>Première action :</w:t>
+      </w:r>
+      <w:r>
+        <w:rPr>
+          <w:sz w:val="28"/>
+          <w:lang w:val="fr-FR" w:eastAsia="fr-FR" w:bidi="fr-FR"/>
+        </w:rPr>
+        <w:t xml:space="preserve"> Observer le rôle de l'image et rédiger soi-même son alternative. </w:t>
+      </w:r>
+      <w:r>
+        <w:rPr>
+          <w:b/>
+          <w:sz w:val="28"/>
+          <w:lang w:val="fr-FR" w:eastAsia="fr-FR" w:bidi="fr-FR"/>
+        </w:rPr>
+        <w:t>Procédure Word :</w:t>
+      </w:r>
+      <w:r>
+        <w:rPr>
+          <w:sz w:val="28"/>
+          <w:lang w:val="fr-FR" w:eastAsia="fr-FR" w:bidi="fr-FR"/>
+        </w:rPr>
+        <w:t xml:space="preserve"> Clic droit sur l'image &gt; Afficher le texte de remplacement, puis renseigner la description.</w:t>
       </w:r>
     </w:p>
   </w:comment>
-  <w:comment w:id="7" w:author="Formation IGPDE" w:initials="IGPDE" w:date="2026-10-02T20:31:57Z">
+  <w:comment w:id="7" w:author="Formation IGPDE" w:initials="IGPDE" w:date="2026-10-02T20:51:23Z">
     <w:p>
       <w:pPr>
         <w:pStyle w:val="CommentText"/>
-        <w:spacing w:line="360" w:lineRule="auto"/>
+        <w:spacing w:line="480" w:lineRule="auto"/>
       </w:pPr>
       <w:r>
         <w:rPr>
@@ -2346,18 +3956,116 @@
       </w:r>
       <w:r>
         <w:rPr>
+          <w:b/>
           <w:sz w:val="28"/>
           <w:lang w:val="fr-FR" w:eastAsia="fr-FR" w:bidi="fr-FR"/>
         </w:rPr>
-        <w:t>P-07 - Décrire une image complexe. Problème : Une image complexe n'offre ni résumé utile ni description détaillée équivalente. Impact : Les données ou relations complexes restent disponibles sous forme textuelle. Règle : Associer une alternative courte à une description détaillée adjacente dans le corps. Piste : Résumer la fonction dans l'alternative et placer les données ou conclusions dans le texte voisin. Première action : Ajouter une alternative courte et une description structurée à proximité. Procédure Word : Ajouter le texte de remplacement, puis saisir la description détaillée dans un paragraphe voisin.</w:t>
+        <w:t>P-07</w:t>
+      </w:r>
+      <w:r>
+        <w:rPr>
+          <w:sz w:val="28"/>
+          <w:lang w:val="fr-FR" w:eastAsia="fr-FR" w:bidi="fr-FR"/>
+        </w:rPr>
+        <w:t xml:space="preserve"> - Décrire une image complexe. </w:t>
+      </w:r>
+      <w:r>
+        <w:rPr>
+          <w:b/>
+          <w:sz w:val="28"/>
+          <w:lang w:val="fr-FR" w:eastAsia="fr-FR" w:bidi="fr-FR"/>
+        </w:rPr>
+        <w:t>Problème :</w:t>
+      </w:r>
+      <w:r>
+        <w:rPr>
+          <w:sz w:val="28"/>
+          <w:lang w:val="fr-FR" w:eastAsia="fr-FR" w:bidi="fr-FR"/>
+        </w:rPr>
+        <w:t xml:space="preserve"> Une image complexe n'offre ni résumé utile ni description détaillée équivalente. </w:t>
+      </w:r>
+      <w:r>
+        <w:rPr>
+          <w:b/>
+          <w:sz w:val="28"/>
+          <w:lang w:val="fr-FR" w:eastAsia="fr-FR" w:bidi="fr-FR"/>
+        </w:rPr>
+        <w:t>Impact :</w:t>
+      </w:r>
+      <w:r>
+        <w:rPr>
+          <w:sz w:val="28"/>
+          <w:lang w:val="fr-FR" w:eastAsia="fr-FR" w:bidi="fr-FR"/>
+        </w:rPr>
+        <w:t xml:space="preserve"> Les données ou relations complexes restent disponibles sous forme textuelle. </w:t>
+      </w:r>
+      <w:r>
+        <w:rPr>
+          <w:b/>
+          <w:sz w:val="28"/>
+          <w:lang w:val="fr-FR" w:eastAsia="fr-FR" w:bidi="fr-FR"/>
+        </w:rPr>
+        <w:t>Règle :</w:t>
+      </w:r>
+      <w:r>
+        <w:rPr>
+          <w:sz w:val="28"/>
+          <w:lang w:val="fr-FR" w:eastAsia="fr-FR" w:bidi="fr-FR"/>
+        </w:rPr>
+        <w:t xml:space="preserve"> Associer une alternative courte à une description détaillée adjacente dans le corps. </w:t>
+      </w:r>
+      <w:r>
+        <w:rPr>
+          <w:b/>
+          <w:sz w:val="28"/>
+          <w:lang w:val="fr-FR" w:eastAsia="fr-FR" w:bidi="fr-FR"/>
+        </w:rPr>
+        <w:t>Piste :</w:t>
+      </w:r>
+      <w:r>
+        <w:rPr>
+          <w:sz w:val="28"/>
+          <w:lang w:val="fr-FR" w:eastAsia="fr-FR" w:bidi="fr-FR"/>
+        </w:rPr>
+        <w:t xml:space="preserve"> Résumer la fonction dans l'alternative et placer les données ou conclusions dans le texte voisin. </w:t>
+      </w:r>
+      <w:r>
+        <w:rPr>
+          <w:b/>
+          <w:sz w:val="28"/>
+          <w:lang w:val="fr-FR" w:eastAsia="fr-FR" w:bidi="fr-FR"/>
+        </w:rPr>
+        <w:t>Première action :</w:t>
+      </w:r>
+      <w:r>
+        <w:rPr>
+          <w:sz w:val="28"/>
+          <w:lang w:val="fr-FR" w:eastAsia="fr-FR" w:bidi="fr-FR"/>
+        </w:rPr>
+        <w:t xml:space="preserve"> Ajouter une alternative courte et une description structurée à proximité. </w:t>
+      </w:r>
+      <w:r>
+        <w:rPr>
+          <w:b/>
+          <w:sz w:val="28"/>
+          <w:lang w:val="fr-FR" w:eastAsia="fr-FR" w:bidi="fr-FR"/>
+        </w:rPr>
+        <w:t>Procédure Word :</w:t>
+      </w:r>
+      <w:r>
+        <w:rPr>
+          <w:sz w:val="28"/>
+          <w:lang w:val="fr-FR" w:eastAsia="fr-FR" w:bidi="fr-FR"/>
+        </w:rPr>
+        <w:t xml:space="preserve"> Ajouter le texte de remplacement, puis saisir la description détaillée dans un paragraphe voisin.</w:t>
       </w:r>
     </w:p>
   </w:comment>
-  <w:comment w:id="8" w:author="Formation IGPDE" w:initials="IGPDE" w:date="2026-10-02T20:31:57Z">
+  <w:comment w:id="8" w:author="Formation IGPDE" w:initials="IGPDE" w:date="2026-10-02T20:51:23Z">
     <w:p>
       <w:pPr>
         <w:pStyle w:val="CommentText"/>
-        <w:spacing w:line="360" w:lineRule="auto"/>
+        <w:spacing w:line="480" w:lineRule="auto"/>
       </w:pPr>
       <w:r>
         <w:rPr>
@@ -2369,18 +4077,116 @@
       </w:r>
       <w:r>
         <w:rPr>
+          <w:b/>
           <w:sz w:val="28"/>
           <w:lang w:val="fr-FR" w:eastAsia="fr-FR" w:bidi="fr-FR"/>
         </w:rPr>
-        <w:t>P-08 - Marquer une image redondante comme décorative. Problème : Une image purement redondante est annoncée comme si elle apportait une information. Impact : Les images sans information n'alourdissent pas la restitution. Règle : Déclarer décorative uniquement une image dont l'information est déjà entièrement donnée par le texte voisin. Piste : Supprimer mentalement l'image ; si aucune information ne disparaît, elle peut être décorative. Première action : Vérifier la redondance puis appliquer le traitement décoratif adapté au logiciel. Procédure Word : Afficher le texte de remplacement puis cocher Marquer comme décoratif.</w:t>
+        <w:t>P-08</w:t>
+      </w:r>
+      <w:r>
+        <w:rPr>
+          <w:sz w:val="28"/>
+          <w:lang w:val="fr-FR" w:eastAsia="fr-FR" w:bidi="fr-FR"/>
+        </w:rPr>
+        <w:t xml:space="preserve"> - Marquer une image redondante comme décorative. </w:t>
+      </w:r>
+      <w:r>
+        <w:rPr>
+          <w:b/>
+          <w:sz w:val="28"/>
+          <w:lang w:val="fr-FR" w:eastAsia="fr-FR" w:bidi="fr-FR"/>
+        </w:rPr>
+        <w:t>Problème :</w:t>
+      </w:r>
+      <w:r>
+        <w:rPr>
+          <w:sz w:val="28"/>
+          <w:lang w:val="fr-FR" w:eastAsia="fr-FR" w:bidi="fr-FR"/>
+        </w:rPr>
+        <w:t xml:space="preserve"> Une image purement redondante est annoncée comme si elle apportait une information. </w:t>
+      </w:r>
+      <w:r>
+        <w:rPr>
+          <w:b/>
+          <w:sz w:val="28"/>
+          <w:lang w:val="fr-FR" w:eastAsia="fr-FR" w:bidi="fr-FR"/>
+        </w:rPr>
+        <w:t>Impact :</w:t>
+      </w:r>
+      <w:r>
+        <w:rPr>
+          <w:sz w:val="28"/>
+          <w:lang w:val="fr-FR" w:eastAsia="fr-FR" w:bidi="fr-FR"/>
+        </w:rPr>
+        <w:t xml:space="preserve"> Les images sans information n'alourdissent pas la restitution. </w:t>
+      </w:r>
+      <w:r>
+        <w:rPr>
+          <w:b/>
+          <w:sz w:val="28"/>
+          <w:lang w:val="fr-FR" w:eastAsia="fr-FR" w:bidi="fr-FR"/>
+        </w:rPr>
+        <w:t>Règle :</w:t>
+      </w:r>
+      <w:r>
+        <w:rPr>
+          <w:sz w:val="28"/>
+          <w:lang w:val="fr-FR" w:eastAsia="fr-FR" w:bidi="fr-FR"/>
+        </w:rPr>
+        <w:t xml:space="preserve"> Déclarer décorative uniquement une image dont l'information est déjà entièrement donnée par le texte voisin. </w:t>
+      </w:r>
+      <w:r>
+        <w:rPr>
+          <w:b/>
+          <w:sz w:val="28"/>
+          <w:lang w:val="fr-FR" w:eastAsia="fr-FR" w:bidi="fr-FR"/>
+        </w:rPr>
+        <w:t>Piste :</w:t>
+      </w:r>
+      <w:r>
+        <w:rPr>
+          <w:sz w:val="28"/>
+          <w:lang w:val="fr-FR" w:eastAsia="fr-FR" w:bidi="fr-FR"/>
+        </w:rPr>
+        <w:t xml:space="preserve"> Supprimer mentalement l'image ; si aucune information ne disparaît, elle peut être décorative. </w:t>
+      </w:r>
+      <w:r>
+        <w:rPr>
+          <w:b/>
+          <w:sz w:val="28"/>
+          <w:lang w:val="fr-FR" w:eastAsia="fr-FR" w:bidi="fr-FR"/>
+        </w:rPr>
+        <w:t>Première action :</w:t>
+      </w:r>
+      <w:r>
+        <w:rPr>
+          <w:sz w:val="28"/>
+          <w:lang w:val="fr-FR" w:eastAsia="fr-FR" w:bidi="fr-FR"/>
+        </w:rPr>
+        <w:t xml:space="preserve"> Vérifier la redondance puis appliquer le traitement décoratif adapté au logiciel. </w:t>
+      </w:r>
+      <w:r>
+        <w:rPr>
+          <w:b/>
+          <w:sz w:val="28"/>
+          <w:lang w:val="fr-FR" w:eastAsia="fr-FR" w:bidi="fr-FR"/>
+        </w:rPr>
+        <w:t>Procédure Word :</w:t>
+      </w:r>
+      <w:r>
+        <w:rPr>
+          <w:sz w:val="28"/>
+          <w:lang w:val="fr-FR" w:eastAsia="fr-FR" w:bidi="fr-FR"/>
+        </w:rPr>
+        <w:t xml:space="preserve"> Afficher le texte de remplacement puis cocher Marquer comme décoratif.</w:t>
       </w:r>
     </w:p>
   </w:comment>
-  <w:comment w:id="9" w:author="Formation IGPDE" w:initials="IGPDE" w:date="2026-10-02T20:31:57Z">
+  <w:comment w:id="9" w:author="Formation IGPDE" w:initials="IGPDE" w:date="2026-10-02T20:51:23Z">
     <w:p>
       <w:pPr>
         <w:pStyle w:val="CommentText"/>
-        <w:spacing w:line="360" w:lineRule="auto"/>
+        <w:spacing w:line="480" w:lineRule="auto"/>
       </w:pPr>
       <w:r>
         <w:rPr>
@@ -2392,18 +4198,116 @@
       </w:r>
       <w:r>
         <w:rPr>
+          <w:b/>
           <w:sz w:val="28"/>
           <w:lang w:val="fr-FR" w:eastAsia="fr-FR" w:bidi="fr-FR"/>
         </w:rPr>
-        <w:t>P-09 - Remplacer une image de texte par du vrai texte. Problème : Une consigne utile est uniquement présente dans une image de texte. Impact : Le contenu peut être sélectionné, agrandi, recherché et restitué correctement. Règle : Saisir en texte réel toute information textuelle qui n'a pas besoin d'être une image. Piste : Vérifier que chaque mot peut être sélectionné et modifié. Première action : Reproduire fidèlement le texte dans le corps puis retirer l'image devenue inutile. Procédure Word : Insérer le texte dans un paragraphe structuré, appliquer les styles utiles puis supprimer l'image de texte.</w:t>
+        <w:t>P-09</w:t>
+      </w:r>
+      <w:r>
+        <w:rPr>
+          <w:sz w:val="28"/>
+          <w:lang w:val="fr-FR" w:eastAsia="fr-FR" w:bidi="fr-FR"/>
+        </w:rPr>
+        <w:t xml:space="preserve"> - Remplacer une image de texte par du vrai texte. </w:t>
+      </w:r>
+      <w:r>
+        <w:rPr>
+          <w:b/>
+          <w:sz w:val="28"/>
+          <w:lang w:val="fr-FR" w:eastAsia="fr-FR" w:bidi="fr-FR"/>
+        </w:rPr>
+        <w:t>Problème :</w:t>
+      </w:r>
+      <w:r>
+        <w:rPr>
+          <w:sz w:val="28"/>
+          <w:lang w:val="fr-FR" w:eastAsia="fr-FR" w:bidi="fr-FR"/>
+        </w:rPr>
+        <w:t xml:space="preserve"> Une consigne utile est uniquement présente dans une image de texte. </w:t>
+      </w:r>
+      <w:r>
+        <w:rPr>
+          <w:b/>
+          <w:sz w:val="28"/>
+          <w:lang w:val="fr-FR" w:eastAsia="fr-FR" w:bidi="fr-FR"/>
+        </w:rPr>
+        <w:t>Impact :</w:t>
+      </w:r>
+      <w:r>
+        <w:rPr>
+          <w:sz w:val="28"/>
+          <w:lang w:val="fr-FR" w:eastAsia="fr-FR" w:bidi="fr-FR"/>
+        </w:rPr>
+        <w:t xml:space="preserve"> Le contenu peut être sélectionné, agrandi, recherché et restitué correctement. </w:t>
+      </w:r>
+      <w:r>
+        <w:rPr>
+          <w:b/>
+          <w:sz w:val="28"/>
+          <w:lang w:val="fr-FR" w:eastAsia="fr-FR" w:bidi="fr-FR"/>
+        </w:rPr>
+        <w:t>Règle :</w:t>
+      </w:r>
+      <w:r>
+        <w:rPr>
+          <w:sz w:val="28"/>
+          <w:lang w:val="fr-FR" w:eastAsia="fr-FR" w:bidi="fr-FR"/>
+        </w:rPr>
+        <w:t xml:space="preserve"> Saisir en texte réel toute information textuelle qui n'a pas besoin d'être une image. </w:t>
+      </w:r>
+      <w:r>
+        <w:rPr>
+          <w:b/>
+          <w:sz w:val="28"/>
+          <w:lang w:val="fr-FR" w:eastAsia="fr-FR" w:bidi="fr-FR"/>
+        </w:rPr>
+        <w:t>Piste :</w:t>
+      </w:r>
+      <w:r>
+        <w:rPr>
+          <w:sz w:val="28"/>
+          <w:lang w:val="fr-FR" w:eastAsia="fr-FR" w:bidi="fr-FR"/>
+        </w:rPr>
+        <w:t xml:space="preserve"> Vérifier que chaque mot peut être sélectionné et modifié. </w:t>
+      </w:r>
+      <w:r>
+        <w:rPr>
+          <w:b/>
+          <w:sz w:val="28"/>
+          <w:lang w:val="fr-FR" w:eastAsia="fr-FR" w:bidi="fr-FR"/>
+        </w:rPr>
+        <w:t>Première action :</w:t>
+      </w:r>
+      <w:r>
+        <w:rPr>
+          <w:sz w:val="28"/>
+          <w:lang w:val="fr-FR" w:eastAsia="fr-FR" w:bidi="fr-FR"/>
+        </w:rPr>
+        <w:t xml:space="preserve"> Reproduire fidèlement le texte dans le corps puis retirer l'image devenue inutile. </w:t>
+      </w:r>
+      <w:r>
+        <w:rPr>
+          <w:b/>
+          <w:sz w:val="28"/>
+          <w:lang w:val="fr-FR" w:eastAsia="fr-FR" w:bidi="fr-FR"/>
+        </w:rPr>
+        <w:t>Procédure Word :</w:t>
+      </w:r>
+      <w:r>
+        <w:rPr>
+          <w:sz w:val="28"/>
+          <w:lang w:val="fr-FR" w:eastAsia="fr-FR" w:bidi="fr-FR"/>
+        </w:rPr>
+        <w:t xml:space="preserve"> Insérer le texte dans un paragraphe structuré, appliquer les styles utiles puis supprimer l'image de texte.</w:t>
       </w:r>
     </w:p>
   </w:comment>
-  <w:comment w:id="10" w:author="Formation IGPDE" w:initials="IGPDE" w:date="2026-10-02T20:31:57Z">
+  <w:comment w:id="10" w:author="Formation IGPDE" w:initials="IGPDE" w:date="2026-10-02T20:51:23Z">
     <w:p>
       <w:pPr>
         <w:pStyle w:val="CommentText"/>
-        <w:spacing w:line="360" w:lineRule="auto"/>
+        <w:spacing w:line="480" w:lineRule="auto"/>
       </w:pPr>
       <w:r>
         <w:rPr>
@@ -2415,18 +4319,116 @@
       </w:r>
       <w:r>
         <w:rPr>
+          <w:b/>
           <w:sz w:val="28"/>
           <w:lang w:val="fr-FR" w:eastAsia="fr-FR" w:bidi="fr-FR"/>
         </w:rPr>
-        <w:t>P-10 - Rendre les liens autonomes et identifiables. Problème : Un lien générique ne décrit pas sa destination et un téléchargement manque d'informations utiles. Impact : La destination reste compréhensible hors contexte et repérable visuellement. Règle : Employer un libellé explicite et ajouter format, poids et langue d'un téléchargement lorsque ces informations sont connues. Piste : Lire le lien isolément et vérifier qu'il annonce sa destination. Première action : Réécrire le libellé sans changer la destination puis compléter les informations disponibles. Procédure Word : Modifier le texte affiché du lien via clic droit &gt; Modifier le lien, puis compléter le libellé dans le corps.</w:t>
+        <w:t>P-10</w:t>
+      </w:r>
+      <w:r>
+        <w:rPr>
+          <w:sz w:val="28"/>
+          <w:lang w:val="fr-FR" w:eastAsia="fr-FR" w:bidi="fr-FR"/>
+        </w:rPr>
+        <w:t xml:space="preserve"> - Rendre les liens autonomes et identifiables. </w:t>
+      </w:r>
+      <w:r>
+        <w:rPr>
+          <w:b/>
+          <w:sz w:val="28"/>
+          <w:lang w:val="fr-FR" w:eastAsia="fr-FR" w:bidi="fr-FR"/>
+        </w:rPr>
+        <w:t>Problème :</w:t>
+      </w:r>
+      <w:r>
+        <w:rPr>
+          <w:sz w:val="28"/>
+          <w:lang w:val="fr-FR" w:eastAsia="fr-FR" w:bidi="fr-FR"/>
+        </w:rPr>
+        <w:t xml:space="preserve"> Un lien générique ne décrit pas sa destination et un téléchargement manque d'informations utiles. </w:t>
+      </w:r>
+      <w:r>
+        <w:rPr>
+          <w:b/>
+          <w:sz w:val="28"/>
+          <w:lang w:val="fr-FR" w:eastAsia="fr-FR" w:bidi="fr-FR"/>
+        </w:rPr>
+        <w:t>Impact :</w:t>
+      </w:r>
+      <w:r>
+        <w:rPr>
+          <w:sz w:val="28"/>
+          <w:lang w:val="fr-FR" w:eastAsia="fr-FR" w:bidi="fr-FR"/>
+        </w:rPr>
+        <w:t xml:space="preserve"> La destination reste compréhensible hors contexte et repérable visuellement. </w:t>
+      </w:r>
+      <w:r>
+        <w:rPr>
+          <w:b/>
+          <w:sz w:val="28"/>
+          <w:lang w:val="fr-FR" w:eastAsia="fr-FR" w:bidi="fr-FR"/>
+        </w:rPr>
+        <w:t>Règle :</w:t>
+      </w:r>
+      <w:r>
+        <w:rPr>
+          <w:sz w:val="28"/>
+          <w:lang w:val="fr-FR" w:eastAsia="fr-FR" w:bidi="fr-FR"/>
+        </w:rPr>
+        <w:t xml:space="preserve"> Employer un libellé explicite et ajouter format, poids et langue d'un téléchargement lorsque ces informations sont connues. </w:t>
+      </w:r>
+      <w:r>
+        <w:rPr>
+          <w:b/>
+          <w:sz w:val="28"/>
+          <w:lang w:val="fr-FR" w:eastAsia="fr-FR" w:bidi="fr-FR"/>
+        </w:rPr>
+        <w:t>Piste :</w:t>
+      </w:r>
+      <w:r>
+        <w:rPr>
+          <w:sz w:val="28"/>
+          <w:lang w:val="fr-FR" w:eastAsia="fr-FR" w:bidi="fr-FR"/>
+        </w:rPr>
+        <w:t xml:space="preserve"> Lire le lien isolément et vérifier qu'il annonce sa destination. </w:t>
+      </w:r>
+      <w:r>
+        <w:rPr>
+          <w:b/>
+          <w:sz w:val="28"/>
+          <w:lang w:val="fr-FR" w:eastAsia="fr-FR" w:bidi="fr-FR"/>
+        </w:rPr>
+        <w:t>Première action :</w:t>
+      </w:r>
+      <w:r>
+        <w:rPr>
+          <w:sz w:val="28"/>
+          <w:lang w:val="fr-FR" w:eastAsia="fr-FR" w:bidi="fr-FR"/>
+        </w:rPr>
+        <w:t xml:space="preserve"> Réécrire le libellé sans changer la destination puis compléter les informations disponibles. </w:t>
+      </w:r>
+      <w:r>
+        <w:rPr>
+          <w:b/>
+          <w:sz w:val="28"/>
+          <w:lang w:val="fr-FR" w:eastAsia="fr-FR" w:bidi="fr-FR"/>
+        </w:rPr>
+        <w:t>Procédure Word :</w:t>
+      </w:r>
+      <w:r>
+        <w:rPr>
+          <w:sz w:val="28"/>
+          <w:lang w:val="fr-FR" w:eastAsia="fr-FR" w:bidi="fr-FR"/>
+        </w:rPr>
+        <w:t xml:space="preserve"> Modifier le texte affiché du lien via clic droit &gt; Modifier le lien, puis compléter le libellé dans le corps.</w:t>
       </w:r>
     </w:p>
   </w:comment>
-  <w:comment w:id="11" w:author="Formation IGPDE" w:initials="IGPDE" w:date="2026-10-02T20:31:57Z">
+  <w:comment w:id="11" w:author="Formation IGPDE" w:initials="IGPDE" w:date="2026-10-02T20:51:23Z">
     <w:p>
       <w:pPr>
         <w:pStyle w:val="CommentText"/>
-        <w:spacing w:line="360" w:lineRule="auto"/>
+        <w:spacing w:line="480" w:lineRule="auto"/>
       </w:pPr>
       <w:r>
         <w:rPr>
@@ -2438,18 +4440,116 @@
       </w:r>
       <w:r>
         <w:rPr>
+          <w:b/>
           <w:sz w:val="28"/>
           <w:lang w:val="fr-FR" w:eastAsia="fr-FR" w:bidi="fr-FR"/>
         </w:rPr>
-        <w:t>Document — P-11 - Reprendre dans le corps l'information d'un en-tête. Problème : Le statut du document apparaît seulement dans l'en-tête. Impact : Une information essentielle reste disponible même si l'en-tête n'est pas restitué. Règle : Ne jamais faire porter une information essentielle uniquement par un filigrane, un en-tête ou un arrière-plan. Piste : Identifier l'information qui disparaîtrait si l'en-tête et l'arrière-plan étaient ignorés. Première action : Reprendre le même statut à un emplacement logique du corps. Procédure Word : Ajouter le statut dans le corps avec un style adapté ; l'en-tête peut le conserver, sans en être l'unique porteur.</w:t>
+        <w:t>Document — P-11</w:t>
+      </w:r>
+      <w:r>
+        <w:rPr>
+          <w:sz w:val="28"/>
+          <w:lang w:val="fr-FR" w:eastAsia="fr-FR" w:bidi="fr-FR"/>
+        </w:rPr>
+        <w:t xml:space="preserve"> - Reprendre dans le corps l'information d'un en-tête. </w:t>
+      </w:r>
+      <w:r>
+        <w:rPr>
+          <w:b/>
+          <w:sz w:val="28"/>
+          <w:lang w:val="fr-FR" w:eastAsia="fr-FR" w:bidi="fr-FR"/>
+        </w:rPr>
+        <w:t>Problème :</w:t>
+      </w:r>
+      <w:r>
+        <w:rPr>
+          <w:sz w:val="28"/>
+          <w:lang w:val="fr-FR" w:eastAsia="fr-FR" w:bidi="fr-FR"/>
+        </w:rPr>
+        <w:t xml:space="preserve"> Le statut du document apparaît seulement dans l'en-tête. </w:t>
+      </w:r>
+      <w:r>
+        <w:rPr>
+          <w:b/>
+          <w:sz w:val="28"/>
+          <w:lang w:val="fr-FR" w:eastAsia="fr-FR" w:bidi="fr-FR"/>
+        </w:rPr>
+        <w:t>Impact :</w:t>
+      </w:r>
+      <w:r>
+        <w:rPr>
+          <w:sz w:val="28"/>
+          <w:lang w:val="fr-FR" w:eastAsia="fr-FR" w:bidi="fr-FR"/>
+        </w:rPr>
+        <w:t xml:space="preserve"> Une information essentielle reste disponible même si l'en-tête n'est pas restitué. </w:t>
+      </w:r>
+      <w:r>
+        <w:rPr>
+          <w:b/>
+          <w:sz w:val="28"/>
+          <w:lang w:val="fr-FR" w:eastAsia="fr-FR" w:bidi="fr-FR"/>
+        </w:rPr>
+        <w:t>Règle :</w:t>
+      </w:r>
+      <w:r>
+        <w:rPr>
+          <w:sz w:val="28"/>
+          <w:lang w:val="fr-FR" w:eastAsia="fr-FR" w:bidi="fr-FR"/>
+        </w:rPr>
+        <w:t xml:space="preserve"> Ne jamais faire porter une information essentielle uniquement par un filigrane, un en-tête ou un arrière-plan. </w:t>
+      </w:r>
+      <w:r>
+        <w:rPr>
+          <w:b/>
+          <w:sz w:val="28"/>
+          <w:lang w:val="fr-FR" w:eastAsia="fr-FR" w:bidi="fr-FR"/>
+        </w:rPr>
+        <w:t>Piste :</w:t>
+      </w:r>
+      <w:r>
+        <w:rPr>
+          <w:sz w:val="28"/>
+          <w:lang w:val="fr-FR" w:eastAsia="fr-FR" w:bidi="fr-FR"/>
+        </w:rPr>
+        <w:t xml:space="preserve"> Identifier l'information qui disparaîtrait si l'en-tête et l'arrière-plan étaient ignorés. </w:t>
+      </w:r>
+      <w:r>
+        <w:rPr>
+          <w:b/>
+          <w:sz w:val="28"/>
+          <w:lang w:val="fr-FR" w:eastAsia="fr-FR" w:bidi="fr-FR"/>
+        </w:rPr>
+        <w:t>Première action :</w:t>
+      </w:r>
+      <w:r>
+        <w:rPr>
+          <w:sz w:val="28"/>
+          <w:lang w:val="fr-FR" w:eastAsia="fr-FR" w:bidi="fr-FR"/>
+        </w:rPr>
+        <w:t xml:space="preserve"> Reprendre le même statut à un emplacement logique du corps. </w:t>
+      </w:r>
+      <w:r>
+        <w:rPr>
+          <w:b/>
+          <w:sz w:val="28"/>
+          <w:lang w:val="fr-FR" w:eastAsia="fr-FR" w:bidi="fr-FR"/>
+        </w:rPr>
+        <w:t>Procédure Word :</w:t>
+      </w:r>
+      <w:r>
+        <w:rPr>
+          <w:sz w:val="28"/>
+          <w:lang w:val="fr-FR" w:eastAsia="fr-FR" w:bidi="fr-FR"/>
+        </w:rPr>
+        <w:t xml:space="preserve"> Ajouter le statut dans le corps avec un style adapté ; l'en-tête peut le conserver, sans en être l'unique porteur.</w:t>
       </w:r>
     </w:p>
   </w:comment>
-  <w:comment w:id="12" w:author="Formation IGPDE" w:initials="IGPDE" w:date="2026-10-02T20:31:57Z">
+  <w:comment w:id="12" w:author="Formation IGPDE" w:initials="IGPDE" w:date="2026-10-02T20:51:23Z">
     <w:p>
       <w:pPr>
         <w:pStyle w:val="CommentText"/>
-        <w:spacing w:line="360" w:lineRule="auto"/>
+        <w:spacing w:line="480" w:lineRule="auto"/>
       </w:pPr>
       <w:r>
         <w:rPr>
@@ -2461,18 +4561,116 @@
       </w:r>
       <w:r>
         <w:rPr>
+          <w:b/>
           <w:sz w:val="28"/>
           <w:lang w:val="fr-FR" w:eastAsia="fr-FR" w:bidi="fr-FR"/>
         </w:rPr>
-        <w:t>P-12 - Mesurer les contrastes utiles. Problème : Une couleur volontairement insuffisante est utilisée sans mesure. Impact : Les textes et éléments graphiques restent perceptibles avec une vision réduite ou altérée. Règle : Mesurer au moins 4,5 pour 1 pour le texte normal et 3 pour 1 pour le grand texte ou les éléments graphiques pertinents. Piste : Relever les deux couleurs et vérifier le ratio avec l'outil fourni avant de corriger. Première action : Mesurer la combinaison puis choisir une couleur qui atteint le seuil applicable. Procédure Word : Relever les couleurs de police et de fond, mesurer avec l'outil de contraste, puis modifier la couleur de police.</w:t>
+        <w:t>P-12</w:t>
+      </w:r>
+      <w:r>
+        <w:rPr>
+          <w:sz w:val="28"/>
+          <w:lang w:val="fr-FR" w:eastAsia="fr-FR" w:bidi="fr-FR"/>
+        </w:rPr>
+        <w:t xml:space="preserve"> - Mesurer les contrastes utiles. </w:t>
+      </w:r>
+      <w:r>
+        <w:rPr>
+          <w:b/>
+          <w:sz w:val="28"/>
+          <w:lang w:val="fr-FR" w:eastAsia="fr-FR" w:bidi="fr-FR"/>
+        </w:rPr>
+        <w:t>Problème :</w:t>
+      </w:r>
+      <w:r>
+        <w:rPr>
+          <w:sz w:val="28"/>
+          <w:lang w:val="fr-FR" w:eastAsia="fr-FR" w:bidi="fr-FR"/>
+        </w:rPr>
+        <w:t xml:space="preserve"> Une couleur volontairement insuffisante est utilisée sans mesure. </w:t>
+      </w:r>
+      <w:r>
+        <w:rPr>
+          <w:b/>
+          <w:sz w:val="28"/>
+          <w:lang w:val="fr-FR" w:eastAsia="fr-FR" w:bidi="fr-FR"/>
+        </w:rPr>
+        <w:t>Impact :</w:t>
+      </w:r>
+      <w:r>
+        <w:rPr>
+          <w:sz w:val="28"/>
+          <w:lang w:val="fr-FR" w:eastAsia="fr-FR" w:bidi="fr-FR"/>
+        </w:rPr>
+        <w:t xml:space="preserve"> Les textes et éléments graphiques restent perceptibles avec une vision réduite ou altérée. </w:t>
+      </w:r>
+      <w:r>
+        <w:rPr>
+          <w:b/>
+          <w:sz w:val="28"/>
+          <w:lang w:val="fr-FR" w:eastAsia="fr-FR" w:bidi="fr-FR"/>
+        </w:rPr>
+        <w:t>Règle :</w:t>
+      </w:r>
+      <w:r>
+        <w:rPr>
+          <w:sz w:val="28"/>
+          <w:lang w:val="fr-FR" w:eastAsia="fr-FR" w:bidi="fr-FR"/>
+        </w:rPr>
+        <w:t xml:space="preserve"> Mesurer au moins 4,5 pour 1 pour le texte normal et 3 pour 1 pour le grand texte ou les éléments graphiques pertinents. </w:t>
+      </w:r>
+      <w:r>
+        <w:rPr>
+          <w:b/>
+          <w:sz w:val="28"/>
+          <w:lang w:val="fr-FR" w:eastAsia="fr-FR" w:bidi="fr-FR"/>
+        </w:rPr>
+        <w:t>Piste :</w:t>
+      </w:r>
+      <w:r>
+        <w:rPr>
+          <w:sz w:val="28"/>
+          <w:lang w:val="fr-FR" w:eastAsia="fr-FR" w:bidi="fr-FR"/>
+        </w:rPr>
+        <w:t xml:space="preserve"> Relever les deux couleurs et vérifier le ratio avec l'outil fourni avant de corriger. </w:t>
+      </w:r>
+      <w:r>
+        <w:rPr>
+          <w:b/>
+          <w:sz w:val="28"/>
+          <w:lang w:val="fr-FR" w:eastAsia="fr-FR" w:bidi="fr-FR"/>
+        </w:rPr>
+        <w:t>Première action :</w:t>
+      </w:r>
+      <w:r>
+        <w:rPr>
+          <w:sz w:val="28"/>
+          <w:lang w:val="fr-FR" w:eastAsia="fr-FR" w:bidi="fr-FR"/>
+        </w:rPr>
+        <w:t xml:space="preserve"> Mesurer la combinaison puis choisir une couleur qui atteint le seuil applicable. </w:t>
+      </w:r>
+      <w:r>
+        <w:rPr>
+          <w:b/>
+          <w:sz w:val="28"/>
+          <w:lang w:val="fr-FR" w:eastAsia="fr-FR" w:bidi="fr-FR"/>
+        </w:rPr>
+        <w:t>Procédure Word :</w:t>
+      </w:r>
+      <w:r>
+        <w:rPr>
+          <w:sz w:val="28"/>
+          <w:lang w:val="fr-FR" w:eastAsia="fr-FR" w:bidi="fr-FR"/>
+        </w:rPr>
+        <w:t xml:space="preserve"> Relever les couleurs de police et de fond, mesurer avec l'outil de contraste, puis modifier la couleur de police.</w:t>
       </w:r>
     </w:p>
   </w:comment>
-  <w:comment w:id="13" w:author="Formation IGPDE" w:initials="IGPDE" w:date="2026-10-02T20:31:57Z">
+  <w:comment w:id="13" w:author="Formation IGPDE" w:initials="IGPDE" w:date="2026-10-02T20:51:23Z">
     <w:p>
       <w:pPr>
         <w:pStyle w:val="CommentText"/>
-        <w:spacing w:line="360" w:lineRule="auto"/>
+        <w:spacing w:line="480" w:lineRule="auto"/>
       </w:pPr>
       <w:r>
         <w:rPr>
@@ -2484,18 +4682,116 @@
       </w:r>
       <w:r>
         <w:rPr>
+          <w:b/>
           <w:sz w:val="28"/>
           <w:lang w:val="fr-FR" w:eastAsia="fr-FR" w:bidi="fr-FR"/>
         </w:rPr>
-        <w:t>P-13 - Ne pas transmettre une information par la couleur seule. Problème : Un graphique distingue ses séries uniquement par la couleur. Impact : L'information reste disponible sans perception fiable des couleurs. Règle : Ajouter étiquettes, motifs ou un équivalent textuel complet à tout code couleur porteur d'information. Piste : Imaginer le graphique en niveaux de gris et repérer ce qui devient ambigu. Première action : Reconstruire dans Word le graphique à partir des valeurs affichées dans l'image, puis ajouter des étiquettes et des motifs ou conserver un équivalent textuel complet. Procédure Word : Insertion &gt; Graphique &gt; Histogramme groupé, reporter les valeurs affichées dans l'image, puis afficher les étiquettes et appliquer des motifs distincts.</w:t>
+        <w:t>P-13</w:t>
+      </w:r>
+      <w:r>
+        <w:rPr>
+          <w:sz w:val="28"/>
+          <w:lang w:val="fr-FR" w:eastAsia="fr-FR" w:bidi="fr-FR"/>
+        </w:rPr>
+        <w:t xml:space="preserve"> - Ne pas transmettre une information par la couleur seule. </w:t>
+      </w:r>
+      <w:r>
+        <w:rPr>
+          <w:b/>
+          <w:sz w:val="28"/>
+          <w:lang w:val="fr-FR" w:eastAsia="fr-FR" w:bidi="fr-FR"/>
+        </w:rPr>
+        <w:t>Problème :</w:t>
+      </w:r>
+      <w:r>
+        <w:rPr>
+          <w:sz w:val="28"/>
+          <w:lang w:val="fr-FR" w:eastAsia="fr-FR" w:bidi="fr-FR"/>
+        </w:rPr>
+        <w:t xml:space="preserve"> Un graphique distingue ses séries uniquement par la couleur. </w:t>
+      </w:r>
+      <w:r>
+        <w:rPr>
+          <w:b/>
+          <w:sz w:val="28"/>
+          <w:lang w:val="fr-FR" w:eastAsia="fr-FR" w:bidi="fr-FR"/>
+        </w:rPr>
+        <w:t>Impact :</w:t>
+      </w:r>
+      <w:r>
+        <w:rPr>
+          <w:sz w:val="28"/>
+          <w:lang w:val="fr-FR" w:eastAsia="fr-FR" w:bidi="fr-FR"/>
+        </w:rPr>
+        <w:t xml:space="preserve"> L'information reste disponible sans perception fiable des couleurs. </w:t>
+      </w:r>
+      <w:r>
+        <w:rPr>
+          <w:b/>
+          <w:sz w:val="28"/>
+          <w:lang w:val="fr-FR" w:eastAsia="fr-FR" w:bidi="fr-FR"/>
+        </w:rPr>
+        <w:t>Règle :</w:t>
+      </w:r>
+      <w:r>
+        <w:rPr>
+          <w:sz w:val="28"/>
+          <w:lang w:val="fr-FR" w:eastAsia="fr-FR" w:bidi="fr-FR"/>
+        </w:rPr>
+        <w:t xml:space="preserve"> Ajouter étiquettes, motifs ou un équivalent textuel complet à tout code couleur porteur d'information. </w:t>
+      </w:r>
+      <w:r>
+        <w:rPr>
+          <w:b/>
+          <w:sz w:val="28"/>
+          <w:lang w:val="fr-FR" w:eastAsia="fr-FR" w:bidi="fr-FR"/>
+        </w:rPr>
+        <w:t>Piste :</w:t>
+      </w:r>
+      <w:r>
+        <w:rPr>
+          <w:sz w:val="28"/>
+          <w:lang w:val="fr-FR" w:eastAsia="fr-FR" w:bidi="fr-FR"/>
+        </w:rPr>
+        <w:t xml:space="preserve"> Imaginer le graphique en niveaux de gris et repérer ce qui devient ambigu. </w:t>
+      </w:r>
+      <w:r>
+        <w:rPr>
+          <w:b/>
+          <w:sz w:val="28"/>
+          <w:lang w:val="fr-FR" w:eastAsia="fr-FR" w:bidi="fr-FR"/>
+        </w:rPr>
+        <w:t>Première action :</w:t>
+      </w:r>
+      <w:r>
+        <w:rPr>
+          <w:sz w:val="28"/>
+          <w:lang w:val="fr-FR" w:eastAsia="fr-FR" w:bidi="fr-FR"/>
+        </w:rPr>
+        <w:t xml:space="preserve"> Reconstruire dans Word le graphique à partir des valeurs affichées dans l'image, puis ajouter des étiquettes et des motifs ou conserver un équivalent textuel complet. </w:t>
+      </w:r>
+      <w:r>
+        <w:rPr>
+          <w:b/>
+          <w:sz w:val="28"/>
+          <w:lang w:val="fr-FR" w:eastAsia="fr-FR" w:bidi="fr-FR"/>
+        </w:rPr>
+        <w:t>Procédure Word :</w:t>
+      </w:r>
+      <w:r>
+        <w:rPr>
+          <w:sz w:val="28"/>
+          <w:lang w:val="fr-FR" w:eastAsia="fr-FR" w:bidi="fr-FR"/>
+        </w:rPr>
+        <w:t xml:space="preserve"> Insertion &gt; Graphique &gt; Histogramme groupé, reporter les valeurs affichées dans l'image, puis afficher les étiquettes et appliquer des motifs distincts.</w:t>
       </w:r>
     </w:p>
   </w:comment>
-  <w:comment w:id="14" w:author="Formation IGPDE" w:initials="IGPDE" w:date="2026-10-02T20:31:57Z">
+  <w:comment w:id="14" w:author="Formation IGPDE" w:initials="IGPDE" w:date="2026-10-02T20:51:23Z">
     <w:p>
       <w:pPr>
         <w:pStyle w:val="CommentText"/>
-        <w:spacing w:line="360" w:lineRule="auto"/>
+        <w:spacing w:line="480" w:lineRule="auto"/>
       </w:pPr>
       <w:r>
         <w:rPr>
@@ -2507,18 +4803,116 @@
       </w:r>
       <w:r>
         <w:rPr>
+          <w:b/>
           <w:sz w:val="28"/>
           <w:lang w:val="fr-FR" w:eastAsia="fr-FR" w:bidi="fr-FR"/>
         </w:rPr>
-        <w:t>P-14 - Structurer un tableau de données simple. Problème : Un tableau de données cumule en-tête non identifié, fusion et ligne fractionnable. Impact : Les relations entre en-têtes et cellules restent compréhensibles et navigables. Règle : Utiliser un tableau de données titré, sans fusion, imbrication, fractionnement de ligne ni usage de mise en page, avec en-tête identifié et répété. Piste : Vérifier d'abord que chaque cellule appartient à une grille simple. Première action : Simplifier la structure, identifier l'en-tête et régler sa répétition ainsi que les lignes. Procédure Word : Outils de tableau &gt; Disposition pour défusionner ; Propriétés du tableau pour répéter l'en-tête et interdire le fractionnement des lignes.</w:t>
+        <w:t>P-14</w:t>
+      </w:r>
+      <w:r>
+        <w:rPr>
+          <w:sz w:val="28"/>
+          <w:lang w:val="fr-FR" w:eastAsia="fr-FR" w:bidi="fr-FR"/>
+        </w:rPr>
+        <w:t xml:space="preserve"> - Structurer un tableau de données simple. </w:t>
+      </w:r>
+      <w:r>
+        <w:rPr>
+          <w:b/>
+          <w:sz w:val="28"/>
+          <w:lang w:val="fr-FR" w:eastAsia="fr-FR" w:bidi="fr-FR"/>
+        </w:rPr>
+        <w:t>Problème :</w:t>
+      </w:r>
+      <w:r>
+        <w:rPr>
+          <w:sz w:val="28"/>
+          <w:lang w:val="fr-FR" w:eastAsia="fr-FR" w:bidi="fr-FR"/>
+        </w:rPr>
+        <w:t xml:space="preserve"> Un tableau de données cumule en-tête non identifié, fusion et ligne fractionnable. </w:t>
+      </w:r>
+      <w:r>
+        <w:rPr>
+          <w:b/>
+          <w:sz w:val="28"/>
+          <w:lang w:val="fr-FR" w:eastAsia="fr-FR" w:bidi="fr-FR"/>
+        </w:rPr>
+        <w:t>Impact :</w:t>
+      </w:r>
+      <w:r>
+        <w:rPr>
+          <w:sz w:val="28"/>
+          <w:lang w:val="fr-FR" w:eastAsia="fr-FR" w:bidi="fr-FR"/>
+        </w:rPr>
+        <w:t xml:space="preserve"> Les relations entre en-têtes et cellules restent compréhensibles et navigables. </w:t>
+      </w:r>
+      <w:r>
+        <w:rPr>
+          <w:b/>
+          <w:sz w:val="28"/>
+          <w:lang w:val="fr-FR" w:eastAsia="fr-FR" w:bidi="fr-FR"/>
+        </w:rPr>
+        <w:t>Règle :</w:t>
+      </w:r>
+      <w:r>
+        <w:rPr>
+          <w:sz w:val="28"/>
+          <w:lang w:val="fr-FR" w:eastAsia="fr-FR" w:bidi="fr-FR"/>
+        </w:rPr>
+        <w:t xml:space="preserve"> Utiliser un tableau de données titré, sans fusion, imbrication, fractionnement de ligne ni usage de mise en page, avec en-tête identifié et répété. </w:t>
+      </w:r>
+      <w:r>
+        <w:rPr>
+          <w:b/>
+          <w:sz w:val="28"/>
+          <w:lang w:val="fr-FR" w:eastAsia="fr-FR" w:bidi="fr-FR"/>
+        </w:rPr>
+        <w:t>Piste :</w:t>
+      </w:r>
+      <w:r>
+        <w:rPr>
+          <w:sz w:val="28"/>
+          <w:lang w:val="fr-FR" w:eastAsia="fr-FR" w:bidi="fr-FR"/>
+        </w:rPr>
+        <w:t xml:space="preserve"> Vérifier d'abord que chaque cellule appartient à une grille simple. </w:t>
+      </w:r>
+      <w:r>
+        <w:rPr>
+          <w:b/>
+          <w:sz w:val="28"/>
+          <w:lang w:val="fr-FR" w:eastAsia="fr-FR" w:bidi="fr-FR"/>
+        </w:rPr>
+        <w:t>Première action :</w:t>
+      </w:r>
+      <w:r>
+        <w:rPr>
+          <w:sz w:val="28"/>
+          <w:lang w:val="fr-FR" w:eastAsia="fr-FR" w:bidi="fr-FR"/>
+        </w:rPr>
+        <w:t xml:space="preserve"> Simplifier la structure, identifier l'en-tête et régler sa répétition ainsi que les lignes. </w:t>
+      </w:r>
+      <w:r>
+        <w:rPr>
+          <w:b/>
+          <w:sz w:val="28"/>
+          <w:lang w:val="fr-FR" w:eastAsia="fr-FR" w:bidi="fr-FR"/>
+        </w:rPr>
+        <w:t>Procédure Word :</w:t>
+      </w:r>
+      <w:r>
+        <w:rPr>
+          <w:sz w:val="28"/>
+          <w:lang w:val="fr-FR" w:eastAsia="fr-FR" w:bidi="fr-FR"/>
+        </w:rPr>
+        <w:t xml:space="preserve"> Outils de tableau &gt; Disposition pour défusionner ; Propriétés du tableau pour répéter l'en-tête et interdire le fractionnement des lignes.</w:t>
       </w:r>
     </w:p>
   </w:comment>
-  <w:comment w:id="15" w:author="Formation IGPDE" w:initials="IGPDE" w:date="2026-10-02T20:31:57Z">
+  <w:comment w:id="15" w:author="Formation IGPDE" w:initials="IGPDE" w:date="2026-10-02T20:51:23Z">
     <w:p>
       <w:pPr>
         <w:pStyle w:val="CommentText"/>
-        <w:spacing w:line="360" w:lineRule="auto"/>
+        <w:spacing w:line="480" w:lineRule="auto"/>
       </w:pPr>
       <w:r>
         <w:rPr>
@@ -2530,18 +4924,116 @@
       </w:r>
       <w:r>
         <w:rPr>
+          <w:b/>
           <w:sz w:val="28"/>
           <w:lang w:val="fr-FR" w:eastAsia="fr-FR" w:bidi="fr-FR"/>
         </w:rPr>
-        <w:t>P-15 - Définir les langues du document et des passages. Problème : Le document et une expression étrangère possèdent une langue absente ou incohérente. Impact : La synthèse vocale emploie la prononciation appropriée. Règle : Définir la langue principale puis baliser chaque passage dans une autre langue. Piste : Vérifier séparément la propriété du document et la langue du texte sélectionné. Première action : Régler la langue principale puis celle du passage étranger. Procédure Word : Révision &gt; Langue &gt; Définir la langue de vérification pour le document puis pour le passage sélectionné.</w:t>
+        <w:t>P-15</w:t>
+      </w:r>
+      <w:r>
+        <w:rPr>
+          <w:sz w:val="28"/>
+          <w:lang w:val="fr-FR" w:eastAsia="fr-FR" w:bidi="fr-FR"/>
+        </w:rPr>
+        <w:t xml:space="preserve"> - Définir les langues du document et des passages. </w:t>
+      </w:r>
+      <w:r>
+        <w:rPr>
+          <w:b/>
+          <w:sz w:val="28"/>
+          <w:lang w:val="fr-FR" w:eastAsia="fr-FR" w:bidi="fr-FR"/>
+        </w:rPr>
+        <w:t>Problème :</w:t>
+      </w:r>
+      <w:r>
+        <w:rPr>
+          <w:sz w:val="28"/>
+          <w:lang w:val="fr-FR" w:eastAsia="fr-FR" w:bidi="fr-FR"/>
+        </w:rPr>
+        <w:t xml:space="preserve"> Le document et une expression étrangère possèdent une langue absente ou incohérente. </w:t>
+      </w:r>
+      <w:r>
+        <w:rPr>
+          <w:b/>
+          <w:sz w:val="28"/>
+          <w:lang w:val="fr-FR" w:eastAsia="fr-FR" w:bidi="fr-FR"/>
+        </w:rPr>
+        <w:t>Impact :</w:t>
+      </w:r>
+      <w:r>
+        <w:rPr>
+          <w:sz w:val="28"/>
+          <w:lang w:val="fr-FR" w:eastAsia="fr-FR" w:bidi="fr-FR"/>
+        </w:rPr>
+        <w:t xml:space="preserve"> La synthèse vocale emploie la prononciation appropriée. </w:t>
+      </w:r>
+      <w:r>
+        <w:rPr>
+          <w:b/>
+          <w:sz w:val="28"/>
+          <w:lang w:val="fr-FR" w:eastAsia="fr-FR" w:bidi="fr-FR"/>
+        </w:rPr>
+        <w:t>Règle :</w:t>
+      </w:r>
+      <w:r>
+        <w:rPr>
+          <w:sz w:val="28"/>
+          <w:lang w:val="fr-FR" w:eastAsia="fr-FR" w:bidi="fr-FR"/>
+        </w:rPr>
+        <w:t xml:space="preserve"> Définir la langue principale puis baliser chaque passage dans une autre langue. </w:t>
+      </w:r>
+      <w:r>
+        <w:rPr>
+          <w:b/>
+          <w:sz w:val="28"/>
+          <w:lang w:val="fr-FR" w:eastAsia="fr-FR" w:bidi="fr-FR"/>
+        </w:rPr>
+        <w:t>Piste :</w:t>
+      </w:r>
+      <w:r>
+        <w:rPr>
+          <w:sz w:val="28"/>
+          <w:lang w:val="fr-FR" w:eastAsia="fr-FR" w:bidi="fr-FR"/>
+        </w:rPr>
+        <w:t xml:space="preserve"> Vérifier séparément la propriété du document et la langue du texte sélectionné. </w:t>
+      </w:r>
+      <w:r>
+        <w:rPr>
+          <w:b/>
+          <w:sz w:val="28"/>
+          <w:lang w:val="fr-FR" w:eastAsia="fr-FR" w:bidi="fr-FR"/>
+        </w:rPr>
+        <w:t>Première action :</w:t>
+      </w:r>
+      <w:r>
+        <w:rPr>
+          <w:sz w:val="28"/>
+          <w:lang w:val="fr-FR" w:eastAsia="fr-FR" w:bidi="fr-FR"/>
+        </w:rPr>
+        <w:t xml:space="preserve"> Régler la langue principale puis celle du passage étranger. </w:t>
+      </w:r>
+      <w:r>
+        <w:rPr>
+          <w:b/>
+          <w:sz w:val="28"/>
+          <w:lang w:val="fr-FR" w:eastAsia="fr-FR" w:bidi="fr-FR"/>
+        </w:rPr>
+        <w:t>Procédure Word :</w:t>
+      </w:r>
+      <w:r>
+        <w:rPr>
+          <w:sz w:val="28"/>
+          <w:lang w:val="fr-FR" w:eastAsia="fr-FR" w:bidi="fr-FR"/>
+        </w:rPr>
+        <w:t xml:space="preserve"> Révision &gt; Langue &gt; Définir la langue de vérification pour le document puis pour le passage sélectionné.</w:t>
       </w:r>
     </w:p>
   </w:comment>
-  <w:comment w:id="16" w:author="Formation IGPDE" w:initials="IGPDE" w:date="2026-10-02T20:31:57Z">
+  <w:comment w:id="16" w:author="Formation IGPDE" w:initials="IGPDE" w:date="2026-10-02T20:51:23Z">
     <w:p>
       <w:pPr>
         <w:pStyle w:val="CommentText"/>
-        <w:spacing w:line="360" w:lineRule="auto"/>
+        <w:spacing w:line="480" w:lineRule="auto"/>
       </w:pPr>
       <w:r>
         <w:rPr>
@@ -2553,18 +5045,116 @@
       </w:r>
       <w:r>
         <w:rPr>
+          <w:b/>
           <w:sz w:val="28"/>
           <w:lang w:val="fr-FR" w:eastAsia="fr-FR" w:bidi="fr-FR"/>
         </w:rPr>
-        <w:t>P-16 - Régler une typographie lisible par les styles. Problème : Le corps utilise une police, une taille, un interligne ou un alignement qui réduit la lisibilité. Impact : Le texte demande moins d'effort de lecture et reste homogène. Règle : Employer une police sans sérif, au moins 12 points, un interligne d'au moins 1,15 et un alignement à gauche. Piste : Corriger le style source puis vérifier plusieurs paragraphes. Première action : Modifier le style du corps plutôt que corriger les paragraphes un par un. Procédure Word : Accueil &gt; Styles &gt; Modifier le style Normal, puis régler police, taille, alignement et paragraphe.</w:t>
+        <w:t>P-16</w:t>
+      </w:r>
+      <w:r>
+        <w:rPr>
+          <w:sz w:val="28"/>
+          <w:lang w:val="fr-FR" w:eastAsia="fr-FR" w:bidi="fr-FR"/>
+        </w:rPr>
+        <w:t xml:space="preserve"> - Régler une typographie lisible par les styles. </w:t>
+      </w:r>
+      <w:r>
+        <w:rPr>
+          <w:b/>
+          <w:sz w:val="28"/>
+          <w:lang w:val="fr-FR" w:eastAsia="fr-FR" w:bidi="fr-FR"/>
+        </w:rPr>
+        <w:t>Problème :</w:t>
+      </w:r>
+      <w:r>
+        <w:rPr>
+          <w:sz w:val="28"/>
+          <w:lang w:val="fr-FR" w:eastAsia="fr-FR" w:bidi="fr-FR"/>
+        </w:rPr>
+        <w:t xml:space="preserve"> Le corps utilise une police, une taille, un interligne ou un alignement qui réduit la lisibilité. </w:t>
+      </w:r>
+      <w:r>
+        <w:rPr>
+          <w:b/>
+          <w:sz w:val="28"/>
+          <w:lang w:val="fr-FR" w:eastAsia="fr-FR" w:bidi="fr-FR"/>
+        </w:rPr>
+        <w:t>Impact :</w:t>
+      </w:r>
+      <w:r>
+        <w:rPr>
+          <w:sz w:val="28"/>
+          <w:lang w:val="fr-FR" w:eastAsia="fr-FR" w:bidi="fr-FR"/>
+        </w:rPr>
+        <w:t xml:space="preserve"> Le texte demande moins d'effort de lecture et reste homogène. </w:t>
+      </w:r>
+      <w:r>
+        <w:rPr>
+          <w:b/>
+          <w:sz w:val="28"/>
+          <w:lang w:val="fr-FR" w:eastAsia="fr-FR" w:bidi="fr-FR"/>
+        </w:rPr>
+        <w:t>Règle :</w:t>
+      </w:r>
+      <w:r>
+        <w:rPr>
+          <w:sz w:val="28"/>
+          <w:lang w:val="fr-FR" w:eastAsia="fr-FR" w:bidi="fr-FR"/>
+        </w:rPr>
+        <w:t xml:space="preserve"> Employer une police sans sérif, au moins 12 points, un interligne d'au moins 1,15 et un alignement à gauche. </w:t>
+      </w:r>
+      <w:r>
+        <w:rPr>
+          <w:b/>
+          <w:sz w:val="28"/>
+          <w:lang w:val="fr-FR" w:eastAsia="fr-FR" w:bidi="fr-FR"/>
+        </w:rPr>
+        <w:t>Piste :</w:t>
+      </w:r>
+      <w:r>
+        <w:rPr>
+          <w:sz w:val="28"/>
+          <w:lang w:val="fr-FR" w:eastAsia="fr-FR" w:bidi="fr-FR"/>
+        </w:rPr>
+        <w:t xml:space="preserve"> Corriger le style source puis vérifier plusieurs paragraphes. </w:t>
+      </w:r>
+      <w:r>
+        <w:rPr>
+          <w:b/>
+          <w:sz w:val="28"/>
+          <w:lang w:val="fr-FR" w:eastAsia="fr-FR" w:bidi="fr-FR"/>
+        </w:rPr>
+        <w:t>Première action :</w:t>
+      </w:r>
+      <w:r>
+        <w:rPr>
+          <w:sz w:val="28"/>
+          <w:lang w:val="fr-FR" w:eastAsia="fr-FR" w:bidi="fr-FR"/>
+        </w:rPr>
+        <w:t xml:space="preserve"> Modifier le style du corps plutôt que corriger les paragraphes un par un. </w:t>
+      </w:r>
+      <w:r>
+        <w:rPr>
+          <w:b/>
+          <w:sz w:val="28"/>
+          <w:lang w:val="fr-FR" w:eastAsia="fr-FR" w:bidi="fr-FR"/>
+        </w:rPr>
+        <w:t>Procédure Word :</w:t>
+      </w:r>
+      <w:r>
+        <w:rPr>
+          <w:sz w:val="28"/>
+          <w:lang w:val="fr-FR" w:eastAsia="fr-FR" w:bidi="fr-FR"/>
+        </w:rPr>
+        <w:t xml:space="preserve"> Accueil &gt; Styles &gt; Modifier le style Normal, puis régler police, taille, alignement et paragraphe.</w:t>
       </w:r>
     </w:p>
   </w:comment>
-  <w:comment w:id="17" w:author="Formation IGPDE" w:initials="IGPDE" w:date="2026-10-02T20:31:57Z">
+  <w:comment w:id="17" w:author="Formation IGPDE" w:initials="IGPDE" w:date="2026-10-02T20:51:23Z">
     <w:p>
       <w:pPr>
         <w:pStyle w:val="CommentText"/>
-        <w:spacing w:line="360" w:lineRule="auto"/>
+        <w:spacing w:line="480" w:lineRule="auto"/>
       </w:pPr>
       <w:r>
         <w:rPr>
@@ -2576,18 +5166,116 @@
       </w:r>
       <w:r>
         <w:rPr>
+          <w:b/>
           <w:sz w:val="28"/>
           <w:lang w:val="fr-FR" w:eastAsia="fr-FR" w:bidi="fr-FR"/>
         </w:rPr>
-        <w:t>P-17 - Appliquer la casse par la mise en forme. Problème : Un texte est saisi directement en capitales sans accents. Impact : Les accents, la recherche et la restitution du texte restent corrects. Règle : Saisir les mots normalement avec leurs accents puis appliquer l'apparence en majuscules par le style. Piste : Revenir au mot correctement orthographié avant de régler son apparence. Première action : Rétablir la saisie normale et appliquer la casse visuelle par la mise en forme. Procédure Word : Corriger le texte, puis Police &gt; Effets &gt; Majuscules si cette apparence est nécessaire.</w:t>
+        <w:t>P-17</w:t>
+      </w:r>
+      <w:r>
+        <w:rPr>
+          <w:sz w:val="28"/>
+          <w:lang w:val="fr-FR" w:eastAsia="fr-FR" w:bidi="fr-FR"/>
+        </w:rPr>
+        <w:t xml:space="preserve"> - Appliquer la casse par la mise en forme. </w:t>
+      </w:r>
+      <w:r>
+        <w:rPr>
+          <w:b/>
+          <w:sz w:val="28"/>
+          <w:lang w:val="fr-FR" w:eastAsia="fr-FR" w:bidi="fr-FR"/>
+        </w:rPr>
+        <w:t>Problème :</w:t>
+      </w:r>
+      <w:r>
+        <w:rPr>
+          <w:sz w:val="28"/>
+          <w:lang w:val="fr-FR" w:eastAsia="fr-FR" w:bidi="fr-FR"/>
+        </w:rPr>
+        <w:t xml:space="preserve"> Un texte est saisi directement en capitales sans accents. </w:t>
+      </w:r>
+      <w:r>
+        <w:rPr>
+          <w:b/>
+          <w:sz w:val="28"/>
+          <w:lang w:val="fr-FR" w:eastAsia="fr-FR" w:bidi="fr-FR"/>
+        </w:rPr>
+        <w:t>Impact :</w:t>
+      </w:r>
+      <w:r>
+        <w:rPr>
+          <w:sz w:val="28"/>
+          <w:lang w:val="fr-FR" w:eastAsia="fr-FR" w:bidi="fr-FR"/>
+        </w:rPr>
+        <w:t xml:space="preserve"> Les accents, la recherche et la restitution du texte restent corrects. </w:t>
+      </w:r>
+      <w:r>
+        <w:rPr>
+          <w:b/>
+          <w:sz w:val="28"/>
+          <w:lang w:val="fr-FR" w:eastAsia="fr-FR" w:bidi="fr-FR"/>
+        </w:rPr>
+        <w:t>Règle :</w:t>
+      </w:r>
+      <w:r>
+        <w:rPr>
+          <w:sz w:val="28"/>
+          <w:lang w:val="fr-FR" w:eastAsia="fr-FR" w:bidi="fr-FR"/>
+        </w:rPr>
+        <w:t xml:space="preserve"> Saisir les mots normalement avec leurs accents puis appliquer l'apparence en majuscules par le style. </w:t>
+      </w:r>
+      <w:r>
+        <w:rPr>
+          <w:b/>
+          <w:sz w:val="28"/>
+          <w:lang w:val="fr-FR" w:eastAsia="fr-FR" w:bidi="fr-FR"/>
+        </w:rPr>
+        <w:t>Piste :</w:t>
+      </w:r>
+      <w:r>
+        <w:rPr>
+          <w:sz w:val="28"/>
+          <w:lang w:val="fr-FR" w:eastAsia="fr-FR" w:bidi="fr-FR"/>
+        </w:rPr>
+        <w:t xml:space="preserve"> Revenir au mot correctement orthographié avant de régler son apparence. </w:t>
+      </w:r>
+      <w:r>
+        <w:rPr>
+          <w:b/>
+          <w:sz w:val="28"/>
+          <w:lang w:val="fr-FR" w:eastAsia="fr-FR" w:bidi="fr-FR"/>
+        </w:rPr>
+        <w:t>Première action :</w:t>
+      </w:r>
+      <w:r>
+        <w:rPr>
+          <w:sz w:val="28"/>
+          <w:lang w:val="fr-FR" w:eastAsia="fr-FR" w:bidi="fr-FR"/>
+        </w:rPr>
+        <w:t xml:space="preserve"> Rétablir la saisie normale et appliquer la casse visuelle par la mise en forme. </w:t>
+      </w:r>
+      <w:r>
+        <w:rPr>
+          <w:b/>
+          <w:sz w:val="28"/>
+          <w:lang w:val="fr-FR" w:eastAsia="fr-FR" w:bidi="fr-FR"/>
+        </w:rPr>
+        <w:t>Procédure Word :</w:t>
+      </w:r>
+      <w:r>
+        <w:rPr>
+          <w:sz w:val="28"/>
+          <w:lang w:val="fr-FR" w:eastAsia="fr-FR" w:bidi="fr-FR"/>
+        </w:rPr>
+        <w:t xml:space="preserve"> Corriger le texte, puis Police &gt; Effets &gt; Majuscules si cette apparence est nécessaire.</w:t>
       </w:r>
     </w:p>
   </w:comment>
-  <w:comment w:id="18" w:author="Formation IGPDE" w:initials="IGPDE" w:date="2026-10-02T20:31:57Z">
+  <w:comment w:id="18" w:author="Formation IGPDE" w:initials="IGPDE" w:date="2026-10-02T20:51:23Z">
     <w:p>
       <w:pPr>
         <w:pStyle w:val="CommentText"/>
-        <w:spacing w:line="360" w:lineRule="auto"/>
+        <w:spacing w:line="480" w:lineRule="auto"/>
       </w:pPr>
       <w:r>
         <w:rPr>
@@ -2599,18 +5287,116 @@
       </w:r>
       <w:r>
         <w:rPr>
+          <w:b/>
           <w:sz w:val="28"/>
           <w:lang w:val="fr-FR" w:eastAsia="fr-FR" w:bidi="fr-FR"/>
         </w:rPr>
-        <w:t>P-18 - Développer les sigles et vérifier les majuscules. Problème : Un acronyme n'est jamais développé et les mots en majuscules échappent à la vérification. Impact : Les termes abrégés deviennent compréhensibles et les erreurs restent détectables. Règle : Développer chaque sigle ou acronyme à sa première occurrence et inclure les mots en majuscules dans la vérification orthographique. Piste : Chercher la première apparition avant d'ajouter le développement. Première action : Développer la première occurrence et activer l'option de vérification correspondante. Procédure Word : Développer le terme dans le corps, puis Fichier &gt; Options &gt; Vérification et décocher Ignorer les mots en MAJUSCULES.</w:t>
+        <w:t>P-18</w:t>
+      </w:r>
+      <w:r>
+        <w:rPr>
+          <w:sz w:val="28"/>
+          <w:lang w:val="fr-FR" w:eastAsia="fr-FR" w:bidi="fr-FR"/>
+        </w:rPr>
+        <w:t xml:space="preserve"> - Développer les sigles et vérifier les majuscules. </w:t>
+      </w:r>
+      <w:r>
+        <w:rPr>
+          <w:b/>
+          <w:sz w:val="28"/>
+          <w:lang w:val="fr-FR" w:eastAsia="fr-FR" w:bidi="fr-FR"/>
+        </w:rPr>
+        <w:t>Problème :</w:t>
+      </w:r>
+      <w:r>
+        <w:rPr>
+          <w:sz w:val="28"/>
+          <w:lang w:val="fr-FR" w:eastAsia="fr-FR" w:bidi="fr-FR"/>
+        </w:rPr>
+        <w:t xml:space="preserve"> Un acronyme n'est jamais développé et les mots en majuscules échappent à la vérification. </w:t>
+      </w:r>
+      <w:r>
+        <w:rPr>
+          <w:b/>
+          <w:sz w:val="28"/>
+          <w:lang w:val="fr-FR" w:eastAsia="fr-FR" w:bidi="fr-FR"/>
+        </w:rPr>
+        <w:t>Impact :</w:t>
+      </w:r>
+      <w:r>
+        <w:rPr>
+          <w:sz w:val="28"/>
+          <w:lang w:val="fr-FR" w:eastAsia="fr-FR" w:bidi="fr-FR"/>
+        </w:rPr>
+        <w:t xml:space="preserve"> Les termes abrégés deviennent compréhensibles et les erreurs restent détectables. </w:t>
+      </w:r>
+      <w:r>
+        <w:rPr>
+          <w:b/>
+          <w:sz w:val="28"/>
+          <w:lang w:val="fr-FR" w:eastAsia="fr-FR" w:bidi="fr-FR"/>
+        </w:rPr>
+        <w:t>Règle :</w:t>
+      </w:r>
+      <w:r>
+        <w:rPr>
+          <w:sz w:val="28"/>
+          <w:lang w:val="fr-FR" w:eastAsia="fr-FR" w:bidi="fr-FR"/>
+        </w:rPr>
+        <w:t xml:space="preserve"> Développer chaque sigle ou acronyme à sa première occurrence et inclure les mots en majuscules dans la vérification orthographique. </w:t>
+      </w:r>
+      <w:r>
+        <w:rPr>
+          <w:b/>
+          <w:sz w:val="28"/>
+          <w:lang w:val="fr-FR" w:eastAsia="fr-FR" w:bidi="fr-FR"/>
+        </w:rPr>
+        <w:t>Piste :</w:t>
+      </w:r>
+      <w:r>
+        <w:rPr>
+          <w:sz w:val="28"/>
+          <w:lang w:val="fr-FR" w:eastAsia="fr-FR" w:bidi="fr-FR"/>
+        </w:rPr>
+        <w:t xml:space="preserve"> Chercher la première apparition avant d'ajouter le développement. </w:t>
+      </w:r>
+      <w:r>
+        <w:rPr>
+          <w:b/>
+          <w:sz w:val="28"/>
+          <w:lang w:val="fr-FR" w:eastAsia="fr-FR" w:bidi="fr-FR"/>
+        </w:rPr>
+        <w:t>Première action :</w:t>
+      </w:r>
+      <w:r>
+        <w:rPr>
+          <w:sz w:val="28"/>
+          <w:lang w:val="fr-FR" w:eastAsia="fr-FR" w:bidi="fr-FR"/>
+        </w:rPr>
+        <w:t xml:space="preserve"> Développer la première occurrence et activer l'option de vérification correspondante. </w:t>
+      </w:r>
+      <w:r>
+        <w:rPr>
+          <w:b/>
+          <w:sz w:val="28"/>
+          <w:lang w:val="fr-FR" w:eastAsia="fr-FR" w:bidi="fr-FR"/>
+        </w:rPr>
+        <w:t>Procédure Word :</w:t>
+      </w:r>
+      <w:r>
+        <w:rPr>
+          <w:sz w:val="28"/>
+          <w:lang w:val="fr-FR" w:eastAsia="fr-FR" w:bidi="fr-FR"/>
+        </w:rPr>
+        <w:t xml:space="preserve"> Développer le terme dans le corps, puis Fichier &gt; Options &gt; Vérification et décocher Ignorer les mots en MAJUSCULES.</w:t>
       </w:r>
     </w:p>
   </w:comment>
-  <w:comment w:id="19" w:author="Formation IGPDE" w:initials="IGPDE" w:date="2026-10-02T20:31:57Z">
+  <w:comment w:id="19" w:author="Formation IGPDE" w:initials="IGPDE" w:date="2026-10-02T20:51:23Z">
     <w:p>
       <w:pPr>
         <w:pStyle w:val="CommentText"/>
-        <w:spacing w:line="360" w:lineRule="auto"/>
+        <w:spacing w:line="480" w:lineRule="auto"/>
       </w:pPr>
       <w:r>
         <w:rPr>
@@ -2622,10 +5408,108 @@
       </w:r>
       <w:r>
         <w:rPr>
+          <w:b/>
           <w:sz w:val="28"/>
           <w:lang w:val="fr-FR" w:eastAsia="fr-FR" w:bidi="fr-FR"/>
         </w:rPr>
-        <w:t>Document — P-19 - Renseigner les propriétés et le nom du fichier. Problème : Les propriétés sont absentes et le nom du fichier ne décrit pas son contenu. Impact : Le document est identifiable dans les outils, les listes de fichiers et les technologies d'assistance. Règle : Renseigner titre, auteur et langue puis enregistrer sous un nom descriptif. Piste : Distinguer le titre interne, la propriété Titre et le nom de fichier. Première action : Compléter les propriétés puis enregistrer une copie sous un nom descriptif. Procédure Word : Fichier &gt; Informations &gt; Propriétés &gt; Propriétés avancées, puis Fichier &gt; Enregistrer sous.</w:t>
+        <w:t>Document — P-19</w:t>
+      </w:r>
+      <w:r>
+        <w:rPr>
+          <w:sz w:val="28"/>
+          <w:lang w:val="fr-FR" w:eastAsia="fr-FR" w:bidi="fr-FR"/>
+        </w:rPr>
+        <w:t xml:space="preserve"> - Renseigner les propriétés et le nom du fichier. </w:t>
+      </w:r>
+      <w:r>
+        <w:rPr>
+          <w:b/>
+          <w:sz w:val="28"/>
+          <w:lang w:val="fr-FR" w:eastAsia="fr-FR" w:bidi="fr-FR"/>
+        </w:rPr>
+        <w:t>Problème :</w:t>
+      </w:r>
+      <w:r>
+        <w:rPr>
+          <w:sz w:val="28"/>
+          <w:lang w:val="fr-FR" w:eastAsia="fr-FR" w:bidi="fr-FR"/>
+        </w:rPr>
+        <w:t xml:space="preserve"> Les propriétés sont absentes et le nom du fichier ne décrit pas son contenu. </w:t>
+      </w:r>
+      <w:r>
+        <w:rPr>
+          <w:b/>
+          <w:sz w:val="28"/>
+          <w:lang w:val="fr-FR" w:eastAsia="fr-FR" w:bidi="fr-FR"/>
+        </w:rPr>
+        <w:t>Impact :</w:t>
+      </w:r>
+      <w:r>
+        <w:rPr>
+          <w:sz w:val="28"/>
+          <w:lang w:val="fr-FR" w:eastAsia="fr-FR" w:bidi="fr-FR"/>
+        </w:rPr>
+        <w:t xml:space="preserve"> Le document est identifiable dans les outils, les listes de fichiers et les technologies d'assistance. </w:t>
+      </w:r>
+      <w:r>
+        <w:rPr>
+          <w:b/>
+          <w:sz w:val="28"/>
+          <w:lang w:val="fr-FR" w:eastAsia="fr-FR" w:bidi="fr-FR"/>
+        </w:rPr>
+        <w:t>Règle :</w:t>
+      </w:r>
+      <w:r>
+        <w:rPr>
+          <w:sz w:val="28"/>
+          <w:lang w:val="fr-FR" w:eastAsia="fr-FR" w:bidi="fr-FR"/>
+        </w:rPr>
+        <w:t xml:space="preserve"> Renseigner titre, auteur et langue puis enregistrer sous un nom descriptif. </w:t>
+      </w:r>
+      <w:r>
+        <w:rPr>
+          <w:b/>
+          <w:sz w:val="28"/>
+          <w:lang w:val="fr-FR" w:eastAsia="fr-FR" w:bidi="fr-FR"/>
+        </w:rPr>
+        <w:t>Piste :</w:t>
+      </w:r>
+      <w:r>
+        <w:rPr>
+          <w:sz w:val="28"/>
+          <w:lang w:val="fr-FR" w:eastAsia="fr-FR" w:bidi="fr-FR"/>
+        </w:rPr>
+        <w:t xml:space="preserve"> Distinguer le titre interne, la propriété Titre et le nom de fichier. </w:t>
+      </w:r>
+      <w:r>
+        <w:rPr>
+          <w:b/>
+          <w:sz w:val="28"/>
+          <w:lang w:val="fr-FR" w:eastAsia="fr-FR" w:bidi="fr-FR"/>
+        </w:rPr>
+        <w:t>Première action :</w:t>
+      </w:r>
+      <w:r>
+        <w:rPr>
+          <w:sz w:val="28"/>
+          <w:lang w:val="fr-FR" w:eastAsia="fr-FR" w:bidi="fr-FR"/>
+        </w:rPr>
+        <w:t xml:space="preserve"> Compléter les propriétés puis enregistrer une copie sous un nom descriptif. </w:t>
+      </w:r>
+      <w:r>
+        <w:rPr>
+          <w:b/>
+          <w:sz w:val="28"/>
+          <w:lang w:val="fr-FR" w:eastAsia="fr-FR" w:bidi="fr-FR"/>
+        </w:rPr>
+        <w:t>Procédure Word :</w:t>
+      </w:r>
+      <w:r>
+        <w:rPr>
+          <w:sz w:val="28"/>
+          <w:lang w:val="fr-FR" w:eastAsia="fr-FR" w:bidi="fr-FR"/>
+        </w:rPr>
+        <w:t xml:space="preserve"> Fichier &gt; Informations &gt; Propriétés &gt; Propriétés avancées, puis Fichier &gt; Enregistrer sous.</w:t>
       </w:r>
     </w:p>
   </w:comment>

--- a/_source/tp-doc-aide-correction.docx
+++ b/_source/tp-doc-aide-correction.docx
@@ -3093,7 +3093,7 @@
 
 <file path=word/comments.xml><?xml version="1.0" encoding="utf-8"?>
 <w:comments xmlns:a="http://schemas.openxmlformats.org/drawingml/2006/main" xmlns:pic="http://schemas.openxmlformats.org/drawingml/2006/picture" xmlns:r="http://schemas.openxmlformats.org/officeDocument/2006/relationships" xmlns:w="http://schemas.openxmlformats.org/wordprocessingml/2006/main" xmlns:wp="http://schemas.openxmlformats.org/drawingml/2006/wordprocessingDrawing" xmlns:mc="http://schemas.openxmlformats.org/markup-compatibility/2006" xmlns:a14="http://schemas.microsoft.com/office/drawing/2010/main" xmlns:w14="http://schemas.microsoft.com/office/word/2010/wordml" xmlns:wpc="http://schemas.microsoft.com/office/word/2010/wordprocessingCanvas">
-  <w:comment w:id="0" w:author="Formation IGPDE" w:initials="IGPDE" w:date="2026-10-02T20:51:23Z">
+  <w:comment w:id="0" w:author="Formation IGPDE" w:initials="IGPDE" w:date="2026-10-04T19:28:04Z">
     <w:p>
       <w:pPr>
         <w:pStyle w:val="CommentText"/>
@@ -3214,7 +3214,7 @@
       </w:r>
     </w:p>
   </w:comment>
-  <w:comment w:id="1" w:author="Formation IGPDE" w:initials="IGPDE" w:date="2026-10-02T20:51:23Z">
+  <w:comment w:id="1" w:author="Formation IGPDE" w:initials="IGPDE" w:date="2026-10-04T19:28:04Z">
     <w:p>
       <w:pPr>
         <w:pStyle w:val="CommentText"/>
@@ -3335,7 +3335,7 @@
       </w:r>
     </w:p>
   </w:comment>
-  <w:comment w:id="2" w:author="Formation IGPDE" w:initials="IGPDE" w:date="2026-10-02T20:51:23Z">
+  <w:comment w:id="2" w:author="Formation IGPDE" w:initials="IGPDE" w:date="2026-10-04T19:28:04Z">
     <w:p>
       <w:pPr>
         <w:pStyle w:val="CommentText"/>
@@ -3456,7 +3456,7 @@
       </w:r>
     </w:p>
   </w:comment>
-  <w:comment w:id="3" w:author="Formation IGPDE" w:initials="IGPDE" w:date="2026-10-02T20:51:23Z">
+  <w:comment w:id="3" w:author="Formation IGPDE" w:initials="IGPDE" w:date="2026-10-04T19:28:04Z">
     <w:p>
       <w:pPr>
         <w:pStyle w:val="CommentText"/>
@@ -3577,7 +3577,7 @@
       </w:r>
     </w:p>
   </w:comment>
-  <w:comment w:id="4" w:author="Formation IGPDE" w:initials="IGPDE" w:date="2026-10-02T20:51:23Z">
+  <w:comment w:id="4" w:author="Formation IGPDE" w:initials="IGPDE" w:date="2026-10-04T19:28:04Z">
     <w:p>
       <w:pPr>
         <w:pStyle w:val="CommentText"/>
@@ -3698,7 +3698,7 @@
       </w:r>
     </w:p>
   </w:comment>
-  <w:comment w:id="5" w:author="Formation IGPDE" w:initials="IGPDE" w:date="2026-10-02T20:51:23Z">
+  <w:comment w:id="5" w:author="Formation IGPDE" w:initials="IGPDE" w:date="2026-10-04T19:28:04Z">
     <w:p>
       <w:pPr>
         <w:pStyle w:val="CommentText"/>
@@ -3819,7 +3819,7 @@
       </w:r>
     </w:p>
   </w:comment>
-  <w:comment w:id="6" w:author="Formation IGPDE" w:initials="IGPDE" w:date="2026-10-02T20:51:23Z">
+  <w:comment w:id="6" w:author="Formation IGPDE" w:initials="IGPDE" w:date="2026-10-04T19:28:04Z">
     <w:p>
       <w:pPr>
         <w:pStyle w:val="CommentText"/>
@@ -3940,7 +3940,7 @@
       </w:r>
     </w:p>
   </w:comment>
-  <w:comment w:id="7" w:author="Formation IGPDE" w:initials="IGPDE" w:date="2026-10-02T20:51:23Z">
+  <w:comment w:id="7" w:author="Formation IGPDE" w:initials="IGPDE" w:date="2026-10-04T19:28:04Z">
     <w:p>
       <w:pPr>
         <w:pStyle w:val="CommentText"/>
@@ -4061,7 +4061,7 @@
       </w:r>
     </w:p>
   </w:comment>
-  <w:comment w:id="8" w:author="Formation IGPDE" w:initials="IGPDE" w:date="2026-10-02T20:51:23Z">
+  <w:comment w:id="8" w:author="Formation IGPDE" w:initials="IGPDE" w:date="2026-10-04T19:28:04Z">
     <w:p>
       <w:pPr>
         <w:pStyle w:val="CommentText"/>
@@ -4182,7 +4182,7 @@
       </w:r>
     </w:p>
   </w:comment>
-  <w:comment w:id="9" w:author="Formation IGPDE" w:initials="IGPDE" w:date="2026-10-02T20:51:23Z">
+  <w:comment w:id="9" w:author="Formation IGPDE" w:initials="IGPDE" w:date="2026-10-04T19:28:04Z">
     <w:p>
       <w:pPr>
         <w:pStyle w:val="CommentText"/>
@@ -4303,7 +4303,7 @@
       </w:r>
     </w:p>
   </w:comment>
-  <w:comment w:id="10" w:author="Formation IGPDE" w:initials="IGPDE" w:date="2026-10-02T20:51:23Z">
+  <w:comment w:id="10" w:author="Formation IGPDE" w:initials="IGPDE" w:date="2026-10-04T19:28:04Z">
     <w:p>
       <w:pPr>
         <w:pStyle w:val="CommentText"/>
@@ -4424,7 +4424,7 @@
       </w:r>
     </w:p>
   </w:comment>
-  <w:comment w:id="11" w:author="Formation IGPDE" w:initials="IGPDE" w:date="2026-10-02T20:51:23Z">
+  <w:comment w:id="11" w:author="Formation IGPDE" w:initials="IGPDE" w:date="2026-10-04T19:28:04Z">
     <w:p>
       <w:pPr>
         <w:pStyle w:val="CommentText"/>
@@ -4545,7 +4545,7 @@
       </w:r>
     </w:p>
   </w:comment>
-  <w:comment w:id="12" w:author="Formation IGPDE" w:initials="IGPDE" w:date="2026-10-02T20:51:23Z">
+  <w:comment w:id="12" w:author="Formation IGPDE" w:initials="IGPDE" w:date="2026-10-04T19:28:04Z">
     <w:p>
       <w:pPr>
         <w:pStyle w:val="CommentText"/>
@@ -4666,7 +4666,7 @@
       </w:r>
     </w:p>
   </w:comment>
-  <w:comment w:id="13" w:author="Formation IGPDE" w:initials="IGPDE" w:date="2026-10-02T20:51:23Z">
+  <w:comment w:id="13" w:author="Formation IGPDE" w:initials="IGPDE" w:date="2026-10-04T19:28:04Z">
     <w:p>
       <w:pPr>
         <w:pStyle w:val="CommentText"/>
@@ -4787,7 +4787,7 @@
       </w:r>
     </w:p>
   </w:comment>
-  <w:comment w:id="14" w:author="Formation IGPDE" w:initials="IGPDE" w:date="2026-10-02T20:51:23Z">
+  <w:comment w:id="14" w:author="Formation IGPDE" w:initials="IGPDE" w:date="2026-10-04T19:28:04Z">
     <w:p>
       <w:pPr>
         <w:pStyle w:val="CommentText"/>
@@ -4908,7 +4908,7 @@
       </w:r>
     </w:p>
   </w:comment>
-  <w:comment w:id="15" w:author="Formation IGPDE" w:initials="IGPDE" w:date="2026-10-02T20:51:23Z">
+  <w:comment w:id="15" w:author="Formation IGPDE" w:initials="IGPDE" w:date="2026-10-04T19:28:04Z">
     <w:p>
       <w:pPr>
         <w:pStyle w:val="CommentText"/>
@@ -5029,7 +5029,7 @@
       </w:r>
     </w:p>
   </w:comment>
-  <w:comment w:id="16" w:author="Formation IGPDE" w:initials="IGPDE" w:date="2026-10-02T20:51:23Z">
+  <w:comment w:id="16" w:author="Formation IGPDE" w:initials="IGPDE" w:date="2026-10-04T19:28:04Z">
     <w:p>
       <w:pPr>
         <w:pStyle w:val="CommentText"/>
@@ -5150,7 +5150,7 @@
       </w:r>
     </w:p>
   </w:comment>
-  <w:comment w:id="17" w:author="Formation IGPDE" w:initials="IGPDE" w:date="2026-10-02T20:51:23Z">
+  <w:comment w:id="17" w:author="Formation IGPDE" w:initials="IGPDE" w:date="2026-10-04T19:28:04Z">
     <w:p>
       <w:pPr>
         <w:pStyle w:val="CommentText"/>
@@ -5271,7 +5271,7 @@
       </w:r>
     </w:p>
   </w:comment>
-  <w:comment w:id="18" w:author="Formation IGPDE" w:initials="IGPDE" w:date="2026-10-02T20:51:23Z">
+  <w:comment w:id="18" w:author="Formation IGPDE" w:initials="IGPDE" w:date="2026-10-04T19:28:04Z">
     <w:p>
       <w:pPr>
         <w:pStyle w:val="CommentText"/>
@@ -5392,7 +5392,7 @@
       </w:r>
     </w:p>
   </w:comment>
-  <w:comment w:id="19" w:author="Formation IGPDE" w:initials="IGPDE" w:date="2026-10-02T20:51:23Z">
+  <w:comment w:id="19" w:author="Formation IGPDE" w:initials="IGPDE" w:date="2026-10-04T19:28:04Z">
     <w:p>
       <w:pPr>
         <w:pStyle w:val="CommentText"/>

--- a/_source/tp-doc-aide-correction.docx
+++ b/_source/tp-doc-aide-correction.docx
@@ -3093,7 +3093,7 @@
 
 <file path=word/comments.xml><?xml version="1.0" encoding="utf-8"?>
 <w:comments xmlns:a="http://schemas.openxmlformats.org/drawingml/2006/main" xmlns:pic="http://schemas.openxmlformats.org/drawingml/2006/picture" xmlns:r="http://schemas.openxmlformats.org/officeDocument/2006/relationships" xmlns:w="http://schemas.openxmlformats.org/wordprocessingml/2006/main" xmlns:wp="http://schemas.openxmlformats.org/drawingml/2006/wordprocessingDrawing" xmlns:mc="http://schemas.openxmlformats.org/markup-compatibility/2006" xmlns:a14="http://schemas.microsoft.com/office/drawing/2010/main" xmlns:w14="http://schemas.microsoft.com/office/word/2010/wordml" xmlns:wpc="http://schemas.microsoft.com/office/word/2010/wordprocessingCanvas">
-  <w:comment w:id="0" w:author="Formation IGPDE" w:initials="IGPDE" w:date="2026-10-04T19:28:04Z">
+  <w:comment w:id="0" w:author="Formation IGPDE" w:initials="IGPDE" w:date="2026-10-08T13:09:38Z">
     <w:p>
       <w:pPr>
         <w:pStyle w:val="CommentText"/>
@@ -3214,7 +3214,7 @@
       </w:r>
     </w:p>
   </w:comment>
-  <w:comment w:id="1" w:author="Formation IGPDE" w:initials="IGPDE" w:date="2026-10-04T19:28:04Z">
+  <w:comment w:id="1" w:author="Formation IGPDE" w:initials="IGPDE" w:date="2026-10-08T13:09:38Z">
     <w:p>
       <w:pPr>
         <w:pStyle w:val="CommentText"/>
@@ -3335,7 +3335,7 @@
       </w:r>
     </w:p>
   </w:comment>
-  <w:comment w:id="2" w:author="Formation IGPDE" w:initials="IGPDE" w:date="2026-10-04T19:28:04Z">
+  <w:comment w:id="2" w:author="Formation IGPDE" w:initials="IGPDE" w:date="2026-10-08T13:09:38Z">
     <w:p>
       <w:pPr>
         <w:pStyle w:val="CommentText"/>
@@ -3456,7 +3456,7 @@
       </w:r>
     </w:p>
   </w:comment>
-  <w:comment w:id="3" w:author="Formation IGPDE" w:initials="IGPDE" w:date="2026-10-04T19:28:04Z">
+  <w:comment w:id="3" w:author="Formation IGPDE" w:initials="IGPDE" w:date="2026-10-08T13:09:38Z">
     <w:p>
       <w:pPr>
         <w:pStyle w:val="CommentText"/>
@@ -3577,7 +3577,7 @@
       </w:r>
     </w:p>
   </w:comment>
-  <w:comment w:id="4" w:author="Formation IGPDE" w:initials="IGPDE" w:date="2026-10-04T19:28:04Z">
+  <w:comment w:id="4" w:author="Formation IGPDE" w:initials="IGPDE" w:date="2026-10-08T13:09:38Z">
     <w:p>
       <w:pPr>
         <w:pStyle w:val="CommentText"/>
@@ -3698,7 +3698,7 @@
       </w:r>
     </w:p>
   </w:comment>
-  <w:comment w:id="5" w:author="Formation IGPDE" w:initials="IGPDE" w:date="2026-10-04T19:28:04Z">
+  <w:comment w:id="5" w:author="Formation IGPDE" w:initials="IGPDE" w:date="2026-10-08T13:09:38Z">
     <w:p>
       <w:pPr>
         <w:pStyle w:val="CommentText"/>
@@ -3819,7 +3819,7 @@
       </w:r>
     </w:p>
   </w:comment>
-  <w:comment w:id="6" w:author="Formation IGPDE" w:initials="IGPDE" w:date="2026-10-04T19:28:04Z">
+  <w:comment w:id="6" w:author="Formation IGPDE" w:initials="IGPDE" w:date="2026-10-08T13:09:38Z">
     <w:p>
       <w:pPr>
         <w:pStyle w:val="CommentText"/>
@@ -3940,7 +3940,7 @@
       </w:r>
     </w:p>
   </w:comment>
-  <w:comment w:id="7" w:author="Formation IGPDE" w:initials="IGPDE" w:date="2026-10-04T19:28:04Z">
+  <w:comment w:id="7" w:author="Formation IGPDE" w:initials="IGPDE" w:date="2026-10-08T13:09:38Z">
     <w:p>
       <w:pPr>
         <w:pStyle w:val="CommentText"/>
@@ -4061,7 +4061,7 @@
       </w:r>
     </w:p>
   </w:comment>
-  <w:comment w:id="8" w:author="Formation IGPDE" w:initials="IGPDE" w:date="2026-10-04T19:28:04Z">
+  <w:comment w:id="8" w:author="Formation IGPDE" w:initials="IGPDE" w:date="2026-10-08T13:09:38Z">
     <w:p>
       <w:pPr>
         <w:pStyle w:val="CommentText"/>
@@ -4182,7 +4182,7 @@
       </w:r>
     </w:p>
   </w:comment>
-  <w:comment w:id="9" w:author="Formation IGPDE" w:initials="IGPDE" w:date="2026-10-04T19:28:04Z">
+  <w:comment w:id="9" w:author="Formation IGPDE" w:initials="IGPDE" w:date="2026-10-08T13:09:38Z">
     <w:p>
       <w:pPr>
         <w:pStyle w:val="CommentText"/>
@@ -4303,7 +4303,7 @@
       </w:r>
     </w:p>
   </w:comment>
-  <w:comment w:id="10" w:author="Formation IGPDE" w:initials="IGPDE" w:date="2026-10-04T19:28:04Z">
+  <w:comment w:id="10" w:author="Formation IGPDE" w:initials="IGPDE" w:date="2026-10-08T13:09:38Z">
     <w:p>
       <w:pPr>
         <w:pStyle w:val="CommentText"/>
@@ -4424,7 +4424,7 @@
       </w:r>
     </w:p>
   </w:comment>
-  <w:comment w:id="11" w:author="Formation IGPDE" w:initials="IGPDE" w:date="2026-10-04T19:28:04Z">
+  <w:comment w:id="11" w:author="Formation IGPDE" w:initials="IGPDE" w:date="2026-10-08T13:09:38Z">
     <w:p>
       <w:pPr>
         <w:pStyle w:val="CommentText"/>
@@ -4545,7 +4545,7 @@
       </w:r>
     </w:p>
   </w:comment>
-  <w:comment w:id="12" w:author="Formation IGPDE" w:initials="IGPDE" w:date="2026-10-04T19:28:04Z">
+  <w:comment w:id="12" w:author="Formation IGPDE" w:initials="IGPDE" w:date="2026-10-08T13:09:38Z">
     <w:p>
       <w:pPr>
         <w:pStyle w:val="CommentText"/>
@@ -4666,7 +4666,7 @@
       </w:r>
     </w:p>
   </w:comment>
-  <w:comment w:id="13" w:author="Formation IGPDE" w:initials="IGPDE" w:date="2026-10-04T19:28:04Z">
+  <w:comment w:id="13" w:author="Formation IGPDE" w:initials="IGPDE" w:date="2026-10-08T13:09:38Z">
     <w:p>
       <w:pPr>
         <w:pStyle w:val="CommentText"/>
@@ -4787,7 +4787,7 @@
       </w:r>
     </w:p>
   </w:comment>
-  <w:comment w:id="14" w:author="Formation IGPDE" w:initials="IGPDE" w:date="2026-10-04T19:28:04Z">
+  <w:comment w:id="14" w:author="Formation IGPDE" w:initials="IGPDE" w:date="2026-10-08T13:09:38Z">
     <w:p>
       <w:pPr>
         <w:pStyle w:val="CommentText"/>
@@ -4908,7 +4908,7 @@
       </w:r>
     </w:p>
   </w:comment>
-  <w:comment w:id="15" w:author="Formation IGPDE" w:initials="IGPDE" w:date="2026-10-04T19:28:04Z">
+  <w:comment w:id="15" w:author="Formation IGPDE" w:initials="IGPDE" w:date="2026-10-08T13:09:38Z">
     <w:p>
       <w:pPr>
         <w:pStyle w:val="CommentText"/>
@@ -5029,7 +5029,7 @@
       </w:r>
     </w:p>
   </w:comment>
-  <w:comment w:id="16" w:author="Formation IGPDE" w:initials="IGPDE" w:date="2026-10-04T19:28:04Z">
+  <w:comment w:id="16" w:author="Formation IGPDE" w:initials="IGPDE" w:date="2026-10-08T13:09:38Z">
     <w:p>
       <w:pPr>
         <w:pStyle w:val="CommentText"/>
@@ -5150,7 +5150,7 @@
       </w:r>
     </w:p>
   </w:comment>
-  <w:comment w:id="17" w:author="Formation IGPDE" w:initials="IGPDE" w:date="2026-10-04T19:28:04Z">
+  <w:comment w:id="17" w:author="Formation IGPDE" w:initials="IGPDE" w:date="2026-10-08T13:09:38Z">
     <w:p>
       <w:pPr>
         <w:pStyle w:val="CommentText"/>
@@ -5271,7 +5271,7 @@
       </w:r>
     </w:p>
   </w:comment>
-  <w:comment w:id="18" w:author="Formation IGPDE" w:initials="IGPDE" w:date="2026-10-04T19:28:04Z">
+  <w:comment w:id="18" w:author="Formation IGPDE" w:initials="IGPDE" w:date="2026-10-08T13:09:38Z">
     <w:p>
       <w:pPr>
         <w:pStyle w:val="CommentText"/>
@@ -5392,7 +5392,7 @@
       </w:r>
     </w:p>
   </w:comment>
-  <w:comment w:id="19" w:author="Formation IGPDE" w:initials="IGPDE" w:date="2026-10-04T19:28:04Z">
+  <w:comment w:id="19" w:author="Formation IGPDE" w:initials="IGPDE" w:date="2026-10-08T13:09:38Z">
     <w:p>
       <w:pPr>
         <w:pStyle w:val="CommentText"/>
